--- a/reports/carla_finetuning_maggio_2026.docx
+++ b/reports/carla_finetuning_maggio_2026.docx
@@ -13,7 +13,7 @@
     </w:p>
     <w:p>
       <w:r>
-        <w:t xml:space="preserve">Aggiornamento: 14/05/2026.</w:t>
+        <w:t xml:space="preserve">Aggiornamento: 14/05/2026 dopo valutazione run carla_mappo_20260514_155151.</w:t>
       </w:r>
     </w:p>
     <w:p>
@@ -47,7 +47,7 @@
     </w:p>
     <w:p>
       <w:r>
-        <w:t xml:space="preserve">La baseline di riferimento resta carla_mappo_20260511_153859. Il problema primario osservato e misurato resta il basso progresso iniziale dei veicoli e l alto stuck/timeout vehicle-level.</w:t>
+        <w:t xml:space="preserve">La baseline di riferimento resta carla_mappo_20260511_153859. Il problema primario resta basso progresso iniziale dei veicoli e alto stuck/timeout vehicle-level.</w:t>
       </w:r>
     </w:p>
     <w:p>
@@ -62,7 +62,7 @@
     </w:p>
     <w:p>
       <w:r>
-        <w:t xml:space="preserve">C2v2-A ha aumentato shaping di movimento e waypoint, ma non ha superato il gate completo per via di stuck+timeout ancora alto.</w:t>
+        <w:t xml:space="preserve">C2v2-A e D2 hanno esplorato reward di movimento. D2 e la variante piu informativa: aumenta movimento e riduce stuck+timeout, ma peggiora collision/offroad.</w:t>
       </w:r>
     </w:p>
     <w:p>
@@ -733,6 +733,108 @@
           </w:p>
         </w:tc>
       </w:tr>
+      <w:tr>
+        <w:tc>
+          <w:tcPr>
+            <w:tcW w:w="2400" w:type="dxa"/>
+          </w:tcPr>
+          <w:p>
+            <w:r>
+              <w:t xml:space="preserve">D2-Safety 20260514_155151</w:t>
+            </w:r>
+          </w:p>
+        </w:tc>
+        <w:tc>
+          <w:tcPr>
+            <w:tcW w:w="2400" w:type="dxa"/>
+          </w:tcPr>
+          <w:p>
+            <w:r>
+              <w:t xml:space="preserve">963</w:t>
+            </w:r>
+          </w:p>
+        </w:tc>
+        <w:tc>
+          <w:tcPr>
+            <w:tcW w:w="2400" w:type="dxa"/>
+          </w:tcPr>
+          <w:p>
+            <w:r>
+              <w:t xml:space="preserve">18.38%</w:t>
+            </w:r>
+          </w:p>
+        </w:tc>
+        <w:tc>
+          <w:tcPr>
+            <w:tcW w:w="2400" w:type="dxa"/>
+          </w:tcPr>
+          <w:p>
+            <w:r>
+              <w:t xml:space="preserve">53.17%</w:t>
+            </w:r>
+          </w:p>
+        </w:tc>
+        <w:tc>
+          <w:tcPr>
+            <w:tcW w:w="2400" w:type="dxa"/>
+          </w:tcPr>
+          <w:p>
+            <w:r>
+              <w:t xml:space="preserve">20.15%</w:t>
+            </w:r>
+          </w:p>
+        </w:tc>
+        <w:tc>
+          <w:tcPr>
+            <w:tcW w:w="2400" w:type="dxa"/>
+          </w:tcPr>
+          <w:p>
+            <w:r>
+              <w:t xml:space="preserve">8.31%</w:t>
+            </w:r>
+          </w:p>
+        </w:tc>
+        <w:tc>
+          <w:tcPr>
+            <w:tcW w:w="2400" w:type="dxa"/>
+          </w:tcPr>
+          <w:p>
+            <w:r>
+              <w:t xml:space="preserve">0.4758</w:t>
+            </w:r>
+          </w:p>
+        </w:tc>
+        <w:tc>
+          <w:tcPr>
+            <w:tcW w:w="2400" w:type="dxa"/>
+          </w:tcPr>
+          <w:p>
+            <w:r>
+              <w:t xml:space="preserve">0.6722</w:t>
+            </w:r>
+          </w:p>
+        </w:tc>
+        <w:tc>
+          <w:tcPr>
+            <w:tcW w:w="2400" w:type="dxa"/>
+          </w:tcPr>
+          <w:p>
+            <w:r>
+              <w:t xml:space="preserve">11.90</w:t>
+            </w:r>
+          </w:p>
+        </w:tc>
+        <w:tc>
+          <w:tcPr>
+            <w:tcW w:w="2400" w:type="dxa"/>
+          </w:tcPr>
+          <w:p>
+            <w:r>
+              <w:t xml:space="preserve">scartata: safety non corretta e SR giu</w:t>
+            </w:r>
+          </w:p>
+        </w:tc>
+      </w:tr>
     </w:tbl>
     <w:p>
       <w:r>
@@ -826,6 +928,19 @@
             </w:r>
           </w:p>
         </w:tc>
+        <w:tc>
+          <w:tcPr>
+            <w:tcW w:w="2400" w:type="dxa"/>
+          </w:tcPr>
+          <w:p>
+            <w:r>
+              <w:rPr>
+                <w:b/>
+              </w:rPr>
+              <w:t xml:space="preserve">NaN/inf</w:t>
+            </w:r>
+          </w:p>
+        </w:tc>
       </w:tr>
       <w:tr>
         <w:tc>
@@ -878,6 +993,16 @@
             </w:r>
           </w:p>
         </w:tc>
+        <w:tc>
+          <w:tcPr>
+            <w:tcW w:w="2400" w:type="dxa"/>
+          </w:tcPr>
+          <w:p>
+            <w:r>
+              <w:t xml:space="preserve">n/d pre-C0</w:t>
+            </w:r>
+          </w:p>
+        </w:tc>
       </w:tr>
       <w:tr>
         <w:tc>
@@ -930,6 +1055,16 @@
             </w:r>
           </w:p>
         </w:tc>
+        <w:tc>
+          <w:tcPr>
+            <w:tcW w:w="2400" w:type="dxa"/>
+          </w:tcPr>
+          <w:p>
+            <w:r>
+              <w:t xml:space="preserve">0</w:t>
+            </w:r>
+          </w:p>
+        </w:tc>
       </w:tr>
       <w:tr>
         <w:tc>
@@ -982,6 +1117,16 @@
             </w:r>
           </w:p>
         </w:tc>
+        <w:tc>
+          <w:tcPr>
+            <w:tcW w:w="2400" w:type="dxa"/>
+          </w:tcPr>
+          <w:p>
+            <w:r>
+              <w:t xml:space="preserve">0</w:t>
+            </w:r>
+          </w:p>
+        </w:tc>
       </w:tr>
       <w:tr>
         <w:tc>
@@ -1034,6 +1179,16 @@
             </w:r>
           </w:p>
         </w:tc>
+        <w:tc>
+          <w:tcPr>
+            <w:tcW w:w="2400" w:type="dxa"/>
+          </w:tcPr>
+          <w:p>
+            <w:r>
+              <w:t xml:space="preserve">0</w:t>
+            </w:r>
+          </w:p>
+        </w:tc>
       </w:tr>
       <w:tr>
         <w:tc>
@@ -1063,6 +1218,78 @@
           <w:p>
             <w:r>
               <w:t xml:space="preserve">313</w:t>
+            </w:r>
+          </w:p>
+        </w:tc>
+        <w:tc>
+          <w:tcPr>
+            <w:tcW w:w="2400" w:type="dxa"/>
+          </w:tcPr>
+          <w:p>
+            <w:r>
+              <w:t xml:space="preserve">0</w:t>
+            </w:r>
+          </w:p>
+        </w:tc>
+        <w:tc>
+          <w:tcPr>
+            <w:tcW w:w="2400" w:type="dxa"/>
+          </w:tcPr>
+          <w:p>
+            <w:r>
+              <w:t xml:space="preserve">0</w:t>
+            </w:r>
+          </w:p>
+        </w:tc>
+        <w:tc>
+          <w:tcPr>
+            <w:tcW w:w="2400" w:type="dxa"/>
+          </w:tcPr>
+          <w:p>
+            <w:r>
+              <w:t xml:space="preserve">0</w:t>
+            </w:r>
+          </w:p>
+        </w:tc>
+      </w:tr>
+      <w:tr>
+        <w:tc>
+          <w:tcPr>
+            <w:tcW w:w="2400" w:type="dxa"/>
+          </w:tcPr>
+          <w:p>
+            <w:r>
+              <w:t xml:space="preserve">D2-Safety 20260514_155151</w:t>
+            </w:r>
+          </w:p>
+        </w:tc>
+        <w:tc>
+          <w:tcPr>
+            <w:tcW w:w="2400" w:type="dxa"/>
+          </w:tcPr>
+          <w:p>
+            <w:r>
+              <w:t xml:space="preserve">1926</w:t>
+            </w:r>
+          </w:p>
+        </w:tc>
+        <w:tc>
+          <w:tcPr>
+            <w:tcW w:w="2400" w:type="dxa"/>
+          </w:tcPr>
+          <w:p>
+            <w:r>
+              <w:t xml:space="preserve">321</w:t>
+            </w:r>
+          </w:p>
+        </w:tc>
+        <w:tc>
+          <w:tcPr>
+            <w:tcW w:w="2400" w:type="dxa"/>
+          </w:tcPr>
+          <w:p>
+            <w:r>
+              <w:t xml:space="preserve">0</w:t>
             </w:r>
           </w:p>
         </w:tc>
@@ -1099,85 +1326,7 @@
           <w:b/>
           <w:sz w:val="26"/>
         </w:rPr>
-        <w:t xml:space="preserve">Considerazioni aggiornate sulle run</w:t>
-      </w:r>
-    </w:p>
-    <w:p>
-      <w:r>
-        <w:t xml:space="preserve">C2v2-A migliora SR vehicle rispetto alla baseline e migliora collision/offroad, ma peggiora stuck+timeout. Non va promossa come trunk finale.</w:t>
-      </w:r>
-    </w:p>
-    <w:p>
-      <w:r>
-        <w:t xml:space="preserve">D1 da sola non e valida: SR scende e stuck+timeout peggiora. In combinazione D1+D2 peggiora ulteriormente SR, stuck+timeout, velocita media e path efficiency. D1 e quindi da considerare fallita e rimossa dallo stato candidato.</w:t>
-      </w:r>
-    </w:p>
-    <w:p>
-      <w:r>
-        <w:t xml:space="preserve">D2 ha un segnale utile e misurato: aumenta la velocita media vehicle a 13.50 km/h, riduce stuck+timeout a 53.38% e migliora path efficiency a 0.6327. Il failure mode e pero chiaro: collision sale a 19.30% e offroad a 6.65%.</w:t>
-      </w:r>
-    </w:p>
-    <w:p>
-      <w:r>
-        <w:t xml:space="preserve">La decisione corrente e mantenere D2 come base esplorativa, revertire D1 e applicare D2-Safety prima di passare a D3. Questo isola il problema osservato: D2 spinge i veicoli a muoversi, ma serve correggere il rischio safety.</w:t>
-      </w:r>
-    </w:p>
-    <w:p>
-      <w:r>
-        <w:t xml:space="preserve"/>
-      </w:r>
-    </w:p>
-    <w:p>
-      <w:r>
-        <w:rPr>
-          <w:b/>
-          <w:sz w:val="26"/>
-        </w:rPr>
-        <w:t xml:space="preserve">D2-Safety implementata</w:t>
-      </w:r>
-    </w:p>
-    <w:p>
-      <w:r>
-        <w:t xml:space="preserve">Stato: implementata nel working tree, non ancora valutata con run.</w:t>
-      </w:r>
-    </w:p>
-    <w:p>
-      <w:r>
-        <w:t xml:space="preserve">File modificato: carla_core/envs/carla_multi_agent_env.py, funzione _vehicle_reward.</w:t>
-      </w:r>
-    </w:p>
-    <w:p>
-      <w:r>
-        <w:t xml:space="preserve">D1 risulta rimossa dall osservazione vehicle: obs[2] torna vel.z / 30 e obs[5] torna acc.z / 10.</w:t>
-      </w:r>
-    </w:p>
-    <w:p>
-      <w:r>
-        <w:t xml:space="preserve">D2 resta attiva: start/unblock shaping, target_min_speed 8 km/h e no_wp_steps penalty &gt; 100.</w:t>
-      </w:r>
-    </w:p>
-    <w:p>
-      <w:r>
-        <w:t xml:space="preserve">D2-Safety aggiunge collision penalty scalata con velocita, abbassa safe_to_push da hazard_risk &lt; 0.75 a &lt; 0.55, penalizza speed/throttle in presenza di hazard e premia brake solo se il veicolo e gia in movimento.</w:t>
-      </w:r>
-    </w:p>
-    <w:p>
-      <w:r>
-        <w:t xml:space="preserve">Rischio sperimentale: puo ridurre collisioni ma togliere troppa spinta, facendo risalire stuck/timeout. Per questo e una ablation da testare, non un trunk accettato.</w:t>
-      </w:r>
-    </w:p>
-    <w:p>
-      <w:r>
-        <w:t xml:space="preserve"/>
-      </w:r>
-    </w:p>
-    <w:p>
-      <w:r>
-        <w:rPr>
-          <w:b/>
-          <w:sz w:val="26"/>
-        </w:rPr>
-        <w:t xml:space="preserve">Gate decisionale D2-Safety</w:t>
+        <w:t xml:space="preserve">Confronto D2-Safety</w:t>
       </w:r>
     </w:p>
     <w:tbl>
@@ -1202,44 +1351,19 @@
               <w:rPr>
                 <w:b/>
               </w:rPr>
-              <w:t xml:space="preserve">Metrica vehicle</w:t>
-            </w:r>
-          </w:p>
-        </w:tc>
-        <w:tc>
-          <w:tcPr>
-            <w:tcW w:w="2400" w:type="dxa"/>
-          </w:tcPr>
-          <w:p>
-            <w:r>
-              <w:rPr>
-                <w:b/>
-              </w:rPr>
-              <w:t xml:space="preserve">Baseline</w:t>
-            </w:r>
-          </w:p>
-        </w:tc>
-        <w:tc>
-          <w:tcPr>
-            <w:tcW w:w="2400" w:type="dxa"/>
-          </w:tcPr>
-          <w:p>
-            <w:r>
-              <w:rPr>
-                <w:b/>
-              </w:rPr>
-              <w:t xml:space="preserve">Gate D2-Safety</w:t>
-            </w:r>
-          </w:p>
-        </w:tc>
-      </w:tr>
-      <w:tr>
-        <w:tc>
-          <w:tcPr>
-            <w:tcW w:w="2400" w:type="dxa"/>
-          </w:tcPr>
-          <w:p>
-            <w:r>
+              <w:t xml:space="preserve">Confronto vehicle</w:t>
+            </w:r>
+          </w:p>
+        </w:tc>
+        <w:tc>
+          <w:tcPr>
+            <w:tcW w:w="2400" w:type="dxa"/>
+          </w:tcPr>
+          <w:p>
+            <w:r>
+              <w:rPr>
+                <w:b/>
+              </w:rPr>
               <w:t xml:space="preserve">SR</w:t>
             </w:r>
           </w:p>
@@ -1250,28 +1374,9 @@
           </w:tcPr>
           <w:p>
             <w:r>
-              <w:t xml:space="preserve">20.53%</w:t>
-            </w:r>
-          </w:p>
-        </w:tc>
-        <w:tc>
-          <w:tcPr>
-            <w:tcW w:w="2400" w:type="dxa"/>
-          </w:tcPr>
-          <w:p>
-            <w:r>
-              <w:t xml:space="preserve">&gt;= 22.53% per promozione piena; non deve scendere sotto baseline per tenere ablation</w:t>
-            </w:r>
-          </w:p>
-        </w:tc>
-      </w:tr>
-      <w:tr>
-        <w:tc>
-          <w:tcPr>
-            <w:tcW w:w="2400" w:type="dxa"/>
-          </w:tcPr>
-          <w:p>
-            <w:r>
+              <w:rPr>
+                <w:b/>
+              </w:rPr>
               <w:t xml:space="preserve">Stuck+Timeout</w:t>
             </w:r>
           </w:p>
@@ -1282,28 +1387,9 @@
           </w:tcPr>
           <w:p>
             <w:r>
-              <w:t xml:space="preserve">57.14%</w:t>
-            </w:r>
-          </w:p>
-        </w:tc>
-        <w:tc>
-          <w:tcPr>
-            <w:tcW w:w="2400" w:type="dxa"/>
-          </w:tcPr>
-          <w:p>
-            <w:r>
-              <w:t xml:space="preserve">&lt;= 55.14% per gate pieno; deve restare sotto baseline</w:t>
-            </w:r>
-          </w:p>
-        </w:tc>
-      </w:tr>
-      <w:tr>
-        <w:tc>
-          <w:tcPr>
-            <w:tcW w:w="2400" w:type="dxa"/>
-          </w:tcPr>
-          <w:p>
-            <w:r>
+              <w:rPr>
+                <w:b/>
+              </w:rPr>
               <w:t xml:space="preserve">Collision</w:t>
             </w:r>
           </w:p>
@@ -1314,28 +1400,9 @@
           </w:tcPr>
           <w:p>
             <w:r>
-              <w:t xml:space="preserve">16.40%</w:t>
-            </w:r>
-          </w:p>
-        </w:tc>
-        <w:tc>
-          <w:tcPr>
-            <w:tcW w:w="2400" w:type="dxa"/>
-          </w:tcPr>
-          <w:p>
-            <w:r>
-              <w:t xml:space="preserve">&lt;= 17.40%; deve correggere il 19.30% osservato in D2</w:t>
-            </w:r>
-          </w:p>
-        </w:tc>
-      </w:tr>
-      <w:tr>
-        <w:tc>
-          <w:tcPr>
-            <w:tcW w:w="2400" w:type="dxa"/>
-          </w:tcPr>
-          <w:p>
-            <w:r>
+              <w:rPr>
+                <w:b/>
+              </w:rPr>
               <w:t xml:space="preserve">Offroad</w:t>
             </w:r>
           </w:p>
@@ -1346,17 +1413,282 @@
           </w:tcPr>
           <w:p>
             <w:r>
-              <w:t xml:space="preserve">5.93%</w:t>
-            </w:r>
-          </w:p>
-        </w:tc>
-        <w:tc>
-          <w:tcPr>
-            <w:tcW w:w="2400" w:type="dxa"/>
-          </w:tcPr>
-          <w:p>
-            <w:r>
-              <w:t xml:space="preserve">&lt;= 6.93%</w:t>
+              <w:rPr>
+                <w:b/>
+              </w:rPr>
+              <w:t xml:space="preserve">Route</w:t>
+            </w:r>
+          </w:p>
+        </w:tc>
+        <w:tc>
+          <w:tcPr>
+            <w:tcW w:w="2400" w:type="dxa"/>
+          </w:tcPr>
+          <w:p>
+            <w:r>
+              <w:rPr>
+                <w:b/>
+              </w:rPr>
+              <w:t xml:space="preserve">Path eff.</w:t>
+            </w:r>
+          </w:p>
+        </w:tc>
+        <w:tc>
+          <w:tcPr>
+            <w:tcW w:w="2400" w:type="dxa"/>
+          </w:tcPr>
+          <w:p>
+            <w:r>
+              <w:rPr>
+                <w:b/>
+              </w:rPr>
+              <w:t xml:space="preserve">Speed</w:t>
+            </w:r>
+          </w:p>
+        </w:tc>
+      </w:tr>
+      <w:tr>
+        <w:tc>
+          <w:tcPr>
+            <w:tcW w:w="2400" w:type="dxa"/>
+          </w:tcPr>
+          <w:p>
+            <w:r>
+              <w:t xml:space="preserve">D2-Safety vs baseline</w:t>
+            </w:r>
+          </w:p>
+        </w:tc>
+        <w:tc>
+          <w:tcPr>
+            <w:tcW w:w="2400" w:type="dxa"/>
+          </w:tcPr>
+          <w:p>
+            <w:r>
+              <w:t xml:space="preserve">-2.15 pp</w:t>
+            </w:r>
+          </w:p>
+        </w:tc>
+        <w:tc>
+          <w:tcPr>
+            <w:tcW w:w="2400" w:type="dxa"/>
+          </w:tcPr>
+          <w:p>
+            <w:r>
+              <w:t xml:space="preserve">-3.98 pp</w:t>
+            </w:r>
+          </w:p>
+        </w:tc>
+        <w:tc>
+          <w:tcPr>
+            <w:tcW w:w="2400" w:type="dxa"/>
+          </w:tcPr>
+          <w:p>
+            <w:r>
+              <w:t xml:space="preserve">+3.74 pp</w:t>
+            </w:r>
+          </w:p>
+        </w:tc>
+        <w:tc>
+          <w:tcPr>
+            <w:tcW w:w="2400" w:type="dxa"/>
+          </w:tcPr>
+          <w:p>
+            <w:r>
+              <w:t xml:space="preserve">+2.38 pp</w:t>
+            </w:r>
+          </w:p>
+        </w:tc>
+        <w:tc>
+          <w:tcPr>
+            <w:tcW w:w="2400" w:type="dxa"/>
+          </w:tcPr>
+          <w:p>
+            <w:r>
+              <w:t xml:space="preserve">+0.0493</w:t>
+            </w:r>
+          </w:p>
+        </w:tc>
+        <w:tc>
+          <w:tcPr>
+            <w:tcW w:w="2400" w:type="dxa"/>
+          </w:tcPr>
+          <w:p>
+            <w:r>
+              <w:t xml:space="preserve">+0.0766</w:t>
+            </w:r>
+          </w:p>
+        </w:tc>
+        <w:tc>
+          <w:tcPr>
+            <w:tcW w:w="2400" w:type="dxa"/>
+          </w:tcPr>
+          <w:p>
+            <w:r>
+              <w:t xml:space="preserve">n/d</w:t>
+            </w:r>
+          </w:p>
+        </w:tc>
+      </w:tr>
+      <w:tr>
+        <w:tc>
+          <w:tcPr>
+            <w:tcW w:w="2400" w:type="dxa"/>
+          </w:tcPr>
+          <w:p>
+            <w:r>
+              <w:t xml:space="preserve">D2-Safety vs D2</w:t>
+            </w:r>
+          </w:p>
+        </w:tc>
+        <w:tc>
+          <w:tcPr>
+            <w:tcW w:w="2400" w:type="dxa"/>
+          </w:tcPr>
+          <w:p>
+            <w:r>
+              <w:t xml:space="preserve">-2.30 pp</w:t>
+            </w:r>
+          </w:p>
+        </w:tc>
+        <w:tc>
+          <w:tcPr>
+            <w:tcW w:w="2400" w:type="dxa"/>
+          </w:tcPr>
+          <w:p>
+            <w:r>
+              <w:t xml:space="preserve">-0.21 pp</w:t>
+            </w:r>
+          </w:p>
+        </w:tc>
+        <w:tc>
+          <w:tcPr>
+            <w:tcW w:w="2400" w:type="dxa"/>
+          </w:tcPr>
+          <w:p>
+            <w:r>
+              <w:t xml:space="preserve">+0.84 pp</w:t>
+            </w:r>
+          </w:p>
+        </w:tc>
+        <w:tc>
+          <w:tcPr>
+            <w:tcW w:w="2400" w:type="dxa"/>
+          </w:tcPr>
+          <w:p>
+            <w:r>
+              <w:t xml:space="preserve">+1.66 pp</w:t>
+            </w:r>
+          </w:p>
+        </w:tc>
+        <w:tc>
+          <w:tcPr>
+            <w:tcW w:w="2400" w:type="dxa"/>
+          </w:tcPr>
+          <w:p>
+            <w:r>
+              <w:t xml:space="preserve">+0.0247</w:t>
+            </w:r>
+          </w:p>
+        </w:tc>
+        <w:tc>
+          <w:tcPr>
+            <w:tcW w:w="2400" w:type="dxa"/>
+          </w:tcPr>
+          <w:p>
+            <w:r>
+              <w:t xml:space="preserve">+0.0394</w:t>
+            </w:r>
+          </w:p>
+        </w:tc>
+        <w:tc>
+          <w:tcPr>
+            <w:tcW w:w="2400" w:type="dxa"/>
+          </w:tcPr>
+          <w:p>
+            <w:r>
+              <w:t xml:space="preserve">-1.60</w:t>
+            </w:r>
+          </w:p>
+        </w:tc>
+      </w:tr>
+      <w:tr>
+        <w:tc>
+          <w:tcPr>
+            <w:tcW w:w="2400" w:type="dxa"/>
+          </w:tcPr>
+          <w:p>
+            <w:r>
+              <w:t xml:space="preserve">D2-Safety vs D1+D2</w:t>
+            </w:r>
+          </w:p>
+        </w:tc>
+        <w:tc>
+          <w:tcPr>
+            <w:tcW w:w="2400" w:type="dxa"/>
+          </w:tcPr>
+          <w:p>
+            <w:r>
+              <w:t xml:space="preserve">+1.34 pp</w:t>
+            </w:r>
+          </w:p>
+        </w:tc>
+        <w:tc>
+          <w:tcPr>
+            <w:tcW w:w="2400" w:type="dxa"/>
+          </w:tcPr>
+          <w:p>
+            <w:r>
+              <w:t xml:space="preserve">-11.37 pp</w:t>
+            </w:r>
+          </w:p>
+        </w:tc>
+        <w:tc>
+          <w:tcPr>
+            <w:tcW w:w="2400" w:type="dxa"/>
+          </w:tcPr>
+          <w:p>
+            <w:r>
+              <w:t xml:space="preserve">+6.51 pp</w:t>
+            </w:r>
+          </w:p>
+        </w:tc>
+        <w:tc>
+          <w:tcPr>
+            <w:tcW w:w="2400" w:type="dxa"/>
+          </w:tcPr>
+          <w:p>
+            <w:r>
+              <w:t xml:space="preserve">+3.52 pp</w:t>
+            </w:r>
+          </w:p>
+        </w:tc>
+        <w:tc>
+          <w:tcPr>
+            <w:tcW w:w="2400" w:type="dxa"/>
+          </w:tcPr>
+          <w:p>
+            <w:r>
+              <w:t xml:space="preserve">+0.0646</w:t>
+            </w:r>
+          </w:p>
+        </w:tc>
+        <w:tc>
+          <w:tcPr>
+            <w:tcW w:w="2400" w:type="dxa"/>
+          </w:tcPr>
+          <w:p>
+            <w:r>
+              <w:t xml:space="preserve">+0.1198</w:t>
+            </w:r>
+          </w:p>
+        </w:tc>
+        <w:tc>
+          <w:tcPr>
+            <w:tcW w:w="2400" w:type="dxa"/>
+          </w:tcPr>
+          <w:p>
+            <w:r>
+              <w:t xml:space="preserve">+2.24</w:t>
             </w:r>
           </w:p>
         </w:tc>
@@ -1373,32 +1705,22 @@
           <w:b/>
           <w:sz w:val="26"/>
         </w:rPr>
-        <w:t xml:space="preserve">Prossimi step</w:t>
-      </w:r>
-    </w:p>
-    <w:p>
-      <w:r>
-        <w:t xml:space="preserve">1. Eseguire run esplorativa 300K locked easy, seed 999, con stato corrente D2 + D2-Safety e D1 rimossa.</w:t>
-      </w:r>
-    </w:p>
-    <w:p>
-      <w:r>
-        <w:t xml:space="preserve">2. Ricalcolare metriche da episodes.jsonl a fine run, deduplicando episode_id + agent_id e verificando 6 record agent-level per episodio.</w:t>
-      </w:r>
-    </w:p>
-    <w:p>
-      <w:r>
-        <w:t xml:space="preserve">3. Se D2-Safety corregge collision/offroad mantenendo stuck+timeout sotto baseline, puo diventare candidato da confrontare con D3.</w:t>
-      </w:r>
-    </w:p>
-    <w:p>
-      <w:r>
-        <w:t xml:space="preserve">4. Se D2-Safety riduce troppo il movimento o non corregge safety, revert D2-Safety e procedere con D3 isolata sopra la base scelta.</w:t>
-      </w:r>
-    </w:p>
-    <w:p>
-      <w:r>
-        <w:t xml:space="preserve">5. D3 resta successivo: non anticiparlo finche non e chiaro se la safety correction su D2 risolve il failure mode gia misurato.</w:t>
+        <w:t xml:space="preserve">Decisione su D2-Safety</w:t>
+      </w:r>
+    </w:p>
+    <w:p>
+      <w:r>
+        <w:t xml:space="preserve">D2-Safety non passa il gate. Rispetto alla baseline abbassa stuck+timeout da 57.14% a 53.17%, ma peggiora SR da 20.53% a 18.38%, collision da 16.40% a 20.15% e offroad da 5.93% a 8.31%.</w:t>
+      </w:r>
+    </w:p>
+    <w:p>
+      <w:r>
+        <w:t xml:space="preserve">Rispetto a D2 non corregge il failure mode safety: collision resta alta e offroad peggiora. Inoltre riduce la velocita media vehicle da 13.50 a 11.90 km/h.</w:t>
+      </w:r>
+    </w:p>
+    <w:p>
+      <w:r>
+        <w:t xml:space="preserve">Decisione: D2-Safety scartata e revertita. Lo stato codice torna a D2-only come base esplorativa.</w:t>
       </w:r>
     </w:p>
     <w:p>
@@ -1412,7 +1734,502 @@
           <w:b/>
           <w:sz w:val="26"/>
         </w:rPr>
-        <w:t xml:space="preserve">Comando run proposto</w:t>
+        <w:t xml:space="preserve">Stato corrente e punti aperti</w:t>
+      </w:r>
+    </w:p>
+    <w:tbl>
+      <w:tblPr>
+        <w:tblW w:w="0" w:type="auto"/>
+        <w:tblBorders>
+          <w:top w:val="single" w:sz="4" w:space="0" w:color="auto"/>
+          <w:left w:val="single" w:sz="4" w:space="0" w:color="auto"/>
+          <w:bottom w:val="single" w:sz="4" w:space="0" w:color="auto"/>
+          <w:right w:val="single" w:sz="4" w:space="0" w:color="auto"/>
+          <w:insideH w:val="single" w:sz="4" w:space="0" w:color="auto"/>
+          <w:insideV w:val="single" w:sz="4" w:space="0" w:color="auto"/>
+        </w:tblBorders>
+      </w:tblPr>
+      <w:tr>
+        <w:tc>
+          <w:tcPr>
+            <w:tcW w:w="2400" w:type="dxa"/>
+          </w:tcPr>
+          <w:p>
+            <w:r>
+              <w:rPr>
+                <w:b/>
+              </w:rPr>
+              <w:t xml:space="preserve">Punto</w:t>
+            </w:r>
+          </w:p>
+        </w:tc>
+        <w:tc>
+          <w:tcPr>
+            <w:tcW w:w="2400" w:type="dxa"/>
+          </w:tcPr>
+          <w:p>
+            <w:r>
+              <w:rPr>
+                <w:b/>
+              </w:rPr>
+              <w:t xml:space="preserve">Stato</w:t>
+            </w:r>
+          </w:p>
+        </w:tc>
+        <w:tc>
+          <w:tcPr>
+            <w:tcW w:w="2400" w:type="dxa"/>
+          </w:tcPr>
+          <w:p>
+            <w:r>
+              <w:rPr>
+                <w:b/>
+              </w:rPr>
+              <w:t xml:space="preserve">Decisione</w:t>
+            </w:r>
+          </w:p>
+        </w:tc>
+      </w:tr>
+      <w:tr>
+        <w:tc>
+          <w:tcPr>
+            <w:tcW w:w="2400" w:type="dxa"/>
+          </w:tcPr>
+          <w:p>
+            <w:r>
+              <w:t xml:space="preserve">D2-Safety</w:t>
+            </w:r>
+          </w:p>
+        </w:tc>
+        <w:tc>
+          <w:tcPr>
+            <w:tcW w:w="2400" w:type="dxa"/>
+          </w:tcPr>
+          <w:p>
+            <w:r>
+              <w:t xml:space="preserve">valutata e fallita</w:t>
+            </w:r>
+          </w:p>
+        </w:tc>
+        <w:tc>
+          <w:tcPr>
+            <w:tcW w:w="2400" w:type="dxa"/>
+          </w:tcPr>
+          <w:p>
+            <w:r>
+              <w:t xml:space="preserve">revertita; non usare come trunk</w:t>
+            </w:r>
+          </w:p>
+        </w:tc>
+      </w:tr>
+      <w:tr>
+        <w:tc>
+          <w:tcPr>
+            <w:tcW w:w="2400" w:type="dxa"/>
+          </w:tcPr>
+          <w:p>
+            <w:r>
+              <w:t xml:space="preserve">D2</w:t>
+            </w:r>
+          </w:p>
+        </w:tc>
+        <w:tc>
+          <w:tcPr>
+            <w:tcW w:w="2400" w:type="dxa"/>
+          </w:tcPr>
+          <w:p>
+            <w:r>
+              <w:t xml:space="preserve">segnale utile su movimento/stuck+timeout, safety debole</w:t>
+            </w:r>
+          </w:p>
+        </w:tc>
+        <w:tc>
+          <w:tcPr>
+            <w:tcW w:w="2400" w:type="dxa"/>
+          </w:tcPr>
+          <w:p>
+            <w:r>
+              <w:t xml:space="preserve">mantenerla solo come base esplorativa per D3</w:t>
+            </w:r>
+          </w:p>
+        </w:tc>
+      </w:tr>
+      <w:tr>
+        <w:tc>
+          <w:tcPr>
+            <w:tcW w:w="2400" w:type="dxa"/>
+          </w:tcPr>
+          <w:p>
+            <w:r>
+              <w:t xml:space="preserve">D3</w:t>
+            </w:r>
+          </w:p>
+        </w:tc>
+        <w:tc>
+          <w:tcPr>
+            <w:tcW w:w="2400" w:type="dxa"/>
+          </w:tcPr>
+          <w:p>
+            <w:r>
+              <w:t xml:space="preserve">non presente come specifica operativa in repo/doc corrente</w:t>
+            </w:r>
+          </w:p>
+        </w:tc>
+        <w:tc>
+          <w:tcPr>
+            <w:tcW w:w="2400" w:type="dxa"/>
+          </w:tcPr>
+          <w:p>
+            <w:r>
+              <w:t xml:space="preserve">non implementare a memoria; definire patch prima del test</w:t>
+            </w:r>
+          </w:p>
+        </w:tc>
+      </w:tr>
+      <w:tr>
+        <w:tc>
+          <w:tcPr>
+            <w:tcW w:w="2400" w:type="dxa"/>
+          </w:tcPr>
+          <w:p>
+            <w:r>
+              <w:t xml:space="preserve">Path distances</w:t>
+            </w:r>
+          </w:p>
+        </w:tc>
+        <w:tc>
+          <w:tcPr>
+            <w:tcW w:w="2400" w:type="dxa"/>
+          </w:tcPr>
+          <w:p>
+            <w:r>
+              <w:t xml:space="preserve">da testare dopo ablation reward/obs</w:t>
+            </w:r>
+          </w:p>
+        </w:tc>
+        <w:tc>
+          <w:tcPr>
+            <w:tcW w:w="2400" w:type="dxa"/>
+          </w:tcPr>
+          <w:p>
+            <w:r>
+              <w:t xml:space="preserve">15/30/50 o equivalente va marcato come nuova condizione sperimentale</w:t>
+            </w:r>
+          </w:p>
+        </w:tc>
+      </w:tr>
+      <w:tr>
+        <w:tc>
+          <w:tcPr>
+            <w:tcW w:w="2400" w:type="dxa"/>
+          </w:tcPr>
+          <w:p>
+            <w:r>
+              <w:t xml:space="preserve">Budget shares</w:t>
+            </w:r>
+          </w:p>
+        </w:tc>
+        <w:tc>
+          <w:tcPr>
+            <w:tcW w:w="2400" w:type="dxa"/>
+          </w:tcPr>
+          <w:p>
+            <w:r>
+              <w:t xml:space="preserve">da testare dopo patch locali</w:t>
+            </w:r>
+          </w:p>
+        </w:tc>
+        <w:tc>
+          <w:tcPr>
+            <w:tcW w:w="2400" w:type="dxa"/>
+          </w:tcPr>
+          <w:p>
+            <w:r>
+              <w:t xml:space="preserve">30/32/38 resta proposta di consolidamento long-run</w:t>
+            </w:r>
+          </w:p>
+        </w:tc>
+      </w:tr>
+      <w:tr>
+        <w:tc>
+          <w:tcPr>
+            <w:tcW w:w="2400" w:type="dxa"/>
+          </w:tcPr>
+          <w:p>
+            <w:r>
+              <w:t xml:space="preserve">Difficulty solo path</w:t>
+            </w:r>
+          </w:p>
+        </w:tc>
+        <w:tc>
+          <w:tcPr>
+            <w:tcW w:w="2400" w:type="dxa"/>
+          </w:tcPr>
+          <w:p>
+            <w:r>
+              <w:t xml:space="preserve">non ancora testata</w:t>
+            </w:r>
+          </w:p>
+        </w:tc>
+        <w:tc>
+          <w:tcPr>
+            <w:tcW w:w="2400" w:type="dxa"/>
+          </w:tcPr>
+          <w:p>
+            <w:r>
+              <w:t xml:space="preserve">ha senso solo come variante consolidata, non nello stesso gate delle reward</w:t>
+            </w:r>
+          </w:p>
+        </w:tc>
+      </w:tr>
+    </w:tbl>
+    <w:p>
+      <w:r>
+        <w:t xml:space="preserve"/>
+      </w:r>
+    </w:p>
+    <w:p>
+      <w:r>
+        <w:rPr>
+          <w:b/>
+          <w:sz w:val="26"/>
+        </w:rPr>
+        <w:t xml:space="preserve">Gate prossima candidata</w:t>
+      </w:r>
+    </w:p>
+    <w:tbl>
+      <w:tblPr>
+        <w:tblW w:w="0" w:type="auto"/>
+        <w:tblBorders>
+          <w:top w:val="single" w:sz="4" w:space="0" w:color="auto"/>
+          <w:left w:val="single" w:sz="4" w:space="0" w:color="auto"/>
+          <w:bottom w:val="single" w:sz="4" w:space="0" w:color="auto"/>
+          <w:right w:val="single" w:sz="4" w:space="0" w:color="auto"/>
+          <w:insideH w:val="single" w:sz="4" w:space="0" w:color="auto"/>
+          <w:insideV w:val="single" w:sz="4" w:space="0" w:color="auto"/>
+        </w:tblBorders>
+      </w:tblPr>
+      <w:tr>
+        <w:tc>
+          <w:tcPr>
+            <w:tcW w:w="2400" w:type="dxa"/>
+          </w:tcPr>
+          <w:p>
+            <w:r>
+              <w:rPr>
+                <w:b/>
+              </w:rPr>
+              <w:t xml:space="preserve">Metrica vehicle</w:t>
+            </w:r>
+          </w:p>
+        </w:tc>
+        <w:tc>
+          <w:tcPr>
+            <w:tcW w:w="2400" w:type="dxa"/>
+          </w:tcPr>
+          <w:p>
+            <w:r>
+              <w:rPr>
+                <w:b/>
+              </w:rPr>
+              <w:t xml:space="preserve">Baseline</w:t>
+            </w:r>
+          </w:p>
+        </w:tc>
+        <w:tc>
+          <w:tcPr>
+            <w:tcW w:w="2400" w:type="dxa"/>
+          </w:tcPr>
+          <w:p>
+            <w:r>
+              <w:rPr>
+                <w:b/>
+              </w:rPr>
+              <w:t xml:space="preserve">Gate per prossima candidata</w:t>
+            </w:r>
+          </w:p>
+        </w:tc>
+      </w:tr>
+      <w:tr>
+        <w:tc>
+          <w:tcPr>
+            <w:tcW w:w="2400" w:type="dxa"/>
+          </w:tcPr>
+          <w:p>
+            <w:r>
+              <w:t xml:space="preserve">SR</w:t>
+            </w:r>
+          </w:p>
+        </w:tc>
+        <w:tc>
+          <w:tcPr>
+            <w:tcW w:w="2400" w:type="dxa"/>
+          </w:tcPr>
+          <w:p>
+            <w:r>
+              <w:t xml:space="preserve">20.53%</w:t>
+            </w:r>
+          </w:p>
+        </w:tc>
+        <w:tc>
+          <w:tcPr>
+            <w:tcW w:w="2400" w:type="dxa"/>
+          </w:tcPr>
+          <w:p>
+            <w:r>
+              <w:t xml:space="preserve">&gt;= 22.53% per promozione piena; almeno non sotto baseline per tenere ablation</w:t>
+            </w:r>
+          </w:p>
+        </w:tc>
+      </w:tr>
+      <w:tr>
+        <w:tc>
+          <w:tcPr>
+            <w:tcW w:w="2400" w:type="dxa"/>
+          </w:tcPr>
+          <w:p>
+            <w:r>
+              <w:t xml:space="preserve">Stuck+Timeout</w:t>
+            </w:r>
+          </w:p>
+        </w:tc>
+        <w:tc>
+          <w:tcPr>
+            <w:tcW w:w="2400" w:type="dxa"/>
+          </w:tcPr>
+          <w:p>
+            <w:r>
+              <w:t xml:space="preserve">57.14%</w:t>
+            </w:r>
+          </w:p>
+        </w:tc>
+        <w:tc>
+          <w:tcPr>
+            <w:tcW w:w="2400" w:type="dxa"/>
+          </w:tcPr>
+          <w:p>
+            <w:r>
+              <w:t xml:space="preserve">&lt;= 55.14% per gate pieno; deve restare sotto baseline</w:t>
+            </w:r>
+          </w:p>
+        </w:tc>
+      </w:tr>
+      <w:tr>
+        <w:tc>
+          <w:tcPr>
+            <w:tcW w:w="2400" w:type="dxa"/>
+          </w:tcPr>
+          <w:p>
+            <w:r>
+              <w:t xml:space="preserve">Collision</w:t>
+            </w:r>
+          </w:p>
+        </w:tc>
+        <w:tc>
+          <w:tcPr>
+            <w:tcW w:w="2400" w:type="dxa"/>
+          </w:tcPr>
+          <w:p>
+            <w:r>
+              <w:t xml:space="preserve">16.40%</w:t>
+            </w:r>
+          </w:p>
+        </w:tc>
+        <w:tc>
+          <w:tcPr>
+            <w:tcW w:w="2400" w:type="dxa"/>
+          </w:tcPr>
+          <w:p>
+            <w:r>
+              <w:t xml:space="preserve">&lt;= 17.40%</w:t>
+            </w:r>
+          </w:p>
+        </w:tc>
+      </w:tr>
+      <w:tr>
+        <w:tc>
+          <w:tcPr>
+            <w:tcW w:w="2400" w:type="dxa"/>
+          </w:tcPr>
+          <w:p>
+            <w:r>
+              <w:t xml:space="preserve">Offroad</w:t>
+            </w:r>
+          </w:p>
+        </w:tc>
+        <w:tc>
+          <w:tcPr>
+            <w:tcW w:w="2400" w:type="dxa"/>
+          </w:tcPr>
+          <w:p>
+            <w:r>
+              <w:t xml:space="preserve">5.93%</w:t>
+            </w:r>
+          </w:p>
+        </w:tc>
+        <w:tc>
+          <w:tcPr>
+            <w:tcW w:w="2400" w:type="dxa"/>
+          </w:tcPr>
+          <w:p>
+            <w:r>
+              <w:t xml:space="preserve">&lt;= 6.93%</w:t>
+            </w:r>
+          </w:p>
+        </w:tc>
+      </w:tr>
+    </w:tbl>
+    <w:p>
+      <w:r>
+        <w:t xml:space="preserve"/>
+      </w:r>
+    </w:p>
+    <w:p>
+      <w:r>
+        <w:rPr>
+          <w:b/>
+          <w:sz w:val="26"/>
+        </w:rPr>
+        <w:t xml:space="preserve">Valutazione critica OBS/Reward</w:t>
+      </w:r>
+    </w:p>
+    <w:p>
+      <w:r>
+        <w:t xml:space="preserve">Non abbiamo evidenza empirica che nuove OBS generiche migliorino i veicoli. D1 era una OBS mirata e ha peggiorato; quindi aggiungere altre OBS ora senza ipotesi stretta aumenta il rischio di rumore e invalida confronti.</w:t>
+      </w:r>
+    </w:p>
+    <w:p>
+      <w:r>
+        <w:t xml:space="preserve">Non abbiamo evidenza che safety shaping semplice risolva collision/offroad: D2-Safety ha fallito. Il problema non sembra solo mancanza di penalita safety nella reward.</w:t>
+      </w:r>
+    </w:p>
+    <w:p>
+      <w:r>
+        <w:t xml:space="preserve">Le reward di movimento funzionano solo parzialmente: D2 riduce stuck+timeout e aumenta speed, ma sposta errori verso collision/offroad. Quindi il collo di bottiglia attuale e trade-off movimento-sicurezza, non solo velocita bassa.</w:t>
+      </w:r>
+    </w:p>
+    <w:p>
+      <w:r>
+        <w:t xml:space="preserve">Best practice gia coperte in modo compatibile col vincolo architetturale: progress dense, waypoint bonus, idle/no-advance pressure, route-aligned geometry, hazard risk gating, red/yellow light exception, diagnostica agent-level.</w:t>
+      </w:r>
+    </w:p>
+    <w:p>
+      <w:r>
+        <w:t xml:space="preserve">Prossime modifiche sensate devono essere ablation piccole e falsificabili. Le variazioni di path length, budget shares e difficulty solo path vanno trattate come nuova condizione sperimentale di curriculum, non come fix reward.</w:t>
+      </w:r>
+    </w:p>
+    <w:p>
+      <w:r>
+        <w:t xml:space="preserve"/>
+      </w:r>
+    </w:p>
+    <w:p>
+      <w:r>
+        <w:rPr>
+          <w:b/>
+          <w:sz w:val="26"/>
+        </w:rPr>
+        <w:t xml:space="preserve">Comando run D2-only/D3 quando definita</w:t>
       </w:r>
     </w:p>
     <w:p>

--- a/reports/carla_finetuning_maggio_2026.docx
+++ b/reports/carla_finetuning_maggio_2026.docx
@@ -2229,7 +2229,7 @@
           <w:b/>
           <w:sz w:val="26"/>
         </w:rPr>
-        <w:t xml:space="preserve">Comando run D2-only/D3 quando definita</w:t>
+        <w:t xml:space="preserve">Comando run D2+D3</w:t>
       </w:r>
     </w:p>
     <w:p>
@@ -2240,6 +2240,56 @@
     <w:p>
       <w:r>
         <w:t xml:space="preserve"/>
+      </w:r>
+    </w:p>
+    <w:p>
+      <w:r>
+        <w:t xml:space="preserve"/>
+      </w:r>
+    </w:p>
+    <w:p>
+      <w:r>
+        <w:t xml:space="preserve">Aggiornamento 2026-05-14 - D3 implementata</w:t>
+      </w:r>
+    </w:p>
+    <w:p>
+      <w:r>
+        <w:t xml:space="preserve">Stato corrente: C0+C1+D2+D3 attivi; D1 e D2-Safety restano revertite.</w:t>
+      </w:r>
+    </w:p>
+    <w:p>
+      <w:r>
+        <w:t xml:space="preserve">D3: early termination stuck per soli veicoli. La termination scatta se no_wp_steps &gt;= 300 e route_completion &lt; 0.3 oppure loop_penalty_active.</w:t>
+      </w:r>
+    </w:p>
+    <w:p>
+      <w:r>
+        <w:t xml:space="preserve">Guardrail D3: non termina se il veicolo e fermo a semaforo rosso/giallo; non termina se hazard route davanti &gt;= 0.75.</w:t>
+      </w:r>
+    </w:p>
+    <w:p>
+      <w:r>
+        <w:t xml:space="preserve">Reason D3: gli agenti chiusi da early termination vengono registrati come termination_reason=stuck.</w:t>
+      </w:r>
+    </w:p>
+    <w:p>
+      <w:r>
+        <w:t xml:space="preserve">Impatto D3: non cambia reward, OBS, VEHICLE_OBS_DIM o global_obs; cambia la dinamica di training e va marcata nei risultati.</w:t>
+      </w:r>
+    </w:p>
+    <w:p>
+      <w:r>
+        <w:t xml:space="preserve">Gate D3: SR vehicle deve salire; stuck+timeout vehicle deve scendere; collision/offroad non devono peggiorare oltre +1 pp; integrita episodes.jsonl 6 record per episodio e no NaN/inf.</w:t>
+      </w:r>
+    </w:p>
+    <w:p>
+      <w:r>
+        <w:t xml:space="preserve">D4: pending. Fallback OBS 47D con is_junction_current, is_junction_next e lane_change_available; richiede training nuovo e checkpoint incompatibili.</w:t>
+      </w:r>
+    </w:p>
+    <w:p>
+      <w:r>
+        <w:t xml:space="preserve">E1-E4: pending dopo D3/D4. Scaling path 15/30/50 m, budget 30/32/38, ricalcolo pesi e difficulty solo path come nuova condizione curriculum.</w:t>
       </w:r>
     </w:p>
     <w:sectPr>

--- a/reports/carla_finetuning_maggio_2026.docx
+++ b/reports/carla_finetuning_maggio_2026.docx
@@ -2292,6 +2292,61 @@
         <w:t xml:space="preserve">E1-E4: pending dopo D3/D4. Scaling path 15/30/50 m, budget 30/32/38, ricalcolo pesi e difficulty solo path come nuova condizione curriculum.</w:t>
       </w:r>
     </w:p>
+    <w:p>
+      <w:r>
+        <w:t xml:space="preserve">Aggiornamento 2026-05-14 - Revert D3 e nuova config path/curriculum</w:t>
+      </w:r>
+    </w:p>
+    <w:p>
+      <w:r>
+        <w:t xml:space="preserve">Run valutata: carla_mappo_20260514_190424, 301516 timesteps, 332 episodi, livello easy only, final evaluation non eseguita.</w:t>
+      </w:r>
+    </w:p>
+    <w:p>
+      <w:r>
+        <w:t xml:space="preserve">Metriche veicoli D2+D3: SR 17.77%, stuck 33.84%, timeout 26.61%, stuck+timeout 60.44%, collision 14.96%, offroad 6.83%, route_completion 0.4252, speed_kmh 11.81.</w:t>
+      </w:r>
+    </w:p>
+    <w:p>
+      <w:r>
+        <w:t xml:space="preserve">Esito gate D3: non promosso. Rispetto a D2 la SR veicoli cala di 2.90 pp e stuck+timeout peggiora di 7.07 pp; collision migliora, ma non compensa il peggioramento sulle metriche primarie.</w:t>
+      </w:r>
+    </w:p>
+    <w:p>
+      <w:r>
+        <w:t xml:space="preserve">Azione applicata: revert D3. Rimossi early termination stuck veicoli, helper _is_vehicle_early_stuck e config terminate_vehicle_on_early_stuck/vehicle_early_stuck_*.</w:t>
+      </w:r>
+    </w:p>
+    <w:p>
+      <w:r>
+        <w:t xml:space="preserve">Nuova condizione sperimentale: C0+C1+D2 attivi, D3 revertita. Difficulty da usare: path.</w:t>
+      </w:r>
+    </w:p>
+    <w:p>
+      <w:r>
+        <w:t xml:space="preserve">Route path: easy vehicle/pedestrian 15m/15m; medium 35m/35m; hard 60m/60m.</w:t>
+      </w:r>
+    </w:p>
+    <w:p>
+      <w:r>
+        <w:t xml:space="preserve">Curriculum budget: easy_max_share 0.30, medium_max_share 0.32, hard_min_share 0.38.</w:t>
+      </w:r>
+    </w:p>
+    <w:p>
+      <w:r>
+        <w:t xml:space="preserve">Sampling weights: base easy 1.00, medium 1.07, hard 1.27; probation medium 1.00, hard 1.19.</w:t>
+      </w:r>
+    </w:p>
+    <w:p>
+      <w:r>
+        <w:t xml:space="preserve">Gate nuova run: SR vehicle +2 pp, stuck+timeout vehicle -2 pp, collision/offroad non oltre +1 pp, no NaN/inf, 6 record agent-level per episodio.</w:t>
+      </w:r>
+    </w:p>
+    <w:p>
+      <w:r>
+        <w:t xml:space="preserve">Comando suggerito: python -m carla_core.training.train_carla_mappo --mode curriculum --difficulty path --timesteps 300000 --seed 999</w:t>
+      </w:r>
+    </w:p>
     <w:sectPr>
       <w:pgSz w:w="11906" w:h="16838"/>
       <w:pgMar w:top="1440" w:right="1440" w:bottom="1440" w:left="1440" w:header="708" w:footer="708" w:gutter="0"/>

--- a/reports/carla_finetuning_maggio_2026.docx
+++ b/reports/carla_finetuning_maggio_2026.docx
@@ -2347,6 +2347,66 @@
         <w:t xml:space="preserve">Comando suggerito: python -m carla_core.training.train_carla_mappo --mode curriculum --difficulty path --timesteps 300000 --seed 999</w:t>
       </w:r>
     </w:p>
+    <w:p>
+      <w:r>
+        <w:t xml:space="preserve">Aggiornamento 2026-05-15 - Run carla_mappo_20260514_211642 e candidatura long run</w:t>
+      </w:r>
+    </w:p>
+    <w:p>
+      <w:r>
+        <w:t xml:space="preserve">Run completata: 305960 timesteps, 320 episodi, seed 999, difficulty path, curriculum lock easy, route easy 15m/15m. Final evaluation non eseguita.</w:t>
+      </w:r>
+    </w:p>
+    <w:p>
+      <w:r>
+        <w:t xml:space="preserve">Integrita episodes.jsonl: 1920 record raw, 1920 record deduplicati, duplicati 0, episodi con record != 6 0, NaN/inf 0.</w:t>
+      </w:r>
+    </w:p>
+    <w:p>
+      <w:r>
+        <w:t xml:space="preserve">Metriche veicoli: N 960, SR 20.10%, stuck 30.52%, timeout 23.65%, stuck+timeout 54.17%, collision 18.33%, offroad 7.40%, route_completion 0.4367, path_efficiency 0.6035, speed 9.79 km/h.</w:t>
+      </w:r>
+    </w:p>
+    <w:p>
+      <w:r>
+        <w:t xml:space="preserve">Metriche pedoni: N 960, SR 85.94%, stuck 11.04%, timeout 3.02%, stuck+timeout 14.06%, collision 0.00%, offroad 0.00%, route_completion 0.8864.</w:t>
+      </w:r>
+    </w:p>
+    <w:p>
+      <w:r>
+        <w:t xml:space="preserve">Confronto veicoli vs D2 20260514_095921: SR -0.57 pp, stuck+timeout +0.79 pp, collision -0.97 pp, offroad +0.75 pp, speed -3.71 km/h.</w:t>
+      </w:r>
+    </w:p>
+    <w:p>
+      <w:r>
+        <w:t xml:space="preserve">Confronto veicoli vs baseline 20260511_153859: SR -0.42 pp, stuck+timeout -2.98 pp, collision +1.93 pp, offroad +1.47 pp, route_completion +0.0102.</w:t>
+      </w:r>
+    </w:p>
+    <w:p>
+      <w:r>
+        <w:t xml:space="preserve">Lettura: la run easy-only non batte D2 sul gate primario; SR veicoli cala leggermente e stuck+timeout peggiora rispetto a D2. Il segnale positivo e parziale e la riduzione stuck+timeout rispetto alla baseline, ma safety peggiora oltre il gate rispetto alla baseline.</w:t>
+      </w:r>
+    </w:p>
+    <w:p>
+      <w:r>
+        <w:t xml:space="preserve">Candidatura long run: considerarla solo come candidata condizionata per testare la nuova condizione curriculum path completa. La run lock easy non ha testato budget 30/32/38 ne sampling weights, perche con lock il trainer disabilita curriculum constraints e pesi.</w:t>
+      </w:r>
+    </w:p>
+    <w:p>
+      <w:r>
+        <w:t xml:space="preserve">Decisione operativa proposta: long run solo se l obiettivo e valutare difficulty path senza lock come nuova condizione sperimentale, non come promozione gia dimostrata dalla 300K easy-only.</w:t>
+      </w:r>
+    </w:p>
+    <w:p>
+      <w:r>
+        <w:t xml:space="preserve">Comando candidato per test completo curriculum path: python -m carla_core.training.train_carla_mappo --mode curriculum --difficulty path --timesteps 3000000 --seed 999</w:t>
+      </w:r>
+    </w:p>
+    <w:p>
+      <w:r>
+        <w:t xml:space="preserve">Gate long run: SR vehicle +2 pp, stuck+timeout vehicle -2 pp, collision/offroad non oltre +1 pp, integrity 6 record agent-level per episodio, no NaN/inf, confronto separato veicoli+pedoni/veicoli/pedoni.</w:t>
+      </w:r>
+    </w:p>
     <w:sectPr>
       <w:pgSz w:w="11906" w:h="16838"/>
       <w:pgMar w:top="1440" w:right="1440" w:bottom="1440" w:left="1440" w:header="708" w:footer="708" w:gutter="0"/>

--- a/reports/carla_finetuning_maggio_2026.docx
+++ b/reports/carla_finetuning_maggio_2026.docx
@@ -7486,6 +7486,214 @@
           </w:p>
         </w:tc>
       </w:tr>
+      <w:tr>
+        <w:tc>
+          <w:tcPr>
+            <w:tcW w:type="dxa" w:w="1440"/>
+          </w:tcPr>
+          <w:p>
+            <w:r>
+              <w:t>9</w:t>
+            </w:r>
+          </w:p>
+        </w:tc>
+        <w:tc>
+          <w:tcPr>
+            <w:tcW w:type="dxa" w:w="1900"/>
+          </w:tcPr>
+          <w:p>
+            <w:r>
+              <w:t>H1+H1.1 20260515_175921</w:t>
+            </w:r>
+          </w:p>
+        </w:tc>
+        <w:tc>
+          <w:tcPr>
+            <w:tcW w:type="dxa" w:w="2700"/>
+          </w:tcPr>
+          <w:p>
+            <w:r>
+              <w:t>Critic fix: vf_clip_param 10-&gt;1e6, vf_loss_coeff 0.5-&gt;0.05</w:t>
+            </w:r>
+          </w:p>
+        </w:tc>
+        <w:tc>
+          <w:tcPr>
+            <w:tcW w:type="dxa" w:w="2400"/>
+          </w:tcPr>
+          <w:p>
+            <w:r>
+              <w:t>Critic confermato (vf_explained_var ~0-&gt;0.87); gate veicoli FAIL 3/4</w:t>
+            </w:r>
+          </w:p>
+        </w:tc>
+        <w:tc>
+          <w:tcPr>
+            <w:tcW w:type="dxa" w:w="2295"/>
+          </w:tcPr>
+          <w:p>
+            <w:r>
+              <w:t>NO-PASS (non revertita)</w:t>
+            </w:r>
+          </w:p>
+        </w:tc>
+      </w:tr>
+      <w:tr>
+        <w:tc>
+          <w:tcPr>
+            <w:tcW w:type="dxa" w:w="1440"/>
+          </w:tcPr>
+          <w:p>
+            <w:r>
+              <w:t>10</w:t>
+            </w:r>
+          </w:p>
+        </w:tc>
+        <w:tc>
+          <w:tcPr>
+            <w:tcW w:type="dxa" w:w="1900"/>
+          </w:tcPr>
+          <w:p>
+            <w:r>
+              <w:t>H2 20260515_211055</w:t>
+            </w:r>
+          </w:p>
+        </w:tc>
+        <w:tc>
+          <w:tcPr>
+            <w:tcW w:type="dxa" w:w="2700"/>
+          </w:tcPr>
+          <w:p>
+            <w:r>
+              <w:t>gamma 0.99-&gt;0.997</w:t>
+            </w:r>
+          </w:p>
+        </w:tc>
+        <w:tc>
+          <w:tcPr>
+            <w:tcW w:type="dxa" w:w="2400"/>
+          </w:tcPr>
+          <w:p>
+            <w:r>
+              <w:t>Ipotesi orizzonte propaga penalita -50 falsificata; gate veicoli FAIL 3/4</w:t>
+            </w:r>
+          </w:p>
+        </w:tc>
+        <w:tc>
+          <w:tcPr>
+            <w:tcW w:type="dxa" w:w="2295"/>
+          </w:tcPr>
+          <w:p>
+            <w:r>
+              <w:t>NO-PASS (non revertita)</w:t>
+            </w:r>
+          </w:p>
+        </w:tc>
+      </w:tr>
+      <w:tr>
+        <w:tc>
+          <w:tcPr>
+            <w:tcW w:type="dxa" w:w="1440"/>
+          </w:tcPr>
+          <w:p>
+            <w:r>
+              <w:t>11</w:t>
+            </w:r>
+          </w:p>
+        </w:tc>
+        <w:tc>
+          <w:tcPr>
+            <w:tcW w:type="dxa" w:w="1900"/>
+          </w:tcPr>
+          <w:p>
+            <w:r>
+              <w:t>H3 20260516_144007</w:t>
+            </w:r>
+          </w:p>
+        </w:tc>
+        <w:tc>
+          <w:tcPr>
+            <w:tcW w:type="dxa" w:w="2700"/>
+          </w:tcPr>
+          <w:p>
+            <w:r>
+              <w:t>entropy_coeff schedule [[0,0.03],[250000,0.005]]</w:t>
+            </w:r>
+          </w:p>
+        </w:tc>
+        <w:tc>
+          <w:tcPr>
+            <w:tcW w:type="dxa" w:w="2400"/>
+          </w:tcPr>
+          <w:p>
+            <w:r>
+              <w:t>Meccanismo confermato (entropy 4.78-&gt;3.25); gate FAIL 3/4, delta entro il rumore</w:t>
+            </w:r>
+          </w:p>
+        </w:tc>
+        <w:tc>
+          <w:tcPr>
+            <w:tcW w:type="dxa" w:w="2295"/>
+          </w:tcPr>
+          <w:p>
+            <w:r>
+              <w:t>NO-PASS (non revertita)</w:t>
+            </w:r>
+          </w:p>
+        </w:tc>
+      </w:tr>
+      <w:tr>
+        <w:tc>
+          <w:tcPr>
+            <w:tcW w:type="dxa" w:w="1440"/>
+          </w:tcPr>
+          <w:p>
+            <w:r>
+              <w:t>12</w:t>
+            </w:r>
+          </w:p>
+        </w:tc>
+        <w:tc>
+          <w:tcPr>
+            <w:tcW w:type="dxa" w:w="1900"/>
+          </w:tcPr>
+          <w:p>
+            <w:r>
+              <w:t>R3 20260516_200545</w:t>
+            </w:r>
+          </w:p>
+        </w:tc>
+        <w:tc>
+          <w:tcPr>
+            <w:tcW w:type="dxa" w:w="2700"/>
+          </w:tcPr>
+          <w:p>
+            <w:r>
+              <w:t>Penalita collisione veicolo -50-&gt;-500</w:t>
+            </w:r>
+          </w:p>
+        </w:tc>
+        <w:tc>
+          <w:tcPr>
+            <w:tcW w:type="dxa" w:w="2400"/>
+          </w:tcPr>
+          <w:p>
+            <w:r>
+              <w:t>Ipotesi collisione tunabile via penalita falsificata; collision -0.23 pp; gate adattato FAIL</w:t>
+            </w:r>
+          </w:p>
+        </w:tc>
+        <w:tc>
+          <w:tcPr>
+            <w:tcW w:type="dxa" w:w="2295"/>
+          </w:tcPr>
+          <w:p>
+            <w:r>
+              <w:t>NO-PASS (non revertita)</w:t>
+            </w:r>
+          </w:p>
+        </w:tc>
+      </w:tr>
     </w:tbl>
     <w:p>
       <w:pPr>
@@ -7510,7 +7718,7 @@
           <w:b/>
           <w:sz w:val="26"/>
         </w:rPr>
-        <w:t>Candidate registry (aggiornato 15/05/2026)</w:t>
+        <w:t>Candidate registry (aggiornato 17/05/2026)</w:t>
       </w:r>
     </w:p>
     <w:p>
@@ -8593,6 +8801,216 @@
             <w:r>
               <w:rPr/>
               <w:t>difficulty=path, senza lock, distanze 15/35/60m, budget 0.30/0.32/0.38, pesi 1.00/1.07/1.27. Candidata, non promossa.</w:t>
+            </w:r>
+          </w:p>
+        </w:tc>
+      </w:tr>
+      <w:tr>
+        <w:tc>
+          <w:tcPr>
+            <w:tcW w:type="dxa" w:w="1399"/>
+          </w:tcPr>
+          <w:p>
+            <w:r>
+              <w:t>H1+H1.1</w:t>
+            </w:r>
+          </w:p>
+        </w:tc>
+        <w:tc>
+          <w:tcPr>
+            <w:tcW w:type="dxa" w:w="1700"/>
+          </w:tcPr>
+          <w:p>
+            <w:r>
+              <w:t>not promoted / not reverted</w:t>
+            </w:r>
+          </w:p>
+        </w:tc>
+        <w:tc>
+          <w:tcPr>
+            <w:tcW w:type="dxa" w:w="1699"/>
+          </w:tcPr>
+          <w:p>
+            <w:r>
+              <w:t>20260515_175921</w:t>
+            </w:r>
+          </w:p>
+        </w:tc>
+        <w:tc>
+          <w:tcPr>
+            <w:tcW w:type="dxa" w:w="4227"/>
+          </w:tcPr>
+          <w:p>
+            <w:r>
+              <w:t>Critic fix: vf_clip_param 10-&gt;1e6 + vf_loss_coeff 0.5-&gt;0.05. Meccanismo confermato (vf_explained_var ~0-&gt;0.87) ma gate veicoli FAIL 3/4. Non promosso; tenuto come base per H2 (revertarlo ripristina un critic non funzionante).</w:t>
+            </w:r>
+          </w:p>
+        </w:tc>
+      </w:tr>
+      <w:tr>
+        <w:tc>
+          <w:tcPr>
+            <w:tcW w:type="dxa" w:w="1399"/>
+          </w:tcPr>
+          <w:p>
+            <w:r>
+              <w:t>H2</w:t>
+            </w:r>
+          </w:p>
+        </w:tc>
+        <w:tc>
+          <w:tcPr>
+            <w:tcW w:type="dxa" w:w="1700"/>
+          </w:tcPr>
+          <w:p>
+            <w:r>
+              <w:t>not promoted / not reverted</w:t>
+            </w:r>
+          </w:p>
+        </w:tc>
+        <w:tc>
+          <w:tcPr>
+            <w:tcW w:type="dxa" w:w="1699"/>
+          </w:tcPr>
+          <w:p>
+            <w:r>
+              <w:t>20260515_211055</w:t>
+            </w:r>
+          </w:p>
+        </w:tc>
+        <w:tc>
+          <w:tcPr>
+            <w:tcW w:type="dxa" w:w="4227"/>
+          </w:tcPr>
+          <w:p>
+            <w:r>
+              <w:t>gamma 0.99-&gt;0.997 sulla base H1. Ipotesi (orizzonte piu lungo propaga la penalita -50) falsificata; gate veicoli FAIL 3/4. Non promosso; gamma=0.997 tenuto come base per H3.</w:t>
+            </w:r>
+          </w:p>
+        </w:tc>
+      </w:tr>
+      <w:tr>
+        <w:tc>
+          <w:tcPr>
+            <w:tcW w:type="dxa" w:w="1399"/>
+          </w:tcPr>
+          <w:p>
+            <w:r>
+              <w:t>H3</w:t>
+            </w:r>
+          </w:p>
+        </w:tc>
+        <w:tc>
+          <w:tcPr>
+            <w:tcW w:type="dxa" w:w="1700"/>
+          </w:tcPr>
+          <w:p>
+            <w:r>
+              <w:t>not promoted / not reverted</w:t>
+            </w:r>
+          </w:p>
+        </w:tc>
+        <w:tc>
+          <w:tcPr>
+            <w:tcW w:type="dxa" w:w="1699"/>
+          </w:tcPr>
+          <w:p>
+            <w:r>
+              <w:t>20260516_144007</w:t>
+            </w:r>
+          </w:p>
+        </w:tc>
+        <w:tc>
+          <w:tcPr>
+            <w:tcW w:type="dxa" w:w="4227"/>
+          </w:tcPr>
+          <w:p>
+            <w:r>
+              <w:t>entropy_coeff schedule [[0,0.03],[250000,0.005]] sulla base H2. Meccanismo confermato (entropy veicolo 4.78-&gt;3.25) ma gate veicoli FAIL 3/4; delta entro il rumore run-to-run. Non promosso; schedule tenuto come base per R3.</w:t>
+            </w:r>
+          </w:p>
+        </w:tc>
+      </w:tr>
+      <w:tr>
+        <w:tc>
+          <w:tcPr>
+            <w:tcW w:type="dxa" w:w="1399"/>
+          </w:tcPr>
+          <w:p>
+            <w:r>
+              <w:t>R3</w:t>
+            </w:r>
+          </w:p>
+        </w:tc>
+        <w:tc>
+          <w:tcPr>
+            <w:tcW w:type="dxa" w:w="1700"/>
+          </w:tcPr>
+          <w:p>
+            <w:r>
+              <w:t>not promoted / not reverted</w:t>
+            </w:r>
+          </w:p>
+        </w:tc>
+        <w:tc>
+          <w:tcPr>
+            <w:tcW w:type="dxa" w:w="1699"/>
+          </w:tcPr>
+          <w:p>
+            <w:r>
+              <w:t>20260516_200545</w:t>
+            </w:r>
+          </w:p>
+        </w:tc>
+        <w:tc>
+          <w:tcPr>
+            <w:tcW w:type="dxa" w:w="4227"/>
+          </w:tcPr>
+          <w:p>
+            <w:r>
+              <w:t>Penalita collisione veicolo (carla_multi_agent_env.py:1748) -50-&gt;-500, solo veicolo. Gate adattato R3 FAIL (SR +1.27, collision -0.23, stuck+timeout +2.28, offroad -3.32 pp vs H3). Ipotesi collisione tunabile via magnitudo penalita falsificata. Non promosso; -500 tenuto come base per l esperimento osservazione.</w:t>
+            </w:r>
+          </w:p>
+        </w:tc>
+      </w:tr>
+      <w:tr>
+        <w:tc>
+          <w:tcPr>
+            <w:tcW w:type="dxa" w:w="1399"/>
+          </w:tcPr>
+          <w:p>
+            <w:r>
+              <w:t>Obs hazard-perception</w:t>
+            </w:r>
+          </w:p>
+        </w:tc>
+        <w:tc>
+          <w:tcPr>
+            <w:tcW w:type="dxa" w:w="1700"/>
+          </w:tcPr>
+          <w:p>
+            <w:r>
+              <w:t>pending (approvato, non progettato)</w:t>
+            </w:r>
+          </w:p>
+        </w:tc>
+        <w:tc>
+          <w:tcPr>
+            <w:tcW w:type="dxa" w:w="1699"/>
+          </w:tcPr>
+          <w:p>
+            <w:r>
+              <w:t>-</w:t>
+            </w:r>
+          </w:p>
+        </w:tc>
+        <w:tc>
+          <w:tcPr>
+            <w:tcW w:type="dxa" w:w="4227"/>
+          </w:tcPr>
+          <w:p>
+            <w:r>
+              <w:t>Cambio osservazione veicolo: feature di percezione hazard / agenti vicini. Attacca il limite di percezione emerso da R3. Cambia lo spazio osservazione 44D; non checkpoint-comparabile. Non ancora progettato.</w:t>
             </w:r>
           </w:p>
         </w:tc>
@@ -9398,6 +9816,613 @@
         <w:rPr/>
       </w:r>
     </w:p>
+    <w:p/>
+    <w:p>
+      <w:r>
+        <w:rPr>
+          <w:b/>
+        </w:rPr>
+        <w:t>Aggiornamento 2026-05-17 - Serie H (H1/H2/H3) e R3 (penalita collisione veicolo)</w:t>
+      </w:r>
+    </w:p>
+    <w:p>
+      <w:r>
+        <w:t>Quattro A/B single-knob easy-locked (seed 999, 300k timesteps) eseguiti dopo la run path-curriculum 20260514_211642, con obiettivo migliorare la vehicle policy. Tutti e quattro i candidati sono confermati a livello di meccanismo ma falliscono il gate veicoli; nessuno e promosso e nessuno e revertato. Metriche cumulative agent-level ricalcolate da episodes.jsonl (dedup per episode_id+agent_id, ultimo record).</w:t>
+      </w:r>
+    </w:p>
+    <w:p>
+      <w:r>
+        <w:t>H1+H1.1 - run carla_mappo_20260515_175921. Critic fix: vf_clip_param 10-&gt;1e6 e vf_loss_coeff 0.5-&gt;0.05. Meccanismo confermato dai log RLlib: vf_explained_var veicolo da circa 0 (critic non funzionante) a 0.87. Gate veicoli vs 20260514_211642: FAIL 3 su 4 - SR +1.51 pp (20.10-&gt;21.61), stuck+timeout -1.98 pp (54.17-&gt;52.19), collision +3.28 pp (18.33-&gt;21.61), offroad -2.81 pp (7.40-&gt;4.59). Non promosso; vf_clip_param e vf_loss_coeff tenuti, non revertati (revertarli ripristina un critic non funzionante).</w:t>
+      </w:r>
+    </w:p>
+    <w:p>
+      <w:r>
+        <w:t>H2 - run carla_mappo_20260515_211055. gamma 0.99-&gt;0.997 sulla base H1. Ipotesi: un orizzonte effettivo piu lungo propaga la penalita collisione -50. Gate veicoli vs 20260515_175921: FAIL 3 su 4 - SR +0.14 pp (21.61-&gt;21.75), stuck+timeout -7.48 pp (52.19-&gt;44.71), collision +5.18 pp (21.61-&gt;26.79), offroad +2.16 pp (4.59-&gt;6.75). L orizzonte piu lungo ha amplificato l incentivo dominante al completamento route e convertito fallimento passivo (timeout) in fallimento attivo (collision/offroad) circa 1 a 1; SR piatta. Ipotesi falsificata. Non promosso; gamma=0.997 tenuto come base per H3.</w:t>
+      </w:r>
+    </w:p>
+    <w:p>
+      <w:r>
+        <w:t>H3 - run carla_mappo_20260516_144007. entropy_coeff costante 0.03 sostituito da schedule [[0,0.03],[250000,0.005]] sulla base H2. Meccanismo confermato: entropy finale veicolo 4.78-&gt;3.25 (schedule arrivata a entropy_coeff=0.005), vf_explained_var 0.92. Gate veicoli vs 20260515_211055: FAIL 3 su 4 - SR -0.32 pp (21.75-&gt;21.43), stuck+timeout -0.37 pp (44.71-&gt;44.35), collision -0.99 pp (26.79-&gt;25.79), offroad +1.69 pp (6.75-&gt;8.43). Le route-completion veicoli sono identiche in valore assoluto (216 in entrambe le run): il delta SR e solo di denominatore. Tutti i delta sono entro il rumore run-to-run visibile nei chunk pre-250k a config identica. Non promosso; schedule tenuto come base per R3.</w:t>
+      </w:r>
+    </w:p>
+    <w:p>
+      <w:r>
+        <w:t>R3 - run carla_mappo_20260516_200545. Penalita collisione veicolo (carla_multi_agent_env.py riga 1748) da -50 a -500, solo veicolo (penalita pedone -50 invariata), sulla base H3. Gate adattato R3 (PRIMARY: SR veicoli almeno +2.0 pp E collision almeno -3.0 pp; CANARY: stuck+timeout e offroad non oltre +1.0 pp di peggioramento): FAIL. SR +1.27 pp (21.43-&gt;22.70), collision -0.23 pp (25.79-&gt;25.56), stuck+timeout +2.28 pp (44.35-&gt;46.63), offroad -3.32 pp (8.43-&gt;5.11). Integrita OK (326 episodi per 6 = 1956 record, 0 duplicati, 0 NaN/inf); vf_explained_var 0.92-&gt;0.88, entropy 3.25-&gt;2.58.</w:t>
+      </w:r>
+    </w:p>
+    <w:p>
+      <w:r>
+        <w:t>Lettura R3: la penalita 10 volte piu grande NON ha ridotto le collisioni (-0.23 pp). L ipotesi che il tasso di collisione sia tunabile via la magnitudo della penalita collisione e falsificata. La policy ha risposto al cambio di reward su altri assi (offroad -3.32 pp; stuck -7.17 pp convertito in timeout +9.45 pp; route completion media 0.44-&gt;0.50) ma non sull asse collisione: l evitamento delle collisioni non e apprendibile dall osservazione veicolo 44D attuale, e un limite di percezione e non di peso del reward. Lo shaping di reward sull asse collisione e esaurito. Non promosso; -500 tenuto (non revertato) per decisione utente come base dell esperimento osservazione.</w:t>
+      </w:r>
+    </w:p>
+    <w:p>
+      <w:r>
+        <w:t>Quadro e prossimo passo. Con la serie D (D1/D2/D3), la serie H (H1/H2/H3) e R3, gli assi ottimizzatore e reward per la vehicle policy risultano esauriti: la SR veicoli resta su un plateau di circa 21-23%. Il vincolo binding (collision circa 25.6%) non e tunabile via reward. Prossimo candidato pianificato, approvato dall utente come variante sperimentale separata: cambio dell osservazione veicolo con feature di percezione hazard / agenti vicini, per attaccare il limite di percezione individuato. Cambia lo spazio osservazione veicolo (attualmente 44D) e non e checkpoint-comparabile con le run precedenti. Non ancora progettato.</w:t>
+      </w:r>
+    </w:p>
+    <w:p>
+      <w:r>
+        <w:t>Metriche veicoli cumulative ricalcolate da episodes.jsonl (success = termination_reason route_complete):</w:t>
+      </w:r>
+    </w:p>
+    <w:tbl>
+      <w:tblPr>
+        <w:tblW w:type="auto" w:w="0"/>
+        <w:tblLook w:firstColumn="1" w:firstRow="1" w:lastColumn="0" w:lastRow="0" w:noHBand="0" w:noVBand="1" w:val="04A0"/>
+      </w:tblPr>
+      <w:tblGrid>
+        <w:gridCol w:w="903"/>
+        <w:gridCol w:w="903"/>
+        <w:gridCol w:w="903"/>
+        <w:gridCol w:w="903"/>
+        <w:gridCol w:w="903"/>
+        <w:gridCol w:w="903"/>
+        <w:gridCol w:w="903"/>
+        <w:gridCol w:w="903"/>
+        <w:gridCol w:w="903"/>
+        <w:gridCol w:w="903"/>
+      </w:tblGrid>
+      <w:tr>
+        <w:tc>
+          <w:tcPr>
+            <w:tcW w:type="dxa" w:w="903"/>
+          </w:tcPr>
+          <w:p>
+            <w:r>
+              <w:rPr>
+                <w:b/>
+              </w:rPr>
+              <w:t>Run</w:t>
+            </w:r>
+          </w:p>
+        </w:tc>
+        <w:tc>
+          <w:tcPr>
+            <w:tcW w:type="dxa" w:w="903"/>
+          </w:tcPr>
+          <w:p>
+            <w:r>
+              <w:rPr>
+                <w:b/>
+              </w:rPr>
+              <w:t>Vehicle N</w:t>
+            </w:r>
+          </w:p>
+        </w:tc>
+        <w:tc>
+          <w:tcPr>
+            <w:tcW w:type="dxa" w:w="903"/>
+          </w:tcPr>
+          <w:p>
+            <w:r>
+              <w:rPr>
+                <w:b/>
+              </w:rPr>
+              <w:t>SR</w:t>
+            </w:r>
+          </w:p>
+        </w:tc>
+        <w:tc>
+          <w:tcPr>
+            <w:tcW w:type="dxa" w:w="903"/>
+          </w:tcPr>
+          <w:p>
+            <w:r>
+              <w:rPr>
+                <w:b/>
+              </w:rPr>
+              <w:t>Stuck+Timeout</w:t>
+            </w:r>
+          </w:p>
+        </w:tc>
+        <w:tc>
+          <w:tcPr>
+            <w:tcW w:type="dxa" w:w="903"/>
+          </w:tcPr>
+          <w:p>
+            <w:r>
+              <w:rPr>
+                <w:b/>
+              </w:rPr>
+              <w:t>Collision</w:t>
+            </w:r>
+          </w:p>
+        </w:tc>
+        <w:tc>
+          <w:tcPr>
+            <w:tcW w:type="dxa" w:w="903"/>
+          </w:tcPr>
+          <w:p>
+            <w:r>
+              <w:rPr>
+                <w:b/>
+              </w:rPr>
+              <w:t>Offroad</w:t>
+            </w:r>
+          </w:p>
+        </w:tc>
+        <w:tc>
+          <w:tcPr>
+            <w:tcW w:type="dxa" w:w="903"/>
+          </w:tcPr>
+          <w:p>
+            <w:r>
+              <w:rPr>
+                <w:b/>
+              </w:rPr>
+              <w:t>Route</w:t>
+            </w:r>
+          </w:p>
+        </w:tc>
+        <w:tc>
+          <w:tcPr>
+            <w:tcW w:type="dxa" w:w="903"/>
+          </w:tcPr>
+          <w:p>
+            <w:r>
+              <w:rPr>
+                <w:b/>
+              </w:rPr>
+              <w:t>Path eff.</w:t>
+            </w:r>
+          </w:p>
+        </w:tc>
+        <w:tc>
+          <w:tcPr>
+            <w:tcW w:type="dxa" w:w="903"/>
+          </w:tcPr>
+          <w:p>
+            <w:r>
+              <w:rPr>
+                <w:b/>
+              </w:rPr>
+              <w:t>Speed km/h</w:t>
+            </w:r>
+          </w:p>
+        </w:tc>
+        <w:tc>
+          <w:tcPr>
+            <w:tcW w:type="dxa" w:w="903"/>
+          </w:tcPr>
+          <w:p>
+            <w:r>
+              <w:rPr>
+                <w:b/>
+              </w:rPr>
+              <w:t>Esito</w:t>
+            </w:r>
+          </w:p>
+        </w:tc>
+      </w:tr>
+      <w:tr>
+        <w:tc>
+          <w:tcPr>
+            <w:tcW w:type="dxa" w:w="903"/>
+          </w:tcPr>
+          <w:p>
+            <w:r>
+              <w:t>H1+H1.1 20260515_175921</w:t>
+            </w:r>
+          </w:p>
+        </w:tc>
+        <w:tc>
+          <w:tcPr>
+            <w:tcW w:type="dxa" w:w="903"/>
+          </w:tcPr>
+          <w:p>
+            <w:r>
+              <w:t>981</w:t>
+            </w:r>
+          </w:p>
+        </w:tc>
+        <w:tc>
+          <w:tcPr>
+            <w:tcW w:type="dxa" w:w="903"/>
+          </w:tcPr>
+          <w:p>
+            <w:r>
+              <w:t>21.61%</w:t>
+            </w:r>
+          </w:p>
+        </w:tc>
+        <w:tc>
+          <w:tcPr>
+            <w:tcW w:type="dxa" w:w="903"/>
+          </w:tcPr>
+          <w:p>
+            <w:r>
+              <w:t>52.19%</w:t>
+            </w:r>
+          </w:p>
+        </w:tc>
+        <w:tc>
+          <w:tcPr>
+            <w:tcW w:type="dxa" w:w="903"/>
+          </w:tcPr>
+          <w:p>
+            <w:r>
+              <w:t>21.61%</w:t>
+            </w:r>
+          </w:p>
+        </w:tc>
+        <w:tc>
+          <w:tcPr>
+            <w:tcW w:type="dxa" w:w="903"/>
+          </w:tcPr>
+          <w:p>
+            <w:r>
+              <w:t>4.59%</w:t>
+            </w:r>
+          </w:p>
+        </w:tc>
+        <w:tc>
+          <w:tcPr>
+            <w:tcW w:type="dxa" w:w="903"/>
+          </w:tcPr>
+          <w:p>
+            <w:r>
+              <w:t>0.4639</w:t>
+            </w:r>
+          </w:p>
+        </w:tc>
+        <w:tc>
+          <w:tcPr>
+            <w:tcW w:type="dxa" w:w="903"/>
+          </w:tcPr>
+          <w:p>
+            <w:r>
+              <w:t>0.6472</w:t>
+            </w:r>
+          </w:p>
+        </w:tc>
+        <w:tc>
+          <w:tcPr>
+            <w:tcW w:type="dxa" w:w="903"/>
+          </w:tcPr>
+          <w:p>
+            <w:r>
+              <w:t>10.08</w:t>
+            </w:r>
+          </w:p>
+        </w:tc>
+        <w:tc>
+          <w:tcPr>
+            <w:tcW w:type="dxa" w:w="903"/>
+          </w:tcPr>
+          <w:p>
+            <w:r>
+              <w:t>non promosso</w:t>
+            </w:r>
+          </w:p>
+        </w:tc>
+      </w:tr>
+      <w:tr>
+        <w:tc>
+          <w:tcPr>
+            <w:tcW w:type="dxa" w:w="903"/>
+          </w:tcPr>
+          <w:p>
+            <w:r>
+              <w:t>H2 20260515_211055</w:t>
+            </w:r>
+          </w:p>
+        </w:tc>
+        <w:tc>
+          <w:tcPr>
+            <w:tcW w:type="dxa" w:w="903"/>
+          </w:tcPr>
+          <w:p>
+            <w:r>
+              <w:t>993</w:t>
+            </w:r>
+          </w:p>
+        </w:tc>
+        <w:tc>
+          <w:tcPr>
+            <w:tcW w:type="dxa" w:w="903"/>
+          </w:tcPr>
+          <w:p>
+            <w:r>
+              <w:t>21.75%</w:t>
+            </w:r>
+          </w:p>
+        </w:tc>
+        <w:tc>
+          <w:tcPr>
+            <w:tcW w:type="dxa" w:w="903"/>
+          </w:tcPr>
+          <w:p>
+            <w:r>
+              <w:t>44.71%</w:t>
+            </w:r>
+          </w:p>
+        </w:tc>
+        <w:tc>
+          <w:tcPr>
+            <w:tcW w:type="dxa" w:w="903"/>
+          </w:tcPr>
+          <w:p>
+            <w:r>
+              <w:t>26.79%</w:t>
+            </w:r>
+          </w:p>
+        </w:tc>
+        <w:tc>
+          <w:tcPr>
+            <w:tcW w:type="dxa" w:w="903"/>
+          </w:tcPr>
+          <w:p>
+            <w:r>
+              <w:t>6.75%</w:t>
+            </w:r>
+          </w:p>
+        </w:tc>
+        <w:tc>
+          <w:tcPr>
+            <w:tcW w:type="dxa" w:w="903"/>
+          </w:tcPr>
+          <w:p>
+            <w:r>
+              <w:t>0.4605</w:t>
+            </w:r>
+          </w:p>
+        </w:tc>
+        <w:tc>
+          <w:tcPr>
+            <w:tcW w:type="dxa" w:w="903"/>
+          </w:tcPr>
+          <w:p>
+            <w:r>
+              <w:t>0.6482</w:t>
+            </w:r>
+          </w:p>
+        </w:tc>
+        <w:tc>
+          <w:tcPr>
+            <w:tcW w:type="dxa" w:w="903"/>
+          </w:tcPr>
+          <w:p>
+            <w:r>
+              <w:t>13.81</w:t>
+            </w:r>
+          </w:p>
+        </w:tc>
+        <w:tc>
+          <w:tcPr>
+            <w:tcW w:type="dxa" w:w="903"/>
+          </w:tcPr>
+          <w:p>
+            <w:r>
+              <w:t>non promosso</w:t>
+            </w:r>
+          </w:p>
+        </w:tc>
+      </w:tr>
+      <w:tr>
+        <w:tc>
+          <w:tcPr>
+            <w:tcW w:type="dxa" w:w="903"/>
+          </w:tcPr>
+          <w:p>
+            <w:r>
+              <w:t>H3 20260516_144007</w:t>
+            </w:r>
+          </w:p>
+        </w:tc>
+        <w:tc>
+          <w:tcPr>
+            <w:tcW w:type="dxa" w:w="903"/>
+          </w:tcPr>
+          <w:p>
+            <w:r>
+              <w:t>1008</w:t>
+            </w:r>
+          </w:p>
+        </w:tc>
+        <w:tc>
+          <w:tcPr>
+            <w:tcW w:type="dxa" w:w="903"/>
+          </w:tcPr>
+          <w:p>
+            <w:r>
+              <w:t>21.43%</w:t>
+            </w:r>
+          </w:p>
+        </w:tc>
+        <w:tc>
+          <w:tcPr>
+            <w:tcW w:type="dxa" w:w="903"/>
+          </w:tcPr>
+          <w:p>
+            <w:r>
+              <w:t>44.35%</w:t>
+            </w:r>
+          </w:p>
+        </w:tc>
+        <w:tc>
+          <w:tcPr>
+            <w:tcW w:type="dxa" w:w="903"/>
+          </w:tcPr>
+          <w:p>
+            <w:r>
+              <w:t>25.79%</w:t>
+            </w:r>
+          </w:p>
+        </w:tc>
+        <w:tc>
+          <w:tcPr>
+            <w:tcW w:type="dxa" w:w="903"/>
+          </w:tcPr>
+          <w:p>
+            <w:r>
+              <w:t>8.43%</w:t>
+            </w:r>
+          </w:p>
+        </w:tc>
+        <w:tc>
+          <w:tcPr>
+            <w:tcW w:type="dxa" w:w="903"/>
+          </w:tcPr>
+          <w:p>
+            <w:r>
+              <w:t>0.4362</w:t>
+            </w:r>
+          </w:p>
+        </w:tc>
+        <w:tc>
+          <w:tcPr>
+            <w:tcW w:type="dxa" w:w="903"/>
+          </w:tcPr>
+          <w:p>
+            <w:r>
+              <w:t>0.5936</w:t>
+            </w:r>
+          </w:p>
+        </w:tc>
+        <w:tc>
+          <w:tcPr>
+            <w:tcW w:type="dxa" w:w="903"/>
+          </w:tcPr>
+          <w:p>
+            <w:r>
+              <w:t>10.78</w:t>
+            </w:r>
+          </w:p>
+        </w:tc>
+        <w:tc>
+          <w:tcPr>
+            <w:tcW w:type="dxa" w:w="903"/>
+          </w:tcPr>
+          <w:p>
+            <w:r>
+              <w:t>non promosso</w:t>
+            </w:r>
+          </w:p>
+        </w:tc>
+      </w:tr>
+      <w:tr>
+        <w:tc>
+          <w:tcPr>
+            <w:tcW w:type="dxa" w:w="903"/>
+          </w:tcPr>
+          <w:p>
+            <w:r>
+              <w:t>R3 20260516_200545</w:t>
+            </w:r>
+          </w:p>
+        </w:tc>
+        <w:tc>
+          <w:tcPr>
+            <w:tcW w:type="dxa" w:w="903"/>
+          </w:tcPr>
+          <w:p>
+            <w:r>
+              <w:t>978</w:t>
+            </w:r>
+          </w:p>
+        </w:tc>
+        <w:tc>
+          <w:tcPr>
+            <w:tcW w:type="dxa" w:w="903"/>
+          </w:tcPr>
+          <w:p>
+            <w:r>
+              <w:t>22.70%</w:t>
+            </w:r>
+          </w:p>
+        </w:tc>
+        <w:tc>
+          <w:tcPr>
+            <w:tcW w:type="dxa" w:w="903"/>
+          </w:tcPr>
+          <w:p>
+            <w:r>
+              <w:t>46.63%</w:t>
+            </w:r>
+          </w:p>
+        </w:tc>
+        <w:tc>
+          <w:tcPr>
+            <w:tcW w:type="dxa" w:w="903"/>
+          </w:tcPr>
+          <w:p>
+            <w:r>
+              <w:t>25.56%</w:t>
+            </w:r>
+          </w:p>
+        </w:tc>
+        <w:tc>
+          <w:tcPr>
+            <w:tcW w:type="dxa" w:w="903"/>
+          </w:tcPr>
+          <w:p>
+            <w:r>
+              <w:t>5.11%</w:t>
+            </w:r>
+          </w:p>
+        </w:tc>
+        <w:tc>
+          <w:tcPr>
+            <w:tcW w:type="dxa" w:w="903"/>
+          </w:tcPr>
+          <w:p>
+            <w:r>
+              <w:t>0.5035</w:t>
+            </w:r>
+          </w:p>
+        </w:tc>
+        <w:tc>
+          <w:tcPr>
+            <w:tcW w:type="dxa" w:w="903"/>
+          </w:tcPr>
+          <w:p>
+            <w:r>
+              <w:t>0.6774</w:t>
+            </w:r>
+          </w:p>
+        </w:tc>
+        <w:tc>
+          <w:tcPr>
+            <w:tcW w:type="dxa" w:w="903"/>
+          </w:tcPr>
+          <w:p>
+            <w:r>
+              <w:t>11.53</w:t>
+            </w:r>
+          </w:p>
+        </w:tc>
+        <w:tc>
+          <w:tcPr>
+            <w:tcW w:type="dxa" w:w="903"/>
+          </w:tcPr>
+          <w:p>
+            <w:r>
+              <w:t>non promosso</w:t>
+            </w:r>
+          </w:p>
+        </w:tc>
+      </w:tr>
+    </w:tbl>
     <w:sectPr>
       <w:type w:val="nextPage"/>
       <w:pgSz w:w="11906" w:h="16838"/>

--- a/reports/carla_finetuning_maggio_2026.docx
+++ b/reports/carla_finetuning_maggio_2026.docx
@@ -8980,7 +8980,7 @@
           </w:tcPr>
           <w:p>
             <w:r>
-              <w:t>Obs hazard-perception</w:t>
+              <w:t>R1</w:t>
             </w:r>
           </w:p>
         </w:tc>
@@ -8990,7 +8990,7 @@
           </w:tcPr>
           <w:p>
             <w:r>
-              <w:t>pending (approvato, non progettato)</w:t>
+              <w:t>pending (prossimo)</w:t>
             </w:r>
           </w:p>
         </w:tc>
@@ -9010,7 +9010,133 @@
           </w:tcPr>
           <w:p>
             <w:r>
-              <w:t>Cambio osservazione veicolo: feature di percezione hazard / agenti vicini. Attacca il limite di percezione emerso da R3. Cambia lo spazio osservazione 44D; non checkpoint-comparabile. Non ancora progettato.</w:t>
+              <w:t>Reward shaping: rimuove il gate route_completion &lt; 0.3 in _vehicle_reward (carla_multi_agent_env.py ~1760/1782/1788), cosi lo shaping start/unblock e velocita resta attivo per tutta la rotta. Mira al fallimento dominante stuck+timeout. Checkpoint-comparabile; A/B single-knob vs run 20260516_200545. Vedi PROPOSED_PLAN.md Punto 3.</w:t>
+            </w:r>
+          </w:p>
+        </w:tc>
+      </w:tr>
+      <w:tr>
+        <w:tc>
+          <w:tcPr>
+            <w:tcW w:type="dxa" w:w="1399"/>
+          </w:tcPr>
+          <w:p>
+            <w:r>
+              <w:t>R2</w:t>
+            </w:r>
+          </w:p>
+        </w:tc>
+        <w:tc>
+          <w:tcPr>
+            <w:tcW w:type="dxa" w:w="1700"/>
+          </w:tcPr>
+          <w:p>
+            <w:r>
+              <w:t>pending</w:t>
+            </w:r>
+          </w:p>
+        </w:tc>
+        <w:tc>
+          <w:tcPr>
+            <w:tcW w:type="dxa" w:w="1699"/>
+          </w:tcPr>
+          <w:p>
+            <w:r>
+              <w:t>-</w:t>
+            </w:r>
+          </w:p>
+        </w:tc>
+        <w:tc>
+          <w:tcPr>
+            <w:tcW w:type="dxa" w:w="4227"/>
+          </w:tcPr>
+          <w:p>
+            <w:r>
+              <w:t>Reward shaping: il bonus di sterzo fluido +0.1 in _vehicle_reward (carla_multi_agent_env.py:1803) viene pagato solo se speed_kmh &gt; 5.0, cosi un veicolo fermo non lo incassa piu. Checkpoint-comparabile. Vedi PROPOSED_PLAN.md Punto 4.</w:t>
+            </w:r>
+          </w:p>
+        </w:tc>
+      </w:tr>
+      <w:tr>
+        <w:tc>
+          <w:tcPr>
+            <w:tcW w:type="dxa" w:w="1399"/>
+          </w:tcPr>
+          <w:p>
+            <w:r>
+              <w:t>Route-len bugfix</w:t>
+            </w:r>
+          </w:p>
+        </w:tc>
+        <w:tc>
+          <w:tcPr>
+            <w:tcW w:type="dxa" w:w="1700"/>
+          </w:tcPr>
+          <w:p>
+            <w:r>
+              <w:t>pending</w:t>
+            </w:r>
+          </w:p>
+        </w:tc>
+        <w:tc>
+          <w:tcPr>
+            <w:tcW w:type="dxa" w:w="1699"/>
+          </w:tcPr>
+          <w:p>
+            <w:r>
+              <w:t>-</w:t>
+            </w:r>
+          </w:p>
+        </w:tc>
+        <w:tc>
+          <w:tcPr>
+            <w:tcW w:type="dxa" w:w="4227"/>
+          </w:tcPr>
+          <w:p>
+            <w:r>
+              <w:t>Bugfix env: enforce dell upper bound 2.0x sulla lunghezza rotta veicolo in route_planner.py plan_vehicle_route (~184); oggi e controllato solo il lower bound 0.5x. Checkpoint-comparabile; A/B separato (cambia la distribuzione della lunghezza rotta). Vedi PROPOSED_PLAN.md Punto 5.</w:t>
+            </w:r>
+          </w:p>
+        </w:tc>
+      </w:tr>
+      <w:tr>
+        <w:tc>
+          <w:tcPr>
+            <w:tcW w:type="dxa" w:w="1399"/>
+          </w:tcPr>
+          <w:p>
+            <w:r>
+              <w:t>O1+O2</w:t>
+            </w:r>
+          </w:p>
+        </w:tc>
+        <w:tc>
+          <w:tcPr>
+            <w:tcW w:type="dxa" w:w="1700"/>
+          </w:tcPr>
+          <w:p>
+            <w:r>
+              <w:t>pending (cambio obs; per ultimo)</w:t>
+            </w:r>
+          </w:p>
+        </w:tc>
+        <w:tc>
+          <w:tcPr>
+            <w:tcW w:type="dxa" w:w="1699"/>
+          </w:tcPr>
+          <w:p>
+            <w:r>
+              <w:t>-</w:t>
+            </w:r>
+          </w:p>
+        </w:tc>
+        <w:tc>
+          <w:tcPr>
+            <w:tcW w:type="dxa" w:w="4227"/>
+          </w:tcPr>
+          <w:p>
+            <w:r>
+              <w:t>Osservazione veicolo 44D -&gt; 47D: O1 aggiunge no_wp_steps normalizzato + flag loop_penalty_active, O2 aggiunge il tempo residuo normalizzato. Fix di state-aliasing di Markov, non feature di percezione hazard. Non checkpoint-comparabile; unica variante 47D con retrain da zero. Vedi PROPOSED_PLAN.md Punti 6-7.</w:t>
             </w:r>
           </w:p>
         </w:tc>
@@ -9852,12 +9978,12 @@
     </w:p>
     <w:p>
       <w:r>
-        <w:t>Lettura R3: la penalita 10 volte piu grande NON ha ridotto le collisioni (-0.23 pp). L ipotesi che il tasso di collisione sia tunabile via la magnitudo della penalita collisione e falsificata. La policy ha risposto al cambio di reward su altri assi (offroad -3.32 pp; stuck -7.17 pp convertito in timeout +9.45 pp; route completion media 0.44-&gt;0.50) ma non sull asse collisione: l evitamento delle collisioni non e apprendibile dall osservazione veicolo 44D attuale, e un limite di percezione e non di peso del reward. Lo shaping di reward sull asse collisione e esaurito. Non promosso; -500 tenuto (non revertato) per decisione utente come base dell esperimento osservazione.</w:t>
-      </w:r>
-    </w:p>
-    <w:p>
-      <w:r>
-        <w:t>Quadro e prossimo passo. Con la serie D (D1/D2/D3), la serie H (H1/H2/H3) e R3, gli assi ottimizzatore e reward per la vehicle policy risultano esauriti: la SR veicoli resta su un plateau di circa 21-23%. Il vincolo binding (collision circa 25.6%) non e tunabile via reward. Prossimo candidato pianificato, approvato dall utente come variante sperimentale separata: cambio dell osservazione veicolo con feature di percezione hazard / agenti vicini, per attaccare il limite di percezione individuato. Cambia lo spazio osservazione veicolo (attualmente 44D) e non e checkpoint-comparabile con le run precedenti. Non ancora progettato.</w:t>
+        <w:t>Lettura R3: la penalita 10 volte piu grande NON ha ridotto le collisioni (-0.23 pp). L ipotesi che il tasso di collisione sia tunabile via la magnitudo della penalita collisione e falsificata. La policy ha risposto al cambio di reward su altri assi (offroad -3.32 pp; stuck -7.17 pp convertito in timeout +9.45 pp; route completion media 0.44-&gt;0.50) ma non sull asse collisione: l evitamento delle collisioni non e apprendibile dall osservazione veicolo 44D attuale, e un limite di percezione e non di peso del reward. Lo shaping di reward sulla magnitudo della penalita collisione e esaurito; R1 e R2 restano candidati di reward shaping non ancora testati, mirati al fallimento dominante stuck+timeout. Non promosso; -500 tenuto (non revertato) per decisione utente come base sperimentale del prossimo candidato R1.</w:t>
+      </w:r>
+    </w:p>
+    <w:p>
+      <w:r>
+        <w:t>Quadro e prossimo passo. Con la serie D (D1/D2/D3), la serie H (H1/H2/H3) e R3, gli assi ottimizzatore e la magnitudo della penalita collisione per la vehicle policy risultano esauriti: la SR veicoli resta su un plateau di circa 21-23%. Il vincolo binding sull asse collisione (circa 25.6%) non e tunabile via la magnitudo della penalita. I prossimi candidati pianificati, nell ordine di PROPOSED_PLAN.md, sono: R1 (rimozione del gate reward route_completion &lt; 0.3 in _vehicle_reward), R2 (bonus di sterzo fluido condizionato a speed_kmh &gt; 5), il bugfix dell upper bound di route_planner (lunghezza rotta entro 2.0x del target) e O1+O2 (osservazione veicolo 44D -&gt; 47D: no_wp_steps normalizzato, loop flag, tempo residuo). R1, R2 e il bugfix sono checkpoint-comparabili; O1+O2 cambiano lo spazio osservazione veicolo, non sono checkpoint-comparabili e vanno applicati per ultimi come unica variante 47D con retrain da zero. O1+O2 sono fix di state-aliasing di Markov (la reward usa gia no_wp_steps e loop_penalty_active e l episodio e troncato a orizzonte fisso), non feature di percezione hazard. Il candidato immediatamente successivo e R1.</w:t>
       </w:r>
     </w:p>
     <w:p>

--- a/reports/carla_finetuning_maggio_2026.docx
+++ b/reports/carla_finetuning_maggio_2026.docx
@@ -8990,7 +8990,7 @@
           </w:tcPr>
           <w:p>
             <w:r>
-              <w:t>pending (prossimo)</w:t>
+              <w:t>applicato (commit 721fc2e); run A/B da lanciare</w:t>
             </w:r>
           </w:p>
         </w:tc>
@@ -9010,7 +9010,7 @@
           </w:tcPr>
           <w:p>
             <w:r>
-              <w:t>Reward shaping: rimuove il gate route_completion &lt; 0.3 in _vehicle_reward (carla_multi_agent_env.py ~1760/1782/1788), cosi lo shaping start/unblock e velocita resta attivo per tutta la rotta. Mira al fallimento dominante stuck+timeout. Checkpoint-comparabile; A/B single-knob vs run 20260516_200545. Vedi PROPOSED_PLAN.md Punto 3.</w:t>
+              <w:t>Reward shaping: rimuove il gate route_completion &lt; 0.3 in _vehicle_reward (carla_multi_agent_env.py ~1760/1782/1788), cosi lo shaping start/unblock e velocita resta attivo per tutta la rotta. Mira al fallimento dominante stuck+timeout. Checkpoint-comparabile; A/B single-knob vs run 20260516_200545. Vedi PROPOSED_PLAN.md Punto 3. Codice applicato (commit 721fc2e, 3 micro-edit, compileall OK e git diff --check puliti); non ancora eseguito ne valutato.</w:t>
             </w:r>
           </w:p>
         </w:tc>
@@ -9983,7 +9983,7 @@
     </w:p>
     <w:p>
       <w:r>
-        <w:t>Quadro e prossimo passo. Con la serie D (D1/D2/D3), la serie H (H1/H2/H3) e R3, gli assi ottimizzatore e la magnitudo della penalita collisione per la vehicle policy risultano esauriti: la SR veicoli resta su un plateau di circa 21-23%. Il vincolo binding sull asse collisione (circa 25.6%) non e tunabile via la magnitudo della penalita. I prossimi candidati pianificati, nell ordine di PROPOSED_PLAN.md, sono: R1 (rimozione del gate reward route_completion &lt; 0.3 in _vehicle_reward), R2 (bonus di sterzo fluido condizionato a speed_kmh &gt; 5), il bugfix dell upper bound di route_planner (lunghezza rotta entro 2.0x del target) e O1+O2 (osservazione veicolo 44D -&gt; 47D: no_wp_steps normalizzato, loop flag, tempo residuo). R1, R2 e il bugfix sono checkpoint-comparabili; O1+O2 cambiano lo spazio osservazione veicolo, non sono checkpoint-comparabili e vanno applicati per ultimi come unica variante 47D con retrain da zero. O1+O2 sono fix di state-aliasing di Markov (la reward usa gia no_wp_steps e loop_penalty_active e l episodio e troncato a orizzonte fisso), non feature di percezione hazard. Il candidato immediatamente successivo e R1.</w:t>
+        <w:t>Quadro e prossimo passo. Con la serie D (D1/D2/D3), la serie H (H1/H2/H3) e R3, gli assi ottimizzatore e la magnitudo della penalita collisione per la vehicle policy risultano esauriti: la SR veicoli resta su un plateau di circa 21-23%. Il vincolo binding sull asse collisione (circa 25.6%) non e tunabile via la magnitudo della penalita. I prossimi candidati pianificati, nell ordine di PROPOSED_PLAN.md, sono: R1 (rimozione del gate reward route_completion &lt; 0.3 in _vehicle_reward), R2 (bonus di sterzo fluido condizionato a speed_kmh &gt; 5), il bugfix dell upper bound di route_planner (lunghezza rotta entro 2.0x del target) e O1+O2 (osservazione veicolo 44D -&gt; 47D: no_wp_steps normalizzato, loop flag, tempo residuo). R1, R2 e il bugfix sono checkpoint-comparabili; O1+O2 cambiano lo spazio osservazione veicolo, non sono checkpoint-comparabili e vanno applicati per ultimi come unica variante 47D con retrain da zero. O1+O2 sono fix di state-aliasing di Markov (la reward usa gia no_wp_steps e loop_penalty_active e l episodio e troncato a orizzonte fisso), non feature di percezione hazard. Il candidato immediatamente successivo e R1, il cui codice e gia applicato (commit 721fc2e, 3 micro-edit in _vehicle_reward, compileall OK e git diff --check puliti) e in attesa della run A/B vs 20260516_200545; R2, il bugfix e O1+O2 restano pending.</w:t>
       </w:r>
     </w:p>
     <w:p>

--- a/reports/carla_finetuning_maggio_2026.docx
+++ b/reports/carla_finetuning_maggio_2026.docx
@@ -8990,7 +8990,7 @@
           </w:tcPr>
           <w:p>
             <w:r>
-              <w:t>applicato (commit 721fc2e); run A/B da lanciare</w:t>
+              <w:t>promosso (trunk); gate veicoli 4/4</w:t>
             </w:r>
           </w:p>
         </w:tc>
@@ -9010,7 +9010,7 @@
           </w:tcPr>
           <w:p>
             <w:r>
-              <w:t>Reward shaping: rimuove il gate route_completion &lt; 0.3 in _vehicle_reward (carla_multi_agent_env.py ~1760/1782/1788), cosi lo shaping start/unblock e velocita resta attivo per tutta la rotta. Mira al fallimento dominante stuck+timeout. Checkpoint-comparabile; A/B single-knob vs run 20260516_200545. Vedi PROPOSED_PLAN.md Punto 3. Codice applicato (commit 721fc2e, 3 micro-edit, compileall OK e git diff --check puliti); non ancora eseguito ne valutato.</w:t>
+              <w:t>Reward shaping: rimosso il gate route_completion &lt; 0.3 in _vehicle_reward, lo shaping start/unblock e velocita resta attivo per tutta la rotta. A/B single-knob vs R3 20260516_200545. Gate veicoli PASSA 4/4: SR +4.69 pp (22.70-&gt;27.38), stuck+timeout -3.45 pp (46.63-&gt;43.18), collision -1.46 pp, offroad +0.22 pp. +45 route-complete in valore assoluto; integrita OK (1950 record, 0 dup, 0 NaN/inf). Pedoni (separati): SR -4.03 pp, probabile rumore, da confermare con seed. Primo PASS dopo D2: promosso, base per R2.</w:t>
             </w:r>
           </w:p>
         </w:tc>
@@ -9983,7 +9983,12 @@
     </w:p>
     <w:p>
       <w:r>
-        <w:t>Quadro e prossimo passo. Con la serie D (D1/D2/D3), la serie H (H1/H2/H3) e R3, gli assi ottimizzatore e la magnitudo della penalita collisione per la vehicle policy risultano esauriti: la SR veicoli resta su un plateau di circa 21-23%. Il vincolo binding sull asse collisione (circa 25.6%) non e tunabile via la magnitudo della penalita. I prossimi candidati pianificati, nell ordine di PROPOSED_PLAN.md, sono: R1 (rimozione del gate reward route_completion &lt; 0.3 in _vehicle_reward), R2 (bonus di sterzo fluido condizionato a speed_kmh &gt; 5), il bugfix dell upper bound di route_planner (lunghezza rotta entro 2.0x del target) e O1+O2 (osservazione veicolo 44D -&gt; 47D: no_wp_steps normalizzato, loop flag, tempo residuo). R1, R2 e il bugfix sono checkpoint-comparabili; O1+O2 cambiano lo spazio osservazione veicolo, non sono checkpoint-comparabili e vanno applicati per ultimi come unica variante 47D con retrain da zero. O1+O2 sono fix di state-aliasing di Markov (la reward usa gia no_wp_steps e loop_penalty_active e l episodio e troncato a orizzonte fisso), non feature di percezione hazard. Il candidato immediatamente successivo e R1, il cui codice e gia applicato (commit 721fc2e, 3 micro-edit in _vehicle_reward, compileall OK e git diff --check puliti) e in attesa della run A/B vs 20260516_200545; R2, il bugfix e O1+O2 restano pending.</w:t>
+        <w:t>R1 - run carla_mappo_20260517_134652. Rimosso il gate route_completion &lt; 0.3 in _vehicle_reward (lo shaping start/unblock e di velocita resta attivo per tutta la rotta), sulla base R3; A/B single-knob vs 20260516_200545 (seed 999, easy-lock, ~300k). Gate veicoli (cumulativo da episodes.jsonl): PASSA 4 su 4 - SR +4.69 pp (22.70-&gt;27.38), stuck+timeout -3.45 pp (46.63-&gt;43.18), collision -1.46 pp (25.56-&gt;24.10), offroad +0.22 pp (5.11-&gt;5.33). Integrita OK (325 episodi per 6 = 1950 record, 0 duplicati, 0 NaN/inf). On-mechanism: route-complete +45 in valore assoluto (222-&gt;267, non effetto-denominatore); la coorte timeout e il contributo maggiore (-2.71 pp); speed veicolo 11.53-&gt;13.04 km/h; il canary collisione migliora invece di peggiorare; nessun decadimento tardivo della SR. Pedoni (separati): SR 89.06-&gt;85.03 (-4.03 pp), stuck +4.23 pp - R1 non tocca _pedestrian_reward; probabile rumore run-to-run (SR pedoni 84.7-89.1 nelle ultime 4 run), da confermare con seed aggiuntivi. R1 e il primo candidato a superare il gate dopo D2: promosso nel trunk, base per R2.</w:t>
+      </w:r>
+    </w:p>
+    <w:p>
+      <w:r>
+        <w:t>Quadro e prossimo passo. R1 e promosso: primo PASS del gate veicoli dopo D2. Il trunk attivo diventa C0 + C1 + D2 + R1 (sulla base sperimentale H1+H2+H3+R3 mantenuta). Prossimi candidati pianificati, nell ordine di PROPOSED_PLAN.md: R2 (bonus di sterzo fluido condizionato a speed_kmh &gt; 5), il bugfix dell upper bound di route_planner (lunghezza rotta entro 2.0x del target) e O1+O2 (osservazione veicolo 44D -&gt; 47D, fix di state-aliasing di Markov, per ultimi con retrain da zero). R2 e il bugfix sono checkpoint-comparabili. Il candidato immediatamente successivo e R2, A/B single-knob sulla base R1. Resta consigliata una conferma multi-seed di R1, in particolare per chiarire se il calo della SR pedoni e rumore.</w:t>
       </w:r>
     </w:p>
     <w:p>

--- a/reports/carla_finetuning_maggio_2026.docx
+++ b/reports/carla_finetuning_maggio_2026.docx
@@ -9074,7 +9074,7 @@
           </w:tcPr>
           <w:p>
             <w:r>
-              <w:t>pending</w:t>
+              <w:t>pending (codice applicato; run A/B da lanciare)</w:t>
             </w:r>
           </w:p>
         </w:tc>
@@ -9094,7 +9094,7 @@
           </w:tcPr>
           <w:p>
             <w:r>
-              <w:t>Bugfix env: enforce dell upper bound 2.0x sulla lunghezza rotta veicolo in route_planner.py plan_vehicle_route (~184); oggi e controllato solo il lower bound 0.5x. Checkpoint-comparabile; A/B separato (cambia la distribuzione della lunghezza rotta). Vedi PROPOSED_PLAN.md Punto 5.</w:t>
+              <w:t>Bugfix env: enforce dell upper bound 2.0x sulla lunghezza rotta veicolo in route_planner.py plan_vehicle_route (~184); oggi e controllato solo il lower bound 0.5x. Checkpoint-comparabile; A/B separato (cambia la distribuzione della lunghezza rotta). Vedi PROPOSED_PLAN.md Punto 5. Codice applicato 2026-05-17 (modifica di una riga in plan_vehicle_route; compileall OK, git diff --check pulito); in attesa della run A/B.</w:t>
             </w:r>
           </w:p>
         </w:tc>
@@ -10554,6 +10554,501 @@
         </w:tc>
       </w:tr>
     </w:tbl>
+    <w:p/>
+    <w:p>
+      <w:r>
+        <w:rPr>
+          <w:b/>
+        </w:rPr>
+        <w:t>Aggiornamento 2026-05-17 - R2 smooth-steering gate</w:t>
+      </w:r>
+    </w:p>
+    <w:p>
+      <w:r>
+        <w:t>R2 e stato valutato con la run carla_mappo_20260517_164707 contro la nuova baseline R1 carla_mappo_20260517_134652. I run_config.json sono identici sui campi sperimentali; l attribuzione a R2 deriva dal timing dei commit, perche i metadata della run non salvano il git commit hash. results.json.evaluation e vuoto: questa e evidenza training-only, non final evaluation.</w:t>
+      </w:r>
+    </w:p>
+    <w:p>
+      <w:r>
+        <w:t>Integrita episodes.jsonl: 342 episodi x 6 record = 2052 record agent-level, 0 duplicati, 0 NaN/inf, 0 episodi con record count anomalo.</w:t>
+      </w:r>
+    </w:p>
+    <w:tbl>
+      <w:tblPr>
+        <w:tblW w:type="auto" w:w="0"/>
+        <w:tblLook w:firstColumn="1" w:firstRow="1" w:lastColumn="0" w:lastRow="0" w:noHBand="0" w:noVBand="1" w:val="04A0"/>
+      </w:tblPr>
+      <w:tblGrid>
+        <w:gridCol w:w="2256"/>
+        <w:gridCol w:w="2256"/>
+        <w:gridCol w:w="2256"/>
+        <w:gridCol w:w="2256"/>
+      </w:tblGrid>
+      <w:tr>
+        <w:tc>
+          <w:tcPr>
+            <w:tcW w:type="dxa" w:w="2256"/>
+          </w:tcPr>
+          <w:p>
+            <w:r>
+              <w:t>Metrica veicoli</w:t>
+            </w:r>
+          </w:p>
+        </w:tc>
+        <w:tc>
+          <w:tcPr>
+            <w:tcW w:type="dxa" w:w="2256"/>
+          </w:tcPr>
+          <w:p>
+            <w:r>
+              <w:t>R1 20260517_134652</w:t>
+            </w:r>
+          </w:p>
+        </w:tc>
+        <w:tc>
+          <w:tcPr>
+            <w:tcW w:type="dxa" w:w="2256"/>
+          </w:tcPr>
+          <w:p>
+            <w:r>
+              <w:t>R2 20260517_164707</w:t>
+            </w:r>
+          </w:p>
+        </w:tc>
+        <w:tc>
+          <w:tcPr>
+            <w:tcW w:type="dxa" w:w="2256"/>
+          </w:tcPr>
+          <w:p>
+            <w:r>
+              <w:t>Delta R2-R1</w:t>
+            </w:r>
+          </w:p>
+        </w:tc>
+      </w:tr>
+      <w:tr>
+        <w:tc>
+          <w:tcPr>
+            <w:tcW w:type="dxa" w:w="2256"/>
+          </w:tcPr>
+          <w:p>
+            <w:r>
+              <w:t>Success rate</w:t>
+            </w:r>
+          </w:p>
+        </w:tc>
+        <w:tc>
+          <w:tcPr>
+            <w:tcW w:type="dxa" w:w="2256"/>
+          </w:tcPr>
+          <w:p>
+            <w:r>
+              <w:t>27.38%</w:t>
+            </w:r>
+          </w:p>
+        </w:tc>
+        <w:tc>
+          <w:tcPr>
+            <w:tcW w:type="dxa" w:w="2256"/>
+          </w:tcPr>
+          <w:p>
+            <w:r>
+              <w:t>25.54%</w:t>
+            </w:r>
+          </w:p>
+        </w:tc>
+        <w:tc>
+          <w:tcPr>
+            <w:tcW w:type="dxa" w:w="2256"/>
+          </w:tcPr>
+          <w:p>
+            <w:r>
+              <w:t>-1.85 pp</w:t>
+            </w:r>
+          </w:p>
+        </w:tc>
+      </w:tr>
+      <w:tr>
+        <w:tc>
+          <w:tcPr>
+            <w:tcW w:type="dxa" w:w="2256"/>
+          </w:tcPr>
+          <w:p>
+            <w:r>
+              <w:t>Collision</w:t>
+            </w:r>
+          </w:p>
+        </w:tc>
+        <w:tc>
+          <w:tcPr>
+            <w:tcW w:type="dxa" w:w="2256"/>
+          </w:tcPr>
+          <w:p>
+            <w:r>
+              <w:t>24.10%</w:t>
+            </w:r>
+          </w:p>
+        </w:tc>
+        <w:tc>
+          <w:tcPr>
+            <w:tcW w:type="dxa" w:w="2256"/>
+          </w:tcPr>
+          <w:p>
+            <w:r>
+              <w:t>25.54%</w:t>
+            </w:r>
+          </w:p>
+        </w:tc>
+        <w:tc>
+          <w:tcPr>
+            <w:tcW w:type="dxa" w:w="2256"/>
+          </w:tcPr>
+          <w:p>
+            <w:r>
+              <w:t>+1.43 pp</w:t>
+            </w:r>
+          </w:p>
+        </w:tc>
+      </w:tr>
+      <w:tr>
+        <w:tc>
+          <w:tcPr>
+            <w:tcW w:type="dxa" w:w="2256"/>
+          </w:tcPr>
+          <w:p>
+            <w:r>
+              <w:t>Stuck</w:t>
+            </w:r>
+          </w:p>
+        </w:tc>
+        <w:tc>
+          <w:tcPr>
+            <w:tcW w:type="dxa" w:w="2256"/>
+          </w:tcPr>
+          <w:p>
+            <w:r>
+              <w:t>25.03%</w:t>
+            </w:r>
+          </w:p>
+        </w:tc>
+        <w:tc>
+          <w:tcPr>
+            <w:tcW w:type="dxa" w:w="2256"/>
+          </w:tcPr>
+          <w:p>
+            <w:r>
+              <w:t>23.59%</w:t>
+            </w:r>
+          </w:p>
+        </w:tc>
+        <w:tc>
+          <w:tcPr>
+            <w:tcW w:type="dxa" w:w="2256"/>
+          </w:tcPr>
+          <w:p>
+            <w:r>
+              <w:t>-1.44 pp</w:t>
+            </w:r>
+          </w:p>
+        </w:tc>
+      </w:tr>
+      <w:tr>
+        <w:tc>
+          <w:tcPr>
+            <w:tcW w:type="dxa" w:w="2256"/>
+          </w:tcPr>
+          <w:p>
+            <w:r>
+              <w:t>Timeout</w:t>
+            </w:r>
+          </w:p>
+        </w:tc>
+        <w:tc>
+          <w:tcPr>
+            <w:tcW w:type="dxa" w:w="2256"/>
+          </w:tcPr>
+          <w:p>
+            <w:r>
+              <w:t>18.15%</w:t>
+            </w:r>
+          </w:p>
+        </w:tc>
+        <w:tc>
+          <w:tcPr>
+            <w:tcW w:type="dxa" w:w="2256"/>
+          </w:tcPr>
+          <w:p>
+            <w:r>
+              <w:t>16.86%</w:t>
+            </w:r>
+          </w:p>
+        </w:tc>
+        <w:tc>
+          <w:tcPr>
+            <w:tcW w:type="dxa" w:w="2256"/>
+          </w:tcPr>
+          <w:p>
+            <w:r>
+              <w:t>-1.29 pp</w:t>
+            </w:r>
+          </w:p>
+        </w:tc>
+      </w:tr>
+      <w:tr>
+        <w:tc>
+          <w:tcPr>
+            <w:tcW w:type="dxa" w:w="2256"/>
+          </w:tcPr>
+          <w:p>
+            <w:r>
+              <w:t>Stuck+timeout</w:t>
+            </w:r>
+          </w:p>
+        </w:tc>
+        <w:tc>
+          <w:tcPr>
+            <w:tcW w:type="dxa" w:w="2256"/>
+          </w:tcPr>
+          <w:p>
+            <w:r>
+              <w:t>43.18%</w:t>
+            </w:r>
+          </w:p>
+        </w:tc>
+        <w:tc>
+          <w:tcPr>
+            <w:tcW w:type="dxa" w:w="2256"/>
+          </w:tcPr>
+          <w:p>
+            <w:r>
+              <w:t>40.45%</w:t>
+            </w:r>
+          </w:p>
+        </w:tc>
+        <w:tc>
+          <w:tcPr>
+            <w:tcW w:type="dxa" w:w="2256"/>
+          </w:tcPr>
+          <w:p>
+            <w:r>
+              <w:t>-2.73 pp</w:t>
+            </w:r>
+          </w:p>
+        </w:tc>
+      </w:tr>
+      <w:tr>
+        <w:tc>
+          <w:tcPr>
+            <w:tcW w:type="dxa" w:w="2256"/>
+          </w:tcPr>
+          <w:p>
+            <w:r>
+              <w:t>Offroad</w:t>
+            </w:r>
+          </w:p>
+        </w:tc>
+        <w:tc>
+          <w:tcPr>
+            <w:tcW w:type="dxa" w:w="2256"/>
+          </w:tcPr>
+          <w:p>
+            <w:r>
+              <w:t>5.33%</w:t>
+            </w:r>
+          </w:p>
+        </w:tc>
+        <w:tc>
+          <w:tcPr>
+            <w:tcW w:type="dxa" w:w="2256"/>
+          </w:tcPr>
+          <w:p>
+            <w:r>
+              <w:t>8.48%</w:t>
+            </w:r>
+          </w:p>
+        </w:tc>
+        <w:tc>
+          <w:tcPr>
+            <w:tcW w:type="dxa" w:w="2256"/>
+          </w:tcPr>
+          <w:p>
+            <w:r>
+              <w:t>+3.15 pp</w:t>
+            </w:r>
+          </w:p>
+        </w:tc>
+      </w:tr>
+      <w:tr>
+        <w:tc>
+          <w:tcPr>
+            <w:tcW w:type="dxa" w:w="2256"/>
+          </w:tcPr>
+          <w:p>
+            <w:r>
+              <w:t>Route completion</w:t>
+            </w:r>
+          </w:p>
+        </w:tc>
+        <w:tc>
+          <w:tcPr>
+            <w:tcW w:type="dxa" w:w="2256"/>
+          </w:tcPr>
+          <w:p>
+            <w:r>
+              <w:t>0.4949</w:t>
+            </w:r>
+          </w:p>
+        </w:tc>
+        <w:tc>
+          <w:tcPr>
+            <w:tcW w:type="dxa" w:w="2256"/>
+          </w:tcPr>
+          <w:p>
+            <w:r>
+              <w:t>0.4959</w:t>
+            </w:r>
+          </w:p>
+        </w:tc>
+        <w:tc>
+          <w:tcPr>
+            <w:tcW w:type="dxa" w:w="2256"/>
+          </w:tcPr>
+          <w:p>
+            <w:r>
+              <w:t>+0.0010</w:t>
+            </w:r>
+          </w:p>
+        </w:tc>
+      </w:tr>
+      <w:tr>
+        <w:tc>
+          <w:tcPr>
+            <w:tcW w:type="dxa" w:w="2256"/>
+          </w:tcPr>
+          <w:p>
+            <w:r>
+              <w:t>Speed</w:t>
+            </w:r>
+          </w:p>
+        </w:tc>
+        <w:tc>
+          <w:tcPr>
+            <w:tcW w:type="dxa" w:w="2256"/>
+          </w:tcPr>
+          <w:p>
+            <w:r>
+              <w:t>13.04 km/h</w:t>
+            </w:r>
+          </w:p>
+        </w:tc>
+        <w:tc>
+          <w:tcPr>
+            <w:tcW w:type="dxa" w:w="2256"/>
+          </w:tcPr>
+          <w:p>
+            <w:r>
+              <w:t>15.25 km/h</w:t>
+            </w:r>
+          </w:p>
+        </w:tc>
+        <w:tc>
+          <w:tcPr>
+            <w:tcW w:type="dxa" w:w="2256"/>
+          </w:tcPr>
+          <w:p>
+            <w:r>
+              <w:t>+2.21 km/h</w:t>
+            </w:r>
+          </w:p>
+        </w:tc>
+      </w:tr>
+      <w:tr>
+        <w:tc>
+          <w:tcPr>
+            <w:tcW w:type="dxa" w:w="2256"/>
+          </w:tcPr>
+          <w:p>
+            <w:r>
+              <w:t>no_wp_steps</w:t>
+            </w:r>
+          </w:p>
+        </w:tc>
+        <w:tc>
+          <w:tcPr>
+            <w:tcW w:type="dxa" w:w="2256"/>
+          </w:tcPr>
+          <w:p>
+            <w:r>
+              <w:t>232.94</w:t>
+            </w:r>
+          </w:p>
+        </w:tc>
+        <w:tc>
+          <w:tcPr>
+            <w:tcW w:type="dxa" w:w="2256"/>
+          </w:tcPr>
+          <w:p>
+            <w:r>
+              <w:t>204.84</w:t>
+            </w:r>
+          </w:p>
+        </w:tc>
+        <w:tc>
+          <w:tcPr>
+            <w:tcW w:type="dxa" w:w="2256"/>
+          </w:tcPr>
+          <w:p>
+            <w:r>
+              <w:t>-28.10</w:t>
+            </w:r>
+          </w:p>
+        </w:tc>
+      </w:tr>
+    </w:tbl>
+    <w:p>
+      <w:r>
+        <w:rPr>
+          <w:b/>
+        </w:rPr>
+        <w:t xml:space="preserve">Verdetto: </w:t>
+      </w:r>
+      <w:r>
+        <w:t>R2 fallisce formalmente il gate veicoli vs R1. Passa solo la riduzione stuck+timeout; SR cala, collision supera il canary +1.0 pp nel cumulativo completo e offroad peggiora nettamente (+3.15 pp). A pari numero episodi (R2 troncata ai primi 325 episodi) il quadro resta: SR -2.15 pp, stuck+timeout -2.05 pp, collision +0.92 pp, offroad +3.28 pp.</w:t>
+      </w:r>
+    </w:p>
+    <w:p>
+      <w:r>
+        <w:rPr>
+          <w:b/>
+        </w:rPr>
+        <w:t xml:space="preserve">Decisione operativa: </w:t>
+      </w:r>
+      <w:r>
+        <w:t>non revert immediato per decisione utente, perche il meccanismo anti-immobilita e visibile (speed +2.21 km/h e no_wp_steps -28.10). R2 resta retained/provisional, non promoted: non va contato come miglioramento validato finche collision/offroad non rientrano nei canary in una follow-up validation.</w:t>
+      </w:r>
+    </w:p>
+    <w:p>
+      <w:r>
+        <w:rPr>
+          <w:b/>
+        </w:rPr>
+        <w:t xml:space="preserve">Old baseline: </w:t>
+      </w:r>
+      <w:r>
+        <w:t>il confronto con carla_mappo_20260511_153859 e solo storico, non causale: cambiano route distance, traffico, gamma, vf_clip/vf_loss, entropy schedule e curriculum lock. R2 vs old baseline mostra SR +5.01 pp e stuck+timeout -16.69 pp, ma collision +9.13 pp e offroad +2.55 pp; non citare come effetto isolato di R2.</w:t>
+      </w:r>
+    </w:p>
+    <w:p>
+      <w:r>
+        <w:rPr>
+          <w:b/>
+        </w:rPr>
+        <w:t xml:space="preserve">Nota metodologica: </w:t>
+      </w:r>
+      <w:r>
+        <w:t>il bug route seed hash(ad.agent_id) % 10000 resta aperto, quindi i run con seed uguale non garantiscono route pairing tra processi. I micro-delta non sono citabili; il blocco R2 e guidato soprattutto da offroad +3 pp, non da rumore borderline.</w:t>
+      </w:r>
+    </w:p>
     <w:sectPr>
       <w:type w:val="nextPage"/>
       <w:pgSz w:w="11906" w:h="16838"/>

--- a/reports/carla_finetuning_maggio_2026.docx
+++ b/reports/carla_finetuning_maggio_2026.docx
@@ -11049,6 +11049,457 @@
         <w:t>il bug route seed hash(ad.agent_id) % 10000 resta aperto, quindi i run con seed uguale non garantiscono route pairing tra processi. I micro-delta non sono citabili; il blocco R2 e guidato soprattutto da offroad +3 pp, non da rumore borderline.</w:t>
       </w:r>
     </w:p>
+    <w:p/>
+    <w:p>
+      <w:r>
+        <w:rPr>
+          <w:b/>
+        </w:rPr>
+        <w:t>Aggiornamento 2026-05-18 - Punto 5: bugfix upper-bound lunghezza rotta (run carla_mappo_20260517_212109)</w:t>
+      </w:r>
+    </w:p>
+    <w:p>
+      <w:r>
+        <w:t>Punto 5: bugfix dell'upper-bound 2.0x della lunghezza rotta in route_planner.py plan_vehicle_route (commit 24e072e). Una rotta veicolo A* piu lunga di 2.0x il target ora viene scartata, onorando il contratto [0.5x, 2.0x] gia promesso dalla docstring. Valutato con la run carla_mappo_20260517_212109: A/B single-knob vs R2 carla_mappo_20260517_164707 (run_config.json identico byte-per-byte tranne il timestamp; l'unica differenza di codice dalla baseline e la one-liner del route_planner; seed 999, easy-lock, 300k).</w:t>
+      </w:r>
+    </w:p>
+    <w:p>
+      <w:r>
+        <w:t>Integrita episodes.jsonl: 529 episodi x 6 record = 3174 record agent-level, 0 duplicati, 0 episodi malformati, 0 NaN/inf. results.json concorda con episodes.jsonl (1192/1587 route_complete veicolo). Final evaluation pending (results.json.evaluation vuoto): evidenza training-only.</w:t>
+      </w:r>
+    </w:p>
+    <w:p>
+      <w:r>
+        <w:t>Gate veicoli vs 164707: formalmente PASS 4/4 (SR +49.57 pp, stuck+timeout -21.17 pp, collision -21.25 pp, offroad -7.16 pp). MA il delta NON e un miglioramento di policy: policy, reward, osservazioni e ottimizzatore sono identici tra le due run; cambia solo il generatore di rotte dell'ambiente. Il +49.57 pp di SR e un cambio di distribuzione del task - il bugfix rimuove le rotte piu lunghe di 2x target, non finibili nei 1000 step dell'episodio.</w:t>
+      </w:r>
+    </w:p>
+    <w:p>
+      <w:r>
+        <w:t>Prove che e effetto-distribuzione e non apprendimento: episodi totali 342-&gt;529 a parita di budget timestep (episodi piu corti), step medi veicolo 900.4-&gt;573.8, route% medio 49.59-&gt;87.08, timeout veicolo assoluti 173-&gt;34, collisioni veicolo assolute 262-&gt;68. SR veicolo per chunk: 164707 = 3.5/17.5/27.5/40.4/31.0/33.3 (picco ~40, poi decade); 212109 = 10.9/70.0/91.0/93.3/94.0/92.5 (salita pulita, plateau ~93) - coerente con un bug che degradava anche la qualita del training, ma questo singolo A/B non separa task piu facile da training piu sano.</w:t>
+      </w:r>
+    </w:p>
+    <w:p>
+      <w:r>
+        <w:t>Pedoni (riportati separatamente): SR 84.41-&gt;89.60 (+5.20 pp), stuck+timeout 15.59-&gt;10.40. Il bugfix non tocca plan_pedestrian_route_by_distance: molto probabilmente effetto meccanico (episodi congiunti piu corti, meno tempo per fallire), non un cambio di policy pedonale.</w:t>
+      </w:r>
+    </w:p>
+    <w:p>
+      <w:r>
+        <w:t>Decisione: il bugfix e TENUTO come fix di correttezza d'ambiente, non come candidate di policy promosso. carla_mappo_20260517_212109 diventa la baseline veicoli post-bugfix. Conseguenza: tutte le run H/R precedenti (D2, H1-H3, R3, R1, R2) sono state misurate sulla distribuzione di rotte contaminata; i numeri assoluti non sono comparabili attraverso il bugfix.</w:t>
+      </w:r>
+    </w:p>
+    <w:p>
+      <w:r>
+        <w:t>Bug aperto identificato: route-seed determinismo a carla_multi_agent_env.py:960. Il seed RNG della rotta veicolo usa hash(ad.agent_id); hash() di una str in CPython e salato per processo (PYTHONHASHSEED non fissato nel repo), quindi i seed delle rotte non sono riproducibili tra processi e le run A/B non sono route-paired. Fix approvato dall'utente, non ancora applicato: np.random.SeedSequence([traffic_seed, reset_count, zlib.crc32(agent_id)]); fix di riproducibilita, nessun gate, da applicare prima di O1+O2.</w:t>
+      </w:r>
+    </w:p>
+    <w:p>
+      <w:r>
+        <w:t>Metriche veicoli cumulative ricalcolate da episodes.jsonl (success = termination_reason route_complete):</w:t>
+      </w:r>
+    </w:p>
+    <w:tbl>
+      <w:tblPr>
+        <w:tblW w:type="auto" w:w="0"/>
+        <w:tblLook w:firstColumn="1" w:firstRow="1" w:lastColumn="0" w:lastRow="0" w:noHBand="0" w:noVBand="1" w:val="04A0"/>
+      </w:tblPr>
+      <w:tblGrid>
+        <w:gridCol w:w="2256"/>
+        <w:gridCol w:w="2256"/>
+        <w:gridCol w:w="2256"/>
+        <w:gridCol w:w="2256"/>
+      </w:tblGrid>
+      <w:tr>
+        <w:tc>
+          <w:tcPr>
+            <w:tcW w:type="dxa" w:w="2256"/>
+          </w:tcPr>
+          <w:p>
+            <w:r>
+              <w:rPr>
+                <w:b/>
+              </w:rPr>
+              <w:t>Metrica veicoli</w:t>
+            </w:r>
+          </w:p>
+        </w:tc>
+        <w:tc>
+          <w:tcPr>
+            <w:tcW w:type="dxa" w:w="2256"/>
+          </w:tcPr>
+          <w:p>
+            <w:r>
+              <w:rPr>
+                <w:b/>
+              </w:rPr>
+              <w:t>R2 164707</w:t>
+            </w:r>
+          </w:p>
+        </w:tc>
+        <w:tc>
+          <w:tcPr>
+            <w:tcW w:type="dxa" w:w="2256"/>
+          </w:tcPr>
+          <w:p>
+            <w:r>
+              <w:rPr>
+                <w:b/>
+              </w:rPr>
+              <w:t>Punto5 212109</w:t>
+            </w:r>
+          </w:p>
+        </w:tc>
+        <w:tc>
+          <w:tcPr>
+            <w:tcW w:type="dxa" w:w="2256"/>
+          </w:tcPr>
+          <w:p>
+            <w:r>
+              <w:rPr>
+                <w:b/>
+              </w:rPr>
+              <w:t>Delta</w:t>
+            </w:r>
+          </w:p>
+        </w:tc>
+      </w:tr>
+      <w:tr>
+        <w:tc>
+          <w:tcPr>
+            <w:tcW w:type="dxa" w:w="2256"/>
+          </w:tcPr>
+          <w:p>
+            <w:r>
+              <w:t>Success rate</w:t>
+            </w:r>
+          </w:p>
+        </w:tc>
+        <w:tc>
+          <w:tcPr>
+            <w:tcW w:type="dxa" w:w="2256"/>
+          </w:tcPr>
+          <w:p>
+            <w:r>
+              <w:t>25.54%</w:t>
+            </w:r>
+          </w:p>
+        </w:tc>
+        <w:tc>
+          <w:tcPr>
+            <w:tcW w:type="dxa" w:w="2256"/>
+          </w:tcPr>
+          <w:p>
+            <w:r>
+              <w:t>75.11%</w:t>
+            </w:r>
+          </w:p>
+        </w:tc>
+        <w:tc>
+          <w:tcPr>
+            <w:tcW w:type="dxa" w:w="2256"/>
+          </w:tcPr>
+          <w:p>
+            <w:r>
+              <w:t>+49.57 pp</w:t>
+            </w:r>
+          </w:p>
+        </w:tc>
+      </w:tr>
+      <w:tr>
+        <w:tc>
+          <w:tcPr>
+            <w:tcW w:type="dxa" w:w="2256"/>
+          </w:tcPr>
+          <w:p>
+            <w:r>
+              <w:t>Stuck+Timeout</w:t>
+            </w:r>
+          </w:p>
+        </w:tc>
+        <w:tc>
+          <w:tcPr>
+            <w:tcW w:type="dxa" w:w="2256"/>
+          </w:tcPr>
+          <w:p>
+            <w:r>
+              <w:t>40.45%</w:t>
+            </w:r>
+          </w:p>
+        </w:tc>
+        <w:tc>
+          <w:tcPr>
+            <w:tcW w:type="dxa" w:w="2256"/>
+          </w:tcPr>
+          <w:p>
+            <w:r>
+              <w:t>19.28%</w:t>
+            </w:r>
+          </w:p>
+        </w:tc>
+        <w:tc>
+          <w:tcPr>
+            <w:tcW w:type="dxa" w:w="2256"/>
+          </w:tcPr>
+          <w:p>
+            <w:r>
+              <w:t>-21.17 pp</w:t>
+            </w:r>
+          </w:p>
+        </w:tc>
+      </w:tr>
+      <w:tr>
+        <w:tc>
+          <w:tcPr>
+            <w:tcW w:type="dxa" w:w="2256"/>
+          </w:tcPr>
+          <w:p>
+            <w:r>
+              <w:t>Collision</w:t>
+            </w:r>
+          </w:p>
+        </w:tc>
+        <w:tc>
+          <w:tcPr>
+            <w:tcW w:type="dxa" w:w="2256"/>
+          </w:tcPr>
+          <w:p>
+            <w:r>
+              <w:t>25.54%</w:t>
+            </w:r>
+          </w:p>
+        </w:tc>
+        <w:tc>
+          <w:tcPr>
+            <w:tcW w:type="dxa" w:w="2256"/>
+          </w:tcPr>
+          <w:p>
+            <w:r>
+              <w:t>4.28%</w:t>
+            </w:r>
+          </w:p>
+        </w:tc>
+        <w:tc>
+          <w:tcPr>
+            <w:tcW w:type="dxa" w:w="2256"/>
+          </w:tcPr>
+          <w:p>
+            <w:r>
+              <w:t>-21.25 pp</w:t>
+            </w:r>
+          </w:p>
+        </w:tc>
+      </w:tr>
+      <w:tr>
+        <w:tc>
+          <w:tcPr>
+            <w:tcW w:type="dxa" w:w="2256"/>
+          </w:tcPr>
+          <w:p>
+            <w:r>
+              <w:t>Offroad</w:t>
+            </w:r>
+          </w:p>
+        </w:tc>
+        <w:tc>
+          <w:tcPr>
+            <w:tcW w:type="dxa" w:w="2256"/>
+          </w:tcPr>
+          <w:p>
+            <w:r>
+              <w:t>8.48%</w:t>
+            </w:r>
+          </w:p>
+        </w:tc>
+        <w:tc>
+          <w:tcPr>
+            <w:tcW w:type="dxa" w:w="2256"/>
+          </w:tcPr>
+          <w:p>
+            <w:r>
+              <w:t>1.32%</w:t>
+            </w:r>
+          </w:p>
+        </w:tc>
+        <w:tc>
+          <w:tcPr>
+            <w:tcW w:type="dxa" w:w="2256"/>
+          </w:tcPr>
+          <w:p>
+            <w:r>
+              <w:t>-7.16 pp</w:t>
+            </w:r>
+          </w:p>
+        </w:tc>
+      </w:tr>
+      <w:tr>
+        <w:tc>
+          <w:tcPr>
+            <w:tcW w:type="dxa" w:w="2256"/>
+          </w:tcPr>
+          <w:p>
+            <w:r>
+              <w:t>Route completion</w:t>
+            </w:r>
+          </w:p>
+        </w:tc>
+        <w:tc>
+          <w:tcPr>
+            <w:tcW w:type="dxa" w:w="2256"/>
+          </w:tcPr>
+          <w:p>
+            <w:r>
+              <w:t>0.4959</w:t>
+            </w:r>
+          </w:p>
+        </w:tc>
+        <w:tc>
+          <w:tcPr>
+            <w:tcW w:type="dxa" w:w="2256"/>
+          </w:tcPr>
+          <w:p>
+            <w:r>
+              <w:t>0.8708</w:t>
+            </w:r>
+          </w:p>
+        </w:tc>
+        <w:tc>
+          <w:tcPr>
+            <w:tcW w:type="dxa" w:w="2256"/>
+          </w:tcPr>
+          <w:p>
+            <w:r>
+              <w:t>+0.3749</w:t>
+            </w:r>
+          </w:p>
+        </w:tc>
+      </w:tr>
+      <w:tr>
+        <w:tc>
+          <w:tcPr>
+            <w:tcW w:type="dxa" w:w="2256"/>
+          </w:tcPr>
+          <w:p>
+            <w:r>
+              <w:t>Speed km/h</w:t>
+            </w:r>
+          </w:p>
+        </w:tc>
+        <w:tc>
+          <w:tcPr>
+            <w:tcW w:type="dxa" w:w="2256"/>
+          </w:tcPr>
+          <w:p>
+            <w:r>
+              <w:t>15.25</w:t>
+            </w:r>
+          </w:p>
+        </w:tc>
+        <w:tc>
+          <w:tcPr>
+            <w:tcW w:type="dxa" w:w="2256"/>
+          </w:tcPr>
+          <w:p>
+            <w:r>
+              <w:t>12.28</w:t>
+            </w:r>
+          </w:p>
+        </w:tc>
+        <w:tc>
+          <w:tcPr>
+            <w:tcW w:type="dxa" w:w="2256"/>
+          </w:tcPr>
+          <w:p>
+            <w:r>
+              <w:t>-2.97</w:t>
+            </w:r>
+          </w:p>
+        </w:tc>
+      </w:tr>
+      <w:tr>
+        <w:tc>
+          <w:tcPr>
+            <w:tcW w:type="dxa" w:w="2256"/>
+          </w:tcPr>
+          <w:p>
+            <w:r>
+              <w:t>Episodi</w:t>
+            </w:r>
+          </w:p>
+        </w:tc>
+        <w:tc>
+          <w:tcPr>
+            <w:tcW w:type="dxa" w:w="2256"/>
+          </w:tcPr>
+          <w:p>
+            <w:r>
+              <w:t>342</w:t>
+            </w:r>
+          </w:p>
+        </w:tc>
+        <w:tc>
+          <w:tcPr>
+            <w:tcW w:type="dxa" w:w="2256"/>
+          </w:tcPr>
+          <w:p>
+            <w:r>
+              <w:t>529</w:t>
+            </w:r>
+          </w:p>
+        </w:tc>
+        <w:tc>
+          <w:tcPr>
+            <w:tcW w:type="dxa" w:w="2256"/>
+          </w:tcPr>
+          <w:p>
+            <w:r>
+              <w:t>+187</w:t>
+            </w:r>
+          </w:p>
+        </w:tc>
+      </w:tr>
+      <w:tr>
+        <w:tc>
+          <w:tcPr>
+            <w:tcW w:type="dxa" w:w="2256"/>
+          </w:tcPr>
+          <w:p>
+            <w:r>
+              <w:t>Step medi/ep</w:t>
+            </w:r>
+          </w:p>
+        </w:tc>
+        <w:tc>
+          <w:tcPr>
+            <w:tcW w:type="dxa" w:w="2256"/>
+          </w:tcPr>
+          <w:p>
+            <w:r>
+              <w:t>900.4</w:t>
+            </w:r>
+          </w:p>
+        </w:tc>
+        <w:tc>
+          <w:tcPr>
+            <w:tcW w:type="dxa" w:w="2256"/>
+          </w:tcPr>
+          <w:p>
+            <w:r>
+              <w:t>573.8</w:t>
+            </w:r>
+          </w:p>
+        </w:tc>
+        <w:tc>
+          <w:tcPr>
+            <w:tcW w:type="dxa" w:w="2256"/>
+          </w:tcPr>
+          <w:p>
+            <w:r>
+              <w:t>-326.6</w:t>
+            </w:r>
+          </w:p>
+        </w:tc>
+      </w:tr>
+    </w:tbl>
     <w:sectPr>
       <w:type w:val="nextPage"/>
       <w:pgSz w:w="11906" w:h="16838"/>

--- a/reports/carla_finetuning_maggio_2026.docx
+++ b/reports/carla_finetuning_maggio_2026.docx
@@ -11090,7 +11090,7 @@
     </w:p>
     <w:p>
       <w:r>
-        <w:t>Bug aperto identificato: route-seed determinismo a carla_multi_agent_env.py:960. Il seed RNG della rotta veicolo usa hash(ad.agent_id); hash() di una str in CPython e salato per processo (PYTHONHASHSEED non fissato nel repo), quindi i seed delle rotte non sono riproducibili tra processi e le run A/B non sono route-paired. Fix approvato dall'utente, non ancora applicato: np.random.SeedSequence([traffic_seed, reset_count, zlib.crc32(agent_id)]); fix di riproducibilita, nessun gate, da applicare prima di O1+O2.</w:t>
+        <w:t>Bug route-seed determinismo (carla_multi_agent_env.py:960): il seed RNG della rotta veicolo usava hash(ad.agent_id); hash() di una str in CPython e salato per processo (PYTHONHASHSEED non fissato nel repo), quindi i seed delle rotte non erano riproducibili tra processi e le run A/B non erano route-paired. Fix applicato e verificato il 2026-05-18: hash(ad.agent_id) sostituito con np.random.SeedSequence([traffic_seed, reset_count, zlib.crc32(agent_id)]); compileall OK, git diff --check pulito, output RNG identico su 2 processi separati (il vecchio hash() differiva). Fix di riproducibilita, nessun gate; le run successive saranno route-paired.</w:t>
       </w:r>
     </w:p>
     <w:p>
@@ -11500,6 +11500,11 @@
         </w:tc>
       </w:tr>
     </w:tbl>
+    <w:p>
+      <w:r>
+        <w:t>O1+O2 (osservazione veicolo 44D-&gt;47D) - codice applicato e verificato il 2026-05-18. VEHICLE_OBS_DIM e _VEHICLE_OBS_DIM portati a 47; aggiunti in _get_vehicle_obs obs[44]=no_wp_steps normalizzato, obs[45]=loop_penalty_active, obs[46]=tempo residuo; compileall OK, git diff --check pulito; global_obs_dim si auto-ricalcola 216-&gt;225. Fix Markov di state-aliasing, non feature di percezione. Non checkpoint-comparable: variante 47D retrain-from-scratch, run ancora da lanciare.</w:t>
+      </w:r>
+    </w:p>
     <w:sectPr>
       <w:type w:val="nextPage"/>
       <w:pgSz w:w="11906" w:h="16838"/>

--- a/reports/carla_finetuning_maggio_2026.docx
+++ b/reports/carla_finetuning_maggio_2026.docx
@@ -1625,11 +1625,11 @@
         <w:gridCol w:w="1454"/>
         <w:gridCol w:w="1455"/>
         <w:gridCol w:w="1454"/>
+        <w:gridCol w:w="1455"/>
         <w:gridCol w:w="1454"/>
         <w:gridCol w:w="1454"/>
         <w:gridCol w:w="1454"/>
-        <w:gridCol w:w="1454"/>
-        <w:gridCol w:w="1451"/>
+        <w:gridCol w:w="1450"/>
       </w:tblGrid>
       <w:tr>
         <w:trPr/>
@@ -2336,7 +2336,7 @@
         </w:tc>
         <w:tc>
           <w:tcPr>
-            <w:tcW w:w="1454" w:type="dxa"/>
+            <w:tcW w:w="1455" w:type="dxa"/>
             <w:tcBorders/>
             <w:shd w:fill="1F4E79"/>
             <w:vAlign w:val="center"/>
@@ -2480,7 +2480,7 @@
         </w:tc>
         <w:tc>
           <w:tcPr>
-            <w:tcW w:w="1451" w:type="dxa"/>
+            <w:tcW w:w="1450" w:type="dxa"/>
             <w:tcBorders/>
             <w:shd w:fill="1F4E79"/>
             <w:vAlign w:val="center"/>
@@ -2689,6 +2689,40 @@
         </w:tc>
         <w:tc>
           <w:tcPr>
+            <w:tcW w:w="1455" w:type="dxa"/>
+            <w:tcBorders/>
+            <w:vAlign w:val="center"/>
+          </w:tcPr>
+          <w:p>
+            <w:pPr>
+              <w:pStyle w:val="Normal"/>
+              <w:widowControl/>
+              <w:suppressAutoHyphens w:val="true"/>
+              <w:spacing w:lineRule="auto" w:line="240" w:before="0" w:after="0"/>
+              <w:jc w:val="left"/>
+              <w:rPr>
+                <w:rFonts w:ascii="Calibri" w:hAnsi="Calibri" w:cs=""/>
+                <w:kern w:val="0"/>
+                <w:sz w:val="21"/>
+                <w:szCs w:val="21"/>
+                <w:lang w:val="it-IT" w:eastAsia="en-US" w:bidi="ar-SA"/>
+              </w:rPr>
+            </w:pPr>
+            <w:r>
+              <w:rPr>
+                <w:rFonts w:cs="" w:ascii="Calibri" w:hAnsi="Calibri"/>
+                <w:b w:val="false"/>
+                <w:kern w:val="0"/>
+                <w:sz w:val="21"/>
+                <w:szCs w:val="21"/>
+                <w:lang w:val="it-IT" w:eastAsia="en-US" w:bidi="ar-SA"/>
+              </w:rPr>
+              <w:t>17.47%</w:t>
+            </w:r>
+          </w:p>
+        </w:tc>
+        <w:tc>
+          <w:tcPr>
             <w:tcW w:w="1454" w:type="dxa"/>
             <w:tcBorders/>
             <w:vAlign w:val="center"/>
@@ -2717,7 +2751,7 @@
                 <w:szCs w:val="21"/>
                 <w:lang w:val="it-IT" w:eastAsia="en-US" w:bidi="ar-SA"/>
               </w:rPr>
-              <w:t>17.47%</w:t>
+              <w:t>10.79%</w:t>
             </w:r>
           </w:p>
         </w:tc>
@@ -2751,7 +2785,7 @@
                 <w:szCs w:val="21"/>
                 <w:lang w:val="it-IT" w:eastAsia="en-US" w:bidi="ar-SA"/>
               </w:rPr>
-              <w:t>10.79%</w:t>
+              <w:t>0.766</w:t>
             </w:r>
           </w:p>
         </w:tc>
@@ -2785,47 +2819,13 @@
                 <w:szCs w:val="21"/>
                 <w:lang w:val="it-IT" w:eastAsia="en-US" w:bidi="ar-SA"/>
               </w:rPr>
-              <w:t>0.766</w:t>
-            </w:r>
-          </w:p>
-        </w:tc>
-        <w:tc>
-          <w:tcPr>
-            <w:tcW w:w="1454" w:type="dxa"/>
-            <w:tcBorders/>
-            <w:vAlign w:val="center"/>
-          </w:tcPr>
-          <w:p>
-            <w:pPr>
-              <w:pStyle w:val="Normal"/>
-              <w:widowControl/>
-              <w:suppressAutoHyphens w:val="true"/>
-              <w:spacing w:lineRule="auto" w:line="240" w:before="0" w:after="0"/>
-              <w:jc w:val="left"/>
-              <w:rPr>
-                <w:rFonts w:ascii="Calibri" w:hAnsi="Calibri" w:cs=""/>
-                <w:kern w:val="0"/>
-                <w:sz w:val="21"/>
-                <w:szCs w:val="21"/>
-                <w:lang w:val="it-IT" w:eastAsia="en-US" w:bidi="ar-SA"/>
-              </w:rPr>
-            </w:pPr>
-            <w:r>
-              <w:rPr>
-                <w:rFonts w:cs="" w:ascii="Calibri" w:hAnsi="Calibri"/>
-                <w:b w:val="false"/>
-                <w:kern w:val="0"/>
-                <w:sz w:val="21"/>
-                <w:szCs w:val="21"/>
-                <w:lang w:val="it-IT" w:eastAsia="en-US" w:bidi="ar-SA"/>
-              </w:rPr>
               <w:t>20.75</w:t>
             </w:r>
           </w:p>
         </w:tc>
         <w:tc>
           <w:tcPr>
-            <w:tcW w:w="1451" w:type="dxa"/>
+            <w:tcW w:w="1450" w:type="dxa"/>
             <w:tcBorders/>
             <w:vAlign w:val="center"/>
           </w:tcPr>
@@ -3037,6 +3037,41 @@
         </w:tc>
         <w:tc>
           <w:tcPr>
+            <w:tcW w:w="1455" w:type="dxa"/>
+            <w:tcBorders/>
+            <w:shd w:fill="F3F6FA"/>
+            <w:vAlign w:val="center"/>
+          </w:tcPr>
+          <w:p>
+            <w:pPr>
+              <w:pStyle w:val="Normal"/>
+              <w:widowControl/>
+              <w:suppressAutoHyphens w:val="true"/>
+              <w:spacing w:lineRule="auto" w:line="240" w:before="0" w:after="0"/>
+              <w:jc w:val="left"/>
+              <w:rPr>
+                <w:rFonts w:ascii="Calibri" w:hAnsi="Calibri" w:cs=""/>
+                <w:kern w:val="0"/>
+                <w:sz w:val="21"/>
+                <w:szCs w:val="21"/>
+                <w:lang w:val="it-IT" w:eastAsia="en-US" w:bidi="ar-SA"/>
+              </w:rPr>
+            </w:pPr>
+            <w:r>
+              <w:rPr>
+                <w:rFonts w:cs="" w:ascii="Calibri" w:hAnsi="Calibri"/>
+                <w:b w:val="false"/>
+                <w:kern w:val="0"/>
+                <w:sz w:val="21"/>
+                <w:szCs w:val="21"/>
+                <w:lang w:val="it-IT" w:eastAsia="en-US" w:bidi="ar-SA"/>
+              </w:rPr>
+              <w:t>0.32%</w:t>
+            </w:r>
+          </w:p>
+        </w:tc>
+        <w:tc>
+          <w:tcPr>
             <w:tcW w:w="1454" w:type="dxa"/>
             <w:tcBorders/>
             <w:shd w:fill="F3F6FA"/>
@@ -3066,7 +3101,7 @@
                 <w:szCs w:val="21"/>
                 <w:lang w:val="it-IT" w:eastAsia="en-US" w:bidi="ar-SA"/>
               </w:rPr>
-              <w:t>0.32%</w:t>
+              <w:t>0.00%</w:t>
             </w:r>
           </w:p>
         </w:tc>
@@ -3101,7 +3136,7 @@
                 <w:szCs w:val="21"/>
                 <w:lang w:val="it-IT" w:eastAsia="en-US" w:bidi="ar-SA"/>
               </w:rPr>
-              <w:t>0.00%</w:t>
+              <w:t>0.875</w:t>
             </w:r>
           </w:p>
         </w:tc>
@@ -3136,48 +3171,13 @@
                 <w:szCs w:val="21"/>
                 <w:lang w:val="it-IT" w:eastAsia="en-US" w:bidi="ar-SA"/>
               </w:rPr>
-              <w:t>0.875</w:t>
-            </w:r>
-          </w:p>
-        </w:tc>
-        <w:tc>
-          <w:tcPr>
-            <w:tcW w:w="1454" w:type="dxa"/>
-            <w:tcBorders/>
-            <w:shd w:fill="F3F6FA"/>
-            <w:vAlign w:val="center"/>
-          </w:tcPr>
-          <w:p>
-            <w:pPr>
-              <w:pStyle w:val="Normal"/>
-              <w:widowControl/>
-              <w:suppressAutoHyphens w:val="true"/>
-              <w:spacing w:lineRule="auto" w:line="240" w:before="0" w:after="0"/>
-              <w:jc w:val="left"/>
-              <w:rPr>
-                <w:rFonts w:ascii="Calibri" w:hAnsi="Calibri" w:cs=""/>
-                <w:kern w:val="0"/>
-                <w:sz w:val="21"/>
-                <w:szCs w:val="21"/>
-                <w:lang w:val="it-IT" w:eastAsia="en-US" w:bidi="ar-SA"/>
-              </w:rPr>
-            </w:pPr>
-            <w:r>
-              <w:rPr>
-                <w:rFonts w:cs="" w:ascii="Calibri" w:hAnsi="Calibri"/>
-                <w:b w:val="false"/>
-                <w:kern w:val="0"/>
-                <w:sz w:val="21"/>
-                <w:szCs w:val="21"/>
-                <w:lang w:val="it-IT" w:eastAsia="en-US" w:bidi="ar-SA"/>
-              </w:rPr>
               <w:t>5.21</w:t>
             </w:r>
           </w:p>
         </w:tc>
         <w:tc>
           <w:tcPr>
-            <w:tcW w:w="1451" w:type="dxa"/>
+            <w:tcW w:w="1450" w:type="dxa"/>
             <w:tcBorders/>
             <w:shd w:fill="F3F6FA"/>
             <w:vAlign w:val="center"/>
@@ -3385,6 +3385,40 @@
         </w:tc>
         <w:tc>
           <w:tcPr>
+            <w:tcW w:w="1455" w:type="dxa"/>
+            <w:tcBorders/>
+            <w:vAlign w:val="center"/>
+          </w:tcPr>
+          <w:p>
+            <w:pPr>
+              <w:pStyle w:val="Normal"/>
+              <w:widowControl/>
+              <w:suppressAutoHyphens w:val="true"/>
+              <w:spacing w:lineRule="auto" w:line="240" w:before="0" w:after="0"/>
+              <w:jc w:val="left"/>
+              <w:rPr>
+                <w:rFonts w:ascii="Calibri" w:hAnsi="Calibri" w:cs=""/>
+                <w:kern w:val="0"/>
+                <w:sz w:val="21"/>
+                <w:szCs w:val="21"/>
+                <w:lang w:val="it-IT" w:eastAsia="en-US" w:bidi="ar-SA"/>
+              </w:rPr>
+            </w:pPr>
+            <w:r>
+              <w:rPr>
+                <w:rFonts w:cs="" w:ascii="Calibri" w:hAnsi="Calibri"/>
+                <w:b w:val="false"/>
+                <w:kern w:val="0"/>
+                <w:sz w:val="21"/>
+                <w:szCs w:val="21"/>
+                <w:lang w:val="it-IT" w:eastAsia="en-US" w:bidi="ar-SA"/>
+              </w:rPr>
+              <w:t>36.67%</w:t>
+            </w:r>
+          </w:p>
+        </w:tc>
+        <w:tc>
+          <w:tcPr>
             <w:tcW w:w="1454" w:type="dxa"/>
             <w:tcBorders/>
             <w:vAlign w:val="center"/>
@@ -3413,7 +3447,7 @@
                 <w:szCs w:val="21"/>
                 <w:lang w:val="it-IT" w:eastAsia="en-US" w:bidi="ar-SA"/>
               </w:rPr>
-              <w:t>36.67%</w:t>
+              <w:t>13.33%</w:t>
             </w:r>
           </w:p>
         </w:tc>
@@ -3447,7 +3481,7 @@
                 <w:szCs w:val="21"/>
                 <w:lang w:val="it-IT" w:eastAsia="en-US" w:bidi="ar-SA"/>
               </w:rPr>
-              <w:t>13.33%</w:t>
+              <w:t>0.703</w:t>
             </w:r>
           </w:p>
         </w:tc>
@@ -3481,47 +3515,13 @@
                 <w:szCs w:val="21"/>
                 <w:lang w:val="it-IT" w:eastAsia="en-US" w:bidi="ar-SA"/>
               </w:rPr>
-              <w:t>0.703</w:t>
-            </w:r>
-          </w:p>
-        </w:tc>
-        <w:tc>
-          <w:tcPr>
-            <w:tcW w:w="1454" w:type="dxa"/>
-            <w:tcBorders/>
-            <w:vAlign w:val="center"/>
-          </w:tcPr>
-          <w:p>
-            <w:pPr>
-              <w:pStyle w:val="Normal"/>
-              <w:widowControl/>
-              <w:suppressAutoHyphens w:val="true"/>
-              <w:spacing w:lineRule="auto" w:line="240" w:before="0" w:after="0"/>
-              <w:jc w:val="left"/>
-              <w:rPr>
-                <w:rFonts w:ascii="Calibri" w:hAnsi="Calibri" w:cs=""/>
-                <w:kern w:val="0"/>
-                <w:sz w:val="21"/>
-                <w:szCs w:val="21"/>
-                <w:lang w:val="it-IT" w:eastAsia="en-US" w:bidi="ar-SA"/>
-              </w:rPr>
-            </w:pPr>
-            <w:r>
-              <w:rPr>
-                <w:rFonts w:cs="" w:ascii="Calibri" w:hAnsi="Calibri"/>
-                <w:b w:val="false"/>
-                <w:kern w:val="0"/>
-                <w:sz w:val="21"/>
-                <w:szCs w:val="21"/>
-                <w:lang w:val="it-IT" w:eastAsia="en-US" w:bidi="ar-SA"/>
-              </w:rPr>
               <w:t>15.63</w:t>
             </w:r>
           </w:p>
         </w:tc>
         <w:tc>
           <w:tcPr>
-            <w:tcW w:w="1451" w:type="dxa"/>
+            <w:tcW w:w="1450" w:type="dxa"/>
             <w:tcBorders/>
             <w:vAlign w:val="center"/>
           </w:tcPr>
@@ -3733,6 +3733,41 @@
         </w:tc>
         <w:tc>
           <w:tcPr>
+            <w:tcW w:w="1455" w:type="dxa"/>
+            <w:tcBorders/>
+            <w:shd w:fill="F3F6FA"/>
+            <w:vAlign w:val="center"/>
+          </w:tcPr>
+          <w:p>
+            <w:pPr>
+              <w:pStyle w:val="Normal"/>
+              <w:widowControl/>
+              <w:suppressAutoHyphens w:val="true"/>
+              <w:spacing w:lineRule="auto" w:line="240" w:before="0" w:after="0"/>
+              <w:jc w:val="left"/>
+              <w:rPr>
+                <w:rFonts w:ascii="Calibri" w:hAnsi="Calibri" w:cs=""/>
+                <w:kern w:val="0"/>
+                <w:sz w:val="21"/>
+                <w:szCs w:val="21"/>
+                <w:lang w:val="it-IT" w:eastAsia="en-US" w:bidi="ar-SA"/>
+              </w:rPr>
+            </w:pPr>
+            <w:r>
+              <w:rPr>
+                <w:rFonts w:cs="" w:ascii="Calibri" w:hAnsi="Calibri"/>
+                <w:b w:val="false"/>
+                <w:kern w:val="0"/>
+                <w:sz w:val="21"/>
+                <w:szCs w:val="21"/>
+                <w:lang w:val="it-IT" w:eastAsia="en-US" w:bidi="ar-SA"/>
+              </w:rPr>
+              <w:t>0.67%</w:t>
+            </w:r>
+          </w:p>
+        </w:tc>
+        <w:tc>
+          <w:tcPr>
             <w:tcW w:w="1454" w:type="dxa"/>
             <w:tcBorders/>
             <w:shd w:fill="F3F6FA"/>
@@ -3762,7 +3797,7 @@
                 <w:szCs w:val="21"/>
                 <w:lang w:val="it-IT" w:eastAsia="en-US" w:bidi="ar-SA"/>
               </w:rPr>
-              <w:t>0.67%</w:t>
+              <w:t>0.00%</w:t>
             </w:r>
           </w:p>
         </w:tc>
@@ -3797,7 +3832,7 @@
                 <w:szCs w:val="21"/>
                 <w:lang w:val="it-IT" w:eastAsia="en-US" w:bidi="ar-SA"/>
               </w:rPr>
-              <w:t>0.00%</w:t>
+              <w:t>0.776</w:t>
             </w:r>
           </w:p>
         </w:tc>
@@ -3832,48 +3867,13 @@
                 <w:szCs w:val="21"/>
                 <w:lang w:val="it-IT" w:eastAsia="en-US" w:bidi="ar-SA"/>
               </w:rPr>
-              <w:t>0.776</w:t>
-            </w:r>
-          </w:p>
-        </w:tc>
-        <w:tc>
-          <w:tcPr>
-            <w:tcW w:w="1454" w:type="dxa"/>
-            <w:tcBorders/>
-            <w:shd w:fill="F3F6FA"/>
-            <w:vAlign w:val="center"/>
-          </w:tcPr>
-          <w:p>
-            <w:pPr>
-              <w:pStyle w:val="Normal"/>
-              <w:widowControl/>
-              <w:suppressAutoHyphens w:val="true"/>
-              <w:spacing w:lineRule="auto" w:line="240" w:before="0" w:after="0"/>
-              <w:jc w:val="left"/>
-              <w:rPr>
-                <w:rFonts w:ascii="Calibri" w:hAnsi="Calibri" w:cs=""/>
-                <w:kern w:val="0"/>
-                <w:sz w:val="21"/>
-                <w:szCs w:val="21"/>
-                <w:lang w:val="it-IT" w:eastAsia="en-US" w:bidi="ar-SA"/>
-              </w:rPr>
-            </w:pPr>
-            <w:r>
-              <w:rPr>
-                <w:rFonts w:cs="" w:ascii="Calibri" w:hAnsi="Calibri"/>
-                <w:b w:val="false"/>
-                <w:kern w:val="0"/>
-                <w:sz w:val="21"/>
-                <w:szCs w:val="21"/>
-                <w:lang w:val="it-IT" w:eastAsia="en-US" w:bidi="ar-SA"/>
-              </w:rPr>
               <w:t>3.62</w:t>
             </w:r>
           </w:p>
         </w:tc>
         <w:tc>
           <w:tcPr>
-            <w:tcW w:w="1451" w:type="dxa"/>
+            <w:tcW w:w="1450" w:type="dxa"/>
             <w:tcBorders/>
             <w:shd w:fill="F3F6FA"/>
             <w:vAlign w:val="center"/>
@@ -10359,13 +10359,7 @@
               <w:suppressAutoHyphens w:val="true"/>
               <w:spacing w:lineRule="auto" w:line="240" w:before="0" w:after="0"/>
               <w:jc w:val="center"/>
-              <w:rPr>
-                <w:rFonts w:ascii="Calibri" w:hAnsi="Calibri" w:cs=""/>
-                <w:kern w:val="0"/>
-                <w:sz w:val="21"/>
-                <w:szCs w:val="21"/>
-                <w:lang w:val="it-IT" w:eastAsia="en-US" w:bidi="ar-SA"/>
-              </w:rPr>
+              <w:rPr/>
             </w:pPr>
             <w:r>
               <w:rPr>
@@ -10393,14 +10387,8 @@
               <w:widowControl/>
               <w:suppressAutoHyphens w:val="true"/>
               <w:spacing w:lineRule="auto" w:line="240" w:before="0" w:after="0"/>
-              <w:jc w:val="left"/>
-              <w:rPr>
-                <w:rFonts w:ascii="Calibri" w:hAnsi="Calibri" w:cs=""/>
-                <w:kern w:val="0"/>
-                <w:sz w:val="21"/>
-                <w:szCs w:val="21"/>
-                <w:lang w:val="it-IT" w:eastAsia="en-US" w:bidi="ar-SA"/>
-              </w:rPr>
+              <w:jc w:val="center"/>
+              <w:rPr/>
             </w:pPr>
             <w:r>
               <w:rPr>
@@ -10428,14 +10416,8 @@
               <w:widowControl/>
               <w:suppressAutoHyphens w:val="true"/>
               <w:spacing w:lineRule="auto" w:line="240" w:before="0" w:after="0"/>
-              <w:jc w:val="left"/>
-              <w:rPr>
-                <w:rFonts w:ascii="Calibri" w:hAnsi="Calibri" w:cs=""/>
-                <w:kern w:val="0"/>
-                <w:sz w:val="21"/>
-                <w:szCs w:val="21"/>
-                <w:lang w:val="it-IT" w:eastAsia="en-US" w:bidi="ar-SA"/>
-              </w:rPr>
+              <w:jc w:val="center"/>
+              <w:rPr/>
             </w:pPr>
             <w:r>
               <w:rPr>
@@ -10463,14 +10445,8 @@
               <w:widowControl/>
               <w:suppressAutoHyphens w:val="true"/>
               <w:spacing w:lineRule="auto" w:line="240" w:before="0" w:after="0"/>
-              <w:jc w:val="left"/>
-              <w:rPr>
-                <w:rFonts w:ascii="Calibri" w:hAnsi="Calibri" w:cs=""/>
-                <w:kern w:val="0"/>
-                <w:sz w:val="21"/>
-                <w:szCs w:val="21"/>
-                <w:lang w:val="it-IT" w:eastAsia="en-US" w:bidi="ar-SA"/>
-              </w:rPr>
+              <w:jc w:val="center"/>
+              <w:rPr/>
             </w:pPr>
             <w:r>
               <w:rPr>
@@ -10498,14 +10474,8 @@
               <w:widowControl/>
               <w:suppressAutoHyphens w:val="true"/>
               <w:spacing w:lineRule="auto" w:line="240" w:before="0" w:after="0"/>
-              <w:jc w:val="left"/>
-              <w:rPr>
-                <w:rFonts w:ascii="Calibri" w:hAnsi="Calibri" w:cs=""/>
-                <w:kern w:val="0"/>
-                <w:sz w:val="21"/>
-                <w:szCs w:val="21"/>
-                <w:lang w:val="it-IT" w:eastAsia="en-US" w:bidi="ar-SA"/>
-              </w:rPr>
+              <w:jc w:val="center"/>
+              <w:rPr/>
             </w:pPr>
             <w:r>
               <w:rPr>
@@ -10533,14 +10503,8 @@
               <w:widowControl/>
               <w:suppressAutoHyphens w:val="true"/>
               <w:spacing w:lineRule="auto" w:line="240" w:before="0" w:after="0"/>
-              <w:jc w:val="left"/>
-              <w:rPr>
-                <w:rFonts w:ascii="Calibri" w:hAnsi="Calibri" w:cs=""/>
-                <w:kern w:val="0"/>
-                <w:sz w:val="21"/>
-                <w:szCs w:val="21"/>
-                <w:lang w:val="it-IT" w:eastAsia="en-US" w:bidi="ar-SA"/>
-              </w:rPr>
+              <w:jc w:val="center"/>
+              <w:rPr/>
             </w:pPr>
             <w:r>
               <w:rPr>
@@ -10568,14 +10532,8 @@
               <w:widowControl/>
               <w:suppressAutoHyphens w:val="true"/>
               <w:spacing w:lineRule="auto" w:line="240" w:before="0" w:after="0"/>
-              <w:jc w:val="left"/>
-              <w:rPr>
-                <w:rFonts w:ascii="Calibri" w:hAnsi="Calibri" w:cs=""/>
-                <w:kern w:val="0"/>
-                <w:sz w:val="21"/>
-                <w:szCs w:val="21"/>
-                <w:lang w:val="it-IT" w:eastAsia="en-US" w:bidi="ar-SA"/>
-              </w:rPr>
+              <w:jc w:val="center"/>
+              <w:rPr/>
             </w:pPr>
             <w:r>
               <w:rPr>
@@ -10603,14 +10561,8 @@
               <w:widowControl/>
               <w:suppressAutoHyphens w:val="true"/>
               <w:spacing w:lineRule="auto" w:line="240" w:before="0" w:after="0"/>
-              <w:jc w:val="left"/>
-              <w:rPr>
-                <w:rFonts w:ascii="Calibri" w:hAnsi="Calibri" w:cs=""/>
-                <w:kern w:val="0"/>
-                <w:sz w:val="21"/>
-                <w:szCs w:val="21"/>
-                <w:lang w:val="it-IT" w:eastAsia="en-US" w:bidi="ar-SA"/>
-              </w:rPr>
+              <w:jc w:val="center"/>
+              <w:rPr/>
             </w:pPr>
             <w:r>
               <w:rPr>
@@ -10638,14 +10590,8 @@
               <w:widowControl/>
               <w:suppressAutoHyphens w:val="true"/>
               <w:spacing w:lineRule="auto" w:line="240" w:before="0" w:after="0"/>
-              <w:jc w:val="left"/>
-              <w:rPr>
-                <w:rFonts w:ascii="Calibri" w:hAnsi="Calibri" w:cs=""/>
-                <w:kern w:val="0"/>
-                <w:sz w:val="21"/>
-                <w:szCs w:val="21"/>
-                <w:lang w:val="it-IT" w:eastAsia="en-US" w:bidi="ar-SA"/>
-              </w:rPr>
+              <w:jc w:val="center"/>
+              <w:rPr/>
             </w:pPr>
             <w:r>
               <w:rPr>
@@ -10673,14 +10619,8 @@
               <w:widowControl/>
               <w:suppressAutoHyphens w:val="true"/>
               <w:spacing w:lineRule="auto" w:line="240" w:before="0" w:after="0"/>
-              <w:jc w:val="left"/>
-              <w:rPr>
-                <w:rFonts w:ascii="Calibri" w:hAnsi="Calibri" w:cs=""/>
-                <w:kern w:val="0"/>
-                <w:sz w:val="21"/>
-                <w:szCs w:val="21"/>
-                <w:lang w:val="it-IT" w:eastAsia="en-US" w:bidi="ar-SA"/>
-              </w:rPr>
+              <w:jc w:val="center"/>
+              <w:rPr/>
             </w:pPr>
             <w:r>
               <w:rPr>
@@ -10708,14 +10648,8 @@
               <w:widowControl/>
               <w:suppressAutoHyphens w:val="true"/>
               <w:spacing w:lineRule="auto" w:line="240" w:before="0" w:after="0"/>
-              <w:jc w:val="left"/>
-              <w:rPr>
-                <w:rFonts w:ascii="Calibri" w:hAnsi="Calibri" w:cs=""/>
-                <w:kern w:val="0"/>
-                <w:sz w:val="21"/>
-                <w:szCs w:val="21"/>
-                <w:lang w:val="it-IT" w:eastAsia="en-US" w:bidi="ar-SA"/>
-              </w:rPr>
+              <w:jc w:val="center"/>
+              <w:rPr/>
             </w:pPr>
             <w:r>
               <w:rPr>
@@ -10743,14 +10677,8 @@
               <w:widowControl/>
               <w:suppressAutoHyphens w:val="true"/>
               <w:spacing w:lineRule="auto" w:line="240" w:before="0" w:after="0"/>
-              <w:jc w:val="left"/>
-              <w:rPr>
-                <w:rFonts w:ascii="Calibri" w:hAnsi="Calibri" w:cs=""/>
-                <w:kern w:val="0"/>
-                <w:sz w:val="21"/>
-                <w:szCs w:val="21"/>
-                <w:lang w:val="it-IT" w:eastAsia="en-US" w:bidi="ar-SA"/>
-              </w:rPr>
+              <w:jc w:val="center"/>
+              <w:rPr/>
             </w:pPr>
             <w:r>
               <w:rPr>
@@ -10778,14 +10706,8 @@
               <w:widowControl/>
               <w:suppressAutoHyphens w:val="true"/>
               <w:spacing w:lineRule="auto" w:line="240" w:before="0" w:after="0"/>
-              <w:jc w:val="left"/>
-              <w:rPr>
-                <w:rFonts w:ascii="Calibri" w:hAnsi="Calibri" w:cs=""/>
-                <w:kern w:val="0"/>
-                <w:sz w:val="21"/>
-                <w:szCs w:val="21"/>
-                <w:lang w:val="it-IT" w:eastAsia="en-US" w:bidi="ar-SA"/>
-              </w:rPr>
+              <w:jc w:val="center"/>
+              <w:rPr/>
             </w:pPr>
             <w:r>
               <w:rPr>
@@ -10816,28 +10738,71 @@
               <w:suppressAutoHyphens w:val="true"/>
               <w:spacing w:lineRule="auto" w:line="240" w:before="0" w:after="0"/>
               <w:jc w:val="center"/>
-              <w:rPr>
-                <w:rFonts w:ascii="Calibri" w:hAnsi="Calibri" w:cs=""/>
-                <w:b w:val="false"/>
-                <w:kern w:val="0"/>
-                <w:sz w:val="21"/>
-                <w:szCs w:val="21"/>
-                <w:highlight w:val="none"/>
+              <w:rPr/>
+            </w:pPr>
+            <w:r>
+              <w:rPr>
+                <w:rFonts w:cs="" w:ascii="Calibri" w:hAnsi="Calibri"/>
+                <w:b w:val="false"/>
+                <w:kern w:val="0"/>
+                <w:sz w:val="21"/>
+                <w:szCs w:val="21"/>
                 <w:shd w:fill="FFFF00" w:val="clear"/>
                 <w:lang w:val="it-IT" w:eastAsia="en-US" w:bidi="ar-SA"/>
               </w:rPr>
-            </w:pPr>
-            <w:r>
-              <w:rPr>
-                <w:rFonts w:cs="" w:ascii="Calibri" w:hAnsi="Calibri"/>
-                <w:b w:val="false"/>
-                <w:kern w:val="0"/>
-                <w:sz w:val="21"/>
-                <w:szCs w:val="21"/>
+              <w:t>Punto5 route-len</w:t>
+            </w:r>
+          </w:p>
+          <w:p>
+            <w:pPr>
+              <w:pStyle w:val="Normal"/>
+              <w:widowControl/>
+              <w:suppressAutoHyphens w:val="true"/>
+              <w:spacing w:lineRule="auto" w:line="240" w:before="0" w:after="0"/>
+              <w:jc w:val="center"/>
+              <w:rPr/>
+            </w:pPr>
+            <w:r>
+              <w:rPr>
+                <w:rFonts w:cs="" w:ascii="Calibri" w:hAnsi="Calibri"/>
+                <w:b w:val="false"/>
+                <w:kern w:val="0"/>
+                <w:sz w:val="20"/>
+                <w:szCs w:val="20"/>
+                <w:shd w:fill="81D41A" w:val="clear"/>
+                <w:lang w:val="it-IT" w:eastAsia="en-US" w:bidi="ar-SA"/>
+              </w:rPr>
+              <w:t>(new-baseline)</w:t>
+            </w:r>
+          </w:p>
+          <w:p>
+            <w:pPr>
+              <w:pStyle w:val="Normal"/>
+              <w:widowControl/>
+              <w:suppressAutoHyphens w:val="true"/>
+              <w:spacing w:lineRule="auto" w:line="240" w:before="0" w:after="0"/>
+              <w:jc w:val="center"/>
+              <w:rPr>
+                <w:rFonts w:ascii="Calibri" w:hAnsi="Calibri" w:cs=""/>
+                <w:b w:val="false"/>
+                <w:kern w:val="0"/>
+                <w:sz w:val="20"/>
+                <w:szCs w:val="20"/>
                 <w:shd w:fill="FFFF00" w:val="clear"/>
                 <w:lang w:val="it-IT" w:eastAsia="en-US" w:bidi="ar-SA"/>
               </w:rPr>
-              <w:t>Punto5 route-len</w:t>
+            </w:pPr>
+            <w:r>
+              <w:rPr>
+                <w:rFonts w:cs="" w:ascii="Calibri" w:hAnsi="Calibri"/>
+                <w:b w:val="false"/>
+                <w:kern w:val="0"/>
+                <w:sz w:val="20"/>
+                <w:szCs w:val="20"/>
+                <w:shd w:fill="FFFF00" w:val="clear"/>
+                <w:lang w:val="it-IT" w:eastAsia="en-US" w:bidi="ar-SA"/>
+              </w:rPr>
+              <w:t>300K Steps</w:t>
             </w:r>
           </w:p>
           <w:p>
@@ -10848,29 +10813,104 @@
               <w:spacing w:lineRule="auto" w:line="240" w:before="0" w:after="0"/>
               <w:jc w:val="center"/>
               <w:rPr>
-                <w:rFonts w:ascii="Calibri" w:hAnsi="Calibri" w:cs=""/>
-                <w:b w:val="false"/>
-                <w:kern w:val="0"/>
+                <w:rFonts w:ascii="Calibri" w:hAnsi="Calibri"/>
                 <w:sz w:val="20"/>
                 <w:szCs w:val="20"/>
                 <w:highlight w:val="none"/>
-                <w:shd w:fill="81D41A" w:val="clear"/>
-                <w:lang w:val="it-IT" w:eastAsia="en-US" w:bidi="ar-SA"/>
-              </w:rPr>
-            </w:pPr>
-            <w:r>
-              <w:rPr>
-                <w:rFonts w:cs="" w:ascii="Calibri" w:hAnsi="Calibri"/>
-                <w:b w:val="false"/>
-                <w:kern w:val="0"/>
+                <w:shd w:fill="FFDE59" w:val="clear"/>
+              </w:rPr>
+            </w:pPr>
+            <w:r>
+              <w:rPr>
+                <w:rFonts w:ascii="Calibri" w:hAnsi="Calibri"/>
                 <w:sz w:val="20"/>
                 <w:szCs w:val="20"/>
+                <w:shd w:fill="FFDE59" w:val="clear"/>
+              </w:rPr>
+              <w:t xml:space="preserve">/LvsDiff </w:t>
+            </w:r>
+            <w:r>
+              <w:rPr>
+                <w:rFonts w:ascii="Calibri" w:hAnsi="Calibri"/>
+                <w:sz w:val="20"/>
+                <w:szCs w:val="20"/>
+                <w:shd w:fill="FFDE59" w:val="clear"/>
+              </w:rPr>
+              <w:t>15</w:t>
+            </w:r>
+            <w:r>
+              <w:rPr>
+                <w:rFonts w:ascii="Calibri" w:hAnsi="Calibri"/>
+                <w:sz w:val="20"/>
+                <w:szCs w:val="20"/>
+                <w:shd w:fill="FFDE59" w:val="clear"/>
+              </w:rPr>
+              <w:t>;</w:t>
+            </w:r>
+            <w:r>
+              <w:rPr>
+                <w:rFonts w:ascii="Calibri" w:hAnsi="Calibri"/>
+                <w:sz w:val="20"/>
+                <w:szCs w:val="20"/>
+                <w:shd w:fill="FFDE59" w:val="clear"/>
+              </w:rPr>
+              <w:t>3</w:t>
+            </w:r>
+            <w:r>
+              <w:rPr>
+                <w:rFonts w:ascii="Calibri" w:hAnsi="Calibri"/>
+                <w:sz w:val="20"/>
+                <w:szCs w:val="20"/>
+                <w:shd w:fill="FFDE59" w:val="clear"/>
+              </w:rPr>
+              <w:t>0;</w:t>
+            </w:r>
+            <w:r>
+              <w:rPr>
+                <w:rFonts w:ascii="Calibri" w:hAnsi="Calibri"/>
+                <w:sz w:val="20"/>
+                <w:szCs w:val="20"/>
+                <w:shd w:fill="FFDE59" w:val="clear"/>
+              </w:rPr>
+              <w:t>60</w:t>
+            </w:r>
+          </w:p>
+        </w:tc>
+        <w:tc>
+          <w:tcPr>
+            <w:tcW w:w="1119" w:type="dxa"/>
+            <w:tcBorders/>
+            <w:vAlign w:val="center"/>
+          </w:tcPr>
+          <w:p>
+            <w:pPr>
+              <w:pStyle w:val="Normal"/>
+              <w:widowControl/>
+              <w:suppressAutoHyphens w:val="true"/>
+              <w:spacing w:lineRule="auto" w:line="240" w:before="0" w:after="0"/>
+              <w:jc w:val="center"/>
+              <w:rPr/>
+            </w:pPr>
+            <w:r>
+              <w:rPr>
+                <w:rFonts w:cs="" w:ascii="Calibri" w:hAnsi="Calibri"/>
+                <w:b w:val="false"/>
+                <w:kern w:val="0"/>
+                <w:sz w:val="21"/>
+                <w:szCs w:val="21"/>
                 <w:shd w:fill="81D41A" w:val="clear"/>
                 <w:lang w:val="it-IT" w:eastAsia="en-US" w:bidi="ar-SA"/>
               </w:rPr>
-              <w:t>(new-baseline)</w:t>
-            </w:r>
-          </w:p>
+              <w:t>carla_mappo_20260517_212109</w:t>
+            </w:r>
+          </w:p>
+        </w:tc>
+        <w:tc>
+          <w:tcPr>
+            <w:tcW w:w="1119" w:type="dxa"/>
+            <w:tcBorders/>
+            <w:vAlign w:val="center"/>
+          </w:tcPr>
           <w:p>
             <w:pPr>
               <w:pStyle w:val="Normal"/>
@@ -10878,17 +10918,858 @@
               <w:suppressAutoHyphens w:val="true"/>
               <w:spacing w:lineRule="auto" w:line="240" w:before="0" w:after="0"/>
               <w:jc w:val="center"/>
-              <w:rPr>
-                <w:rFonts w:ascii="Calibri" w:hAnsi="Calibri" w:cs=""/>
-                <w:b w:val="false"/>
-                <w:kern w:val="0"/>
+              <w:rPr/>
+            </w:pPr>
+            <w:r>
+              <w:rPr>
+                <w:rFonts w:cs="" w:ascii="Calibri" w:hAnsi="Calibri"/>
+                <w:b w:val="false"/>
+                <w:kern w:val="0"/>
+                <w:sz w:val="21"/>
+                <w:szCs w:val="21"/>
+                <w:shd w:fill="81D41A" w:val="clear"/>
+                <w:lang w:val="it-IT" w:eastAsia="en-US" w:bidi="ar-SA"/>
+              </w:rPr>
+              <w:t>kept env fix</w:t>
+            </w:r>
+          </w:p>
+        </w:tc>
+        <w:tc>
+          <w:tcPr>
+            <w:tcW w:w="1119" w:type="dxa"/>
+            <w:tcBorders/>
+            <w:vAlign w:val="center"/>
+          </w:tcPr>
+          <w:p>
+            <w:pPr>
+              <w:pStyle w:val="Normal"/>
+              <w:widowControl/>
+              <w:suppressAutoHyphens w:val="true"/>
+              <w:spacing w:lineRule="auto" w:line="240" w:before="0" w:after="0"/>
+              <w:jc w:val="center"/>
+              <w:rPr/>
+            </w:pPr>
+            <w:r>
+              <w:rPr>
+                <w:rFonts w:cs="" w:ascii="Calibri" w:hAnsi="Calibri"/>
+                <w:b w:val="false"/>
+                <w:kern w:val="0"/>
+                <w:sz w:val="21"/>
+                <w:szCs w:val="21"/>
+                <w:shd w:fill="81D41A" w:val="clear"/>
+                <w:lang w:val="it-IT" w:eastAsia="en-US" w:bidi="ar-SA"/>
+              </w:rPr>
+              <w:t>529</w:t>
+            </w:r>
+          </w:p>
+        </w:tc>
+        <w:tc>
+          <w:tcPr>
+            <w:tcW w:w="1118" w:type="dxa"/>
+            <w:tcBorders/>
+            <w:vAlign w:val="center"/>
+          </w:tcPr>
+          <w:p>
+            <w:pPr>
+              <w:pStyle w:val="Normal"/>
+              <w:widowControl/>
+              <w:suppressAutoHyphens w:val="true"/>
+              <w:spacing w:lineRule="auto" w:line="240" w:before="0" w:after="0"/>
+              <w:jc w:val="center"/>
+              <w:rPr/>
+            </w:pPr>
+            <w:r>
+              <w:rPr>
+                <w:rFonts w:cs="" w:ascii="Calibri" w:hAnsi="Calibri"/>
+                <w:b w:val="false"/>
+                <w:kern w:val="0"/>
+                <w:sz w:val="21"/>
+                <w:szCs w:val="21"/>
+                <w:shd w:fill="81D41A" w:val="clear"/>
+                <w:lang w:val="it-IT" w:eastAsia="en-US" w:bidi="ar-SA"/>
+              </w:rPr>
+              <w:t>3174</w:t>
+            </w:r>
+          </w:p>
+        </w:tc>
+        <w:tc>
+          <w:tcPr>
+            <w:tcW w:w="1119" w:type="dxa"/>
+            <w:tcBorders/>
+            <w:vAlign w:val="center"/>
+          </w:tcPr>
+          <w:p>
+            <w:pPr>
+              <w:pStyle w:val="Normal"/>
+              <w:widowControl/>
+              <w:suppressAutoHyphens w:val="true"/>
+              <w:spacing w:lineRule="auto" w:line="240" w:before="0" w:after="0"/>
+              <w:jc w:val="center"/>
+              <w:rPr/>
+            </w:pPr>
+            <w:r>
+              <w:rPr>
+                <w:rFonts w:cs="" w:ascii="Calibri" w:hAnsi="Calibri"/>
+                <w:b w:val="false"/>
+                <w:kern w:val="0"/>
+                <w:sz w:val="21"/>
+                <w:szCs w:val="21"/>
+                <w:shd w:fill="81D41A" w:val="clear"/>
+                <w:lang w:val="it-IT" w:eastAsia="en-US" w:bidi="ar-SA"/>
+              </w:rPr>
+              <w:t>216</w:t>
+            </w:r>
+          </w:p>
+        </w:tc>
+        <w:tc>
+          <w:tcPr>
+            <w:tcW w:w="1119" w:type="dxa"/>
+            <w:tcBorders/>
+            <w:vAlign w:val="center"/>
+          </w:tcPr>
+          <w:p>
+            <w:pPr>
+              <w:pStyle w:val="Normal"/>
+              <w:widowControl/>
+              <w:suppressAutoHyphens w:val="true"/>
+              <w:spacing w:lineRule="auto" w:line="240" w:before="0" w:after="0"/>
+              <w:jc w:val="center"/>
+              <w:rPr/>
+            </w:pPr>
+            <w:r>
+              <w:rPr>
+                <w:rFonts w:cs="" w:ascii="Calibri" w:hAnsi="Calibri"/>
+                <w:b w:val="false"/>
+                <w:kern w:val="0"/>
+                <w:sz w:val="21"/>
+                <w:szCs w:val="21"/>
+                <w:shd w:fill="81D41A" w:val="clear"/>
+                <w:lang w:val="it-IT" w:eastAsia="en-US" w:bidi="ar-SA"/>
+              </w:rPr>
+              <w:t>303553</w:t>
+            </w:r>
+          </w:p>
+        </w:tc>
+        <w:tc>
+          <w:tcPr>
+            <w:tcW w:w="1119" w:type="dxa"/>
+            <w:tcBorders/>
+            <w:vAlign w:val="center"/>
+          </w:tcPr>
+          <w:p>
+            <w:pPr>
+              <w:pStyle w:val="Normal"/>
+              <w:widowControl/>
+              <w:suppressAutoHyphens w:val="true"/>
+              <w:spacing w:lineRule="auto" w:line="240" w:before="0" w:after="0"/>
+              <w:jc w:val="center"/>
+              <w:rPr/>
+            </w:pPr>
+            <w:r>
+              <w:rPr>
+                <w:rFonts w:cs="" w:ascii="Calibri" w:hAnsi="Calibri"/>
+                <w:b w:val="false"/>
+                <w:kern w:val="0"/>
+                <w:sz w:val="21"/>
+                <w:szCs w:val="21"/>
+                <w:shd w:fill="81D41A" w:val="clear"/>
+                <w:lang w:val="it-IT" w:eastAsia="en-US" w:bidi="ar-SA"/>
+              </w:rPr>
+              <w:t>75.11%</w:t>
+            </w:r>
+          </w:p>
+        </w:tc>
+        <w:tc>
+          <w:tcPr>
+            <w:tcW w:w="1118" w:type="dxa"/>
+            <w:tcBorders/>
+            <w:vAlign w:val="center"/>
+          </w:tcPr>
+          <w:p>
+            <w:pPr>
+              <w:pStyle w:val="Normal"/>
+              <w:widowControl/>
+              <w:suppressAutoHyphens w:val="true"/>
+              <w:spacing w:lineRule="auto" w:line="240" w:before="0" w:after="0"/>
+              <w:jc w:val="center"/>
+              <w:rPr>
+                <w:highlight w:val="none"/>
+                <w:shd w:fill="FFFF00" w:val="clear"/>
+              </w:rPr>
+            </w:pPr>
+            <w:r>
+              <w:rPr>
+                <w:rFonts w:cs="" w:ascii="Calibri" w:hAnsi="Calibri"/>
+                <w:b w:val="false"/>
+                <w:kern w:val="0"/>
+                <w:sz w:val="21"/>
+                <w:szCs w:val="21"/>
+                <w:shd w:fill="FFFF00" w:val="clear"/>
+                <w:lang w:val="it-IT" w:eastAsia="en-US" w:bidi="ar-SA"/>
+              </w:rPr>
+              <w:t>19.28%</w:t>
+            </w:r>
+          </w:p>
+        </w:tc>
+        <w:tc>
+          <w:tcPr>
+            <w:tcW w:w="1119" w:type="dxa"/>
+            <w:tcBorders/>
+            <w:vAlign w:val="center"/>
+          </w:tcPr>
+          <w:p>
+            <w:pPr>
+              <w:pStyle w:val="Normal"/>
+              <w:widowControl/>
+              <w:suppressAutoHyphens w:val="true"/>
+              <w:spacing w:lineRule="auto" w:line="240" w:before="0" w:after="0"/>
+              <w:jc w:val="center"/>
+              <w:rPr/>
+            </w:pPr>
+            <w:r>
+              <w:rPr>
+                <w:rFonts w:cs="" w:ascii="Calibri" w:hAnsi="Calibri"/>
+                <w:b w:val="false"/>
+                <w:kern w:val="0"/>
+                <w:sz w:val="21"/>
+                <w:szCs w:val="21"/>
+                <w:shd w:fill="81D41A" w:val="clear"/>
+                <w:lang w:val="it-IT" w:eastAsia="en-US" w:bidi="ar-SA"/>
+              </w:rPr>
+              <w:t>4.28%</w:t>
+            </w:r>
+          </w:p>
+        </w:tc>
+        <w:tc>
+          <w:tcPr>
+            <w:tcW w:w="1120" w:type="dxa"/>
+            <w:tcBorders/>
+            <w:vAlign w:val="center"/>
+          </w:tcPr>
+          <w:p>
+            <w:pPr>
+              <w:pStyle w:val="Normal"/>
+              <w:widowControl/>
+              <w:suppressAutoHyphens w:val="true"/>
+              <w:spacing w:lineRule="auto" w:line="240" w:before="0" w:after="0"/>
+              <w:jc w:val="center"/>
+              <w:rPr/>
+            </w:pPr>
+            <w:r>
+              <w:rPr>
+                <w:rFonts w:cs="" w:ascii="Calibri" w:hAnsi="Calibri"/>
+                <w:b w:val="false"/>
+                <w:kern w:val="0"/>
+                <w:sz w:val="21"/>
+                <w:szCs w:val="21"/>
+                <w:shd w:fill="81D41A" w:val="clear"/>
+                <w:lang w:val="it-IT" w:eastAsia="en-US" w:bidi="ar-SA"/>
+              </w:rPr>
+              <w:t>1.32%</w:t>
+            </w:r>
+          </w:p>
+        </w:tc>
+        <w:tc>
+          <w:tcPr>
+            <w:tcW w:w="1118" w:type="dxa"/>
+            <w:tcBorders/>
+            <w:vAlign w:val="center"/>
+          </w:tcPr>
+          <w:p>
+            <w:pPr>
+              <w:pStyle w:val="Normal"/>
+              <w:widowControl/>
+              <w:suppressAutoHyphens w:val="true"/>
+              <w:spacing w:lineRule="auto" w:line="240" w:before="0" w:after="0"/>
+              <w:jc w:val="center"/>
+              <w:rPr/>
+            </w:pPr>
+            <w:r>
+              <w:rPr>
+                <w:rFonts w:cs="" w:ascii="Calibri" w:hAnsi="Calibri"/>
+                <w:b w:val="false"/>
+                <w:kern w:val="0"/>
+                <w:sz w:val="21"/>
+                <w:szCs w:val="21"/>
+                <w:shd w:fill="81D41A" w:val="clear"/>
+                <w:lang w:val="it-IT" w:eastAsia="en-US" w:bidi="ar-SA"/>
+              </w:rPr>
+              <w:t>89.60%</w:t>
+            </w:r>
+          </w:p>
+        </w:tc>
+        <w:tc>
+          <w:tcPr>
+            <w:tcW w:w="1118" w:type="dxa"/>
+            <w:tcBorders/>
+            <w:vAlign w:val="center"/>
+          </w:tcPr>
+          <w:p>
+            <w:pPr>
+              <w:pStyle w:val="Normal"/>
+              <w:widowControl/>
+              <w:suppressAutoHyphens w:val="true"/>
+              <w:spacing w:lineRule="auto" w:line="240" w:before="0" w:after="0"/>
+              <w:jc w:val="center"/>
+              <w:rPr/>
+            </w:pPr>
+            <w:r>
+              <w:rPr>
+                <w:rFonts w:cs="" w:ascii="Calibri" w:hAnsi="Calibri"/>
+                <w:b w:val="false"/>
+                <w:kern w:val="0"/>
+                <w:sz w:val="21"/>
+                <w:szCs w:val="21"/>
+                <w:shd w:fill="81D41A" w:val="clear"/>
+                <w:lang w:val="it-IT" w:eastAsia="en-US" w:bidi="ar-SA"/>
+              </w:rPr>
+              <w:t>empty</w:t>
+            </w:r>
+          </w:p>
+        </w:tc>
+      </w:tr>
+      <w:tr>
+        <w:trPr/>
+        <w:tc>
+          <w:tcPr>
+            <w:tcW w:w="1118" w:type="dxa"/>
+            <w:tcBorders/>
+            <w:shd w:fill="F3F6FA"/>
+            <w:vAlign w:val="center"/>
+          </w:tcPr>
+          <w:p>
+            <w:pPr>
+              <w:pStyle w:val="Normal"/>
+              <w:widowControl/>
+              <w:suppressAutoHyphens w:val="true"/>
+              <w:spacing w:lineRule="auto" w:line="240" w:before="0" w:after="0"/>
+              <w:jc w:val="center"/>
+              <w:rPr/>
+            </w:pPr>
+            <w:r>
+              <w:rPr>
+                <w:rFonts w:cs="" w:ascii="Calibri" w:hAnsi="Calibri"/>
+                <w:b w:val="false"/>
+                <w:kern w:val="0"/>
+                <w:sz w:val="21"/>
+                <w:szCs w:val="21"/>
+                <w:lang w:val="it-IT" w:eastAsia="en-US" w:bidi="ar-SA"/>
+              </w:rPr>
+              <w:t>O1+O2</w:t>
+            </w:r>
+          </w:p>
+          <w:p>
+            <w:pPr>
+              <w:pStyle w:val="Normal"/>
+              <w:widowControl/>
+              <w:suppressAutoHyphens w:val="true"/>
+              <w:spacing w:lineRule="auto" w:line="240" w:before="0" w:after="0"/>
+              <w:jc w:val="center"/>
+              <w:rPr>
+                <w:rFonts w:ascii="Calibri" w:hAnsi="Calibri" w:cs=""/>
+                <w:b w:val="false"/>
+                <w:kern w:val="0"/>
+                <w:sz w:val="20"/>
+                <w:szCs w:val="20"/>
+                <w:shd w:fill="FFFF00" w:val="clear"/>
+                <w:lang w:val="it-IT" w:eastAsia="en-US" w:bidi="ar-SA"/>
+              </w:rPr>
+            </w:pPr>
+            <w:r>
+              <w:rPr>
+                <w:rFonts w:cs="" w:ascii="Calibri" w:hAnsi="Calibri"/>
+                <w:b w:val="false"/>
+                <w:kern w:val="0"/>
+                <w:sz w:val="20"/>
+                <w:szCs w:val="20"/>
+                <w:shd w:fill="FFFF00" w:val="clear"/>
+                <w:lang w:val="it-IT" w:eastAsia="en-US" w:bidi="ar-SA"/>
+              </w:rPr>
+              <w:t>300K Steps</w:t>
+            </w:r>
+          </w:p>
+          <w:p>
+            <w:pPr>
+              <w:pStyle w:val="Normal"/>
+              <w:widowControl/>
+              <w:suppressAutoHyphens w:val="true"/>
+              <w:spacing w:lineRule="auto" w:line="240" w:before="0" w:after="0"/>
+              <w:jc w:val="center"/>
+              <w:rPr>
+                <w:rFonts w:ascii="Calibri" w:hAnsi="Calibri"/>
                 <w:sz w:val="20"/>
                 <w:szCs w:val="20"/>
                 <w:highlight w:val="none"/>
+                <w:shd w:fill="FFDE59" w:val="clear"/>
+              </w:rPr>
+            </w:pPr>
+            <w:r>
+              <w:rPr>
+                <w:rFonts w:ascii="Calibri" w:hAnsi="Calibri"/>
+                <w:sz w:val="20"/>
+                <w:szCs w:val="20"/>
+                <w:shd w:fill="FFDE59" w:val="clear"/>
+              </w:rPr>
+              <w:t xml:space="preserve">/LvsDiff </w:t>
+            </w:r>
+            <w:r>
+              <w:rPr>
+                <w:rFonts w:ascii="Calibri" w:hAnsi="Calibri"/>
+                <w:sz w:val="20"/>
+                <w:szCs w:val="20"/>
+                <w:shd w:fill="FFDE59" w:val="clear"/>
+              </w:rPr>
+              <w:t>15</w:t>
+            </w:r>
+            <w:r>
+              <w:rPr>
+                <w:rFonts w:ascii="Calibri" w:hAnsi="Calibri"/>
+                <w:sz w:val="20"/>
+                <w:szCs w:val="20"/>
+                <w:shd w:fill="FFDE59" w:val="clear"/>
+              </w:rPr>
+              <w:t>;</w:t>
+            </w:r>
+            <w:r>
+              <w:rPr>
+                <w:rFonts w:ascii="Calibri" w:hAnsi="Calibri"/>
+                <w:sz w:val="20"/>
+                <w:szCs w:val="20"/>
+                <w:shd w:fill="FFDE59" w:val="clear"/>
+              </w:rPr>
+              <w:t>3</w:t>
+            </w:r>
+            <w:r>
+              <w:rPr>
+                <w:rFonts w:ascii="Calibri" w:hAnsi="Calibri"/>
+                <w:sz w:val="20"/>
+                <w:szCs w:val="20"/>
+                <w:shd w:fill="FFDE59" w:val="clear"/>
+              </w:rPr>
+              <w:t>0;</w:t>
+            </w:r>
+            <w:r>
+              <w:rPr>
+                <w:rFonts w:ascii="Calibri" w:hAnsi="Calibri"/>
+                <w:sz w:val="20"/>
+                <w:szCs w:val="20"/>
+                <w:shd w:fill="FFDE59" w:val="clear"/>
+              </w:rPr>
+              <w:t>60</w:t>
+            </w:r>
+          </w:p>
+        </w:tc>
+        <w:tc>
+          <w:tcPr>
+            <w:tcW w:w="1119" w:type="dxa"/>
+            <w:tcBorders/>
+            <w:shd w:fill="F3F6FA"/>
+            <w:vAlign w:val="center"/>
+          </w:tcPr>
+          <w:p>
+            <w:pPr>
+              <w:pStyle w:val="Normal"/>
+              <w:widowControl/>
+              <w:suppressAutoHyphens w:val="true"/>
+              <w:spacing w:lineRule="auto" w:line="240" w:before="0" w:after="0"/>
+              <w:jc w:val="center"/>
+              <w:rPr/>
+            </w:pPr>
+            <w:r>
+              <w:rPr>
+                <w:rFonts w:cs="" w:ascii="Calibri" w:hAnsi="Calibri"/>
+                <w:b w:val="false"/>
+                <w:kern w:val="0"/>
+                <w:sz w:val="21"/>
+                <w:szCs w:val="21"/>
+                <w:lang w:val="it-IT" w:eastAsia="en-US" w:bidi="ar-SA"/>
+              </w:rPr>
+              <w:t>carla_mappo_20260518_152016</w:t>
+            </w:r>
+          </w:p>
+        </w:tc>
+        <w:tc>
+          <w:tcPr>
+            <w:tcW w:w="1119" w:type="dxa"/>
+            <w:tcBorders/>
+            <w:shd w:fill="F3F6FA"/>
+            <w:vAlign w:val="center"/>
+          </w:tcPr>
+          <w:p>
+            <w:pPr>
+              <w:pStyle w:val="Normal"/>
+              <w:widowControl/>
+              <w:suppressAutoHyphens w:val="true"/>
+              <w:spacing w:lineRule="auto" w:line="240" w:before="0" w:after="0"/>
+              <w:jc w:val="center"/>
+              <w:rPr/>
+            </w:pPr>
+            <w:r>
+              <w:rPr>
+                <w:rFonts w:cs="" w:ascii="Calibri" w:hAnsi="Calibri"/>
+                <w:b w:val="false"/>
+                <w:kern w:val="0"/>
+                <w:sz w:val="21"/>
+                <w:szCs w:val="21"/>
                 <w:shd w:fill="FFFF00" w:val="clear"/>
                 <w:lang w:val="it-IT" w:eastAsia="en-US" w:bidi="ar-SA"/>
               </w:rPr>
-            </w:pPr>
+              <w:t xml:space="preserve">training </w:t>
+            </w:r>
+            <w:r>
+              <w:rPr>
+                <w:rFonts w:cs="" w:ascii="Calibri" w:hAnsi="Calibri"/>
+                <w:b w:val="false"/>
+                <w:kern w:val="0"/>
+                <w:sz w:val="21"/>
+                <w:szCs w:val="21"/>
+                <w:shd w:fill="FFFF00" w:val="clear"/>
+                <w:lang w:val="it-IT" w:eastAsia="en-US" w:bidi="ar-SA"/>
+              </w:rPr>
+              <w:t>OK</w:t>
+            </w:r>
+          </w:p>
+        </w:tc>
+        <w:tc>
+          <w:tcPr>
+            <w:tcW w:w="1119" w:type="dxa"/>
+            <w:tcBorders/>
+            <w:shd w:fill="F3F6FA"/>
+            <w:vAlign w:val="center"/>
+          </w:tcPr>
+          <w:p>
+            <w:pPr>
+              <w:pStyle w:val="Normal"/>
+              <w:widowControl/>
+              <w:suppressAutoHyphens w:val="true"/>
+              <w:spacing w:lineRule="auto" w:line="240" w:before="0" w:after="0"/>
+              <w:jc w:val="center"/>
+              <w:rPr/>
+            </w:pPr>
+            <w:r>
+              <w:rPr>
+                <w:rFonts w:cs="" w:ascii="Calibri" w:hAnsi="Calibri"/>
+                <w:b w:val="false"/>
+                <w:kern w:val="0"/>
+                <w:sz w:val="21"/>
+                <w:szCs w:val="21"/>
+                <w:lang w:val="it-IT" w:eastAsia="en-US" w:bidi="ar-SA"/>
+              </w:rPr>
+              <w:t>518</w:t>
+            </w:r>
+          </w:p>
+        </w:tc>
+        <w:tc>
+          <w:tcPr>
+            <w:tcW w:w="1118" w:type="dxa"/>
+            <w:tcBorders/>
+            <w:shd w:fill="F3F6FA"/>
+            <w:vAlign w:val="center"/>
+          </w:tcPr>
+          <w:p>
+            <w:pPr>
+              <w:pStyle w:val="Normal"/>
+              <w:widowControl/>
+              <w:suppressAutoHyphens w:val="true"/>
+              <w:spacing w:lineRule="auto" w:line="240" w:before="0" w:after="0"/>
+              <w:jc w:val="center"/>
+              <w:rPr/>
+            </w:pPr>
+            <w:r>
+              <w:rPr>
+                <w:rFonts w:cs="" w:ascii="Calibri" w:hAnsi="Calibri"/>
+                <w:b w:val="false"/>
+                <w:kern w:val="0"/>
+                <w:sz w:val="21"/>
+                <w:szCs w:val="21"/>
+                <w:lang w:val="it-IT" w:eastAsia="en-US" w:bidi="ar-SA"/>
+              </w:rPr>
+              <w:t>3108</w:t>
+            </w:r>
+          </w:p>
+        </w:tc>
+        <w:tc>
+          <w:tcPr>
+            <w:tcW w:w="1119" w:type="dxa"/>
+            <w:tcBorders/>
+            <w:shd w:fill="F3F6FA"/>
+            <w:vAlign w:val="center"/>
+          </w:tcPr>
+          <w:p>
+            <w:pPr>
+              <w:pStyle w:val="Normal"/>
+              <w:widowControl/>
+              <w:suppressAutoHyphens w:val="true"/>
+              <w:spacing w:lineRule="auto" w:line="240" w:before="0" w:after="0"/>
+              <w:jc w:val="center"/>
+              <w:rPr/>
+            </w:pPr>
+            <w:r>
+              <w:rPr>
+                <w:rFonts w:cs="" w:ascii="Calibri" w:hAnsi="Calibri"/>
+                <w:b w:val="false"/>
+                <w:kern w:val="0"/>
+                <w:sz w:val="21"/>
+                <w:szCs w:val="21"/>
+                <w:lang w:val="it-IT" w:eastAsia="en-US" w:bidi="ar-SA"/>
+              </w:rPr>
+              <w:t>225</w:t>
+            </w:r>
+          </w:p>
+        </w:tc>
+        <w:tc>
+          <w:tcPr>
+            <w:tcW w:w="1119" w:type="dxa"/>
+            <w:tcBorders/>
+            <w:shd w:fill="F3F6FA"/>
+            <w:vAlign w:val="center"/>
+          </w:tcPr>
+          <w:p>
+            <w:pPr>
+              <w:pStyle w:val="Normal"/>
+              <w:widowControl/>
+              <w:suppressAutoHyphens w:val="true"/>
+              <w:spacing w:lineRule="auto" w:line="240" w:before="0" w:after="0"/>
+              <w:jc w:val="center"/>
+              <w:rPr/>
+            </w:pPr>
+            <w:r>
+              <w:rPr>
+                <w:rFonts w:cs="" w:ascii="Calibri" w:hAnsi="Calibri"/>
+                <w:b w:val="false"/>
+                <w:kern w:val="0"/>
+                <w:sz w:val="21"/>
+                <w:szCs w:val="21"/>
+                <w:lang w:val="it-IT" w:eastAsia="en-US" w:bidi="ar-SA"/>
+              </w:rPr>
+              <w:t>304214</w:t>
+            </w:r>
+          </w:p>
+        </w:tc>
+        <w:tc>
+          <w:tcPr>
+            <w:tcW w:w="1119" w:type="dxa"/>
+            <w:tcBorders/>
+            <w:shd w:fill="F3F6FA"/>
+            <w:vAlign w:val="center"/>
+          </w:tcPr>
+          <w:p>
+            <w:pPr>
+              <w:pStyle w:val="Normal"/>
+              <w:widowControl/>
+              <w:suppressAutoHyphens w:val="true"/>
+              <w:spacing w:lineRule="auto" w:line="240" w:before="0" w:after="0"/>
+              <w:jc w:val="center"/>
+              <w:rPr>
+                <w:highlight w:val="none"/>
+                <w:shd w:fill="FFFF00" w:val="clear"/>
+              </w:rPr>
+            </w:pPr>
+            <w:r>
+              <w:rPr>
+                <w:rFonts w:cs="" w:ascii="Calibri" w:hAnsi="Calibri"/>
+                <w:b w:val="false"/>
+                <w:kern w:val="0"/>
+                <w:sz w:val="21"/>
+                <w:szCs w:val="21"/>
+                <w:shd w:fill="FFFF00" w:val="clear"/>
+                <w:lang w:val="it-IT" w:eastAsia="en-US" w:bidi="ar-SA"/>
+              </w:rPr>
+              <w:t>72.46%</w:t>
+            </w:r>
+          </w:p>
+        </w:tc>
+        <w:tc>
+          <w:tcPr>
+            <w:tcW w:w="1118" w:type="dxa"/>
+            <w:tcBorders/>
+            <w:shd w:fill="F3F6FA"/>
+            <w:vAlign w:val="center"/>
+          </w:tcPr>
+          <w:p>
+            <w:pPr>
+              <w:pStyle w:val="Normal"/>
+              <w:widowControl/>
+              <w:suppressAutoHyphens w:val="true"/>
+              <w:spacing w:lineRule="auto" w:line="240" w:before="0" w:after="0"/>
+              <w:jc w:val="center"/>
+              <w:rPr>
+                <w:highlight w:val="none"/>
+                <w:shd w:fill="81D41A" w:val="clear"/>
+              </w:rPr>
+            </w:pPr>
+            <w:r>
+              <w:rPr>
+                <w:rFonts w:cs="" w:ascii="Calibri" w:hAnsi="Calibri"/>
+                <w:b w:val="false"/>
+                <w:kern w:val="0"/>
+                <w:sz w:val="21"/>
+                <w:szCs w:val="21"/>
+                <w:shd w:fill="81D41A" w:val="clear"/>
+                <w:lang w:val="it-IT" w:eastAsia="en-US" w:bidi="ar-SA"/>
+              </w:rPr>
+              <w:t>16.92%</w:t>
+            </w:r>
+          </w:p>
+        </w:tc>
+        <w:tc>
+          <w:tcPr>
+            <w:tcW w:w="1119" w:type="dxa"/>
+            <w:tcBorders/>
+            <w:shd w:fill="F3F6FA"/>
+            <w:vAlign w:val="center"/>
+          </w:tcPr>
+          <w:p>
+            <w:pPr>
+              <w:pStyle w:val="Normal"/>
+              <w:widowControl/>
+              <w:suppressAutoHyphens w:val="true"/>
+              <w:spacing w:lineRule="auto" w:line="240" w:before="0" w:after="0"/>
+              <w:jc w:val="center"/>
+              <w:rPr>
+                <w:highlight w:val="none"/>
+                <w:shd w:fill="FFFF00" w:val="clear"/>
+              </w:rPr>
+            </w:pPr>
+            <w:r>
+              <w:rPr>
+                <w:rFonts w:cs="" w:ascii="Calibri" w:hAnsi="Calibri"/>
+                <w:b w:val="false"/>
+                <w:kern w:val="0"/>
+                <w:sz w:val="21"/>
+                <w:szCs w:val="21"/>
+                <w:shd w:fill="FFFF00" w:val="clear"/>
+                <w:lang w:val="it-IT" w:eastAsia="en-US" w:bidi="ar-SA"/>
+              </w:rPr>
+              <w:t>4.83%</w:t>
+            </w:r>
+          </w:p>
+        </w:tc>
+        <w:tc>
+          <w:tcPr>
+            <w:tcW w:w="1120" w:type="dxa"/>
+            <w:tcBorders/>
+            <w:shd w:fill="F3F6FA"/>
+            <w:vAlign w:val="center"/>
+          </w:tcPr>
+          <w:p>
+            <w:pPr>
+              <w:pStyle w:val="Normal"/>
+              <w:widowControl/>
+              <w:suppressAutoHyphens w:val="true"/>
+              <w:spacing w:lineRule="auto" w:line="240" w:before="0" w:after="0"/>
+              <w:jc w:val="center"/>
+              <w:rPr>
+                <w:highlight w:val="none"/>
+                <w:shd w:fill="FFFF00" w:val="clear"/>
+              </w:rPr>
+            </w:pPr>
+            <w:r>
+              <w:rPr>
+                <w:rFonts w:cs="" w:ascii="Calibri" w:hAnsi="Calibri"/>
+                <w:b w:val="false"/>
+                <w:kern w:val="0"/>
+                <w:sz w:val="21"/>
+                <w:szCs w:val="21"/>
+                <w:shd w:fill="FFFF00" w:val="clear"/>
+                <w:lang w:val="it-IT" w:eastAsia="en-US" w:bidi="ar-SA"/>
+              </w:rPr>
+              <w:t>5.79%</w:t>
+            </w:r>
+          </w:p>
+        </w:tc>
+        <w:tc>
+          <w:tcPr>
+            <w:tcW w:w="1118" w:type="dxa"/>
+            <w:tcBorders/>
+            <w:shd w:fill="F3F6FA"/>
+            <w:vAlign w:val="center"/>
+          </w:tcPr>
+          <w:p>
+            <w:pPr>
+              <w:pStyle w:val="Normal"/>
+              <w:widowControl/>
+              <w:suppressAutoHyphens w:val="true"/>
+              <w:spacing w:lineRule="auto" w:line="240" w:before="0" w:after="0"/>
+              <w:jc w:val="center"/>
+              <w:rPr>
+                <w:highlight w:val="none"/>
+                <w:shd w:fill="FFFF00" w:val="clear"/>
+              </w:rPr>
+            </w:pPr>
+            <w:r>
+              <w:rPr>
+                <w:rFonts w:cs="" w:ascii="Calibri" w:hAnsi="Calibri"/>
+                <w:b w:val="false"/>
+                <w:kern w:val="0"/>
+                <w:sz w:val="21"/>
+                <w:szCs w:val="21"/>
+                <w:shd w:fill="FFFF00" w:val="clear"/>
+                <w:lang w:val="it-IT" w:eastAsia="en-US" w:bidi="ar-SA"/>
+              </w:rPr>
+              <w:t>87.77%</w:t>
+            </w:r>
+          </w:p>
+        </w:tc>
+        <w:tc>
+          <w:tcPr>
+            <w:tcW w:w="1118" w:type="dxa"/>
+            <w:tcBorders/>
+            <w:shd w:fill="F3F6FA"/>
+            <w:vAlign w:val="center"/>
+          </w:tcPr>
+          <w:p>
+            <w:pPr>
+              <w:pStyle w:val="Normal"/>
+              <w:widowControl/>
+              <w:suppressAutoHyphens w:val="true"/>
+              <w:spacing w:lineRule="auto" w:line="240" w:before="0" w:after="0"/>
+              <w:jc w:val="center"/>
+              <w:rPr/>
+            </w:pPr>
+            <w:r>
+              <w:rPr>
+                <w:rFonts w:cs="" w:ascii="Calibri" w:hAnsi="Calibri"/>
+                <w:b w:val="false"/>
+                <w:kern w:val="0"/>
+                <w:sz w:val="21"/>
+                <w:szCs w:val="21"/>
+                <w:lang w:val="it-IT" w:eastAsia="en-US" w:bidi="ar-SA"/>
+              </w:rPr>
+              <w:t>empty</w:t>
+            </w:r>
+          </w:p>
+        </w:tc>
+      </w:tr>
+      <w:tr>
+        <w:trPr/>
+        <w:tc>
+          <w:tcPr>
+            <w:tcW w:w="1118" w:type="dxa"/>
+            <w:tcBorders/>
+            <w:shd w:fill="F3F6FA"/>
+            <w:vAlign w:val="center"/>
+          </w:tcPr>
+          <w:p>
+            <w:pPr>
+              <w:pStyle w:val="Normal"/>
+              <w:widowControl/>
+              <w:suppressAutoHyphens w:val="true"/>
+              <w:spacing w:lineRule="auto" w:line="240" w:before="0" w:after="0"/>
+              <w:jc w:val="center"/>
+              <w:rPr/>
+            </w:pPr>
+            <w:r>
+              <w:rPr>
+                <w:rFonts w:cs="" w:ascii="Calibri" w:hAnsi="Calibri"/>
+                <w:b w:val="false"/>
+                <w:kern w:val="0"/>
+                <w:sz w:val="20"/>
+                <w:szCs w:val="20"/>
+                <w:lang w:val="it-IT" w:eastAsia="en-US" w:bidi="ar-SA"/>
+              </w:rPr>
+              <w:t xml:space="preserve">Full curr. / </w:t>
+            </w:r>
             <w:r>
               <w:rPr>
                 <w:rFonts w:cs="" w:ascii="Calibri" w:hAnsi="Calibri"/>
@@ -10899,7 +11780,30 @@
                 <w:shd w:fill="FFFF00" w:val="clear"/>
                 <w:lang w:val="it-IT" w:eastAsia="en-US" w:bidi="ar-SA"/>
               </w:rPr>
-              <w:t>300K Steps</w:t>
+              <w:t xml:space="preserve">3M Steps </w:t>
+            </w:r>
+            <w:r>
+              <w:rPr>
+                <w:rFonts w:cs="" w:ascii="Calibri" w:hAnsi="Calibri"/>
+                <w:b w:val="false"/>
+                <w:kern w:val="0"/>
+                <w:sz w:val="20"/>
+                <w:szCs w:val="20"/>
+                <w:lang w:val="it-IT" w:eastAsia="en-US" w:bidi="ar-SA"/>
+              </w:rPr>
+              <w:t xml:space="preserve">/ </w:t>
+            </w:r>
+            <w:r>
+              <w:rPr>
+                <w:rFonts w:cs="" w:ascii="Calibri" w:hAnsi="Calibri"/>
+                <w:b w:val="false"/>
+                <w:kern w:val="0"/>
+                <w:sz w:val="20"/>
+                <w:szCs w:val="20"/>
+                <w:shd w:fill="FFDE59" w:val="clear"/>
+                <w:lang w:val="it-IT" w:eastAsia="en-US" w:bidi="ar-SA"/>
+              </w:rPr>
+              <w:t>LvsDiff 30;60;100</w:t>
             </w:r>
           </w:p>
         </w:tc>
@@ -10907,36 +11811,28 @@
           <w:tcPr>
             <w:tcW w:w="1119" w:type="dxa"/>
             <w:tcBorders/>
-            <w:vAlign w:val="center"/>
-          </w:tcPr>
-          <w:p>
-            <w:pPr>
-              <w:pStyle w:val="Normal"/>
-              <w:widowControl/>
-              <w:suppressAutoHyphens w:val="true"/>
-              <w:spacing w:lineRule="auto" w:line="240" w:before="0" w:after="0"/>
-              <w:jc w:val="left"/>
-              <w:rPr>
-                <w:rFonts w:ascii="Calibri" w:hAnsi="Calibri" w:cs=""/>
-                <w:kern w:val="0"/>
-                <w:sz w:val="21"/>
-                <w:szCs w:val="21"/>
-                <w:highlight w:val="none"/>
-                <w:shd w:fill="81D41A" w:val="clear"/>
-                <w:lang w:val="it-IT" w:eastAsia="en-US" w:bidi="ar-SA"/>
-              </w:rPr>
-            </w:pPr>
-            <w:r>
-              <w:rPr>
-                <w:rFonts w:cs="" w:ascii="Calibri" w:hAnsi="Calibri"/>
-                <w:b w:val="false"/>
-                <w:kern w:val="0"/>
-                <w:sz w:val="21"/>
-                <w:szCs w:val="21"/>
-                <w:shd w:fill="81D41A" w:val="clear"/>
-                <w:lang w:val="it-IT" w:eastAsia="en-US" w:bidi="ar-SA"/>
-              </w:rPr>
-              <w:t>carla_mappo_20260517_212109</w:t>
+            <w:shd w:fill="F3F6FA"/>
+            <w:vAlign w:val="center"/>
+          </w:tcPr>
+          <w:p>
+            <w:pPr>
+              <w:pStyle w:val="Normal"/>
+              <w:widowControl/>
+              <w:suppressAutoHyphens w:val="true"/>
+              <w:spacing w:lineRule="auto" w:line="240" w:before="0" w:after="0"/>
+              <w:jc w:val="center"/>
+              <w:rPr/>
+            </w:pPr>
+            <w:r>
+              <w:rPr>
+                <w:rFonts w:cs="" w:ascii="Calibri" w:hAnsi="Calibri"/>
+                <w:b w:val="false"/>
+                <w:kern w:val="0"/>
+                <w:sz w:val="21"/>
+                <w:szCs w:val="21"/>
+                <w:lang w:val="it-IT" w:eastAsia="en-US" w:bidi="ar-SA"/>
+              </w:rPr>
+              <w:t>carla_mappo_20260519_001217</w:t>
             </w:r>
           </w:p>
         </w:tc>
@@ -10944,36 +11840,41 @@
           <w:tcPr>
             <w:tcW w:w="1119" w:type="dxa"/>
             <w:tcBorders/>
-            <w:vAlign w:val="center"/>
-          </w:tcPr>
-          <w:p>
-            <w:pPr>
-              <w:pStyle w:val="Normal"/>
-              <w:widowControl/>
-              <w:suppressAutoHyphens w:val="true"/>
-              <w:spacing w:lineRule="auto" w:line="240" w:before="0" w:after="0"/>
-              <w:jc w:val="left"/>
-              <w:rPr>
-                <w:rFonts w:ascii="Calibri" w:hAnsi="Calibri" w:cs=""/>
-                <w:kern w:val="0"/>
-                <w:sz w:val="21"/>
-                <w:szCs w:val="21"/>
-                <w:highlight w:val="none"/>
-                <w:shd w:fill="81D41A" w:val="clear"/>
-                <w:lang w:val="it-IT" w:eastAsia="en-US" w:bidi="ar-SA"/>
-              </w:rPr>
-            </w:pPr>
-            <w:r>
-              <w:rPr>
-                <w:rFonts w:cs="" w:ascii="Calibri" w:hAnsi="Calibri"/>
-                <w:b w:val="false"/>
-                <w:kern w:val="0"/>
-                <w:sz w:val="21"/>
-                <w:szCs w:val="21"/>
-                <w:shd w:fill="81D41A" w:val="clear"/>
-                <w:lang w:val="it-IT" w:eastAsia="en-US" w:bidi="ar-SA"/>
-              </w:rPr>
-              <w:t>kept env fix</w:t>
+            <w:shd w:fill="F3F6FA"/>
+            <w:vAlign w:val="center"/>
+          </w:tcPr>
+          <w:p>
+            <w:pPr>
+              <w:pStyle w:val="Normal"/>
+              <w:widowControl/>
+              <w:suppressAutoHyphens w:val="true"/>
+              <w:spacing w:lineRule="auto" w:line="240" w:before="0" w:after="0"/>
+              <w:jc w:val="center"/>
+              <w:rPr/>
+            </w:pPr>
+            <w:r>
+              <w:rPr>
+                <w:rFonts w:cs="" w:ascii="Calibri" w:hAnsi="Calibri"/>
+                <w:b w:val="false"/>
+                <w:kern w:val="0"/>
+                <w:sz w:val="21"/>
+                <w:szCs w:val="21"/>
+                <w:shd w:fill="FFFF00" w:val="clear"/>
+                <w:lang w:val="it-IT" w:eastAsia="en-US" w:bidi="ar-SA"/>
+              </w:rPr>
+              <w:t xml:space="preserve">training </w:t>
+            </w:r>
+            <w:r>
+              <w:rPr>
+                <w:rFonts w:cs="" w:ascii="Calibri" w:hAnsi="Calibri"/>
+                <w:b w:val="false"/>
+                <w:kern w:val="0"/>
+                <w:sz w:val="21"/>
+                <w:szCs w:val="21"/>
+                <w:shd w:fill="FFFF00" w:val="clear"/>
+                <w:lang w:val="it-IT" w:eastAsia="en-US" w:bidi="ar-SA"/>
+              </w:rPr>
+              <w:t>OK</w:t>
             </w:r>
           </w:p>
         </w:tc>
@@ -10981,36 +11882,28 @@
           <w:tcPr>
             <w:tcW w:w="1119" w:type="dxa"/>
             <w:tcBorders/>
-            <w:vAlign w:val="center"/>
-          </w:tcPr>
-          <w:p>
-            <w:pPr>
-              <w:pStyle w:val="Normal"/>
-              <w:widowControl/>
-              <w:suppressAutoHyphens w:val="true"/>
-              <w:spacing w:lineRule="auto" w:line="240" w:before="0" w:after="0"/>
-              <w:jc w:val="left"/>
-              <w:rPr>
-                <w:rFonts w:ascii="Calibri" w:hAnsi="Calibri" w:cs=""/>
-                <w:kern w:val="0"/>
-                <w:sz w:val="21"/>
-                <w:szCs w:val="21"/>
-                <w:highlight w:val="none"/>
-                <w:shd w:fill="81D41A" w:val="clear"/>
-                <w:lang w:val="it-IT" w:eastAsia="en-US" w:bidi="ar-SA"/>
-              </w:rPr>
-            </w:pPr>
-            <w:r>
-              <w:rPr>
-                <w:rFonts w:cs="" w:ascii="Calibri" w:hAnsi="Calibri"/>
-                <w:b w:val="false"/>
-                <w:kern w:val="0"/>
-                <w:sz w:val="21"/>
-                <w:szCs w:val="21"/>
-                <w:shd w:fill="81D41A" w:val="clear"/>
-                <w:lang w:val="it-IT" w:eastAsia="en-US" w:bidi="ar-SA"/>
-              </w:rPr>
-              <w:t>529</w:t>
+            <w:shd w:fill="F3F6FA"/>
+            <w:vAlign w:val="center"/>
+          </w:tcPr>
+          <w:p>
+            <w:pPr>
+              <w:pStyle w:val="Normal"/>
+              <w:widowControl/>
+              <w:suppressAutoHyphens w:val="true"/>
+              <w:spacing w:lineRule="auto" w:line="240" w:before="0" w:after="0"/>
+              <w:jc w:val="center"/>
+              <w:rPr/>
+            </w:pPr>
+            <w:r>
+              <w:rPr>
+                <w:rFonts w:cs="" w:ascii="Calibri" w:hAnsi="Calibri"/>
+                <w:b w:val="false"/>
+                <w:kern w:val="0"/>
+                <w:sz w:val="21"/>
+                <w:szCs w:val="21"/>
+                <w:lang w:val="it-IT" w:eastAsia="en-US" w:bidi="ar-SA"/>
+              </w:rPr>
+              <w:t>3393</w:t>
             </w:r>
           </w:p>
         </w:tc>
@@ -11018,36 +11911,28 @@
           <w:tcPr>
             <w:tcW w:w="1118" w:type="dxa"/>
             <w:tcBorders/>
-            <w:vAlign w:val="center"/>
-          </w:tcPr>
-          <w:p>
-            <w:pPr>
-              <w:pStyle w:val="Normal"/>
-              <w:widowControl/>
-              <w:suppressAutoHyphens w:val="true"/>
-              <w:spacing w:lineRule="auto" w:line="240" w:before="0" w:after="0"/>
-              <w:jc w:val="left"/>
-              <w:rPr>
-                <w:rFonts w:ascii="Calibri" w:hAnsi="Calibri" w:cs=""/>
-                <w:kern w:val="0"/>
-                <w:sz w:val="21"/>
-                <w:szCs w:val="21"/>
-                <w:highlight w:val="none"/>
-                <w:shd w:fill="81D41A" w:val="clear"/>
-                <w:lang w:val="it-IT" w:eastAsia="en-US" w:bidi="ar-SA"/>
-              </w:rPr>
-            </w:pPr>
-            <w:r>
-              <w:rPr>
-                <w:rFonts w:cs="" w:ascii="Calibri" w:hAnsi="Calibri"/>
-                <w:b w:val="false"/>
-                <w:kern w:val="0"/>
-                <w:sz w:val="21"/>
-                <w:szCs w:val="21"/>
-                <w:shd w:fill="81D41A" w:val="clear"/>
-                <w:lang w:val="it-IT" w:eastAsia="en-US" w:bidi="ar-SA"/>
-              </w:rPr>
-              <w:t>3174</w:t>
+            <w:shd w:fill="F3F6FA"/>
+            <w:vAlign w:val="center"/>
+          </w:tcPr>
+          <w:p>
+            <w:pPr>
+              <w:pStyle w:val="Normal"/>
+              <w:widowControl/>
+              <w:suppressAutoHyphens w:val="true"/>
+              <w:spacing w:lineRule="auto" w:line="240" w:before="0" w:after="0"/>
+              <w:jc w:val="center"/>
+              <w:rPr/>
+            </w:pPr>
+            <w:r>
+              <w:rPr>
+                <w:rFonts w:cs="" w:ascii="Calibri" w:hAnsi="Calibri"/>
+                <w:b w:val="false"/>
+                <w:kern w:val="0"/>
+                <w:sz w:val="21"/>
+                <w:szCs w:val="21"/>
+                <w:lang w:val="it-IT" w:eastAsia="en-US" w:bidi="ar-SA"/>
+              </w:rPr>
+              <w:t>20358</w:t>
             </w:r>
           </w:p>
         </w:tc>
@@ -11055,36 +11940,28 @@
           <w:tcPr>
             <w:tcW w:w="1119" w:type="dxa"/>
             <w:tcBorders/>
-            <w:vAlign w:val="center"/>
-          </w:tcPr>
-          <w:p>
-            <w:pPr>
-              <w:pStyle w:val="Normal"/>
-              <w:widowControl/>
-              <w:suppressAutoHyphens w:val="true"/>
-              <w:spacing w:lineRule="auto" w:line="240" w:before="0" w:after="0"/>
-              <w:jc w:val="left"/>
-              <w:rPr>
-                <w:rFonts w:ascii="Calibri" w:hAnsi="Calibri" w:cs=""/>
-                <w:kern w:val="0"/>
-                <w:sz w:val="21"/>
-                <w:szCs w:val="21"/>
-                <w:highlight w:val="none"/>
-                <w:shd w:fill="81D41A" w:val="clear"/>
-                <w:lang w:val="it-IT" w:eastAsia="en-US" w:bidi="ar-SA"/>
-              </w:rPr>
-            </w:pPr>
-            <w:r>
-              <w:rPr>
-                <w:rFonts w:cs="" w:ascii="Calibri" w:hAnsi="Calibri"/>
-                <w:b w:val="false"/>
-                <w:kern w:val="0"/>
-                <w:sz w:val="21"/>
-                <w:szCs w:val="21"/>
-                <w:shd w:fill="81D41A" w:val="clear"/>
-                <w:lang w:val="it-IT" w:eastAsia="en-US" w:bidi="ar-SA"/>
-              </w:rPr>
-              <w:t>216</w:t>
+            <w:shd w:fill="F3F6FA"/>
+            <w:vAlign w:val="center"/>
+          </w:tcPr>
+          <w:p>
+            <w:pPr>
+              <w:pStyle w:val="Normal"/>
+              <w:widowControl/>
+              <w:suppressAutoHyphens w:val="true"/>
+              <w:spacing w:lineRule="auto" w:line="240" w:before="0" w:after="0"/>
+              <w:jc w:val="center"/>
+              <w:rPr/>
+            </w:pPr>
+            <w:r>
+              <w:rPr>
+                <w:rFonts w:cs="" w:ascii="Calibri" w:hAnsi="Calibri"/>
+                <w:b w:val="false"/>
+                <w:kern w:val="0"/>
+                <w:sz w:val="21"/>
+                <w:szCs w:val="21"/>
+                <w:lang w:val="it-IT" w:eastAsia="en-US" w:bidi="ar-SA"/>
+              </w:rPr>
+              <w:t>225</w:t>
             </w:r>
           </w:p>
         </w:tc>
@@ -11092,36 +11969,28 @@
           <w:tcPr>
             <w:tcW w:w="1119" w:type="dxa"/>
             <w:tcBorders/>
-            <w:vAlign w:val="center"/>
-          </w:tcPr>
-          <w:p>
-            <w:pPr>
-              <w:pStyle w:val="Normal"/>
-              <w:widowControl/>
-              <w:suppressAutoHyphens w:val="true"/>
-              <w:spacing w:lineRule="auto" w:line="240" w:before="0" w:after="0"/>
-              <w:jc w:val="left"/>
-              <w:rPr>
-                <w:rFonts w:ascii="Calibri" w:hAnsi="Calibri" w:cs=""/>
-                <w:kern w:val="0"/>
-                <w:sz w:val="21"/>
-                <w:szCs w:val="21"/>
-                <w:highlight w:val="none"/>
-                <w:shd w:fill="81D41A" w:val="clear"/>
-                <w:lang w:val="it-IT" w:eastAsia="en-US" w:bidi="ar-SA"/>
-              </w:rPr>
-            </w:pPr>
-            <w:r>
-              <w:rPr>
-                <w:rFonts w:cs="" w:ascii="Calibri" w:hAnsi="Calibri"/>
-                <w:b w:val="false"/>
-                <w:kern w:val="0"/>
-                <w:sz w:val="21"/>
-                <w:szCs w:val="21"/>
-                <w:shd w:fill="81D41A" w:val="clear"/>
-                <w:lang w:val="it-IT" w:eastAsia="en-US" w:bidi="ar-SA"/>
-              </w:rPr>
-              <w:t>303553</w:t>
+            <w:shd w:fill="F3F6FA"/>
+            <w:vAlign w:val="center"/>
+          </w:tcPr>
+          <w:p>
+            <w:pPr>
+              <w:pStyle w:val="Normal"/>
+              <w:widowControl/>
+              <w:suppressAutoHyphens w:val="true"/>
+              <w:spacing w:lineRule="auto" w:line="240" w:before="0" w:after="0"/>
+              <w:jc w:val="center"/>
+              <w:rPr/>
+            </w:pPr>
+            <w:r>
+              <w:rPr>
+                <w:rFonts w:cs="" w:ascii="Calibri" w:hAnsi="Calibri"/>
+                <w:b w:val="false"/>
+                <w:kern w:val="0"/>
+                <w:sz w:val="21"/>
+                <w:szCs w:val="21"/>
+                <w:lang w:val="it-IT" w:eastAsia="en-US" w:bidi="ar-SA"/>
+              </w:rPr>
+              <w:t>3005318</w:t>
             </w:r>
           </w:p>
         </w:tc>
@@ -11129,36 +11998,29 @@
           <w:tcPr>
             <w:tcW w:w="1119" w:type="dxa"/>
             <w:tcBorders/>
-            <w:vAlign w:val="center"/>
-          </w:tcPr>
-          <w:p>
-            <w:pPr>
-              <w:pStyle w:val="Normal"/>
-              <w:widowControl/>
-              <w:suppressAutoHyphens w:val="true"/>
-              <w:spacing w:lineRule="auto" w:line="240" w:before="0" w:after="0"/>
-              <w:jc w:val="left"/>
-              <w:rPr>
-                <w:rFonts w:ascii="Calibri" w:hAnsi="Calibri" w:cs=""/>
-                <w:kern w:val="0"/>
-                <w:sz w:val="21"/>
-                <w:szCs w:val="21"/>
-                <w:highlight w:val="none"/>
-                <w:shd w:fill="81D41A" w:val="clear"/>
-                <w:lang w:val="it-IT" w:eastAsia="en-US" w:bidi="ar-SA"/>
-              </w:rPr>
-            </w:pPr>
-            <w:r>
-              <w:rPr>
-                <w:rFonts w:cs="" w:ascii="Calibri" w:hAnsi="Calibri"/>
-                <w:b w:val="false"/>
-                <w:kern w:val="0"/>
-                <w:sz w:val="21"/>
-                <w:szCs w:val="21"/>
-                <w:shd w:fill="81D41A" w:val="clear"/>
-                <w:lang w:val="it-IT" w:eastAsia="en-US" w:bidi="ar-SA"/>
-              </w:rPr>
-              <w:t>75.11%</w:t>
+            <w:shd w:fill="F3F6FA"/>
+            <w:vAlign w:val="center"/>
+          </w:tcPr>
+          <w:p>
+            <w:pPr>
+              <w:pStyle w:val="Normal"/>
+              <w:widowControl/>
+              <w:suppressAutoHyphens w:val="true"/>
+              <w:spacing w:lineRule="auto" w:line="240" w:before="0" w:after="0"/>
+              <w:jc w:val="center"/>
+              <w:rPr/>
+            </w:pPr>
+            <w:r>
+              <w:rPr>
+                <w:rFonts w:cs="" w:ascii="Calibri" w:hAnsi="Calibri"/>
+                <w:b w:val="false"/>
+                <w:kern w:val="0"/>
+                <w:sz w:val="21"/>
+                <w:szCs w:val="21"/>
+                <w:shd w:fill="FFFF00" w:val="clear"/>
+                <w:lang w:val="it-IT" w:eastAsia="en-US" w:bidi="ar-SA"/>
+              </w:rPr>
+              <w:t>49.62%</w:t>
             </w:r>
           </w:p>
         </w:tc>
@@ -11166,36 +12028,29 @@
           <w:tcPr>
             <w:tcW w:w="1118" w:type="dxa"/>
             <w:tcBorders/>
-            <w:vAlign w:val="center"/>
-          </w:tcPr>
-          <w:p>
-            <w:pPr>
-              <w:pStyle w:val="Normal"/>
-              <w:widowControl/>
-              <w:suppressAutoHyphens w:val="true"/>
-              <w:spacing w:lineRule="auto" w:line="240" w:before="0" w:after="0"/>
-              <w:jc w:val="left"/>
-              <w:rPr>
-                <w:rFonts w:ascii="Calibri" w:hAnsi="Calibri" w:cs=""/>
-                <w:kern w:val="0"/>
-                <w:sz w:val="21"/>
-                <w:szCs w:val="21"/>
-                <w:highlight w:val="none"/>
-                <w:shd w:fill="81D41A" w:val="clear"/>
-                <w:lang w:val="it-IT" w:eastAsia="en-US" w:bidi="ar-SA"/>
-              </w:rPr>
-            </w:pPr>
-            <w:r>
-              <w:rPr>
-                <w:rFonts w:cs="" w:ascii="Calibri" w:hAnsi="Calibri"/>
-                <w:b w:val="false"/>
-                <w:kern w:val="0"/>
-                <w:sz w:val="21"/>
-                <w:szCs w:val="21"/>
-                <w:shd w:fill="81D41A" w:val="clear"/>
-                <w:lang w:val="it-IT" w:eastAsia="en-US" w:bidi="ar-SA"/>
-              </w:rPr>
-              <w:t>19.28%</w:t>
+            <w:shd w:fill="F3F6FA"/>
+            <w:vAlign w:val="center"/>
+          </w:tcPr>
+          <w:p>
+            <w:pPr>
+              <w:pStyle w:val="Normal"/>
+              <w:widowControl/>
+              <w:suppressAutoHyphens w:val="true"/>
+              <w:spacing w:lineRule="auto" w:line="240" w:before="0" w:after="0"/>
+              <w:jc w:val="center"/>
+              <w:rPr/>
+            </w:pPr>
+            <w:r>
+              <w:rPr>
+                <w:rFonts w:cs="" w:ascii="Calibri" w:hAnsi="Calibri"/>
+                <w:b w:val="false"/>
+                <w:kern w:val="0"/>
+                <w:sz w:val="21"/>
+                <w:szCs w:val="21"/>
+                <w:shd w:fill="FFFF00" w:val="clear"/>
+                <w:lang w:val="it-IT" w:eastAsia="en-US" w:bidi="ar-SA"/>
+              </w:rPr>
+              <w:t>22.12%</w:t>
             </w:r>
           </w:p>
         </w:tc>
@@ -11203,36 +12058,29 @@
           <w:tcPr>
             <w:tcW w:w="1119" w:type="dxa"/>
             <w:tcBorders/>
-            <w:vAlign w:val="center"/>
-          </w:tcPr>
-          <w:p>
-            <w:pPr>
-              <w:pStyle w:val="Normal"/>
-              <w:widowControl/>
-              <w:suppressAutoHyphens w:val="true"/>
-              <w:spacing w:lineRule="auto" w:line="240" w:before="0" w:after="0"/>
-              <w:jc w:val="left"/>
-              <w:rPr>
-                <w:rFonts w:ascii="Calibri" w:hAnsi="Calibri" w:cs=""/>
-                <w:kern w:val="0"/>
-                <w:sz w:val="21"/>
-                <w:szCs w:val="21"/>
-                <w:highlight w:val="none"/>
-                <w:shd w:fill="81D41A" w:val="clear"/>
-                <w:lang w:val="it-IT" w:eastAsia="en-US" w:bidi="ar-SA"/>
-              </w:rPr>
-            </w:pPr>
-            <w:r>
-              <w:rPr>
-                <w:rFonts w:cs="" w:ascii="Calibri" w:hAnsi="Calibri"/>
-                <w:b w:val="false"/>
-                <w:kern w:val="0"/>
-                <w:sz w:val="21"/>
-                <w:szCs w:val="21"/>
-                <w:shd w:fill="81D41A" w:val="clear"/>
-                <w:lang w:val="it-IT" w:eastAsia="en-US" w:bidi="ar-SA"/>
-              </w:rPr>
-              <w:t>4.28%</w:t>
+            <w:shd w:fill="F3F6FA"/>
+            <w:vAlign w:val="center"/>
+          </w:tcPr>
+          <w:p>
+            <w:pPr>
+              <w:pStyle w:val="Normal"/>
+              <w:widowControl/>
+              <w:suppressAutoHyphens w:val="true"/>
+              <w:spacing w:lineRule="auto" w:line="240" w:before="0" w:after="0"/>
+              <w:jc w:val="center"/>
+              <w:rPr/>
+            </w:pPr>
+            <w:r>
+              <w:rPr>
+                <w:rFonts w:cs="" w:ascii="Calibri" w:hAnsi="Calibri"/>
+                <w:b w:val="false"/>
+                <w:kern w:val="0"/>
+                <w:sz w:val="21"/>
+                <w:szCs w:val="21"/>
+                <w:shd w:fill="FFFF00" w:val="clear"/>
+                <w:lang w:val="it-IT" w:eastAsia="en-US" w:bidi="ar-SA"/>
+              </w:rPr>
+              <w:t>17.47%</w:t>
             </w:r>
           </w:p>
         </w:tc>
@@ -11240,36 +12088,29 @@
           <w:tcPr>
             <w:tcW w:w="1120" w:type="dxa"/>
             <w:tcBorders/>
-            <w:vAlign w:val="center"/>
-          </w:tcPr>
-          <w:p>
-            <w:pPr>
-              <w:pStyle w:val="Normal"/>
-              <w:widowControl/>
-              <w:suppressAutoHyphens w:val="true"/>
-              <w:spacing w:lineRule="auto" w:line="240" w:before="0" w:after="0"/>
-              <w:jc w:val="left"/>
-              <w:rPr>
-                <w:rFonts w:ascii="Calibri" w:hAnsi="Calibri" w:cs=""/>
-                <w:kern w:val="0"/>
-                <w:sz w:val="21"/>
-                <w:szCs w:val="21"/>
-                <w:highlight w:val="none"/>
-                <w:shd w:fill="81D41A" w:val="clear"/>
-                <w:lang w:val="it-IT" w:eastAsia="en-US" w:bidi="ar-SA"/>
-              </w:rPr>
-            </w:pPr>
-            <w:r>
-              <w:rPr>
-                <w:rFonts w:cs="" w:ascii="Calibri" w:hAnsi="Calibri"/>
-                <w:b w:val="false"/>
-                <w:kern w:val="0"/>
-                <w:sz w:val="21"/>
-                <w:szCs w:val="21"/>
-                <w:shd w:fill="81D41A" w:val="clear"/>
-                <w:lang w:val="it-IT" w:eastAsia="en-US" w:bidi="ar-SA"/>
-              </w:rPr>
-              <w:t>1.32%</w:t>
+            <w:shd w:fill="F3F6FA"/>
+            <w:vAlign w:val="center"/>
+          </w:tcPr>
+          <w:p>
+            <w:pPr>
+              <w:pStyle w:val="Normal"/>
+              <w:widowControl/>
+              <w:suppressAutoHyphens w:val="true"/>
+              <w:spacing w:lineRule="auto" w:line="240" w:before="0" w:after="0"/>
+              <w:jc w:val="center"/>
+              <w:rPr/>
+            </w:pPr>
+            <w:r>
+              <w:rPr>
+                <w:rFonts w:cs="" w:ascii="Calibri" w:hAnsi="Calibri"/>
+                <w:b w:val="false"/>
+                <w:kern w:val="0"/>
+                <w:sz w:val="21"/>
+                <w:szCs w:val="21"/>
+                <w:shd w:fill="FFFF00" w:val="clear"/>
+                <w:lang w:val="it-IT" w:eastAsia="en-US" w:bidi="ar-SA"/>
+              </w:rPr>
+              <w:t>10.79%</w:t>
             </w:r>
           </w:p>
         </w:tc>
@@ -11277,36 +12118,29 @@
           <w:tcPr>
             <w:tcW w:w="1118" w:type="dxa"/>
             <w:tcBorders/>
-            <w:vAlign w:val="center"/>
-          </w:tcPr>
-          <w:p>
-            <w:pPr>
-              <w:pStyle w:val="Normal"/>
-              <w:widowControl/>
-              <w:suppressAutoHyphens w:val="true"/>
-              <w:spacing w:lineRule="auto" w:line="240" w:before="0" w:after="0"/>
-              <w:jc w:val="left"/>
-              <w:rPr>
-                <w:rFonts w:ascii="Calibri" w:hAnsi="Calibri" w:cs=""/>
-                <w:kern w:val="0"/>
-                <w:sz w:val="21"/>
-                <w:szCs w:val="21"/>
-                <w:highlight w:val="none"/>
-                <w:shd w:fill="81D41A" w:val="clear"/>
-                <w:lang w:val="it-IT" w:eastAsia="en-US" w:bidi="ar-SA"/>
-              </w:rPr>
-            </w:pPr>
-            <w:r>
-              <w:rPr>
-                <w:rFonts w:cs="" w:ascii="Calibri" w:hAnsi="Calibri"/>
-                <w:b w:val="false"/>
-                <w:kern w:val="0"/>
-                <w:sz w:val="21"/>
-                <w:szCs w:val="21"/>
-                <w:shd w:fill="81D41A" w:val="clear"/>
-                <w:lang w:val="it-IT" w:eastAsia="en-US" w:bidi="ar-SA"/>
-              </w:rPr>
-              <w:t>89.60%</w:t>
+            <w:shd w:fill="F3F6FA"/>
+            <w:vAlign w:val="center"/>
+          </w:tcPr>
+          <w:p>
+            <w:pPr>
+              <w:pStyle w:val="Normal"/>
+              <w:widowControl/>
+              <w:suppressAutoHyphens w:val="true"/>
+              <w:spacing w:lineRule="auto" w:line="240" w:before="0" w:after="0"/>
+              <w:jc w:val="center"/>
+              <w:rPr/>
+            </w:pPr>
+            <w:r>
+              <w:rPr>
+                <w:rFonts w:cs="" w:ascii="Calibri" w:hAnsi="Calibri"/>
+                <w:b w:val="false"/>
+                <w:kern w:val="0"/>
+                <w:sz w:val="21"/>
+                <w:szCs w:val="21"/>
+                <w:shd w:fill="FFFF00" w:val="clear"/>
+                <w:lang w:val="it-IT" w:eastAsia="en-US" w:bidi="ar-SA"/>
+              </w:rPr>
+              <w:t>63.30%</w:t>
             </w:r>
           </w:p>
         </w:tc>
@@ -11314,33 +12148,25 @@
           <w:tcPr>
             <w:tcW w:w="1118" w:type="dxa"/>
             <w:tcBorders/>
-            <w:vAlign w:val="center"/>
-          </w:tcPr>
-          <w:p>
-            <w:pPr>
-              <w:pStyle w:val="Normal"/>
-              <w:widowControl/>
-              <w:suppressAutoHyphens w:val="true"/>
-              <w:spacing w:lineRule="auto" w:line="240" w:before="0" w:after="0"/>
-              <w:jc w:val="left"/>
-              <w:rPr>
-                <w:rFonts w:ascii="Calibri" w:hAnsi="Calibri" w:cs=""/>
-                <w:kern w:val="0"/>
-                <w:sz w:val="21"/>
-                <w:szCs w:val="21"/>
-                <w:highlight w:val="none"/>
-                <w:shd w:fill="81D41A" w:val="clear"/>
-                <w:lang w:val="it-IT" w:eastAsia="en-US" w:bidi="ar-SA"/>
-              </w:rPr>
-            </w:pPr>
-            <w:r>
-              <w:rPr>
-                <w:rFonts w:cs="" w:ascii="Calibri" w:hAnsi="Calibri"/>
-                <w:b w:val="false"/>
-                <w:kern w:val="0"/>
-                <w:sz w:val="21"/>
-                <w:szCs w:val="21"/>
-                <w:shd w:fill="81D41A" w:val="clear"/>
+            <w:shd w:fill="F3F6FA"/>
+            <w:vAlign w:val="center"/>
+          </w:tcPr>
+          <w:p>
+            <w:pPr>
+              <w:pStyle w:val="Normal"/>
+              <w:widowControl/>
+              <w:suppressAutoHyphens w:val="true"/>
+              <w:spacing w:lineRule="auto" w:line="240" w:before="0" w:after="0"/>
+              <w:jc w:val="center"/>
+              <w:rPr/>
+            </w:pPr>
+            <w:r>
+              <w:rPr>
+                <w:rFonts w:cs="" w:ascii="Calibri" w:hAnsi="Calibri"/>
+                <w:b w:val="false"/>
+                <w:kern w:val="0"/>
+                <w:sz w:val="21"/>
+                <w:szCs w:val="21"/>
                 <w:lang w:val="it-IT" w:eastAsia="en-US" w:bidi="ar-SA"/>
               </w:rPr>
               <w:t>empty</w:t>
@@ -11365,542 +12191,60 @@
               <w:spacing w:lineRule="auto" w:line="240" w:before="0" w:after="0"/>
               <w:jc w:val="center"/>
               <w:rPr>
-                <w:rFonts w:ascii="Calibri" w:hAnsi="Calibri" w:cs=""/>
-                <w:b w:val="false"/>
-                <w:kern w:val="0"/>
-                <w:sz w:val="21"/>
-                <w:szCs w:val="21"/>
-                <w:lang w:val="it-IT" w:eastAsia="en-US" w:bidi="ar-SA"/>
-              </w:rPr>
-            </w:pPr>
-            <w:r>
-              <w:rPr>
-                <w:rFonts w:cs="" w:ascii="Calibri" w:hAnsi="Calibri"/>
-                <w:b w:val="false"/>
-                <w:kern w:val="0"/>
-                <w:sz w:val="21"/>
-                <w:szCs w:val="21"/>
-                <w:lang w:val="it-IT" w:eastAsia="en-US" w:bidi="ar-SA"/>
-              </w:rPr>
-              <w:t>O1+O2</w:t>
-            </w:r>
-          </w:p>
-          <w:p>
-            <w:pPr>
-              <w:pStyle w:val="Normal"/>
-              <w:widowControl/>
-              <w:suppressAutoHyphens w:val="true"/>
-              <w:spacing w:lineRule="auto" w:line="240" w:before="0" w:after="0"/>
-              <w:jc w:val="center"/>
-              <w:rPr>
-                <w:rFonts w:ascii="Calibri" w:hAnsi="Calibri" w:cs=""/>
-                <w:b w:val="false"/>
-                <w:kern w:val="0"/>
+                <w:rFonts w:ascii="Calibri" w:hAnsi="Calibri"/>
                 <w:sz w:val="20"/>
                 <w:szCs w:val="20"/>
-                <w:highlight w:val="none"/>
-                <w:shd w:fill="FFFF00" w:val="clear"/>
-                <w:lang w:val="it-IT" w:eastAsia="en-US" w:bidi="ar-SA"/>
-              </w:rPr>
-            </w:pPr>
-            <w:r>
-              <w:rPr>
-                <w:rFonts w:cs="" w:ascii="Calibri" w:hAnsi="Calibri"/>
-                <w:b w:val="false"/>
-                <w:kern w:val="0"/>
+              </w:rPr>
+            </w:pPr>
+            <w:r>
+              <w:rPr>
+                <w:rFonts w:ascii="Calibri" w:hAnsi="Calibri"/>
+                <w:sz w:val="20"/>
+                <w:szCs w:val="20"/>
+              </w:rPr>
+              <w:t xml:space="preserve"> </w:t>
+            </w:r>
+            <w:r>
+              <w:rPr>
+                <w:rFonts w:ascii="Calibri" w:hAnsi="Calibri"/>
                 <w:sz w:val="20"/>
                 <w:szCs w:val="20"/>
                 <w:shd w:fill="FFFF00" w:val="clear"/>
-                <w:lang w:val="it-IT" w:eastAsia="en-US" w:bidi="ar-SA"/>
-              </w:rPr>
-              <w:t>300K Steps</w:t>
-            </w:r>
-          </w:p>
-        </w:tc>
-        <w:tc>
-          <w:tcPr>
-            <w:tcW w:w="1119" w:type="dxa"/>
-            <w:tcBorders/>
-            <w:shd w:fill="F3F6FA"/>
-            <w:vAlign w:val="center"/>
-          </w:tcPr>
-          <w:p>
-            <w:pPr>
-              <w:pStyle w:val="Normal"/>
-              <w:widowControl/>
-              <w:suppressAutoHyphens w:val="true"/>
-              <w:spacing w:lineRule="auto" w:line="240" w:before="0" w:after="0"/>
-              <w:jc w:val="left"/>
-              <w:rPr>
-                <w:rFonts w:ascii="Calibri" w:hAnsi="Calibri" w:cs=""/>
-                <w:kern w:val="0"/>
-                <w:sz w:val="21"/>
-                <w:szCs w:val="21"/>
-                <w:lang w:val="it-IT" w:eastAsia="en-US" w:bidi="ar-SA"/>
-              </w:rPr>
-            </w:pPr>
-            <w:r>
-              <w:rPr>
-                <w:rFonts w:cs="" w:ascii="Calibri" w:hAnsi="Calibri"/>
-                <w:b w:val="false"/>
-                <w:kern w:val="0"/>
-                <w:sz w:val="21"/>
-                <w:szCs w:val="21"/>
-                <w:lang w:val="it-IT" w:eastAsia="en-US" w:bidi="ar-SA"/>
-              </w:rPr>
-              <w:t>carla_mappo_20260518_152016</w:t>
-            </w:r>
-          </w:p>
-        </w:tc>
-        <w:tc>
-          <w:tcPr>
-            <w:tcW w:w="1119" w:type="dxa"/>
-            <w:tcBorders/>
-            <w:shd w:fill="F3F6FA"/>
-            <w:vAlign w:val="center"/>
-          </w:tcPr>
-          <w:p>
-            <w:pPr>
-              <w:pStyle w:val="Normal"/>
-              <w:widowControl/>
-              <w:suppressAutoHyphens w:val="true"/>
-              <w:spacing w:lineRule="auto" w:line="240" w:before="0" w:after="0"/>
-              <w:jc w:val="left"/>
-              <w:rPr>
-                <w:rFonts w:ascii="Calibri" w:hAnsi="Calibri" w:cs=""/>
-                <w:kern w:val="0"/>
-                <w:sz w:val="21"/>
-                <w:szCs w:val="21"/>
-                <w:lang w:val="it-IT" w:eastAsia="en-US" w:bidi="ar-SA"/>
-              </w:rPr>
-            </w:pPr>
-            <w:r>
-              <w:rPr>
-                <w:rFonts w:cs="" w:ascii="Calibri" w:hAnsi="Calibri"/>
-                <w:b w:val="false"/>
-                <w:kern w:val="0"/>
-                <w:sz w:val="21"/>
-                <w:szCs w:val="21"/>
-                <w:lang w:val="it-IT" w:eastAsia="en-US" w:bidi="ar-SA"/>
-              </w:rPr>
-              <w:t>diagnostic pilot</w:t>
-            </w:r>
-          </w:p>
-        </w:tc>
-        <w:tc>
-          <w:tcPr>
-            <w:tcW w:w="1119" w:type="dxa"/>
-            <w:tcBorders/>
-            <w:shd w:fill="F3F6FA"/>
-            <w:vAlign w:val="center"/>
-          </w:tcPr>
-          <w:p>
-            <w:pPr>
-              <w:pStyle w:val="Normal"/>
-              <w:widowControl/>
-              <w:suppressAutoHyphens w:val="true"/>
-              <w:spacing w:lineRule="auto" w:line="240" w:before="0" w:after="0"/>
-              <w:jc w:val="left"/>
-              <w:rPr>
-                <w:rFonts w:ascii="Calibri" w:hAnsi="Calibri" w:cs=""/>
-                <w:kern w:val="0"/>
-                <w:sz w:val="21"/>
-                <w:szCs w:val="21"/>
-                <w:lang w:val="it-IT" w:eastAsia="en-US" w:bidi="ar-SA"/>
-              </w:rPr>
-            </w:pPr>
-            <w:r>
-              <w:rPr>
-                <w:rFonts w:cs="" w:ascii="Calibri" w:hAnsi="Calibri"/>
-                <w:b w:val="false"/>
-                <w:kern w:val="0"/>
-                <w:sz w:val="21"/>
-                <w:szCs w:val="21"/>
-                <w:lang w:val="it-IT" w:eastAsia="en-US" w:bidi="ar-SA"/>
-              </w:rPr>
-              <w:t>518</w:t>
-            </w:r>
-          </w:p>
-        </w:tc>
-        <w:tc>
-          <w:tcPr>
-            <w:tcW w:w="1118" w:type="dxa"/>
-            <w:tcBorders/>
-            <w:shd w:fill="F3F6FA"/>
-            <w:vAlign w:val="center"/>
-          </w:tcPr>
-          <w:p>
-            <w:pPr>
-              <w:pStyle w:val="Normal"/>
-              <w:widowControl/>
-              <w:suppressAutoHyphens w:val="true"/>
-              <w:spacing w:lineRule="auto" w:line="240" w:before="0" w:after="0"/>
-              <w:jc w:val="left"/>
-              <w:rPr>
-                <w:rFonts w:ascii="Calibri" w:hAnsi="Calibri" w:cs=""/>
-                <w:kern w:val="0"/>
-                <w:sz w:val="21"/>
-                <w:szCs w:val="21"/>
-                <w:lang w:val="it-IT" w:eastAsia="en-US" w:bidi="ar-SA"/>
-              </w:rPr>
-            </w:pPr>
-            <w:r>
-              <w:rPr>
-                <w:rFonts w:cs="" w:ascii="Calibri" w:hAnsi="Calibri"/>
-                <w:b w:val="false"/>
-                <w:kern w:val="0"/>
-                <w:sz w:val="21"/>
-                <w:szCs w:val="21"/>
-                <w:lang w:val="it-IT" w:eastAsia="en-US" w:bidi="ar-SA"/>
-              </w:rPr>
-              <w:t>3108</w:t>
-            </w:r>
-          </w:p>
-        </w:tc>
-        <w:tc>
-          <w:tcPr>
-            <w:tcW w:w="1119" w:type="dxa"/>
-            <w:tcBorders/>
-            <w:shd w:fill="F3F6FA"/>
-            <w:vAlign w:val="center"/>
-          </w:tcPr>
-          <w:p>
-            <w:pPr>
-              <w:pStyle w:val="Normal"/>
-              <w:widowControl/>
-              <w:suppressAutoHyphens w:val="true"/>
-              <w:spacing w:lineRule="auto" w:line="240" w:before="0" w:after="0"/>
-              <w:jc w:val="left"/>
-              <w:rPr>
-                <w:rFonts w:ascii="Calibri" w:hAnsi="Calibri" w:cs=""/>
-                <w:kern w:val="0"/>
-                <w:sz w:val="21"/>
-                <w:szCs w:val="21"/>
-                <w:lang w:val="it-IT" w:eastAsia="en-US" w:bidi="ar-SA"/>
-              </w:rPr>
-            </w:pPr>
-            <w:r>
-              <w:rPr>
-                <w:rFonts w:cs="" w:ascii="Calibri" w:hAnsi="Calibri"/>
-                <w:b w:val="false"/>
-                <w:kern w:val="0"/>
-                <w:sz w:val="21"/>
-                <w:szCs w:val="21"/>
-                <w:lang w:val="it-IT" w:eastAsia="en-US" w:bidi="ar-SA"/>
-              </w:rPr>
-              <w:t>225</w:t>
-            </w:r>
-          </w:p>
-        </w:tc>
-        <w:tc>
-          <w:tcPr>
-            <w:tcW w:w="1119" w:type="dxa"/>
-            <w:tcBorders/>
-            <w:shd w:fill="F3F6FA"/>
-            <w:vAlign w:val="center"/>
-          </w:tcPr>
-          <w:p>
-            <w:pPr>
-              <w:pStyle w:val="Normal"/>
-              <w:widowControl/>
-              <w:suppressAutoHyphens w:val="true"/>
-              <w:spacing w:lineRule="auto" w:line="240" w:before="0" w:after="0"/>
-              <w:jc w:val="left"/>
-              <w:rPr>
-                <w:rFonts w:ascii="Calibri" w:hAnsi="Calibri" w:cs=""/>
-                <w:kern w:val="0"/>
-                <w:sz w:val="21"/>
-                <w:szCs w:val="21"/>
-                <w:lang w:val="it-IT" w:eastAsia="en-US" w:bidi="ar-SA"/>
-              </w:rPr>
-            </w:pPr>
-            <w:r>
-              <w:rPr>
-                <w:rFonts w:cs="" w:ascii="Calibri" w:hAnsi="Calibri"/>
-                <w:b w:val="false"/>
-                <w:kern w:val="0"/>
-                <w:sz w:val="21"/>
-                <w:szCs w:val="21"/>
-                <w:lang w:val="it-IT" w:eastAsia="en-US" w:bidi="ar-SA"/>
-              </w:rPr>
-              <w:t>304214</w:t>
-            </w:r>
-          </w:p>
-        </w:tc>
-        <w:tc>
-          <w:tcPr>
-            <w:tcW w:w="1119" w:type="dxa"/>
-            <w:tcBorders/>
-            <w:shd w:fill="F3F6FA"/>
-            <w:vAlign w:val="center"/>
-          </w:tcPr>
-          <w:p>
-            <w:pPr>
-              <w:pStyle w:val="Normal"/>
-              <w:widowControl/>
-              <w:suppressAutoHyphens w:val="true"/>
-              <w:spacing w:lineRule="auto" w:line="240" w:before="0" w:after="0"/>
-              <w:jc w:val="left"/>
-              <w:rPr>
-                <w:rFonts w:ascii="Calibri" w:hAnsi="Calibri" w:cs=""/>
-                <w:kern w:val="0"/>
-                <w:sz w:val="21"/>
-                <w:szCs w:val="21"/>
-                <w:lang w:val="it-IT" w:eastAsia="en-US" w:bidi="ar-SA"/>
-              </w:rPr>
-            </w:pPr>
-            <w:r>
-              <w:rPr>
-                <w:rFonts w:cs="" w:ascii="Calibri" w:hAnsi="Calibri"/>
-                <w:b w:val="false"/>
-                <w:kern w:val="0"/>
-                <w:sz w:val="21"/>
-                <w:szCs w:val="21"/>
-                <w:lang w:val="it-IT" w:eastAsia="en-US" w:bidi="ar-SA"/>
-              </w:rPr>
-              <w:t>72.46%</w:t>
-            </w:r>
-          </w:p>
-        </w:tc>
-        <w:tc>
-          <w:tcPr>
-            <w:tcW w:w="1118" w:type="dxa"/>
-            <w:tcBorders/>
-            <w:shd w:fill="F3F6FA"/>
-            <w:vAlign w:val="center"/>
-          </w:tcPr>
-          <w:p>
-            <w:pPr>
-              <w:pStyle w:val="Normal"/>
-              <w:widowControl/>
-              <w:suppressAutoHyphens w:val="true"/>
-              <w:spacing w:lineRule="auto" w:line="240" w:before="0" w:after="0"/>
-              <w:jc w:val="left"/>
-              <w:rPr>
-                <w:rFonts w:ascii="Calibri" w:hAnsi="Calibri" w:cs=""/>
-                <w:kern w:val="0"/>
-                <w:sz w:val="21"/>
-                <w:szCs w:val="21"/>
-                <w:lang w:val="it-IT" w:eastAsia="en-US" w:bidi="ar-SA"/>
-              </w:rPr>
-            </w:pPr>
-            <w:r>
-              <w:rPr>
-                <w:rFonts w:cs="" w:ascii="Calibri" w:hAnsi="Calibri"/>
-                <w:b w:val="false"/>
-                <w:kern w:val="0"/>
-                <w:sz w:val="21"/>
-                <w:szCs w:val="21"/>
-                <w:lang w:val="it-IT" w:eastAsia="en-US" w:bidi="ar-SA"/>
-              </w:rPr>
-              <w:t>16.92%</w:t>
-            </w:r>
-          </w:p>
-        </w:tc>
-        <w:tc>
-          <w:tcPr>
-            <w:tcW w:w="1119" w:type="dxa"/>
-            <w:tcBorders/>
-            <w:shd w:fill="F3F6FA"/>
-            <w:vAlign w:val="center"/>
-          </w:tcPr>
-          <w:p>
-            <w:pPr>
-              <w:pStyle w:val="Normal"/>
-              <w:widowControl/>
-              <w:suppressAutoHyphens w:val="true"/>
-              <w:spacing w:lineRule="auto" w:line="240" w:before="0" w:after="0"/>
-              <w:jc w:val="left"/>
-              <w:rPr>
-                <w:rFonts w:ascii="Calibri" w:hAnsi="Calibri" w:cs=""/>
-                <w:kern w:val="0"/>
-                <w:sz w:val="21"/>
-                <w:szCs w:val="21"/>
-                <w:lang w:val="it-IT" w:eastAsia="en-US" w:bidi="ar-SA"/>
-              </w:rPr>
-            </w:pPr>
-            <w:r>
-              <w:rPr>
-                <w:rFonts w:cs="" w:ascii="Calibri" w:hAnsi="Calibri"/>
-                <w:b w:val="false"/>
-                <w:kern w:val="0"/>
-                <w:sz w:val="21"/>
-                <w:szCs w:val="21"/>
-                <w:lang w:val="it-IT" w:eastAsia="en-US" w:bidi="ar-SA"/>
-              </w:rPr>
-              <w:t>4.83%</w:t>
-            </w:r>
-          </w:p>
-        </w:tc>
-        <w:tc>
-          <w:tcPr>
-            <w:tcW w:w="1120" w:type="dxa"/>
-            <w:tcBorders/>
-            <w:shd w:fill="F3F6FA"/>
-            <w:vAlign w:val="center"/>
-          </w:tcPr>
-          <w:p>
-            <w:pPr>
-              <w:pStyle w:val="Normal"/>
-              <w:widowControl/>
-              <w:suppressAutoHyphens w:val="true"/>
-              <w:spacing w:lineRule="auto" w:line="240" w:before="0" w:after="0"/>
-              <w:jc w:val="left"/>
-              <w:rPr>
-                <w:rFonts w:ascii="Calibri" w:hAnsi="Calibri" w:cs=""/>
-                <w:kern w:val="0"/>
-                <w:sz w:val="21"/>
-                <w:szCs w:val="21"/>
-                <w:lang w:val="it-IT" w:eastAsia="en-US" w:bidi="ar-SA"/>
-              </w:rPr>
-            </w:pPr>
-            <w:r>
-              <w:rPr>
-                <w:rFonts w:cs="" w:ascii="Calibri" w:hAnsi="Calibri"/>
-                <w:b w:val="false"/>
-                <w:kern w:val="0"/>
-                <w:sz w:val="21"/>
-                <w:szCs w:val="21"/>
-                <w:lang w:val="it-IT" w:eastAsia="en-US" w:bidi="ar-SA"/>
-              </w:rPr>
-              <w:t>5.79%</w:t>
-            </w:r>
-          </w:p>
-        </w:tc>
-        <w:tc>
-          <w:tcPr>
-            <w:tcW w:w="1118" w:type="dxa"/>
-            <w:tcBorders/>
-            <w:shd w:fill="F3F6FA"/>
-            <w:vAlign w:val="center"/>
-          </w:tcPr>
-          <w:p>
-            <w:pPr>
-              <w:pStyle w:val="Normal"/>
-              <w:widowControl/>
-              <w:suppressAutoHyphens w:val="true"/>
-              <w:spacing w:lineRule="auto" w:line="240" w:before="0" w:after="0"/>
-              <w:jc w:val="left"/>
-              <w:rPr>
-                <w:rFonts w:ascii="Calibri" w:hAnsi="Calibri" w:cs=""/>
-                <w:kern w:val="0"/>
-                <w:sz w:val="21"/>
-                <w:szCs w:val="21"/>
-                <w:lang w:val="it-IT" w:eastAsia="en-US" w:bidi="ar-SA"/>
-              </w:rPr>
-            </w:pPr>
-            <w:r>
-              <w:rPr>
-                <w:rFonts w:cs="" w:ascii="Calibri" w:hAnsi="Calibri"/>
-                <w:b w:val="false"/>
-                <w:kern w:val="0"/>
-                <w:sz w:val="21"/>
-                <w:szCs w:val="21"/>
-                <w:lang w:val="it-IT" w:eastAsia="en-US" w:bidi="ar-SA"/>
-              </w:rPr>
-              <w:t>87.77%</w:t>
-            </w:r>
-          </w:p>
-        </w:tc>
-        <w:tc>
-          <w:tcPr>
-            <w:tcW w:w="1118" w:type="dxa"/>
-            <w:tcBorders/>
-            <w:shd w:fill="F3F6FA"/>
-            <w:vAlign w:val="center"/>
-          </w:tcPr>
-          <w:p>
-            <w:pPr>
-              <w:pStyle w:val="Normal"/>
-              <w:widowControl/>
-              <w:suppressAutoHyphens w:val="true"/>
-              <w:spacing w:lineRule="auto" w:line="240" w:before="0" w:after="0"/>
-              <w:jc w:val="left"/>
-              <w:rPr>
-                <w:rFonts w:ascii="Calibri" w:hAnsi="Calibri" w:cs=""/>
-                <w:kern w:val="0"/>
-                <w:sz w:val="21"/>
-                <w:szCs w:val="21"/>
-                <w:lang w:val="it-IT" w:eastAsia="en-US" w:bidi="ar-SA"/>
-              </w:rPr>
-            </w:pPr>
-            <w:r>
-              <w:rPr>
-                <w:rFonts w:cs="" w:ascii="Calibri" w:hAnsi="Calibri"/>
-                <w:b w:val="false"/>
-                <w:kern w:val="0"/>
-                <w:sz w:val="21"/>
-                <w:szCs w:val="21"/>
-                <w:lang w:val="it-IT" w:eastAsia="en-US" w:bidi="ar-SA"/>
-              </w:rPr>
-              <w:t>empty</w:t>
-            </w:r>
-          </w:p>
-        </w:tc>
-      </w:tr>
-      <w:tr>
-        <w:trPr/>
-        <w:tc>
-          <w:tcPr>
-            <w:tcW w:w="1118" w:type="dxa"/>
-            <w:tcBorders/>
-            <w:shd w:fill="F3F6FA"/>
-            <w:vAlign w:val="center"/>
-          </w:tcPr>
-          <w:p>
-            <w:pPr>
-              <w:pStyle w:val="Normal"/>
-              <w:widowControl/>
-              <w:suppressAutoHyphens w:val="true"/>
-              <w:spacing w:lineRule="auto" w:line="240" w:before="0" w:after="0"/>
-              <w:jc w:val="left"/>
-              <w:rPr>
-                <w:sz w:val="20"/>
-                <w:szCs w:val="20"/>
-              </w:rPr>
-            </w:pPr>
-            <w:r>
-              <w:rPr>
-                <w:rFonts w:cs="" w:ascii="Calibri" w:hAnsi="Calibri"/>
-                <w:b w:val="false"/>
-                <w:kern w:val="0"/>
-                <w:sz w:val="20"/>
-                <w:szCs w:val="20"/>
-                <w:lang w:val="it-IT" w:eastAsia="en-US" w:bidi="ar-SA"/>
-              </w:rPr>
-              <w:t xml:space="preserve">Full curr. / </w:t>
-            </w:r>
-            <w:r>
-              <w:rPr>
-                <w:rFonts w:cs="" w:ascii="Calibri" w:hAnsi="Calibri"/>
-                <w:b w:val="false"/>
-                <w:kern w:val="0"/>
+              </w:rPr>
+              <w:t>3</w:t>
+            </w:r>
+            <w:r>
+              <w:rPr>
+                <w:rFonts w:ascii="Calibri" w:hAnsi="Calibri"/>
                 <w:sz w:val="20"/>
                 <w:szCs w:val="20"/>
                 <w:shd w:fill="FFFF00" w:val="clear"/>
-                <w:lang w:val="it-IT" w:eastAsia="en-US" w:bidi="ar-SA"/>
-              </w:rPr>
-              <w:t xml:space="preserve">3M Steps </w:t>
-            </w:r>
-            <w:r>
-              <w:rPr>
-                <w:rFonts w:cs="" w:ascii="Calibri" w:hAnsi="Calibri"/>
-                <w:b w:val="false"/>
-                <w:kern w:val="0"/>
+              </w:rPr>
+              <w:t>00K</w:t>
+            </w:r>
+            <w:r>
+              <w:rPr>
+                <w:rFonts w:ascii="Calibri" w:hAnsi="Calibri"/>
                 <w:sz w:val="20"/>
                 <w:szCs w:val="20"/>
-                <w:lang w:val="it-IT" w:eastAsia="en-US" w:bidi="ar-SA"/>
-              </w:rPr>
-              <w:t xml:space="preserve">/ </w:t>
-            </w:r>
-            <w:r>
-              <w:rPr>
-                <w:rFonts w:cs="" w:ascii="Calibri" w:hAnsi="Calibri"/>
-                <w:b w:val="false"/>
-                <w:kern w:val="0"/>
+                <w:shd w:fill="FFFF00" w:val="clear"/>
+              </w:rPr>
+              <w:t xml:space="preserve"> Steps </w:t>
+            </w:r>
+            <w:r>
+              <w:rPr>
+                <w:rFonts w:ascii="Calibri" w:hAnsi="Calibri"/>
                 <w:sz w:val="20"/>
                 <w:szCs w:val="20"/>
-                <w:lang w:val="it-IT" w:eastAsia="en-US" w:bidi="ar-SA"/>
+              </w:rPr>
+              <w:t xml:space="preserve">/ </w:t>
+            </w:r>
+            <w:r>
+              <w:rPr>
+                <w:rFonts w:ascii="Calibri" w:hAnsi="Calibri"/>
+                <w:sz w:val="20"/>
+                <w:szCs w:val="20"/>
+                <w:shd w:fill="FFDE59" w:val="clear"/>
               </w:rPr>
               <w:t>LvsDiff 30;60;100</w:t>
             </w:r>
@@ -11919,25 +12263,19 @@
               <w:widowControl/>
               <w:suppressAutoHyphens w:val="true"/>
               <w:spacing w:lineRule="auto" w:line="240" w:before="0" w:after="0"/>
-              <w:jc w:val="left"/>
-              <w:rPr>
-                <w:rFonts w:ascii="Calibri" w:hAnsi="Calibri" w:cs=""/>
-                <w:kern w:val="0"/>
-                <w:sz w:val="21"/>
-                <w:szCs w:val="21"/>
-                <w:lang w:val="it-IT" w:eastAsia="en-US" w:bidi="ar-SA"/>
-              </w:rPr>
-            </w:pPr>
-            <w:r>
-              <w:rPr>
-                <w:rFonts w:cs="" w:ascii="Calibri" w:hAnsi="Calibri"/>
-                <w:b w:val="false"/>
-                <w:kern w:val="0"/>
-                <w:sz w:val="21"/>
-                <w:szCs w:val="21"/>
-                <w:lang w:val="it-IT" w:eastAsia="en-US" w:bidi="ar-SA"/>
-              </w:rPr>
-              <w:t>carla_mappo_20260519_001217</w:t>
+              <w:jc w:val="center"/>
+              <w:rPr/>
+            </w:pPr>
+            <w:r>
+              <w:rPr>
+                <w:rFonts w:cs="" w:ascii="Calibri" w:hAnsi="Calibri"/>
+                <w:b w:val="false"/>
+                <w:kern w:val="0"/>
+                <w:sz w:val="21"/>
+                <w:szCs w:val="21"/>
+                <w:lang w:val="it-IT" w:eastAsia="en-US" w:bidi="ar-SA"/>
+              </w:rPr>
+              <w:t>carla_mappo_20260520_133747</w:t>
             </w:r>
           </w:p>
         </w:tc>
@@ -11954,17 +12292,21 @@
               <w:widowControl/>
               <w:suppressAutoHyphens w:val="true"/>
               <w:spacing w:lineRule="auto" w:line="240" w:before="0" w:after="0"/>
-              <w:jc w:val="left"/>
-              <w:rPr>
-                <w:rFonts w:ascii="Calibri" w:hAnsi="Calibri" w:cs=""/>
-                <w:kern w:val="0"/>
-                <w:sz w:val="21"/>
-                <w:szCs w:val="21"/>
-                <w:highlight w:val="none"/>
+              <w:jc w:val="center"/>
+              <w:rPr/>
+            </w:pPr>
+            <w:r>
+              <w:rPr>
+                <w:rFonts w:cs="" w:ascii="Calibri" w:hAnsi="Calibri"/>
+                <w:b w:val="false"/>
+                <w:kern w:val="0"/>
+                <w:sz w:val="21"/>
+                <w:szCs w:val="21"/>
                 <w:shd w:fill="FFFF00" w:val="clear"/>
                 <w:lang w:val="it-IT" w:eastAsia="en-US" w:bidi="ar-SA"/>
               </w:rPr>
-            </w:pPr>
+              <w:t xml:space="preserve">training </w:t>
+            </w:r>
             <w:r>
               <w:rPr>
                 <w:rFonts w:cs="" w:ascii="Calibri" w:hAnsi="Calibri"/>
@@ -11975,7 +12317,7 @@
                 <w:shd w:fill="FFFF00" w:val="clear"/>
                 <w:lang w:val="it-IT" w:eastAsia="en-US" w:bidi="ar-SA"/>
               </w:rPr>
-              <w:t>training completato; final eval pending</w:t>
+              <w:t>OK</w:t>
             </w:r>
           </w:p>
         </w:tc>
@@ -11992,25 +12334,19 @@
               <w:widowControl/>
               <w:suppressAutoHyphens w:val="true"/>
               <w:spacing w:lineRule="auto" w:line="240" w:before="0" w:after="0"/>
-              <w:jc w:val="left"/>
-              <w:rPr>
-                <w:rFonts w:ascii="Calibri" w:hAnsi="Calibri" w:cs=""/>
-                <w:kern w:val="0"/>
-                <w:sz w:val="21"/>
-                <w:szCs w:val="21"/>
-                <w:lang w:val="it-IT" w:eastAsia="en-US" w:bidi="ar-SA"/>
-              </w:rPr>
-            </w:pPr>
-            <w:r>
-              <w:rPr>
-                <w:rFonts w:cs="" w:ascii="Calibri" w:hAnsi="Calibri"/>
-                <w:b w:val="false"/>
-                <w:kern w:val="0"/>
-                <w:sz w:val="21"/>
-                <w:szCs w:val="21"/>
-                <w:lang w:val="it-IT" w:eastAsia="en-US" w:bidi="ar-SA"/>
-              </w:rPr>
-              <w:t>3393</w:t>
+              <w:jc w:val="center"/>
+              <w:rPr/>
+            </w:pPr>
+            <w:r>
+              <w:rPr>
+                <w:rFonts w:cs="" w:ascii="Calibri" w:hAnsi="Calibri"/>
+                <w:b w:val="false"/>
+                <w:kern w:val="0"/>
+                <w:sz w:val="21"/>
+                <w:szCs w:val="21"/>
+                <w:lang w:val="it-IT" w:eastAsia="en-US" w:bidi="ar-SA"/>
+              </w:rPr>
+              <w:t>442</w:t>
             </w:r>
           </w:p>
         </w:tc>
@@ -12027,25 +12363,19 @@
               <w:widowControl/>
               <w:suppressAutoHyphens w:val="true"/>
               <w:spacing w:lineRule="auto" w:line="240" w:before="0" w:after="0"/>
-              <w:jc w:val="left"/>
-              <w:rPr>
-                <w:rFonts w:ascii="Calibri" w:hAnsi="Calibri" w:cs=""/>
-                <w:kern w:val="0"/>
-                <w:sz w:val="21"/>
-                <w:szCs w:val="21"/>
-                <w:lang w:val="it-IT" w:eastAsia="en-US" w:bidi="ar-SA"/>
-              </w:rPr>
-            </w:pPr>
-            <w:r>
-              <w:rPr>
-                <w:rFonts w:cs="" w:ascii="Calibri" w:hAnsi="Calibri"/>
-                <w:b w:val="false"/>
-                <w:kern w:val="0"/>
-                <w:sz w:val="21"/>
-                <w:szCs w:val="21"/>
-                <w:lang w:val="it-IT" w:eastAsia="en-US" w:bidi="ar-SA"/>
-              </w:rPr>
-              <w:t>20358</w:t>
+              <w:jc w:val="center"/>
+              <w:rPr/>
+            </w:pPr>
+            <w:r>
+              <w:rPr>
+                <w:rFonts w:cs="" w:ascii="Calibri" w:hAnsi="Calibri"/>
+                <w:b w:val="false"/>
+                <w:kern w:val="0"/>
+                <w:sz w:val="21"/>
+                <w:szCs w:val="21"/>
+                <w:lang w:val="it-IT" w:eastAsia="en-US" w:bidi="ar-SA"/>
+              </w:rPr>
+              <w:t>2652</w:t>
             </w:r>
           </w:p>
         </w:tc>
@@ -12062,14 +12392,8 @@
               <w:widowControl/>
               <w:suppressAutoHyphens w:val="true"/>
               <w:spacing w:lineRule="auto" w:line="240" w:before="0" w:after="0"/>
-              <w:jc w:val="left"/>
-              <w:rPr>
-                <w:rFonts w:ascii="Calibri" w:hAnsi="Calibri" w:cs=""/>
-                <w:kern w:val="0"/>
-                <w:sz w:val="21"/>
-                <w:szCs w:val="21"/>
-                <w:lang w:val="it-IT" w:eastAsia="en-US" w:bidi="ar-SA"/>
-              </w:rPr>
+              <w:jc w:val="center"/>
+              <w:rPr/>
             </w:pPr>
             <w:r>
               <w:rPr>
@@ -12097,25 +12421,19 @@
               <w:widowControl/>
               <w:suppressAutoHyphens w:val="true"/>
               <w:spacing w:lineRule="auto" w:line="240" w:before="0" w:after="0"/>
-              <w:jc w:val="left"/>
-              <w:rPr>
-                <w:rFonts w:ascii="Calibri" w:hAnsi="Calibri" w:cs=""/>
-                <w:kern w:val="0"/>
-                <w:sz w:val="21"/>
-                <w:szCs w:val="21"/>
-                <w:lang w:val="it-IT" w:eastAsia="en-US" w:bidi="ar-SA"/>
-              </w:rPr>
-            </w:pPr>
-            <w:r>
-              <w:rPr>
-                <w:rFonts w:cs="" w:ascii="Calibri" w:hAnsi="Calibri"/>
-                <w:b w:val="false"/>
-                <w:kern w:val="0"/>
-                <w:sz w:val="21"/>
-                <w:szCs w:val="21"/>
-                <w:lang w:val="it-IT" w:eastAsia="en-US" w:bidi="ar-SA"/>
-              </w:rPr>
-              <w:t>3005318</w:t>
+              <w:jc w:val="center"/>
+              <w:rPr/>
+            </w:pPr>
+            <w:r>
+              <w:rPr>
+                <w:rFonts w:cs="" w:ascii="Calibri" w:hAnsi="Calibri"/>
+                <w:b w:val="false"/>
+                <w:kern w:val="0"/>
+                <w:sz w:val="21"/>
+                <w:szCs w:val="21"/>
+                <w:lang w:val="it-IT" w:eastAsia="en-US" w:bidi="ar-SA"/>
+              </w:rPr>
+              <w:t>306322</w:t>
             </w:r>
           </w:p>
         </w:tc>
@@ -12132,16 +12450,38 @@
               <w:widowControl/>
               <w:suppressAutoHyphens w:val="true"/>
               <w:spacing w:lineRule="auto" w:line="240" w:before="0" w:after="0"/>
-              <w:jc w:val="left"/>
-              <w:rPr>
-                <w:rFonts w:ascii="Calibri" w:hAnsi="Calibri" w:cs=""/>
-                <w:kern w:val="0"/>
-                <w:sz w:val="21"/>
-                <w:szCs w:val="21"/>
-                <w:highlight w:val="none"/>
+              <w:jc w:val="center"/>
+              <w:rPr/>
+            </w:pPr>
+            <w:r>
+              <w:rPr>
+                <w:rFonts w:cs="" w:ascii="Calibri" w:hAnsi="Calibri"/>
+                <w:b w:val="false"/>
+                <w:kern w:val="0"/>
+                <w:sz w:val="21"/>
+                <w:szCs w:val="21"/>
                 <w:shd w:fill="FFFF00" w:val="clear"/>
                 <w:lang w:val="it-IT" w:eastAsia="en-US" w:bidi="ar-SA"/>
               </w:rPr>
+              <w:t>60.48%</w:t>
+            </w:r>
+          </w:p>
+        </w:tc>
+        <w:tc>
+          <w:tcPr>
+            <w:tcW w:w="1118" w:type="dxa"/>
+            <w:tcBorders/>
+            <w:shd w:fill="F3F6FA"/>
+            <w:vAlign w:val="center"/>
+          </w:tcPr>
+          <w:p>
+            <w:pPr>
+              <w:pStyle w:val="Normal"/>
+              <w:widowControl/>
+              <w:suppressAutoHyphens w:val="true"/>
+              <w:spacing w:lineRule="auto" w:line="240" w:before="0" w:after="0"/>
+              <w:jc w:val="center"/>
+              <w:rPr/>
             </w:pPr>
             <w:r>
               <w:rPr>
@@ -12153,7 +12493,67 @@
                 <w:shd w:fill="FFFF00" w:val="clear"/>
                 <w:lang w:val="it-IT" w:eastAsia="en-US" w:bidi="ar-SA"/>
               </w:rPr>
-              <w:t>49.62%</w:t>
+              <w:t>25.34%</w:t>
+            </w:r>
+          </w:p>
+        </w:tc>
+        <w:tc>
+          <w:tcPr>
+            <w:tcW w:w="1119" w:type="dxa"/>
+            <w:tcBorders/>
+            <w:shd w:fill="F3F6FA"/>
+            <w:vAlign w:val="center"/>
+          </w:tcPr>
+          <w:p>
+            <w:pPr>
+              <w:pStyle w:val="Normal"/>
+              <w:widowControl/>
+              <w:suppressAutoHyphens w:val="true"/>
+              <w:spacing w:lineRule="auto" w:line="240" w:before="0" w:after="0"/>
+              <w:jc w:val="center"/>
+              <w:rPr/>
+            </w:pPr>
+            <w:r>
+              <w:rPr>
+                <w:rFonts w:cs="" w:ascii="Calibri" w:hAnsi="Calibri"/>
+                <w:b w:val="false"/>
+                <w:kern w:val="0"/>
+                <w:sz w:val="21"/>
+                <w:szCs w:val="21"/>
+                <w:shd w:fill="FFFF00" w:val="clear"/>
+                <w:lang w:val="it-IT" w:eastAsia="en-US" w:bidi="ar-SA"/>
+              </w:rPr>
+              <w:t>8.45%</w:t>
+            </w:r>
+          </w:p>
+        </w:tc>
+        <w:tc>
+          <w:tcPr>
+            <w:tcW w:w="1120" w:type="dxa"/>
+            <w:tcBorders/>
+            <w:shd w:fill="F3F6FA"/>
+            <w:vAlign w:val="center"/>
+          </w:tcPr>
+          <w:p>
+            <w:pPr>
+              <w:pStyle w:val="Normal"/>
+              <w:widowControl/>
+              <w:suppressAutoHyphens w:val="true"/>
+              <w:spacing w:lineRule="auto" w:line="240" w:before="0" w:after="0"/>
+              <w:jc w:val="center"/>
+              <w:rPr/>
+            </w:pPr>
+            <w:r>
+              <w:rPr>
+                <w:rFonts w:cs="" w:ascii="Calibri" w:hAnsi="Calibri"/>
+                <w:b w:val="false"/>
+                <w:kern w:val="0"/>
+                <w:sz w:val="21"/>
+                <w:szCs w:val="21"/>
+                <w:shd w:fill="FFFF00" w:val="clear"/>
+                <w:lang w:val="it-IT" w:eastAsia="en-US" w:bidi="ar-SA"/>
+              </w:rPr>
+              <w:t>5.73%</w:t>
             </w:r>
           </w:p>
         </w:tc>
@@ -12170,34 +12570,26 @@
               <w:widowControl/>
               <w:suppressAutoHyphens w:val="true"/>
               <w:spacing w:lineRule="auto" w:line="240" w:before="0" w:after="0"/>
-              <w:jc w:val="left"/>
-              <w:rPr>
-                <w:rFonts w:ascii="Calibri" w:hAnsi="Calibri" w:cs=""/>
-                <w:kern w:val="0"/>
-                <w:sz w:val="21"/>
-                <w:szCs w:val="21"/>
-                <w:highlight w:val="none"/>
+              <w:jc w:val="center"/>
+              <w:rPr/>
+            </w:pPr>
+            <w:r>
+              <w:rPr>
+                <w:rFonts w:cs="" w:ascii="Calibri" w:hAnsi="Calibri"/>
+                <w:b w:val="false"/>
+                <w:kern w:val="0"/>
+                <w:sz w:val="21"/>
+                <w:szCs w:val="21"/>
                 <w:shd w:fill="FFFF00" w:val="clear"/>
                 <w:lang w:val="it-IT" w:eastAsia="en-US" w:bidi="ar-SA"/>
               </w:rPr>
-            </w:pPr>
-            <w:r>
-              <w:rPr>
-                <w:rFonts w:cs="" w:ascii="Calibri" w:hAnsi="Calibri"/>
-                <w:b w:val="false"/>
-                <w:kern w:val="0"/>
-                <w:sz w:val="21"/>
-                <w:szCs w:val="21"/>
-                <w:shd w:fill="FFFF00" w:val="clear"/>
-                <w:lang w:val="it-IT" w:eastAsia="en-US" w:bidi="ar-SA"/>
-              </w:rPr>
-              <w:t>22.12%</w:t>
-            </w:r>
-          </w:p>
-        </w:tc>
-        <w:tc>
-          <w:tcPr>
-            <w:tcW w:w="1119" w:type="dxa"/>
+              <w:t>85.67%</w:t>
+            </w:r>
+          </w:p>
+        </w:tc>
+        <w:tc>
+          <w:tcPr>
+            <w:tcW w:w="1118" w:type="dxa"/>
             <w:tcBorders/>
             <w:shd w:fill="F3F6FA"/>
             <w:vAlign w:val="center"/>
@@ -12208,139 +12600,19 @@
               <w:widowControl/>
               <w:suppressAutoHyphens w:val="true"/>
               <w:spacing w:lineRule="auto" w:line="240" w:before="0" w:after="0"/>
-              <w:jc w:val="left"/>
-              <w:rPr>
-                <w:rFonts w:ascii="Calibri" w:hAnsi="Calibri" w:cs=""/>
-                <w:kern w:val="0"/>
-                <w:sz w:val="21"/>
-                <w:szCs w:val="21"/>
-                <w:highlight w:val="none"/>
-                <w:shd w:fill="FFFF00" w:val="clear"/>
-                <w:lang w:val="it-IT" w:eastAsia="en-US" w:bidi="ar-SA"/>
-              </w:rPr>
-            </w:pPr>
-            <w:r>
-              <w:rPr>
-                <w:rFonts w:cs="" w:ascii="Calibri" w:hAnsi="Calibri"/>
-                <w:b w:val="false"/>
-                <w:kern w:val="0"/>
-                <w:sz w:val="21"/>
-                <w:szCs w:val="21"/>
-                <w:shd w:fill="FFFF00" w:val="clear"/>
-                <w:lang w:val="it-IT" w:eastAsia="en-US" w:bidi="ar-SA"/>
-              </w:rPr>
-              <w:t>17.47%</w:t>
-            </w:r>
-          </w:p>
-        </w:tc>
-        <w:tc>
-          <w:tcPr>
-            <w:tcW w:w="1120" w:type="dxa"/>
-            <w:tcBorders/>
-            <w:shd w:fill="F3F6FA"/>
-            <w:vAlign w:val="center"/>
-          </w:tcPr>
-          <w:p>
-            <w:pPr>
-              <w:pStyle w:val="Normal"/>
-              <w:widowControl/>
-              <w:suppressAutoHyphens w:val="true"/>
-              <w:spacing w:lineRule="auto" w:line="240" w:before="0" w:after="0"/>
-              <w:jc w:val="left"/>
-              <w:rPr>
-                <w:rFonts w:ascii="Calibri" w:hAnsi="Calibri" w:cs=""/>
-                <w:kern w:val="0"/>
-                <w:sz w:val="21"/>
-                <w:szCs w:val="21"/>
-                <w:highlight w:val="none"/>
-                <w:shd w:fill="FFFF00" w:val="clear"/>
-                <w:lang w:val="it-IT" w:eastAsia="en-US" w:bidi="ar-SA"/>
-              </w:rPr>
-            </w:pPr>
-            <w:r>
-              <w:rPr>
-                <w:rFonts w:cs="" w:ascii="Calibri" w:hAnsi="Calibri"/>
-                <w:b w:val="false"/>
-                <w:kern w:val="0"/>
-                <w:sz w:val="21"/>
-                <w:szCs w:val="21"/>
-                <w:shd w:fill="FFFF00" w:val="clear"/>
-                <w:lang w:val="it-IT" w:eastAsia="en-US" w:bidi="ar-SA"/>
-              </w:rPr>
-              <w:t>10.79%</w:t>
-            </w:r>
-          </w:p>
-        </w:tc>
-        <w:tc>
-          <w:tcPr>
-            <w:tcW w:w="1118" w:type="dxa"/>
-            <w:tcBorders/>
-            <w:shd w:fill="F3F6FA"/>
-            <w:vAlign w:val="center"/>
-          </w:tcPr>
-          <w:p>
-            <w:pPr>
-              <w:pStyle w:val="Normal"/>
-              <w:widowControl/>
-              <w:suppressAutoHyphens w:val="true"/>
-              <w:spacing w:lineRule="auto" w:line="240" w:before="0" w:after="0"/>
-              <w:jc w:val="left"/>
-              <w:rPr>
-                <w:rFonts w:ascii="Calibri" w:hAnsi="Calibri" w:cs=""/>
-                <w:kern w:val="0"/>
-                <w:sz w:val="21"/>
-                <w:szCs w:val="21"/>
-                <w:highlight w:val="none"/>
-                <w:shd w:fill="FFFF00" w:val="clear"/>
-                <w:lang w:val="it-IT" w:eastAsia="en-US" w:bidi="ar-SA"/>
-              </w:rPr>
-            </w:pPr>
-            <w:r>
-              <w:rPr>
-                <w:rFonts w:cs="" w:ascii="Calibri" w:hAnsi="Calibri"/>
-                <w:b w:val="false"/>
-                <w:kern w:val="0"/>
-                <w:sz w:val="21"/>
-                <w:szCs w:val="21"/>
-                <w:shd w:fill="FFFF00" w:val="clear"/>
-                <w:lang w:val="it-IT" w:eastAsia="en-US" w:bidi="ar-SA"/>
-              </w:rPr>
-              <w:t>63.30%</w:t>
-            </w:r>
-          </w:p>
-        </w:tc>
-        <w:tc>
-          <w:tcPr>
-            <w:tcW w:w="1118" w:type="dxa"/>
-            <w:tcBorders/>
-            <w:shd w:fill="F3F6FA"/>
-            <w:vAlign w:val="center"/>
-          </w:tcPr>
-          <w:p>
-            <w:pPr>
-              <w:pStyle w:val="Normal"/>
-              <w:widowControl/>
-              <w:suppressAutoHyphens w:val="true"/>
-              <w:spacing w:lineRule="auto" w:line="240" w:before="0" w:after="0"/>
-              <w:jc w:val="left"/>
-              <w:rPr>
-                <w:rFonts w:ascii="Calibri" w:hAnsi="Calibri" w:cs=""/>
-                <w:kern w:val="0"/>
-                <w:sz w:val="21"/>
-                <w:szCs w:val="21"/>
-                <w:lang w:val="it-IT" w:eastAsia="en-US" w:bidi="ar-SA"/>
-              </w:rPr>
-            </w:pPr>
-            <w:r>
-              <w:rPr>
-                <w:rFonts w:cs="" w:ascii="Calibri" w:hAnsi="Calibri"/>
-                <w:b w:val="false"/>
-                <w:kern w:val="0"/>
-                <w:sz w:val="21"/>
-                <w:szCs w:val="21"/>
-                <w:lang w:val="it-IT" w:eastAsia="en-US" w:bidi="ar-SA"/>
-              </w:rPr>
-              <w:t>pending</w:t>
+              <w:jc w:val="center"/>
+              <w:rPr/>
+            </w:pPr>
+            <w:r>
+              <w:rPr>
+                <w:rFonts w:cs="" w:ascii="Calibri" w:hAnsi="Calibri"/>
+                <w:b w:val="false"/>
+                <w:kern w:val="0"/>
+                <w:sz w:val="21"/>
+                <w:szCs w:val="21"/>
+                <w:lang w:val="it-IT" w:eastAsia="en-US" w:bidi="ar-SA"/>
+              </w:rPr>
+              <w:t>empty</w:t>
             </w:r>
           </w:p>
         </w:tc>
@@ -12490,7 +12762,6 @@
       </w:pPr>
       <w:r>
         <w:rPr>
-          <w:color w:val="1F4E79"/>
           <w:lang w:val="it-IT"/>
         </w:rPr>
       </w:r>
@@ -12504,7 +12775,6 @@
       </w:pPr>
       <w:r>
         <w:rPr>
-          <w:color w:val="1F4E79"/>
           <w:lang w:val="it-IT"/>
         </w:rPr>
       </w:r>
@@ -12518,7 +12788,6 @@
       </w:pPr>
       <w:r>
         <w:rPr>
-          <w:color w:val="1F4E79"/>
           <w:lang w:val="it-IT"/>
         </w:rPr>
       </w:r>
@@ -12532,7 +12801,6 @@
       </w:pPr>
       <w:r>
         <w:rPr>
-          <w:color w:val="1F4E79"/>
           <w:lang w:val="it-IT"/>
         </w:rPr>
       </w:r>
@@ -12546,7 +12814,6 @@
       </w:pPr>
       <w:r>
         <w:rPr>
-          <w:color w:val="1F4E79"/>
           <w:lang w:val="it-IT"/>
         </w:rPr>
       </w:r>
@@ -15552,15 +15819,15 @@
       <w:rFonts w:cs="Lucida Sans"/>
     </w:rPr>
   </w:style>
-  <w:style w:type="paragraph" w:styleId="Intestazioneepidipaginauser">
-    <w:name w:val="Intestazione e piè di pagina (user)"/>
+  <w:style w:type="paragraph" w:styleId="Intestazioneepidipagina">
+    <w:name w:val="Intestazione e piè di pagina"/>
     <w:basedOn w:val="Normal"/>
     <w:qFormat/>
     <w:pPr/>
     <w:rPr/>
   </w:style>
-  <w:style w:type="paragraph" w:styleId="Intestazioneepidipagina">
-    <w:name w:val="Intestazione e piè di pagina"/>
+  <w:style w:type="paragraph" w:styleId="Intestazioneepidipaginauser">
+    <w:name w:val="Intestazione e piè di pagina (user)"/>
     <w:basedOn w:val="Normal"/>
     <w:qFormat/>
     <w:pPr/>
@@ -15942,7 +16209,7 @@
   </w:style>
   <w:style w:type="paragraph" w:styleId="IndexHeading">
     <w:name w:val="index heading"/>
-    <w:basedOn w:val="Titolouser"/>
+    <w:basedOn w:val="Titolo"/>
     <w:pPr/>
     <w:rPr/>
   </w:style>
@@ -15960,8 +16227,8 @@
     </w:pPr>
     <w:rPr/>
   </w:style>
-  <w:style w:type="paragraph" w:styleId="Contenutotabellauser">
-    <w:name w:val="Contenuto tabella (user)"/>
+  <w:style w:type="paragraph" w:styleId="Contenutotabella">
+    <w:name w:val="Contenuto tabella"/>
     <w:basedOn w:val="Normal"/>
     <w:qFormat/>
     <w:pPr>
@@ -15970,9 +16237,9 @@
     </w:pPr>
     <w:rPr/>
   </w:style>
-  <w:style w:type="paragraph" w:styleId="Titolotabellauser">
-    <w:name w:val="Titolo tabella (user)"/>
-    <w:basedOn w:val="Contenutotabellauser"/>
+  <w:style w:type="paragraph" w:styleId="Titolotabella">
+    <w:name w:val="Titolo tabella"/>
+    <w:basedOn w:val="Contenutotabella"/>
     <w:qFormat/>
     <w:pPr>
       <w:suppressLineNumbers/>
@@ -15983,8 +16250,8 @@
       <w:bCs/>
     </w:rPr>
   </w:style>
-  <w:style w:type="numbering" w:styleId="Nessunelencouser" w:default="1">
-    <w:name w:val="Nessun elenco (user)"/>
+  <w:style w:type="numbering" w:styleId="Nessunelenco" w:default="1">
+    <w:name w:val="Nessun elenco"/>
     <w:uiPriority w:val="99"/>
     <w:semiHidden/>
     <w:unhideWhenUsed/>

--- a/reports/carla_finetuning_maggio_2026.docx
+++ b/reports/carla_finetuning_maggio_2026.docx
@@ -60,9 +60,8 @@
         <w:rPr>
           <w:i/>
           <w:sz w:val="20"/>
-          <w:lang w:val="it-IT"/>
         </w:rPr>
-        <w:t>Snapshot documento: 2026-05-19. Dati ricalcolati da episodes.jsonl durante la generazione del report.</w:t>
+        <w:t>Snapshot documento: 2026-05-25. Dati storici e metriche cumulative V3/V1 in tabella run ricalcolati da episodes.jsonl dove disponibili; trajectory/outcome V3/V1 da recap operativo utente.</w:t>
       </w:r>
     </w:p>
     <w:p>
@@ -474,14 +473,11 @@
             </w:pPr>
             <w:r>
               <w:rPr>
-                <w:rFonts w:cs="" w:ascii="Calibri" w:hAnsi="Calibri"/>
-                <w:b w:val="false"/>
-                <w:kern w:val="0"/>
-                <w:sz w:val="21"/>
-                <w:szCs w:val="21"/>
-                <w:lang w:val="it-IT" w:eastAsia="en-US" w:bidi="ar-SA"/>
-              </w:rPr>
-              <w:t>C0 + C1 + D2 + R1. R1 e ultimo candidato reward promosso dal gate veicoli.</w:t>
+                <w:rFonts w:ascii="Calibri" w:hAnsi="Calibri"/>
+                <w:b w:val="false"/>
+                <w:sz w:val="21"/>
+              </w:rPr>
+              <w:t>C0 + C1 + D2 + R1 + V1. V1 e il candidato veicolo promosso piu recente; V3 e rejected/reverted.</w:t>
             </w:r>
           </w:p>
         </w:tc>
@@ -1584,6 +1580,212 @@
                 <w:lang w:val="it-IT" w:eastAsia="en-US" w:bidi="ar-SA"/>
               </w:rPr>
               <w:t>Usato dalla full curriculum run 20260519_001217.</w:t>
+            </w:r>
+          </w:p>
+        </w:tc>
+      </w:tr>
+      <w:tr>
+        <w:trPr/>
+        <w:tc>
+          <w:tcPr>
+            <w:tcW w:w="3636" w:type="dxa"/>
+            <w:tcBorders/>
+          </w:tcPr>
+          <w:p>
+            <w:pPr>
+              <w:pStyle w:val="Normal"/>
+              <w:widowControl/>
+              <w:suppressAutoHyphens w:val="true"/>
+              <w:bidi w:val="0"/>
+              <w:spacing w:lineRule="auto" w:line="276" w:before="0" w:after="200"/>
+              <w:jc w:val="left"/>
+              <w:rPr/>
+            </w:pPr>
+            <w:r>
+              <w:rPr>
+                <w:rFonts w:ascii="Calibri" w:hAnsi="Calibri"/>
+                <w:b w:val="false"/>
+                <w:sz w:val="21"/>
+              </w:rPr>
+              <w:t>V1 safe_to_push tolerance</w:t>
+            </w:r>
+          </w:p>
+        </w:tc>
+        <w:tc>
+          <w:tcPr>
+            <w:tcW w:w="3636" w:type="dxa"/>
+            <w:tcBorders/>
+          </w:tcPr>
+          <w:p>
+            <w:pPr>
+              <w:pStyle w:val="Normal"/>
+              <w:widowControl/>
+              <w:suppressAutoHyphens w:val="true"/>
+              <w:bidi w:val="0"/>
+              <w:spacing w:lineRule="auto" w:line="276" w:before="0" w:after="200"/>
+              <w:jc w:val="left"/>
+              <w:rPr/>
+            </w:pPr>
+            <w:r>
+              <w:rPr>
+                <w:rFonts w:ascii="Calibri" w:hAnsi="Calibri"/>
+                <w:b w:val="false"/>
+                <w:sz w:val="21"/>
+              </w:rPr>
+              <w:t>carla_multi_agent_env.py:1927</w:t>
+            </w:r>
+          </w:p>
+        </w:tc>
+        <w:tc>
+          <w:tcPr>
+            <w:tcW w:w="3637" w:type="dxa"/>
+            <w:tcBorders/>
+          </w:tcPr>
+          <w:p>
+            <w:pPr>
+              <w:pStyle w:val="Normal"/>
+              <w:widowControl/>
+              <w:suppressAutoHyphens w:val="true"/>
+              <w:bidi w:val="0"/>
+              <w:spacing w:lineRule="auto" w:line="276" w:before="0" w:after="200"/>
+              <w:jc w:val="left"/>
+              <w:rPr/>
+            </w:pPr>
+            <w:r>
+              <w:rPr>
+                <w:rFonts w:ascii="Calibri" w:hAnsi="Calibri"/>
+                <w:b w:val="false"/>
+                <w:sz w:val="21"/>
+              </w:rPr>
+              <w:t>safe_to_push = hazard_risk &lt; 0.75 -&gt; &lt; 0.85; urgency/min_speed resta attiva con hazard in [0.75, 0.85).</w:t>
+            </w:r>
+          </w:p>
+        </w:tc>
+        <w:tc>
+          <w:tcPr>
+            <w:tcW w:w="3634" w:type="dxa"/>
+            <w:tcBorders/>
+          </w:tcPr>
+          <w:p>
+            <w:pPr>
+              <w:pStyle w:val="Normal"/>
+              <w:widowControl/>
+              <w:suppressAutoHyphens w:val="true"/>
+              <w:bidi w:val="0"/>
+              <w:spacing w:lineRule="auto" w:line="276" w:before="0" w:after="200"/>
+              <w:jc w:val="left"/>
+              <w:rPr/>
+            </w:pPr>
+            <w:r>
+              <w:rPr>
+                <w:rFonts w:ascii="Calibri" w:hAnsi="Calibri"/>
+                <w:b w:val="false"/>
+                <w:sz w:val="21"/>
+              </w:rPr>
+              <w:t>Promosso/trunk; run 20260525_162428; commit 2bbcdbe; merge acc152b.</w:t>
+            </w:r>
+          </w:p>
+        </w:tc>
+      </w:tr>
+      <w:tr>
+        <w:trPr/>
+        <w:tc>
+          <w:tcPr>
+            <w:tcW w:w="3636" w:type="dxa"/>
+            <w:tcBorders/>
+          </w:tcPr>
+          <w:p>
+            <w:pPr>
+              <w:pStyle w:val="Normal"/>
+              <w:widowControl/>
+              <w:suppressAutoHyphens w:val="true"/>
+              <w:bidi w:val="0"/>
+              <w:spacing w:lineRule="auto" w:line="276" w:before="0" w:after="200"/>
+              <w:jc w:val="left"/>
+              <w:rPr/>
+            </w:pPr>
+            <w:r>
+              <w:rPr>
+                <w:rFonts w:ascii="Calibri" w:hAnsi="Calibri"/>
+                <w:b w:val="false"/>
+                <w:sz w:val="21"/>
+              </w:rPr>
+              <w:t>V3 Ped-speed retune</w:t>
+            </w:r>
+          </w:p>
+        </w:tc>
+        <w:tc>
+          <w:tcPr>
+            <w:tcW w:w="3636" w:type="dxa"/>
+            <w:tcBorders/>
+          </w:tcPr>
+          <w:p>
+            <w:pPr>
+              <w:pStyle w:val="Normal"/>
+              <w:widowControl/>
+              <w:suppressAutoHyphens w:val="true"/>
+              <w:bidi w:val="0"/>
+              <w:spacing w:lineRule="auto" w:line="276" w:before="0" w:after="200"/>
+              <w:jc w:val="left"/>
+              <w:rPr/>
+            </w:pPr>
+            <w:r>
+              <w:rPr>
+                <w:rFonts w:ascii="Calibri" w:hAnsi="Calibri"/>
+                <w:b w:val="false"/>
+                <w:sz w:val="21"/>
+              </w:rPr>
+              <w:t>carla_multi_agent_env.py:2004</w:t>
+            </w:r>
+          </w:p>
+        </w:tc>
+        <w:tc>
+          <w:tcPr>
+            <w:tcW w:w="3637" w:type="dxa"/>
+            <w:tcBorders/>
+          </w:tcPr>
+          <w:p>
+            <w:pPr>
+              <w:pStyle w:val="Normal"/>
+              <w:widowControl/>
+              <w:suppressAutoHyphens w:val="true"/>
+              <w:bidi w:val="0"/>
+              <w:spacing w:lineRule="auto" w:line="276" w:before="0" w:after="200"/>
+              <w:jc w:val="left"/>
+              <w:rPr/>
+            </w:pPr>
+            <w:r>
+              <w:rPr>
+                <w:rFonts w:ascii="Calibri" w:hAnsi="Calibri"/>
+                <w:b w:val="false"/>
+                <w:sz w:val="21"/>
+              </w:rPr>
+              <w:t>Comfort band ped [1.2, 2.6] -&gt; [1.5, 2.2] m/s; intervento lato pedone.</w:t>
+            </w:r>
+          </w:p>
+        </w:tc>
+        <w:tc>
+          <w:tcPr>
+            <w:tcW w:w="3634" w:type="dxa"/>
+            <w:tcBorders/>
+          </w:tcPr>
+          <w:p>
+            <w:pPr>
+              <w:pStyle w:val="Normal"/>
+              <w:widowControl/>
+              <w:suppressAutoHyphens w:val="true"/>
+              <w:bidi w:val="0"/>
+              <w:spacing w:lineRule="auto" w:line="276" w:before="0" w:after="200"/>
+              <w:jc w:val="left"/>
+              <w:rPr/>
+            </w:pPr>
+            <w:r>
+              <w:rPr>
+                <w:rFonts w:ascii="Calibri" w:hAnsi="Calibri"/>
+                <w:b w:val="false"/>
+                <w:sz w:val="21"/>
+              </w:rPr>
+              <w:t>Rejected/reverted; run 20260525_125127; Gate2 ped speed FAIL; spunto V5 deferred.</w:t>
             </w:r>
           </w:p>
         </w:tc>
@@ -1628,8 +1830,8 @@
         <w:gridCol w:w="1455"/>
         <w:gridCol w:w="1454"/>
         <w:gridCol w:w="1454"/>
-        <w:gridCol w:w="1454"/>
-        <w:gridCol w:w="1450"/>
+        <w:gridCol w:w="1457"/>
+        <w:gridCol w:w="1447"/>
       </w:tblGrid>
       <w:tr>
         <w:trPr/>
@@ -2444,7 +2646,7 @@
         </w:tc>
         <w:tc>
           <w:tcPr>
-            <w:tcW w:w="1454" w:type="dxa"/>
+            <w:tcW w:w="1457" w:type="dxa"/>
             <w:tcBorders/>
             <w:shd w:fill="1F4E79"/>
             <w:vAlign w:val="center"/>
@@ -2480,7 +2682,7 @@
         </w:tc>
         <w:tc>
           <w:tcPr>
-            <w:tcW w:w="1450" w:type="dxa"/>
+            <w:tcW w:w="1447" w:type="dxa"/>
             <w:tcBorders/>
             <w:shd w:fill="1F4E79"/>
             <w:vAlign w:val="center"/>
@@ -2791,7 +2993,7 @@
         </w:tc>
         <w:tc>
           <w:tcPr>
-            <w:tcW w:w="1454" w:type="dxa"/>
+            <w:tcW w:w="1457" w:type="dxa"/>
             <w:tcBorders/>
             <w:vAlign w:val="center"/>
           </w:tcPr>
@@ -2825,7 +3027,7 @@
         </w:tc>
         <w:tc>
           <w:tcPr>
-            <w:tcW w:w="1450" w:type="dxa"/>
+            <w:tcW w:w="1447" w:type="dxa"/>
             <w:tcBorders/>
             <w:vAlign w:val="center"/>
           </w:tcPr>
@@ -3142,7 +3344,7 @@
         </w:tc>
         <w:tc>
           <w:tcPr>
-            <w:tcW w:w="1454" w:type="dxa"/>
+            <w:tcW w:w="1457" w:type="dxa"/>
             <w:tcBorders/>
             <w:shd w:fill="F3F6FA"/>
             <w:vAlign w:val="center"/>
@@ -3177,7 +3379,7 @@
         </w:tc>
         <w:tc>
           <w:tcPr>
-            <w:tcW w:w="1450" w:type="dxa"/>
+            <w:tcW w:w="1447" w:type="dxa"/>
             <w:tcBorders/>
             <w:shd w:fill="F3F6FA"/>
             <w:vAlign w:val="center"/>
@@ -3487,7 +3689,7 @@
         </w:tc>
         <w:tc>
           <w:tcPr>
-            <w:tcW w:w="1454" w:type="dxa"/>
+            <w:tcW w:w="1457" w:type="dxa"/>
             <w:tcBorders/>
             <w:vAlign w:val="center"/>
           </w:tcPr>
@@ -3521,7 +3723,7 @@
         </w:tc>
         <w:tc>
           <w:tcPr>
-            <w:tcW w:w="1450" w:type="dxa"/>
+            <w:tcW w:w="1447" w:type="dxa"/>
             <w:tcBorders/>
             <w:vAlign w:val="center"/>
           </w:tcPr>
@@ -3838,7 +4040,7 @@
         </w:tc>
         <w:tc>
           <w:tcPr>
-            <w:tcW w:w="1454" w:type="dxa"/>
+            <w:tcW w:w="1457" w:type="dxa"/>
             <w:tcBorders/>
             <w:shd w:fill="F3F6FA"/>
             <w:vAlign w:val="center"/>
@@ -3873,7 +4075,7 @@
         </w:tc>
         <w:tc>
           <w:tcPr>
-            <w:tcW w:w="1450" w:type="dxa"/>
+            <w:tcW w:w="1447" w:type="dxa"/>
             <w:tcBorders/>
             <w:shd w:fill="F3F6FA"/>
             <w:vAlign w:val="center"/>
@@ -10760,28 +10962,6 @@
               <w:suppressAutoHyphens w:val="true"/>
               <w:spacing w:lineRule="auto" w:line="240" w:before="0" w:after="0"/>
               <w:jc w:val="center"/>
-              <w:rPr/>
-            </w:pPr>
-            <w:r>
-              <w:rPr>
-                <w:rFonts w:cs="" w:ascii="Calibri" w:hAnsi="Calibri"/>
-                <w:b w:val="false"/>
-                <w:kern w:val="0"/>
-                <w:sz w:val="20"/>
-                <w:szCs w:val="20"/>
-                <w:shd w:fill="81D41A" w:val="clear"/>
-                <w:lang w:val="it-IT" w:eastAsia="en-US" w:bidi="ar-SA"/>
-              </w:rPr>
-              <w:t>(new-baseline)</w:t>
-            </w:r>
-          </w:p>
-          <w:p>
-            <w:pPr>
-              <w:pStyle w:val="Normal"/>
-              <w:widowControl/>
-              <w:suppressAutoHyphens w:val="true"/>
-              <w:spacing w:lineRule="auto" w:line="240" w:before="0" w:after="0"/>
-              <w:jc w:val="center"/>
               <w:rPr>
                 <w:rFonts w:ascii="Calibri" w:hAnsi="Calibri" w:cs=""/>
                 <w:b w:val="false"/>
@@ -10827,8 +11007,456 @@
                 <w:szCs w:val="20"/>
                 <w:shd w:fill="FFDE59" w:val="clear"/>
               </w:rPr>
-              <w:t xml:space="preserve">/LvsDiff </w:t>
-            </w:r>
+              <w:t>/LvsDiff 15;30;60</w:t>
+            </w:r>
+          </w:p>
+        </w:tc>
+        <w:tc>
+          <w:tcPr>
+            <w:tcW w:w="1119" w:type="dxa"/>
+            <w:tcBorders/>
+            <w:vAlign w:val="center"/>
+          </w:tcPr>
+          <w:p>
+            <w:pPr>
+              <w:pStyle w:val="Normal"/>
+              <w:widowControl/>
+              <w:suppressAutoHyphens w:val="true"/>
+              <w:spacing w:lineRule="auto" w:line="240" w:before="0" w:after="0"/>
+              <w:jc w:val="center"/>
+              <w:rPr>
+                <w:highlight w:val="none"/>
+                <w:shd w:fill="auto" w:val="clear"/>
+              </w:rPr>
+            </w:pPr>
+            <w:r>
+              <w:rPr>
+                <w:rFonts w:cs="" w:ascii="Calibri" w:hAnsi="Calibri"/>
+                <w:b w:val="false"/>
+                <w:kern w:val="0"/>
+                <w:sz w:val="21"/>
+                <w:szCs w:val="21"/>
+                <w:shd w:fill="auto" w:val="clear"/>
+                <w:lang w:val="it-IT" w:eastAsia="en-US" w:bidi="ar-SA"/>
+              </w:rPr>
+              <w:t>carla_mappo_20260517_212109</w:t>
+            </w:r>
+          </w:p>
+        </w:tc>
+        <w:tc>
+          <w:tcPr>
+            <w:tcW w:w="1119" w:type="dxa"/>
+            <w:tcBorders/>
+            <w:vAlign w:val="center"/>
+          </w:tcPr>
+          <w:p>
+            <w:pPr>
+              <w:pStyle w:val="Normal"/>
+              <w:widowControl/>
+              <w:suppressAutoHyphens w:val="true"/>
+              <w:spacing w:lineRule="auto" w:line="240" w:before="0" w:after="0"/>
+              <w:jc w:val="center"/>
+              <w:rPr>
+                <w:highlight w:val="none"/>
+                <w:shd w:fill="auto" w:val="clear"/>
+              </w:rPr>
+            </w:pPr>
+            <w:r>
+              <w:rPr>
+                <w:rFonts w:cs="" w:ascii="Calibri" w:hAnsi="Calibri"/>
+                <w:b w:val="false"/>
+                <w:kern w:val="0"/>
+                <w:sz w:val="21"/>
+                <w:szCs w:val="21"/>
+                <w:shd w:fill="auto" w:val="clear"/>
+                <w:lang w:val="it-IT" w:eastAsia="en-US" w:bidi="ar-SA"/>
+              </w:rPr>
+              <w:t>kept env fix</w:t>
+            </w:r>
+          </w:p>
+        </w:tc>
+        <w:tc>
+          <w:tcPr>
+            <w:tcW w:w="1119" w:type="dxa"/>
+            <w:tcBorders/>
+            <w:vAlign w:val="center"/>
+          </w:tcPr>
+          <w:p>
+            <w:pPr>
+              <w:pStyle w:val="Normal"/>
+              <w:widowControl/>
+              <w:suppressAutoHyphens w:val="true"/>
+              <w:spacing w:lineRule="auto" w:line="240" w:before="0" w:after="0"/>
+              <w:jc w:val="center"/>
+              <w:rPr>
+                <w:highlight w:val="none"/>
+                <w:shd w:fill="auto" w:val="clear"/>
+              </w:rPr>
+            </w:pPr>
+            <w:r>
+              <w:rPr>
+                <w:rFonts w:cs="" w:ascii="Calibri" w:hAnsi="Calibri"/>
+                <w:b w:val="false"/>
+                <w:kern w:val="0"/>
+                <w:sz w:val="21"/>
+                <w:szCs w:val="21"/>
+                <w:shd w:fill="auto" w:val="clear"/>
+                <w:lang w:val="it-IT" w:eastAsia="en-US" w:bidi="ar-SA"/>
+              </w:rPr>
+              <w:t>529</w:t>
+            </w:r>
+          </w:p>
+        </w:tc>
+        <w:tc>
+          <w:tcPr>
+            <w:tcW w:w="1118" w:type="dxa"/>
+            <w:tcBorders/>
+            <w:vAlign w:val="center"/>
+          </w:tcPr>
+          <w:p>
+            <w:pPr>
+              <w:pStyle w:val="Normal"/>
+              <w:widowControl/>
+              <w:suppressAutoHyphens w:val="true"/>
+              <w:spacing w:lineRule="auto" w:line="240" w:before="0" w:after="0"/>
+              <w:jc w:val="center"/>
+              <w:rPr>
+                <w:highlight w:val="none"/>
+                <w:shd w:fill="auto" w:val="clear"/>
+              </w:rPr>
+            </w:pPr>
+            <w:r>
+              <w:rPr>
+                <w:rFonts w:cs="" w:ascii="Calibri" w:hAnsi="Calibri"/>
+                <w:b w:val="false"/>
+                <w:kern w:val="0"/>
+                <w:sz w:val="21"/>
+                <w:szCs w:val="21"/>
+                <w:shd w:fill="auto" w:val="clear"/>
+                <w:lang w:val="it-IT" w:eastAsia="en-US" w:bidi="ar-SA"/>
+              </w:rPr>
+              <w:t>3174</w:t>
+            </w:r>
+          </w:p>
+        </w:tc>
+        <w:tc>
+          <w:tcPr>
+            <w:tcW w:w="1119" w:type="dxa"/>
+            <w:tcBorders/>
+            <w:vAlign w:val="center"/>
+          </w:tcPr>
+          <w:p>
+            <w:pPr>
+              <w:pStyle w:val="Normal"/>
+              <w:widowControl/>
+              <w:suppressAutoHyphens w:val="true"/>
+              <w:spacing w:lineRule="auto" w:line="240" w:before="0" w:after="0"/>
+              <w:jc w:val="center"/>
+              <w:rPr>
+                <w:highlight w:val="none"/>
+                <w:shd w:fill="auto" w:val="clear"/>
+              </w:rPr>
+            </w:pPr>
+            <w:r>
+              <w:rPr>
+                <w:rFonts w:cs="" w:ascii="Calibri" w:hAnsi="Calibri"/>
+                <w:b w:val="false"/>
+                <w:kern w:val="0"/>
+                <w:sz w:val="21"/>
+                <w:szCs w:val="21"/>
+                <w:shd w:fill="auto" w:val="clear"/>
+                <w:lang w:val="it-IT" w:eastAsia="en-US" w:bidi="ar-SA"/>
+              </w:rPr>
+              <w:t>216</w:t>
+            </w:r>
+          </w:p>
+        </w:tc>
+        <w:tc>
+          <w:tcPr>
+            <w:tcW w:w="1119" w:type="dxa"/>
+            <w:tcBorders/>
+            <w:vAlign w:val="center"/>
+          </w:tcPr>
+          <w:p>
+            <w:pPr>
+              <w:pStyle w:val="Normal"/>
+              <w:widowControl/>
+              <w:suppressAutoHyphens w:val="true"/>
+              <w:spacing w:lineRule="auto" w:line="240" w:before="0" w:after="0"/>
+              <w:jc w:val="center"/>
+              <w:rPr>
+                <w:highlight w:val="none"/>
+                <w:shd w:fill="auto" w:val="clear"/>
+              </w:rPr>
+            </w:pPr>
+            <w:r>
+              <w:rPr>
+                <w:rFonts w:cs="" w:ascii="Calibri" w:hAnsi="Calibri"/>
+                <w:b w:val="false"/>
+                <w:kern w:val="0"/>
+                <w:sz w:val="21"/>
+                <w:szCs w:val="21"/>
+                <w:shd w:fill="auto" w:val="clear"/>
+                <w:lang w:val="it-IT" w:eastAsia="en-US" w:bidi="ar-SA"/>
+              </w:rPr>
+              <w:t>303553</w:t>
+            </w:r>
+          </w:p>
+        </w:tc>
+        <w:tc>
+          <w:tcPr>
+            <w:tcW w:w="1119" w:type="dxa"/>
+            <w:tcBorders/>
+            <w:vAlign w:val="center"/>
+          </w:tcPr>
+          <w:p>
+            <w:pPr>
+              <w:pStyle w:val="Normal"/>
+              <w:widowControl/>
+              <w:suppressAutoHyphens w:val="true"/>
+              <w:spacing w:lineRule="auto" w:line="240" w:before="0" w:after="0"/>
+              <w:jc w:val="center"/>
+              <w:rPr>
+                <w:highlight w:val="none"/>
+                <w:shd w:fill="auto" w:val="clear"/>
+              </w:rPr>
+            </w:pPr>
+            <w:r>
+              <w:rPr>
+                <w:rFonts w:cs="" w:ascii="Calibri" w:hAnsi="Calibri"/>
+                <w:b w:val="false"/>
+                <w:kern w:val="0"/>
+                <w:sz w:val="21"/>
+                <w:szCs w:val="21"/>
+                <w:shd w:fill="auto" w:val="clear"/>
+                <w:lang w:val="it-IT" w:eastAsia="en-US" w:bidi="ar-SA"/>
+              </w:rPr>
+              <w:t>75.11%</w:t>
+            </w:r>
+          </w:p>
+        </w:tc>
+        <w:tc>
+          <w:tcPr>
+            <w:tcW w:w="1118" w:type="dxa"/>
+            <w:tcBorders/>
+            <w:vAlign w:val="center"/>
+          </w:tcPr>
+          <w:p>
+            <w:pPr>
+              <w:pStyle w:val="Normal"/>
+              <w:widowControl/>
+              <w:suppressAutoHyphens w:val="true"/>
+              <w:spacing w:lineRule="auto" w:line="240" w:before="0" w:after="0"/>
+              <w:jc w:val="center"/>
+              <w:rPr>
+                <w:highlight w:val="none"/>
+                <w:shd w:fill="auto" w:val="clear"/>
+              </w:rPr>
+            </w:pPr>
+            <w:r>
+              <w:rPr>
+                <w:rFonts w:cs="" w:ascii="Calibri" w:hAnsi="Calibri"/>
+                <w:b w:val="false"/>
+                <w:kern w:val="0"/>
+                <w:sz w:val="21"/>
+                <w:szCs w:val="21"/>
+                <w:shd w:fill="auto" w:val="clear"/>
+                <w:lang w:val="it-IT" w:eastAsia="en-US" w:bidi="ar-SA"/>
+              </w:rPr>
+              <w:t>19.28%</w:t>
+            </w:r>
+          </w:p>
+        </w:tc>
+        <w:tc>
+          <w:tcPr>
+            <w:tcW w:w="1119" w:type="dxa"/>
+            <w:tcBorders/>
+            <w:vAlign w:val="center"/>
+          </w:tcPr>
+          <w:p>
+            <w:pPr>
+              <w:pStyle w:val="Normal"/>
+              <w:widowControl/>
+              <w:suppressAutoHyphens w:val="true"/>
+              <w:spacing w:lineRule="auto" w:line="240" w:before="0" w:after="0"/>
+              <w:jc w:val="center"/>
+              <w:rPr>
+                <w:highlight w:val="none"/>
+                <w:shd w:fill="auto" w:val="clear"/>
+              </w:rPr>
+            </w:pPr>
+            <w:r>
+              <w:rPr>
+                <w:rFonts w:cs="" w:ascii="Calibri" w:hAnsi="Calibri"/>
+                <w:b w:val="false"/>
+                <w:kern w:val="0"/>
+                <w:sz w:val="21"/>
+                <w:szCs w:val="21"/>
+                <w:shd w:fill="auto" w:val="clear"/>
+                <w:lang w:val="it-IT" w:eastAsia="en-US" w:bidi="ar-SA"/>
+              </w:rPr>
+              <w:t>4.28%</w:t>
+            </w:r>
+          </w:p>
+        </w:tc>
+        <w:tc>
+          <w:tcPr>
+            <w:tcW w:w="1120" w:type="dxa"/>
+            <w:tcBorders/>
+            <w:vAlign w:val="center"/>
+          </w:tcPr>
+          <w:p>
+            <w:pPr>
+              <w:pStyle w:val="Normal"/>
+              <w:widowControl/>
+              <w:suppressAutoHyphens w:val="true"/>
+              <w:spacing w:lineRule="auto" w:line="240" w:before="0" w:after="0"/>
+              <w:jc w:val="center"/>
+              <w:rPr>
+                <w:highlight w:val="none"/>
+                <w:shd w:fill="auto" w:val="clear"/>
+              </w:rPr>
+            </w:pPr>
+            <w:r>
+              <w:rPr>
+                <w:rFonts w:cs="" w:ascii="Calibri" w:hAnsi="Calibri"/>
+                <w:b w:val="false"/>
+                <w:kern w:val="0"/>
+                <w:sz w:val="21"/>
+                <w:szCs w:val="21"/>
+                <w:shd w:fill="auto" w:val="clear"/>
+                <w:lang w:val="it-IT" w:eastAsia="en-US" w:bidi="ar-SA"/>
+              </w:rPr>
+              <w:t>1.32%</w:t>
+            </w:r>
+          </w:p>
+        </w:tc>
+        <w:tc>
+          <w:tcPr>
+            <w:tcW w:w="1118" w:type="dxa"/>
+            <w:tcBorders/>
+            <w:vAlign w:val="center"/>
+          </w:tcPr>
+          <w:p>
+            <w:pPr>
+              <w:pStyle w:val="Normal"/>
+              <w:widowControl/>
+              <w:suppressAutoHyphens w:val="true"/>
+              <w:spacing w:lineRule="auto" w:line="240" w:before="0" w:after="0"/>
+              <w:jc w:val="center"/>
+              <w:rPr>
+                <w:highlight w:val="none"/>
+                <w:shd w:fill="auto" w:val="clear"/>
+              </w:rPr>
+            </w:pPr>
+            <w:r>
+              <w:rPr>
+                <w:rFonts w:cs="" w:ascii="Calibri" w:hAnsi="Calibri"/>
+                <w:b w:val="false"/>
+                <w:kern w:val="0"/>
+                <w:sz w:val="21"/>
+                <w:szCs w:val="21"/>
+                <w:shd w:fill="auto" w:val="clear"/>
+                <w:lang w:val="it-IT" w:eastAsia="en-US" w:bidi="ar-SA"/>
+              </w:rPr>
+              <w:t>89.60%</w:t>
+            </w:r>
+          </w:p>
+        </w:tc>
+        <w:tc>
+          <w:tcPr>
+            <w:tcW w:w="1118" w:type="dxa"/>
+            <w:tcBorders/>
+            <w:vAlign w:val="center"/>
+          </w:tcPr>
+          <w:p>
+            <w:pPr>
+              <w:pStyle w:val="Normal"/>
+              <w:widowControl/>
+              <w:suppressAutoHyphens w:val="true"/>
+              <w:spacing w:lineRule="auto" w:line="240" w:before="0" w:after="0"/>
+              <w:jc w:val="center"/>
+              <w:rPr>
+                <w:highlight w:val="none"/>
+                <w:shd w:fill="auto" w:val="clear"/>
+              </w:rPr>
+            </w:pPr>
+            <w:r>
+              <w:rPr>
+                <w:rFonts w:cs="" w:ascii="Calibri" w:hAnsi="Calibri"/>
+                <w:b w:val="false"/>
+                <w:kern w:val="0"/>
+                <w:sz w:val="21"/>
+                <w:szCs w:val="21"/>
+                <w:shd w:fill="auto" w:val="clear"/>
+                <w:lang w:val="it-IT" w:eastAsia="en-US" w:bidi="ar-SA"/>
+              </w:rPr>
+              <w:t>empty</w:t>
+            </w:r>
+          </w:p>
+        </w:tc>
+      </w:tr>
+      <w:tr>
+        <w:trPr/>
+        <w:tc>
+          <w:tcPr>
+            <w:tcW w:w="1118" w:type="dxa"/>
+            <w:tcBorders/>
+            <w:shd w:fill="F3F6FA"/>
+            <w:vAlign w:val="center"/>
+          </w:tcPr>
+          <w:p>
+            <w:pPr>
+              <w:pStyle w:val="Normal"/>
+              <w:widowControl/>
+              <w:suppressAutoHyphens w:val="true"/>
+              <w:spacing w:lineRule="auto" w:line="240" w:before="0" w:after="0"/>
+              <w:jc w:val="center"/>
+              <w:rPr/>
+            </w:pPr>
+            <w:r>
+              <w:rPr>
+                <w:rFonts w:cs="" w:ascii="Calibri" w:hAnsi="Calibri"/>
+                <w:b w:val="false"/>
+                <w:kern w:val="0"/>
+                <w:sz w:val="21"/>
+                <w:szCs w:val="21"/>
+                <w:lang w:val="it-IT" w:eastAsia="en-US" w:bidi="ar-SA"/>
+              </w:rPr>
+              <w:t>O1+O2</w:t>
+            </w:r>
+          </w:p>
+          <w:p>
+            <w:pPr>
+              <w:pStyle w:val="Normal"/>
+              <w:widowControl/>
+              <w:suppressAutoHyphens w:val="true"/>
+              <w:spacing w:lineRule="auto" w:line="240" w:before="0" w:after="0"/>
+              <w:jc w:val="center"/>
+              <w:rPr/>
+            </w:pPr>
+            <w:r>
+              <w:rPr>
+                <w:rFonts w:cs="" w:ascii="Calibri" w:hAnsi="Calibri"/>
+                <w:b w:val="false"/>
+                <w:kern w:val="0"/>
+                <w:sz w:val="20"/>
+                <w:szCs w:val="20"/>
+                <w:shd w:fill="FFFF00" w:val="clear"/>
+                <w:lang w:val="it-IT" w:eastAsia="en-US" w:bidi="ar-SA"/>
+              </w:rPr>
+              <w:t>300K Steps</w:t>
+            </w:r>
+          </w:p>
+          <w:p>
+            <w:pPr>
+              <w:pStyle w:val="Normal"/>
+              <w:widowControl/>
+              <w:suppressAutoHyphens w:val="true"/>
+              <w:spacing w:lineRule="auto" w:line="240" w:before="0" w:after="0"/>
+              <w:jc w:val="center"/>
+              <w:rPr/>
+            </w:pPr>
             <w:r>
               <w:rPr>
                 <w:rFonts w:ascii="Calibri" w:hAnsi="Calibri"/>
@@ -10836,7 +11464,873 @@
                 <w:szCs w:val="20"/>
                 <w:shd w:fill="FFDE59" w:val="clear"/>
               </w:rPr>
-              <w:t>15</w:t>
+              <w:t>/LvsDiff 15;30;60</w:t>
+            </w:r>
+          </w:p>
+        </w:tc>
+        <w:tc>
+          <w:tcPr>
+            <w:tcW w:w="1119" w:type="dxa"/>
+            <w:tcBorders/>
+            <w:shd w:fill="F3F6FA"/>
+            <w:vAlign w:val="center"/>
+          </w:tcPr>
+          <w:p>
+            <w:pPr>
+              <w:pStyle w:val="Normal"/>
+              <w:widowControl/>
+              <w:suppressAutoHyphens w:val="true"/>
+              <w:spacing w:lineRule="auto" w:line="240" w:before="0" w:after="0"/>
+              <w:jc w:val="center"/>
+              <w:rPr/>
+            </w:pPr>
+            <w:r>
+              <w:rPr>
+                <w:rFonts w:cs="" w:ascii="Calibri" w:hAnsi="Calibri"/>
+                <w:b w:val="false"/>
+                <w:kern w:val="0"/>
+                <w:sz w:val="21"/>
+                <w:szCs w:val="21"/>
+                <w:lang w:val="it-IT" w:eastAsia="en-US" w:bidi="ar-SA"/>
+              </w:rPr>
+              <w:t>carla_mappo_20260518_152016</w:t>
+            </w:r>
+          </w:p>
+        </w:tc>
+        <w:tc>
+          <w:tcPr>
+            <w:tcW w:w="1119" w:type="dxa"/>
+            <w:tcBorders/>
+            <w:shd w:fill="F3F6FA"/>
+            <w:vAlign w:val="center"/>
+          </w:tcPr>
+          <w:p>
+            <w:pPr>
+              <w:pStyle w:val="Normal"/>
+              <w:widowControl/>
+              <w:suppressAutoHyphens w:val="true"/>
+              <w:spacing w:lineRule="auto" w:line="240" w:before="0" w:after="0"/>
+              <w:jc w:val="center"/>
+              <w:rPr>
+                <w:highlight w:val="none"/>
+                <w:shd w:fill="auto" w:val="clear"/>
+              </w:rPr>
+            </w:pPr>
+            <w:r>
+              <w:rPr>
+                <w:rFonts w:cs="" w:ascii="Calibri" w:hAnsi="Calibri"/>
+                <w:b w:val="false"/>
+                <w:kern w:val="0"/>
+                <w:sz w:val="21"/>
+                <w:szCs w:val="21"/>
+                <w:shd w:fill="auto" w:val="clear"/>
+                <w:lang w:val="it-IT" w:eastAsia="en-US" w:bidi="ar-SA"/>
+              </w:rPr>
+              <w:t>training OK</w:t>
+            </w:r>
+          </w:p>
+        </w:tc>
+        <w:tc>
+          <w:tcPr>
+            <w:tcW w:w="1119" w:type="dxa"/>
+            <w:tcBorders/>
+            <w:shd w:fill="F3F6FA"/>
+            <w:vAlign w:val="center"/>
+          </w:tcPr>
+          <w:p>
+            <w:pPr>
+              <w:pStyle w:val="Normal"/>
+              <w:widowControl/>
+              <w:suppressAutoHyphens w:val="true"/>
+              <w:spacing w:lineRule="auto" w:line="240" w:before="0" w:after="0"/>
+              <w:jc w:val="center"/>
+              <w:rPr>
+                <w:highlight w:val="none"/>
+                <w:shd w:fill="auto" w:val="clear"/>
+              </w:rPr>
+            </w:pPr>
+            <w:r>
+              <w:rPr>
+                <w:rFonts w:cs="" w:ascii="Calibri" w:hAnsi="Calibri"/>
+                <w:b w:val="false"/>
+                <w:kern w:val="0"/>
+                <w:sz w:val="21"/>
+                <w:szCs w:val="21"/>
+                <w:shd w:fill="auto" w:val="clear"/>
+                <w:lang w:val="it-IT" w:eastAsia="en-US" w:bidi="ar-SA"/>
+              </w:rPr>
+              <w:t>518</w:t>
+            </w:r>
+          </w:p>
+        </w:tc>
+        <w:tc>
+          <w:tcPr>
+            <w:tcW w:w="1118" w:type="dxa"/>
+            <w:tcBorders/>
+            <w:shd w:fill="F3F6FA"/>
+            <w:vAlign w:val="center"/>
+          </w:tcPr>
+          <w:p>
+            <w:pPr>
+              <w:pStyle w:val="Normal"/>
+              <w:widowControl/>
+              <w:suppressAutoHyphens w:val="true"/>
+              <w:spacing w:lineRule="auto" w:line="240" w:before="0" w:after="0"/>
+              <w:jc w:val="center"/>
+              <w:rPr>
+                <w:highlight w:val="none"/>
+                <w:shd w:fill="auto" w:val="clear"/>
+              </w:rPr>
+            </w:pPr>
+            <w:r>
+              <w:rPr>
+                <w:rFonts w:cs="" w:ascii="Calibri" w:hAnsi="Calibri"/>
+                <w:b w:val="false"/>
+                <w:kern w:val="0"/>
+                <w:sz w:val="21"/>
+                <w:szCs w:val="21"/>
+                <w:shd w:fill="auto" w:val="clear"/>
+                <w:lang w:val="it-IT" w:eastAsia="en-US" w:bidi="ar-SA"/>
+              </w:rPr>
+              <w:t>3108</w:t>
+            </w:r>
+          </w:p>
+        </w:tc>
+        <w:tc>
+          <w:tcPr>
+            <w:tcW w:w="1119" w:type="dxa"/>
+            <w:tcBorders/>
+            <w:shd w:fill="F3F6FA"/>
+            <w:vAlign w:val="center"/>
+          </w:tcPr>
+          <w:p>
+            <w:pPr>
+              <w:pStyle w:val="Normal"/>
+              <w:widowControl/>
+              <w:suppressAutoHyphens w:val="true"/>
+              <w:spacing w:lineRule="auto" w:line="240" w:before="0" w:after="0"/>
+              <w:jc w:val="center"/>
+              <w:rPr>
+                <w:highlight w:val="none"/>
+                <w:shd w:fill="auto" w:val="clear"/>
+              </w:rPr>
+            </w:pPr>
+            <w:r>
+              <w:rPr>
+                <w:rFonts w:cs="" w:ascii="Calibri" w:hAnsi="Calibri"/>
+                <w:b w:val="false"/>
+                <w:kern w:val="0"/>
+                <w:sz w:val="21"/>
+                <w:szCs w:val="21"/>
+                <w:shd w:fill="auto" w:val="clear"/>
+                <w:lang w:val="it-IT" w:eastAsia="en-US" w:bidi="ar-SA"/>
+              </w:rPr>
+              <w:t>225</w:t>
+            </w:r>
+          </w:p>
+        </w:tc>
+        <w:tc>
+          <w:tcPr>
+            <w:tcW w:w="1119" w:type="dxa"/>
+            <w:tcBorders/>
+            <w:shd w:fill="F3F6FA"/>
+            <w:vAlign w:val="center"/>
+          </w:tcPr>
+          <w:p>
+            <w:pPr>
+              <w:pStyle w:val="Normal"/>
+              <w:widowControl/>
+              <w:suppressAutoHyphens w:val="true"/>
+              <w:spacing w:lineRule="auto" w:line="240" w:before="0" w:after="0"/>
+              <w:jc w:val="center"/>
+              <w:rPr>
+                <w:highlight w:val="none"/>
+                <w:shd w:fill="auto" w:val="clear"/>
+              </w:rPr>
+            </w:pPr>
+            <w:r>
+              <w:rPr>
+                <w:rFonts w:cs="" w:ascii="Calibri" w:hAnsi="Calibri"/>
+                <w:b w:val="false"/>
+                <w:kern w:val="0"/>
+                <w:sz w:val="21"/>
+                <w:szCs w:val="21"/>
+                <w:shd w:fill="auto" w:val="clear"/>
+                <w:lang w:val="it-IT" w:eastAsia="en-US" w:bidi="ar-SA"/>
+              </w:rPr>
+              <w:t>304214</w:t>
+            </w:r>
+          </w:p>
+        </w:tc>
+        <w:tc>
+          <w:tcPr>
+            <w:tcW w:w="1119" w:type="dxa"/>
+            <w:tcBorders/>
+            <w:shd w:fill="F3F6FA"/>
+            <w:vAlign w:val="center"/>
+          </w:tcPr>
+          <w:p>
+            <w:pPr>
+              <w:pStyle w:val="Normal"/>
+              <w:widowControl/>
+              <w:suppressAutoHyphens w:val="true"/>
+              <w:spacing w:lineRule="auto" w:line="240" w:before="0" w:after="0"/>
+              <w:jc w:val="center"/>
+              <w:rPr>
+                <w:highlight w:val="none"/>
+                <w:shd w:fill="auto" w:val="clear"/>
+              </w:rPr>
+            </w:pPr>
+            <w:r>
+              <w:rPr>
+                <w:rFonts w:cs="" w:ascii="Calibri" w:hAnsi="Calibri"/>
+                <w:b w:val="false"/>
+                <w:kern w:val="0"/>
+                <w:sz w:val="21"/>
+                <w:szCs w:val="21"/>
+                <w:shd w:fill="auto" w:val="clear"/>
+                <w:lang w:val="it-IT" w:eastAsia="en-US" w:bidi="ar-SA"/>
+              </w:rPr>
+              <w:t>72.46%</w:t>
+            </w:r>
+          </w:p>
+        </w:tc>
+        <w:tc>
+          <w:tcPr>
+            <w:tcW w:w="1118" w:type="dxa"/>
+            <w:tcBorders/>
+            <w:shd w:fill="F3F6FA"/>
+            <w:vAlign w:val="center"/>
+          </w:tcPr>
+          <w:p>
+            <w:pPr>
+              <w:pStyle w:val="Normal"/>
+              <w:widowControl/>
+              <w:suppressAutoHyphens w:val="true"/>
+              <w:spacing w:lineRule="auto" w:line="240" w:before="0" w:after="0"/>
+              <w:jc w:val="center"/>
+              <w:rPr>
+                <w:highlight w:val="none"/>
+                <w:shd w:fill="auto" w:val="clear"/>
+              </w:rPr>
+            </w:pPr>
+            <w:r>
+              <w:rPr>
+                <w:rFonts w:cs="" w:ascii="Calibri" w:hAnsi="Calibri"/>
+                <w:b w:val="false"/>
+                <w:kern w:val="0"/>
+                <w:sz w:val="21"/>
+                <w:szCs w:val="21"/>
+                <w:shd w:fill="auto" w:val="clear"/>
+                <w:lang w:val="it-IT" w:eastAsia="en-US" w:bidi="ar-SA"/>
+              </w:rPr>
+              <w:t>16.92%</w:t>
+            </w:r>
+          </w:p>
+        </w:tc>
+        <w:tc>
+          <w:tcPr>
+            <w:tcW w:w="1119" w:type="dxa"/>
+            <w:tcBorders/>
+            <w:shd w:fill="F3F6FA"/>
+            <w:vAlign w:val="center"/>
+          </w:tcPr>
+          <w:p>
+            <w:pPr>
+              <w:pStyle w:val="Normal"/>
+              <w:widowControl/>
+              <w:suppressAutoHyphens w:val="true"/>
+              <w:spacing w:lineRule="auto" w:line="240" w:before="0" w:after="0"/>
+              <w:jc w:val="center"/>
+              <w:rPr>
+                <w:highlight w:val="none"/>
+                <w:shd w:fill="auto" w:val="clear"/>
+              </w:rPr>
+            </w:pPr>
+            <w:r>
+              <w:rPr>
+                <w:rFonts w:cs="" w:ascii="Calibri" w:hAnsi="Calibri"/>
+                <w:b w:val="false"/>
+                <w:kern w:val="0"/>
+                <w:sz w:val="21"/>
+                <w:szCs w:val="21"/>
+                <w:shd w:fill="auto" w:val="clear"/>
+                <w:lang w:val="it-IT" w:eastAsia="en-US" w:bidi="ar-SA"/>
+              </w:rPr>
+              <w:t>4.83%</w:t>
+            </w:r>
+          </w:p>
+        </w:tc>
+        <w:tc>
+          <w:tcPr>
+            <w:tcW w:w="1120" w:type="dxa"/>
+            <w:tcBorders/>
+            <w:shd w:fill="F3F6FA"/>
+            <w:vAlign w:val="center"/>
+          </w:tcPr>
+          <w:p>
+            <w:pPr>
+              <w:pStyle w:val="Normal"/>
+              <w:widowControl/>
+              <w:suppressAutoHyphens w:val="true"/>
+              <w:spacing w:lineRule="auto" w:line="240" w:before="0" w:after="0"/>
+              <w:jc w:val="center"/>
+              <w:rPr>
+                <w:highlight w:val="none"/>
+                <w:shd w:fill="auto" w:val="clear"/>
+              </w:rPr>
+            </w:pPr>
+            <w:r>
+              <w:rPr>
+                <w:rFonts w:cs="" w:ascii="Calibri" w:hAnsi="Calibri"/>
+                <w:b w:val="false"/>
+                <w:kern w:val="0"/>
+                <w:sz w:val="21"/>
+                <w:szCs w:val="21"/>
+                <w:shd w:fill="auto" w:val="clear"/>
+                <w:lang w:val="it-IT" w:eastAsia="en-US" w:bidi="ar-SA"/>
+              </w:rPr>
+              <w:t>5.79%</w:t>
+            </w:r>
+          </w:p>
+        </w:tc>
+        <w:tc>
+          <w:tcPr>
+            <w:tcW w:w="1118" w:type="dxa"/>
+            <w:tcBorders/>
+            <w:shd w:fill="F3F6FA"/>
+            <w:vAlign w:val="center"/>
+          </w:tcPr>
+          <w:p>
+            <w:pPr>
+              <w:pStyle w:val="Normal"/>
+              <w:widowControl/>
+              <w:suppressAutoHyphens w:val="true"/>
+              <w:spacing w:lineRule="auto" w:line="240" w:before="0" w:after="0"/>
+              <w:jc w:val="center"/>
+              <w:rPr>
+                <w:highlight w:val="none"/>
+                <w:shd w:fill="auto" w:val="clear"/>
+              </w:rPr>
+            </w:pPr>
+            <w:r>
+              <w:rPr>
+                <w:rFonts w:cs="" w:ascii="Calibri" w:hAnsi="Calibri"/>
+                <w:b w:val="false"/>
+                <w:kern w:val="0"/>
+                <w:sz w:val="21"/>
+                <w:szCs w:val="21"/>
+                <w:shd w:fill="auto" w:val="clear"/>
+                <w:lang w:val="it-IT" w:eastAsia="en-US" w:bidi="ar-SA"/>
+              </w:rPr>
+              <w:t>87.77%</w:t>
+            </w:r>
+          </w:p>
+        </w:tc>
+        <w:tc>
+          <w:tcPr>
+            <w:tcW w:w="1118" w:type="dxa"/>
+            <w:tcBorders/>
+            <w:shd w:fill="F3F6FA"/>
+            <w:vAlign w:val="center"/>
+          </w:tcPr>
+          <w:p>
+            <w:pPr>
+              <w:pStyle w:val="Normal"/>
+              <w:widowControl/>
+              <w:suppressAutoHyphens w:val="true"/>
+              <w:spacing w:lineRule="auto" w:line="240" w:before="0" w:after="0"/>
+              <w:jc w:val="center"/>
+              <w:rPr>
+                <w:highlight w:val="none"/>
+                <w:shd w:fill="auto" w:val="clear"/>
+              </w:rPr>
+            </w:pPr>
+            <w:r>
+              <w:rPr>
+                <w:rFonts w:cs="" w:ascii="Calibri" w:hAnsi="Calibri"/>
+                <w:b w:val="false"/>
+                <w:kern w:val="0"/>
+                <w:sz w:val="21"/>
+                <w:szCs w:val="21"/>
+                <w:shd w:fill="auto" w:val="clear"/>
+                <w:lang w:val="it-IT" w:eastAsia="en-US" w:bidi="ar-SA"/>
+              </w:rPr>
+              <w:t>empty</w:t>
+            </w:r>
+          </w:p>
+        </w:tc>
+      </w:tr>
+      <w:tr>
+        <w:trPr/>
+        <w:tc>
+          <w:tcPr>
+            <w:tcW w:w="1118" w:type="dxa"/>
+            <w:tcBorders/>
+            <w:shd w:fill="F3F6FA"/>
+            <w:vAlign w:val="center"/>
+          </w:tcPr>
+          <w:p>
+            <w:pPr>
+              <w:pStyle w:val="Normal"/>
+              <w:widowControl/>
+              <w:suppressAutoHyphens w:val="true"/>
+              <w:spacing w:lineRule="auto" w:line="240" w:before="0" w:after="0"/>
+              <w:jc w:val="center"/>
+              <w:rPr/>
+            </w:pPr>
+            <w:r>
+              <w:rPr>
+                <w:rFonts w:cs="" w:ascii="Calibri" w:hAnsi="Calibri"/>
+                <w:b w:val="false"/>
+                <w:kern w:val="0"/>
+                <w:sz w:val="20"/>
+                <w:szCs w:val="20"/>
+                <w:lang w:val="it-IT" w:eastAsia="en-US" w:bidi="ar-SA"/>
+              </w:rPr>
+              <w:t xml:space="preserve">Full curr. / </w:t>
+            </w:r>
+            <w:r>
+              <w:rPr>
+                <w:rFonts w:cs="" w:ascii="Calibri" w:hAnsi="Calibri"/>
+                <w:b w:val="false"/>
+                <w:kern w:val="0"/>
+                <w:sz w:val="20"/>
+                <w:szCs w:val="20"/>
+                <w:shd w:fill="FFFF00" w:val="clear"/>
+                <w:lang w:val="it-IT" w:eastAsia="en-US" w:bidi="ar-SA"/>
+              </w:rPr>
+              <w:t xml:space="preserve">3M Steps </w:t>
+            </w:r>
+            <w:r>
+              <w:rPr>
+                <w:rFonts w:cs="" w:ascii="Calibri" w:hAnsi="Calibri"/>
+                <w:b w:val="false"/>
+                <w:kern w:val="0"/>
+                <w:sz w:val="20"/>
+                <w:szCs w:val="20"/>
+                <w:lang w:val="it-IT" w:eastAsia="en-US" w:bidi="ar-SA"/>
+              </w:rPr>
+              <w:t xml:space="preserve">/ </w:t>
+            </w:r>
+            <w:r>
+              <w:rPr>
+                <w:rFonts w:cs="" w:ascii="Calibri" w:hAnsi="Calibri"/>
+                <w:b w:val="false"/>
+                <w:kern w:val="0"/>
+                <w:sz w:val="20"/>
+                <w:szCs w:val="20"/>
+                <w:shd w:fill="FFDE59" w:val="clear"/>
+                <w:lang w:val="it-IT" w:eastAsia="en-US" w:bidi="ar-SA"/>
+              </w:rPr>
+              <w:t>LvsDiff 30;60;100</w:t>
+            </w:r>
+          </w:p>
+        </w:tc>
+        <w:tc>
+          <w:tcPr>
+            <w:tcW w:w="1119" w:type="dxa"/>
+            <w:tcBorders/>
+            <w:shd w:fill="F3F6FA"/>
+            <w:vAlign w:val="center"/>
+          </w:tcPr>
+          <w:p>
+            <w:pPr>
+              <w:pStyle w:val="Normal"/>
+              <w:widowControl/>
+              <w:suppressAutoHyphens w:val="true"/>
+              <w:spacing w:lineRule="auto" w:line="240" w:before="0" w:after="0"/>
+              <w:jc w:val="center"/>
+              <w:rPr/>
+            </w:pPr>
+            <w:r>
+              <w:rPr>
+                <w:rFonts w:cs="" w:ascii="Calibri" w:hAnsi="Calibri"/>
+                <w:b w:val="false"/>
+                <w:kern w:val="0"/>
+                <w:sz w:val="21"/>
+                <w:szCs w:val="21"/>
+                <w:lang w:val="it-IT" w:eastAsia="en-US" w:bidi="ar-SA"/>
+              </w:rPr>
+              <w:t>carla_mappo_20260519_001217</w:t>
+            </w:r>
+          </w:p>
+        </w:tc>
+        <w:tc>
+          <w:tcPr>
+            <w:tcW w:w="1119" w:type="dxa"/>
+            <w:tcBorders/>
+            <w:shd w:fill="F3F6FA"/>
+            <w:vAlign w:val="center"/>
+          </w:tcPr>
+          <w:p>
+            <w:pPr>
+              <w:pStyle w:val="Normal"/>
+              <w:widowControl/>
+              <w:suppressAutoHyphens w:val="true"/>
+              <w:spacing w:lineRule="auto" w:line="240" w:before="0" w:after="0"/>
+              <w:jc w:val="center"/>
+              <w:rPr>
+                <w:highlight w:val="none"/>
+                <w:shd w:fill="auto" w:val="clear"/>
+              </w:rPr>
+            </w:pPr>
+            <w:r>
+              <w:rPr>
+                <w:rFonts w:cs="" w:ascii="Calibri" w:hAnsi="Calibri"/>
+                <w:b w:val="false"/>
+                <w:kern w:val="0"/>
+                <w:sz w:val="21"/>
+                <w:szCs w:val="21"/>
+                <w:shd w:fill="auto" w:val="clear"/>
+                <w:lang w:val="it-IT" w:eastAsia="en-US" w:bidi="ar-SA"/>
+              </w:rPr>
+              <w:t>training OK</w:t>
+            </w:r>
+          </w:p>
+        </w:tc>
+        <w:tc>
+          <w:tcPr>
+            <w:tcW w:w="1119" w:type="dxa"/>
+            <w:tcBorders/>
+            <w:shd w:fill="F3F6FA"/>
+            <w:vAlign w:val="center"/>
+          </w:tcPr>
+          <w:p>
+            <w:pPr>
+              <w:pStyle w:val="Normal"/>
+              <w:widowControl/>
+              <w:suppressAutoHyphens w:val="true"/>
+              <w:spacing w:lineRule="auto" w:line="240" w:before="0" w:after="0"/>
+              <w:jc w:val="center"/>
+              <w:rPr/>
+            </w:pPr>
+            <w:r>
+              <w:rPr>
+                <w:rFonts w:cs="" w:ascii="Calibri" w:hAnsi="Calibri"/>
+                <w:b w:val="false"/>
+                <w:kern w:val="0"/>
+                <w:sz w:val="21"/>
+                <w:szCs w:val="21"/>
+                <w:lang w:val="it-IT" w:eastAsia="en-US" w:bidi="ar-SA"/>
+              </w:rPr>
+              <w:t>3393</w:t>
+            </w:r>
+          </w:p>
+        </w:tc>
+        <w:tc>
+          <w:tcPr>
+            <w:tcW w:w="1118" w:type="dxa"/>
+            <w:tcBorders/>
+            <w:shd w:fill="F3F6FA"/>
+            <w:vAlign w:val="center"/>
+          </w:tcPr>
+          <w:p>
+            <w:pPr>
+              <w:pStyle w:val="Normal"/>
+              <w:widowControl/>
+              <w:suppressAutoHyphens w:val="true"/>
+              <w:spacing w:lineRule="auto" w:line="240" w:before="0" w:after="0"/>
+              <w:jc w:val="center"/>
+              <w:rPr/>
+            </w:pPr>
+            <w:r>
+              <w:rPr>
+                <w:rFonts w:cs="" w:ascii="Calibri" w:hAnsi="Calibri"/>
+                <w:b w:val="false"/>
+                <w:kern w:val="0"/>
+                <w:sz w:val="21"/>
+                <w:szCs w:val="21"/>
+                <w:lang w:val="it-IT" w:eastAsia="en-US" w:bidi="ar-SA"/>
+              </w:rPr>
+              <w:t>20358</w:t>
+            </w:r>
+          </w:p>
+        </w:tc>
+        <w:tc>
+          <w:tcPr>
+            <w:tcW w:w="1119" w:type="dxa"/>
+            <w:tcBorders/>
+            <w:shd w:fill="F3F6FA"/>
+            <w:vAlign w:val="center"/>
+          </w:tcPr>
+          <w:p>
+            <w:pPr>
+              <w:pStyle w:val="Normal"/>
+              <w:widowControl/>
+              <w:suppressAutoHyphens w:val="true"/>
+              <w:spacing w:lineRule="auto" w:line="240" w:before="0" w:after="0"/>
+              <w:jc w:val="center"/>
+              <w:rPr/>
+            </w:pPr>
+            <w:r>
+              <w:rPr>
+                <w:rFonts w:cs="" w:ascii="Calibri" w:hAnsi="Calibri"/>
+                <w:b w:val="false"/>
+                <w:kern w:val="0"/>
+                <w:sz w:val="21"/>
+                <w:szCs w:val="21"/>
+                <w:lang w:val="it-IT" w:eastAsia="en-US" w:bidi="ar-SA"/>
+              </w:rPr>
+              <w:t>225</w:t>
+            </w:r>
+          </w:p>
+        </w:tc>
+        <w:tc>
+          <w:tcPr>
+            <w:tcW w:w="1119" w:type="dxa"/>
+            <w:tcBorders/>
+            <w:shd w:fill="F3F6FA"/>
+            <w:vAlign w:val="center"/>
+          </w:tcPr>
+          <w:p>
+            <w:pPr>
+              <w:pStyle w:val="Normal"/>
+              <w:widowControl/>
+              <w:suppressAutoHyphens w:val="true"/>
+              <w:spacing w:lineRule="auto" w:line="240" w:before="0" w:after="0"/>
+              <w:jc w:val="center"/>
+              <w:rPr/>
+            </w:pPr>
+            <w:r>
+              <w:rPr>
+                <w:rFonts w:cs="" w:ascii="Calibri" w:hAnsi="Calibri"/>
+                <w:b w:val="false"/>
+                <w:kern w:val="0"/>
+                <w:sz w:val="21"/>
+                <w:szCs w:val="21"/>
+                <w:lang w:val="it-IT" w:eastAsia="en-US" w:bidi="ar-SA"/>
+              </w:rPr>
+              <w:t>3005318</w:t>
+            </w:r>
+          </w:p>
+        </w:tc>
+        <w:tc>
+          <w:tcPr>
+            <w:tcW w:w="1119" w:type="dxa"/>
+            <w:tcBorders/>
+            <w:shd w:fill="F3F6FA"/>
+            <w:vAlign w:val="center"/>
+          </w:tcPr>
+          <w:p>
+            <w:pPr>
+              <w:pStyle w:val="Normal"/>
+              <w:widowControl/>
+              <w:suppressAutoHyphens w:val="true"/>
+              <w:spacing w:lineRule="auto" w:line="240" w:before="0" w:after="0"/>
+              <w:jc w:val="center"/>
+              <w:rPr/>
+            </w:pPr>
+            <w:r>
+              <w:rPr>
+                <w:rFonts w:cs="" w:ascii="Calibri" w:hAnsi="Calibri"/>
+                <w:b w:val="false"/>
+                <w:kern w:val="0"/>
+                <w:sz w:val="21"/>
+                <w:szCs w:val="21"/>
+                <w:shd w:fill="FFFF00" w:val="clear"/>
+                <w:lang w:val="it-IT" w:eastAsia="en-US" w:bidi="ar-SA"/>
+              </w:rPr>
+              <w:t>49.62%</w:t>
+            </w:r>
+          </w:p>
+        </w:tc>
+        <w:tc>
+          <w:tcPr>
+            <w:tcW w:w="1118" w:type="dxa"/>
+            <w:tcBorders/>
+            <w:shd w:fill="F3F6FA"/>
+            <w:vAlign w:val="center"/>
+          </w:tcPr>
+          <w:p>
+            <w:pPr>
+              <w:pStyle w:val="Normal"/>
+              <w:widowControl/>
+              <w:suppressAutoHyphens w:val="true"/>
+              <w:spacing w:lineRule="auto" w:line="240" w:before="0" w:after="0"/>
+              <w:jc w:val="center"/>
+              <w:rPr/>
+            </w:pPr>
+            <w:r>
+              <w:rPr>
+                <w:rFonts w:cs="" w:ascii="Calibri" w:hAnsi="Calibri"/>
+                <w:b w:val="false"/>
+                <w:kern w:val="0"/>
+                <w:sz w:val="21"/>
+                <w:szCs w:val="21"/>
+                <w:shd w:fill="FFFF00" w:val="clear"/>
+                <w:lang w:val="it-IT" w:eastAsia="en-US" w:bidi="ar-SA"/>
+              </w:rPr>
+              <w:t>22.12%</w:t>
+            </w:r>
+          </w:p>
+        </w:tc>
+        <w:tc>
+          <w:tcPr>
+            <w:tcW w:w="1119" w:type="dxa"/>
+            <w:tcBorders/>
+            <w:shd w:fill="F3F6FA"/>
+            <w:vAlign w:val="center"/>
+          </w:tcPr>
+          <w:p>
+            <w:pPr>
+              <w:pStyle w:val="Normal"/>
+              <w:widowControl/>
+              <w:suppressAutoHyphens w:val="true"/>
+              <w:spacing w:lineRule="auto" w:line="240" w:before="0" w:after="0"/>
+              <w:jc w:val="center"/>
+              <w:rPr/>
+            </w:pPr>
+            <w:r>
+              <w:rPr>
+                <w:rFonts w:cs="" w:ascii="Calibri" w:hAnsi="Calibri"/>
+                <w:b w:val="false"/>
+                <w:kern w:val="0"/>
+                <w:sz w:val="21"/>
+                <w:szCs w:val="21"/>
+                <w:shd w:fill="FFFF00" w:val="clear"/>
+                <w:lang w:val="it-IT" w:eastAsia="en-US" w:bidi="ar-SA"/>
+              </w:rPr>
+              <w:t>17.47%</w:t>
+            </w:r>
+          </w:p>
+        </w:tc>
+        <w:tc>
+          <w:tcPr>
+            <w:tcW w:w="1120" w:type="dxa"/>
+            <w:tcBorders/>
+            <w:shd w:fill="F3F6FA"/>
+            <w:vAlign w:val="center"/>
+          </w:tcPr>
+          <w:p>
+            <w:pPr>
+              <w:pStyle w:val="Normal"/>
+              <w:widowControl/>
+              <w:suppressAutoHyphens w:val="true"/>
+              <w:spacing w:lineRule="auto" w:line="240" w:before="0" w:after="0"/>
+              <w:jc w:val="center"/>
+              <w:rPr/>
+            </w:pPr>
+            <w:r>
+              <w:rPr>
+                <w:rFonts w:cs="" w:ascii="Calibri" w:hAnsi="Calibri"/>
+                <w:b w:val="false"/>
+                <w:kern w:val="0"/>
+                <w:sz w:val="21"/>
+                <w:szCs w:val="21"/>
+                <w:shd w:fill="FFFF00" w:val="clear"/>
+                <w:lang w:val="it-IT" w:eastAsia="en-US" w:bidi="ar-SA"/>
+              </w:rPr>
+              <w:t>10.79%</w:t>
+            </w:r>
+          </w:p>
+        </w:tc>
+        <w:tc>
+          <w:tcPr>
+            <w:tcW w:w="1118" w:type="dxa"/>
+            <w:tcBorders/>
+            <w:shd w:fill="F3F6FA"/>
+            <w:vAlign w:val="center"/>
+          </w:tcPr>
+          <w:p>
+            <w:pPr>
+              <w:pStyle w:val="Normal"/>
+              <w:widowControl/>
+              <w:suppressAutoHyphens w:val="true"/>
+              <w:spacing w:lineRule="auto" w:line="240" w:before="0" w:after="0"/>
+              <w:jc w:val="center"/>
+              <w:rPr/>
+            </w:pPr>
+            <w:r>
+              <w:rPr>
+                <w:rFonts w:cs="" w:ascii="Calibri" w:hAnsi="Calibri"/>
+                <w:b w:val="false"/>
+                <w:kern w:val="0"/>
+                <w:sz w:val="21"/>
+                <w:szCs w:val="21"/>
+                <w:shd w:fill="FFFF00" w:val="clear"/>
+                <w:lang w:val="it-IT" w:eastAsia="en-US" w:bidi="ar-SA"/>
+              </w:rPr>
+              <w:t>63.30%</w:t>
+            </w:r>
+          </w:p>
+        </w:tc>
+        <w:tc>
+          <w:tcPr>
+            <w:tcW w:w="1118" w:type="dxa"/>
+            <w:tcBorders/>
+            <w:shd w:fill="F3F6FA"/>
+            <w:vAlign w:val="center"/>
+          </w:tcPr>
+          <w:p>
+            <w:pPr>
+              <w:pStyle w:val="Normal"/>
+              <w:widowControl/>
+              <w:suppressAutoHyphens w:val="true"/>
+              <w:spacing w:lineRule="auto" w:line="240" w:before="0" w:after="0"/>
+              <w:jc w:val="center"/>
+              <w:rPr/>
+            </w:pPr>
+            <w:r>
+              <w:rPr>
+                <w:rFonts w:cs="" w:ascii="Calibri" w:hAnsi="Calibri"/>
+                <w:b w:val="false"/>
+                <w:kern w:val="0"/>
+                <w:sz w:val="21"/>
+                <w:szCs w:val="21"/>
+                <w:lang w:val="it-IT" w:eastAsia="en-US" w:bidi="ar-SA"/>
+              </w:rPr>
+              <w:t>empty</w:t>
+            </w:r>
+          </w:p>
+        </w:tc>
+      </w:tr>
+      <w:tr>
+        <w:trPr/>
+        <w:tc>
+          <w:tcPr>
+            <w:tcW w:w="1118" w:type="dxa"/>
+            <w:tcBorders/>
+            <w:shd w:fill="F3F6FA"/>
+            <w:vAlign w:val="center"/>
+          </w:tcPr>
+          <w:p>
+            <w:pPr>
+              <w:pStyle w:val="Normal"/>
+              <w:widowControl/>
+              <w:suppressAutoHyphens w:val="true"/>
+              <w:spacing w:lineRule="auto" w:line="240" w:before="0" w:after="0"/>
+              <w:jc w:val="center"/>
+              <w:rPr>
+                <w:rFonts w:ascii="Calibri" w:hAnsi="Calibri"/>
+                <w:sz w:val="20"/>
+                <w:szCs w:val="20"/>
+              </w:rPr>
+            </w:pPr>
+            <w:r>
+              <w:rPr>
+                <w:rFonts w:ascii="Calibri" w:hAnsi="Calibri"/>
+                <w:sz w:val="20"/>
+                <w:szCs w:val="20"/>
+              </w:rPr>
+              <w:t xml:space="preserve"> </w:t>
+            </w:r>
+            <w:r>
+              <w:rPr>
+                <w:rFonts w:ascii="Calibri" w:hAnsi="Calibri"/>
+                <w:sz w:val="20"/>
+                <w:szCs w:val="20"/>
+                <w:shd w:fill="FFFF00" w:val="clear"/>
+              </w:rPr>
+              <w:t xml:space="preserve">300K Steps </w:t>
+            </w:r>
+            <w:r>
+              <w:rPr>
+                <w:rFonts w:ascii="Calibri" w:hAnsi="Calibri"/>
+                <w:sz w:val="20"/>
+                <w:szCs w:val="20"/>
+              </w:rPr>
+              <w:t xml:space="preserve">/ </w:t>
             </w:r>
             <w:r>
               <w:rPr>
@@ -10845,34 +12339,7 @@
                 <w:szCs w:val="20"/>
                 <w:shd w:fill="FFDE59" w:val="clear"/>
               </w:rPr>
-              <w:t>;</w:t>
-            </w:r>
-            <w:r>
-              <w:rPr>
-                <w:rFonts w:ascii="Calibri" w:hAnsi="Calibri"/>
-                <w:sz w:val="20"/>
-                <w:szCs w:val="20"/>
-                <w:shd w:fill="FFDE59" w:val="clear"/>
-              </w:rPr>
-              <w:t>3</w:t>
-            </w:r>
-            <w:r>
-              <w:rPr>
-                <w:rFonts w:ascii="Calibri" w:hAnsi="Calibri"/>
-                <w:sz w:val="20"/>
-                <w:szCs w:val="20"/>
-                <w:shd w:fill="FFDE59" w:val="clear"/>
-              </w:rPr>
-              <w:t>0;</w:t>
-            </w:r>
-            <w:r>
-              <w:rPr>
-                <w:rFonts w:ascii="Calibri" w:hAnsi="Calibri"/>
-                <w:sz w:val="20"/>
-                <w:szCs w:val="20"/>
-                <w:shd w:fill="FFDE59" w:val="clear"/>
-              </w:rPr>
-              <w:t>60</w:t>
+              <w:t>LvsDiff 30;60;100</w:t>
             </w:r>
           </w:p>
         </w:tc>
@@ -10880,6 +12347,7 @@
           <w:tcPr>
             <w:tcW w:w="1119" w:type="dxa"/>
             <w:tcBorders/>
+            <w:shd w:fill="F3F6FA"/>
             <w:vAlign w:val="center"/>
           </w:tcPr>
           <w:p>
@@ -10898,10 +12366,9 @@
                 <w:kern w:val="0"/>
                 <w:sz w:val="21"/>
                 <w:szCs w:val="21"/>
-                <w:shd w:fill="81D41A" w:val="clear"/>
-                <w:lang w:val="it-IT" w:eastAsia="en-US" w:bidi="ar-SA"/>
-              </w:rPr>
-              <w:t>carla_mappo_20260517_212109</w:t>
+                <w:lang w:val="it-IT" w:eastAsia="en-US" w:bidi="ar-SA"/>
+              </w:rPr>
+              <w:t>carla_mappo_20260520_133747</w:t>
             </w:r>
           </w:p>
         </w:tc>
@@ -10909,6 +12376,40 @@
           <w:tcPr>
             <w:tcW w:w="1119" w:type="dxa"/>
             <w:tcBorders/>
+            <w:shd w:fill="F3F6FA"/>
+            <w:vAlign w:val="center"/>
+          </w:tcPr>
+          <w:p>
+            <w:pPr>
+              <w:pStyle w:val="Normal"/>
+              <w:widowControl/>
+              <w:suppressAutoHyphens w:val="true"/>
+              <w:spacing w:lineRule="auto" w:line="240" w:before="0" w:after="0"/>
+              <w:jc w:val="center"/>
+              <w:rPr>
+                <w:highlight w:val="none"/>
+                <w:shd w:fill="auto" w:val="clear"/>
+              </w:rPr>
+            </w:pPr>
+            <w:r>
+              <w:rPr>
+                <w:rFonts w:cs="" w:ascii="Calibri" w:hAnsi="Calibri"/>
+                <w:b w:val="false"/>
+                <w:kern w:val="0"/>
+                <w:sz w:val="21"/>
+                <w:szCs w:val="21"/>
+                <w:shd w:fill="auto" w:val="clear"/>
+                <w:lang w:val="it-IT" w:eastAsia="en-US" w:bidi="ar-SA"/>
+              </w:rPr>
+              <w:t>training OK</w:t>
+            </w:r>
+          </w:p>
+        </w:tc>
+        <w:tc>
+          <w:tcPr>
+            <w:tcW w:w="1119" w:type="dxa"/>
+            <w:tcBorders/>
+            <w:shd w:fill="F3F6FA"/>
             <w:vAlign w:val="center"/>
           </w:tcPr>
           <w:p>
@@ -10927,17 +12428,17 @@
                 <w:kern w:val="0"/>
                 <w:sz w:val="21"/>
                 <w:szCs w:val="21"/>
-                <w:shd w:fill="81D41A" w:val="clear"/>
-                <w:lang w:val="it-IT" w:eastAsia="en-US" w:bidi="ar-SA"/>
-              </w:rPr>
-              <w:t>kept env fix</w:t>
-            </w:r>
-          </w:p>
-        </w:tc>
-        <w:tc>
-          <w:tcPr>
-            <w:tcW w:w="1119" w:type="dxa"/>
-            <w:tcBorders/>
+                <w:lang w:val="it-IT" w:eastAsia="en-US" w:bidi="ar-SA"/>
+              </w:rPr>
+              <w:t>442</w:t>
+            </w:r>
+          </w:p>
+        </w:tc>
+        <w:tc>
+          <w:tcPr>
+            <w:tcW w:w="1118" w:type="dxa"/>
+            <w:tcBorders/>
+            <w:shd w:fill="F3F6FA"/>
             <w:vAlign w:val="center"/>
           </w:tcPr>
           <w:p>
@@ -10956,17 +12457,17 @@
                 <w:kern w:val="0"/>
                 <w:sz w:val="21"/>
                 <w:szCs w:val="21"/>
-                <w:shd w:fill="81D41A" w:val="clear"/>
-                <w:lang w:val="it-IT" w:eastAsia="en-US" w:bidi="ar-SA"/>
-              </w:rPr>
-              <w:t>529</w:t>
-            </w:r>
-          </w:p>
-        </w:tc>
-        <w:tc>
-          <w:tcPr>
-            <w:tcW w:w="1118" w:type="dxa"/>
-            <w:tcBorders/>
+                <w:lang w:val="it-IT" w:eastAsia="en-US" w:bidi="ar-SA"/>
+              </w:rPr>
+              <w:t>2652</w:t>
+            </w:r>
+          </w:p>
+        </w:tc>
+        <w:tc>
+          <w:tcPr>
+            <w:tcW w:w="1119" w:type="dxa"/>
+            <w:tcBorders/>
+            <w:shd w:fill="F3F6FA"/>
             <w:vAlign w:val="center"/>
           </w:tcPr>
           <w:p>
@@ -10985,10 +12486,9 @@
                 <w:kern w:val="0"/>
                 <w:sz w:val="21"/>
                 <w:szCs w:val="21"/>
-                <w:shd w:fill="81D41A" w:val="clear"/>
-                <w:lang w:val="it-IT" w:eastAsia="en-US" w:bidi="ar-SA"/>
-              </w:rPr>
-              <w:t>3174</w:t>
+                <w:lang w:val="it-IT" w:eastAsia="en-US" w:bidi="ar-SA"/>
+              </w:rPr>
+              <w:t>225</w:t>
             </w:r>
           </w:p>
         </w:tc>
@@ -10996,6 +12496,7 @@
           <w:tcPr>
             <w:tcW w:w="1119" w:type="dxa"/>
             <w:tcBorders/>
+            <w:shd w:fill="F3F6FA"/>
             <w:vAlign w:val="center"/>
           </w:tcPr>
           <w:p>
@@ -11014,10 +12515,9 @@
                 <w:kern w:val="0"/>
                 <w:sz w:val="21"/>
                 <w:szCs w:val="21"/>
-                <w:shd w:fill="81D41A" w:val="clear"/>
-                <w:lang w:val="it-IT" w:eastAsia="en-US" w:bidi="ar-SA"/>
-              </w:rPr>
-              <w:t>216</w:t>
+                <w:lang w:val="it-IT" w:eastAsia="en-US" w:bidi="ar-SA"/>
+              </w:rPr>
+              <w:t>306322</w:t>
             </w:r>
           </w:p>
         </w:tc>
@@ -11025,6 +12525,7 @@
           <w:tcPr>
             <w:tcW w:w="1119" w:type="dxa"/>
             <w:tcBorders/>
+            <w:shd w:fill="F3F6FA"/>
             <w:vAlign w:val="center"/>
           </w:tcPr>
           <w:p>
@@ -11043,17 +12544,18 @@
                 <w:kern w:val="0"/>
                 <w:sz w:val="21"/>
                 <w:szCs w:val="21"/>
-                <w:shd w:fill="81D41A" w:val="clear"/>
-                <w:lang w:val="it-IT" w:eastAsia="en-US" w:bidi="ar-SA"/>
-              </w:rPr>
-              <w:t>303553</w:t>
-            </w:r>
-          </w:p>
-        </w:tc>
-        <w:tc>
-          <w:tcPr>
-            <w:tcW w:w="1119" w:type="dxa"/>
-            <w:tcBorders/>
+                <w:shd w:fill="FFFF00" w:val="clear"/>
+                <w:lang w:val="it-IT" w:eastAsia="en-US" w:bidi="ar-SA"/>
+              </w:rPr>
+              <w:t>60.48%</w:t>
+            </w:r>
+          </w:p>
+        </w:tc>
+        <w:tc>
+          <w:tcPr>
+            <w:tcW w:w="1118" w:type="dxa"/>
+            <w:tcBorders/>
+            <w:shd w:fill="F3F6FA"/>
             <w:vAlign w:val="center"/>
           </w:tcPr>
           <w:p>
@@ -11072,42 +12574,10 @@
                 <w:kern w:val="0"/>
                 <w:sz w:val="21"/>
                 <w:szCs w:val="21"/>
-                <w:shd w:fill="81D41A" w:val="clear"/>
-                <w:lang w:val="it-IT" w:eastAsia="en-US" w:bidi="ar-SA"/>
-              </w:rPr>
-              <w:t>75.11%</w:t>
-            </w:r>
-          </w:p>
-        </w:tc>
-        <w:tc>
-          <w:tcPr>
-            <w:tcW w:w="1118" w:type="dxa"/>
-            <w:tcBorders/>
-            <w:vAlign w:val="center"/>
-          </w:tcPr>
-          <w:p>
-            <w:pPr>
-              <w:pStyle w:val="Normal"/>
-              <w:widowControl/>
-              <w:suppressAutoHyphens w:val="true"/>
-              <w:spacing w:lineRule="auto" w:line="240" w:before="0" w:after="0"/>
-              <w:jc w:val="center"/>
-              <w:rPr>
-                <w:highlight w:val="none"/>
                 <w:shd w:fill="FFFF00" w:val="clear"/>
-              </w:rPr>
-            </w:pPr>
-            <w:r>
-              <w:rPr>
-                <w:rFonts w:cs="" w:ascii="Calibri" w:hAnsi="Calibri"/>
-                <w:b w:val="false"/>
-                <w:kern w:val="0"/>
-                <w:sz w:val="21"/>
-                <w:szCs w:val="21"/>
-                <w:shd w:fill="FFFF00" w:val="clear"/>
-                <w:lang w:val="it-IT" w:eastAsia="en-US" w:bidi="ar-SA"/>
-              </w:rPr>
-              <w:t>19.28%</w:t>
+                <w:lang w:val="it-IT" w:eastAsia="en-US" w:bidi="ar-SA"/>
+              </w:rPr>
+              <w:t>25.34%</w:t>
             </w:r>
           </w:p>
         </w:tc>
@@ -11115,6 +12585,7 @@
           <w:tcPr>
             <w:tcW w:w="1119" w:type="dxa"/>
             <w:tcBorders/>
+            <w:shd w:fill="F3F6FA"/>
             <w:vAlign w:val="center"/>
           </w:tcPr>
           <w:p>
@@ -11133,10 +12604,10 @@
                 <w:kern w:val="0"/>
                 <w:sz w:val="21"/>
                 <w:szCs w:val="21"/>
-                <w:shd w:fill="81D41A" w:val="clear"/>
-                <w:lang w:val="it-IT" w:eastAsia="en-US" w:bidi="ar-SA"/>
-              </w:rPr>
-              <w:t>4.28%</w:t>
+                <w:shd w:fill="FFFF00" w:val="clear"/>
+                <w:lang w:val="it-IT" w:eastAsia="en-US" w:bidi="ar-SA"/>
+              </w:rPr>
+              <w:t>8.45%</w:t>
             </w:r>
           </w:p>
         </w:tc>
@@ -11144,6 +12615,7 @@
           <w:tcPr>
             <w:tcW w:w="1120" w:type="dxa"/>
             <w:tcBorders/>
+            <w:shd w:fill="F3F6FA"/>
             <w:vAlign w:val="center"/>
           </w:tcPr>
           <w:p>
@@ -11162,10 +12634,10 @@
                 <w:kern w:val="0"/>
                 <w:sz w:val="21"/>
                 <w:szCs w:val="21"/>
-                <w:shd w:fill="81D41A" w:val="clear"/>
-                <w:lang w:val="it-IT" w:eastAsia="en-US" w:bidi="ar-SA"/>
-              </w:rPr>
-              <w:t>1.32%</w:t>
+                <w:shd w:fill="FFFF00" w:val="clear"/>
+                <w:lang w:val="it-IT" w:eastAsia="en-US" w:bidi="ar-SA"/>
+              </w:rPr>
+              <w:t>5.73%</w:t>
             </w:r>
           </w:p>
         </w:tc>
@@ -11173,6 +12645,7 @@
           <w:tcPr>
             <w:tcW w:w="1118" w:type="dxa"/>
             <w:tcBorders/>
+            <w:shd w:fill="F3F6FA"/>
             <w:vAlign w:val="center"/>
           </w:tcPr>
           <w:p>
@@ -11191,10 +12664,10 @@
                 <w:kern w:val="0"/>
                 <w:sz w:val="21"/>
                 <w:szCs w:val="21"/>
-                <w:shd w:fill="81D41A" w:val="clear"/>
-                <w:lang w:val="it-IT" w:eastAsia="en-US" w:bidi="ar-SA"/>
-              </w:rPr>
-              <w:t>89.60%</w:t>
+                <w:shd w:fill="FFFF00" w:val="clear"/>
+                <w:lang w:val="it-IT" w:eastAsia="en-US" w:bidi="ar-SA"/>
+              </w:rPr>
+              <w:t>85.67%</w:t>
             </w:r>
           </w:p>
         </w:tc>
@@ -11202,6 +12675,7 @@
           <w:tcPr>
             <w:tcW w:w="1118" w:type="dxa"/>
             <w:tcBorders/>
+            <w:shd w:fill="F3F6FA"/>
             <w:vAlign w:val="center"/>
           </w:tcPr>
           <w:p>
@@ -11220,7 +12694,6 @@
                 <w:kern w:val="0"/>
                 <w:sz w:val="21"/>
                 <w:szCs w:val="21"/>
-                <w:shd w:fill="81D41A" w:val="clear"/>
                 <w:lang w:val="it-IT" w:eastAsia="en-US" w:bidi="ar-SA"/>
               </w:rPr>
               <w:t>empty</w:t>
@@ -11234,128 +12707,117 @@
           <w:tcPr>
             <w:tcW w:w="1118" w:type="dxa"/>
             <w:tcBorders/>
-            <w:shd w:fill="F3F6FA"/>
-            <w:vAlign w:val="center"/>
-          </w:tcPr>
-          <w:p>
-            <w:pPr>
-              <w:pStyle w:val="Normal"/>
-              <w:widowControl/>
-              <w:suppressAutoHyphens w:val="true"/>
-              <w:spacing w:lineRule="auto" w:line="240" w:before="0" w:after="0"/>
+          </w:tcPr>
+          <w:p>
+            <w:pPr>
+              <w:pStyle w:val="Normal"/>
+              <w:spacing w:before="0" w:after="0"/>
+              <w:jc w:val="center"/>
+              <w:rPr>
+                <w:rFonts w:ascii="Calibri" w:hAnsi="Calibri"/>
+                <w:b w:val="false"/>
+                <w:sz w:val="20"/>
+                <w:szCs w:val="20"/>
+              </w:rPr>
+            </w:pPr>
+            <w:r>
+              <w:rPr>
+                <w:rFonts w:ascii="Calibri" w:hAnsi="Calibri"/>
+                <w:b w:val="false"/>
+                <w:sz w:val="20"/>
+                <w:szCs w:val="20"/>
+              </w:rPr>
+              <w:t>V3 Ped-speed retune</w:t>
+            </w:r>
+          </w:p>
+          <w:p>
+            <w:pPr>
+              <w:pStyle w:val="Normal"/>
+              <w:spacing w:before="0" w:after="0"/>
+              <w:jc w:val="center"/>
+              <w:rPr>
+                <w:rFonts w:ascii="Calibri" w:hAnsi="Calibri"/>
+                <w:b w:val="false"/>
+                <w:sz w:val="17"/>
+                <w:szCs w:val="17"/>
+              </w:rPr>
+            </w:pPr>
+            <w:r>
+              <w:rPr>
+                <w:rFonts w:ascii="Calibri" w:hAnsi="Calibri"/>
+                <w:b w:val="false"/>
+                <w:sz w:val="17"/>
+                <w:szCs w:val="17"/>
+                <w:shd w:fill="FFFF00" w:val="clear"/>
+              </w:rPr>
+              <w:t xml:space="preserve">300K Steps </w:t>
+            </w:r>
+            <w:r>
+              <w:rPr>
+                <w:rFonts w:ascii="Calibri" w:hAnsi="Calibri"/>
+                <w:b w:val="false"/>
+                <w:sz w:val="17"/>
+                <w:szCs w:val="17"/>
+              </w:rPr>
+              <w:t xml:space="preserve">/ </w:t>
+            </w:r>
+            <w:r>
+              <w:rPr>
+                <w:rFonts w:ascii="Calibri" w:hAnsi="Calibri"/>
+                <w:b w:val="false"/>
+                <w:sz w:val="17"/>
+                <w:szCs w:val="17"/>
+                <w:shd w:fill="FFDE59" w:val="clear"/>
+              </w:rPr>
+              <w:t>LvsDiff 30;60;100</w:t>
+            </w:r>
+          </w:p>
+        </w:tc>
+        <w:tc>
+          <w:tcPr>
+            <w:tcW w:w="1119" w:type="dxa"/>
+            <w:tcBorders/>
+          </w:tcPr>
+          <w:p>
+            <w:pPr>
+              <w:pStyle w:val="Normal"/>
+              <w:spacing w:before="0" w:after="200"/>
               <w:jc w:val="center"/>
               <w:rPr/>
             </w:pPr>
             <w:r>
               <w:rPr>
-                <w:rFonts w:cs="" w:ascii="Calibri" w:hAnsi="Calibri"/>
-                <w:b w:val="false"/>
-                <w:kern w:val="0"/>
-                <w:sz w:val="21"/>
-                <w:szCs w:val="21"/>
-                <w:lang w:val="it-IT" w:eastAsia="en-US" w:bidi="ar-SA"/>
-              </w:rPr>
-              <w:t>O1+O2</w:t>
-            </w:r>
-          </w:p>
-          <w:p>
-            <w:pPr>
-              <w:pStyle w:val="Normal"/>
-              <w:widowControl/>
-              <w:suppressAutoHyphens w:val="true"/>
-              <w:spacing w:lineRule="auto" w:line="240" w:before="0" w:after="0"/>
+                <w:rFonts w:ascii="Calibri" w:hAnsi="Calibri"/>
+                <w:b w:val="false"/>
+                <w:sz w:val="21"/>
+              </w:rPr>
+              <w:t>carla_mappo_20260525_125127</w:t>
+            </w:r>
+          </w:p>
+        </w:tc>
+        <w:tc>
+          <w:tcPr>
+            <w:tcW w:w="1119" w:type="dxa"/>
+            <w:tcBorders/>
+          </w:tcPr>
+          <w:p>
+            <w:pPr>
+              <w:pStyle w:val="Normal"/>
+              <w:spacing w:before="0" w:after="200"/>
               <w:jc w:val="center"/>
               <w:rPr>
-                <w:rFonts w:ascii="Calibri" w:hAnsi="Calibri" w:cs=""/>
-                <w:b w:val="false"/>
-                <w:kern w:val="0"/>
-                <w:sz w:val="20"/>
-                <w:szCs w:val="20"/>
+                <w:highlight w:val="none"/>
                 <w:shd w:fill="FFFF00" w:val="clear"/>
-                <w:lang w:val="it-IT" w:eastAsia="en-US" w:bidi="ar-SA"/>
-              </w:rPr>
-            </w:pPr>
-            <w:r>
-              <w:rPr>
-                <w:rFonts w:cs="" w:ascii="Calibri" w:hAnsi="Calibri"/>
-                <w:b w:val="false"/>
-                <w:kern w:val="0"/>
-                <w:sz w:val="20"/>
-                <w:szCs w:val="20"/>
+              </w:rPr>
+            </w:pPr>
+            <w:r>
+              <w:rPr>
+                <w:rFonts w:ascii="Calibri" w:hAnsi="Calibri"/>
+                <w:b w:val="false"/>
+                <w:sz w:val="21"/>
                 <w:shd w:fill="FFFF00" w:val="clear"/>
-                <w:lang w:val="it-IT" w:eastAsia="en-US" w:bidi="ar-SA"/>
-              </w:rPr>
-              <w:t>300K Steps</w:t>
-            </w:r>
-          </w:p>
-          <w:p>
-            <w:pPr>
-              <w:pStyle w:val="Normal"/>
-              <w:widowControl/>
-              <w:suppressAutoHyphens w:val="true"/>
-              <w:spacing w:lineRule="auto" w:line="240" w:before="0" w:after="0"/>
-              <w:jc w:val="center"/>
-              <w:rPr>
-                <w:rFonts w:ascii="Calibri" w:hAnsi="Calibri"/>
-                <w:sz w:val="20"/>
-                <w:szCs w:val="20"/>
-                <w:highlight w:val="none"/>
-                <w:shd w:fill="FFDE59" w:val="clear"/>
-              </w:rPr>
-            </w:pPr>
-            <w:r>
-              <w:rPr>
-                <w:rFonts w:ascii="Calibri" w:hAnsi="Calibri"/>
-                <w:sz w:val="20"/>
-                <w:szCs w:val="20"/>
-                <w:shd w:fill="FFDE59" w:val="clear"/>
-              </w:rPr>
-              <w:t xml:space="preserve">/LvsDiff </w:t>
-            </w:r>
-            <w:r>
-              <w:rPr>
-                <w:rFonts w:ascii="Calibri" w:hAnsi="Calibri"/>
-                <w:sz w:val="20"/>
-                <w:szCs w:val="20"/>
-                <w:shd w:fill="FFDE59" w:val="clear"/>
-              </w:rPr>
-              <w:t>15</w:t>
-            </w:r>
-            <w:r>
-              <w:rPr>
-                <w:rFonts w:ascii="Calibri" w:hAnsi="Calibri"/>
-                <w:sz w:val="20"/>
-                <w:szCs w:val="20"/>
-                <w:shd w:fill="FFDE59" w:val="clear"/>
-              </w:rPr>
-              <w:t>;</w:t>
-            </w:r>
-            <w:r>
-              <w:rPr>
-                <w:rFonts w:ascii="Calibri" w:hAnsi="Calibri"/>
-                <w:sz w:val="20"/>
-                <w:szCs w:val="20"/>
-                <w:shd w:fill="FFDE59" w:val="clear"/>
-              </w:rPr>
-              <w:t>3</w:t>
-            </w:r>
-            <w:r>
-              <w:rPr>
-                <w:rFonts w:ascii="Calibri" w:hAnsi="Calibri"/>
-                <w:sz w:val="20"/>
-                <w:szCs w:val="20"/>
-                <w:shd w:fill="FFDE59" w:val="clear"/>
-              </w:rPr>
-              <w:t>0;</w:t>
-            </w:r>
-            <w:r>
-              <w:rPr>
-                <w:rFonts w:ascii="Calibri" w:hAnsi="Calibri"/>
-                <w:sz w:val="20"/>
-                <w:szCs w:val="20"/>
-                <w:shd w:fill="FFDE59" w:val="clear"/>
-              </w:rPr>
-              <w:t>60</w:t>
+              </w:rPr>
+              <w:t>reverted</w:t>
             </w:r>
           </w:p>
         </w:tc>
@@ -11363,70 +12825,43 @@
           <w:tcPr>
             <w:tcW w:w="1119" w:type="dxa"/>
             <w:tcBorders/>
-            <w:shd w:fill="F3F6FA"/>
-            <w:vAlign w:val="center"/>
-          </w:tcPr>
-          <w:p>
-            <w:pPr>
-              <w:pStyle w:val="Normal"/>
-              <w:widowControl/>
-              <w:suppressAutoHyphens w:val="true"/>
-              <w:spacing w:lineRule="auto" w:line="240" w:before="0" w:after="0"/>
+          </w:tcPr>
+          <w:p>
+            <w:pPr>
+              <w:pStyle w:val="Normal"/>
+              <w:spacing w:before="0" w:after="200"/>
               <w:jc w:val="center"/>
               <w:rPr/>
             </w:pPr>
             <w:r>
               <w:rPr>
-                <w:rFonts w:cs="" w:ascii="Calibri" w:hAnsi="Calibri"/>
-                <w:b w:val="false"/>
-                <w:kern w:val="0"/>
-                <w:sz w:val="21"/>
-                <w:szCs w:val="21"/>
-                <w:lang w:val="it-IT" w:eastAsia="en-US" w:bidi="ar-SA"/>
-              </w:rPr>
-              <w:t>carla_mappo_20260518_152016</w:t>
-            </w:r>
-          </w:p>
-        </w:tc>
-        <w:tc>
-          <w:tcPr>
-            <w:tcW w:w="1119" w:type="dxa"/>
-            <w:tcBorders/>
-            <w:shd w:fill="F3F6FA"/>
-            <w:vAlign w:val="center"/>
-          </w:tcPr>
-          <w:p>
-            <w:pPr>
-              <w:pStyle w:val="Normal"/>
-              <w:widowControl/>
-              <w:suppressAutoHyphens w:val="true"/>
-              <w:spacing w:lineRule="auto" w:line="240" w:before="0" w:after="0"/>
+                <w:rFonts w:ascii="Calibri" w:hAnsi="Calibri"/>
+                <w:b w:val="false"/>
+                <w:sz w:val="21"/>
+              </w:rPr>
+              <w:t>450</w:t>
+            </w:r>
+          </w:p>
+        </w:tc>
+        <w:tc>
+          <w:tcPr>
+            <w:tcW w:w="1118" w:type="dxa"/>
+            <w:tcBorders/>
+          </w:tcPr>
+          <w:p>
+            <w:pPr>
+              <w:pStyle w:val="Normal"/>
+              <w:spacing w:before="0" w:after="200"/>
               <w:jc w:val="center"/>
               <w:rPr/>
             </w:pPr>
             <w:r>
               <w:rPr>
-                <w:rFonts w:cs="" w:ascii="Calibri" w:hAnsi="Calibri"/>
-                <w:b w:val="false"/>
-                <w:kern w:val="0"/>
-                <w:sz w:val="21"/>
-                <w:szCs w:val="21"/>
-                <w:shd w:fill="FFFF00" w:val="clear"/>
-                <w:lang w:val="it-IT" w:eastAsia="en-US" w:bidi="ar-SA"/>
-              </w:rPr>
-              <w:t xml:space="preserve">training </w:t>
-            </w:r>
-            <w:r>
-              <w:rPr>
-                <w:rFonts w:cs="" w:ascii="Calibri" w:hAnsi="Calibri"/>
-                <w:b w:val="false"/>
-                <w:kern w:val="0"/>
-                <w:sz w:val="21"/>
-                <w:szCs w:val="21"/>
-                <w:shd w:fill="FFFF00" w:val="clear"/>
-                <w:lang w:val="it-IT" w:eastAsia="en-US" w:bidi="ar-SA"/>
-              </w:rPr>
-              <w:t>OK</w:t>
+                <w:rFonts w:ascii="Calibri" w:hAnsi="Calibri"/>
+                <w:b w:val="false"/>
+                <w:sz w:val="21"/>
+              </w:rPr>
+              <w:t>2700</w:t>
             </w:r>
           </w:p>
         </w:tc>
@@ -11434,57 +12869,43 @@
           <w:tcPr>
             <w:tcW w:w="1119" w:type="dxa"/>
             <w:tcBorders/>
-            <w:shd w:fill="F3F6FA"/>
-            <w:vAlign w:val="center"/>
-          </w:tcPr>
-          <w:p>
-            <w:pPr>
-              <w:pStyle w:val="Normal"/>
-              <w:widowControl/>
-              <w:suppressAutoHyphens w:val="true"/>
-              <w:spacing w:lineRule="auto" w:line="240" w:before="0" w:after="0"/>
+          </w:tcPr>
+          <w:p>
+            <w:pPr>
+              <w:pStyle w:val="Normal"/>
+              <w:spacing w:before="0" w:after="200"/>
               <w:jc w:val="center"/>
               <w:rPr/>
             </w:pPr>
             <w:r>
               <w:rPr>
-                <w:rFonts w:cs="" w:ascii="Calibri" w:hAnsi="Calibri"/>
-                <w:b w:val="false"/>
-                <w:kern w:val="0"/>
-                <w:sz w:val="21"/>
-                <w:szCs w:val="21"/>
-                <w:lang w:val="it-IT" w:eastAsia="en-US" w:bidi="ar-SA"/>
-              </w:rPr>
-              <w:t>518</w:t>
-            </w:r>
-          </w:p>
-        </w:tc>
-        <w:tc>
-          <w:tcPr>
-            <w:tcW w:w="1118" w:type="dxa"/>
-            <w:tcBorders/>
-            <w:shd w:fill="F3F6FA"/>
-            <w:vAlign w:val="center"/>
-          </w:tcPr>
-          <w:p>
-            <w:pPr>
-              <w:pStyle w:val="Normal"/>
-              <w:widowControl/>
-              <w:suppressAutoHyphens w:val="true"/>
-              <w:spacing w:lineRule="auto" w:line="240" w:before="0" w:after="0"/>
+                <w:rFonts w:ascii="Calibri" w:hAnsi="Calibri"/>
+                <w:b w:val="false"/>
+                <w:sz w:val="21"/>
+              </w:rPr>
+              <w:t>225</w:t>
+            </w:r>
+          </w:p>
+        </w:tc>
+        <w:tc>
+          <w:tcPr>
+            <w:tcW w:w="1119" w:type="dxa"/>
+            <w:tcBorders/>
+          </w:tcPr>
+          <w:p>
+            <w:pPr>
+              <w:pStyle w:val="Normal"/>
+              <w:spacing w:before="0" w:after="200"/>
               <w:jc w:val="center"/>
               <w:rPr/>
             </w:pPr>
             <w:r>
               <w:rPr>
-                <w:rFonts w:cs="" w:ascii="Calibri" w:hAnsi="Calibri"/>
-                <w:b w:val="false"/>
-                <w:kern w:val="0"/>
-                <w:sz w:val="21"/>
-                <w:szCs w:val="21"/>
-                <w:lang w:val="it-IT" w:eastAsia="en-US" w:bidi="ar-SA"/>
-              </w:rPr>
-              <w:t>3108</w:t>
+                <w:rFonts w:ascii="Calibri" w:hAnsi="Calibri"/>
+                <w:b w:val="false"/>
+                <w:sz w:val="21"/>
+              </w:rPr>
+              <w:t>300045</w:t>
             </w:r>
           </w:p>
         </w:tc>
@@ -11492,249 +12913,149 @@
           <w:tcPr>
             <w:tcW w:w="1119" w:type="dxa"/>
             <w:tcBorders/>
-            <w:shd w:fill="F3F6FA"/>
-            <w:vAlign w:val="center"/>
-          </w:tcPr>
-          <w:p>
-            <w:pPr>
-              <w:pStyle w:val="Normal"/>
-              <w:widowControl/>
-              <w:suppressAutoHyphens w:val="true"/>
-              <w:spacing w:lineRule="auto" w:line="240" w:before="0" w:after="0"/>
+          </w:tcPr>
+          <w:p>
+            <w:pPr>
+              <w:pStyle w:val="Normal"/>
+              <w:spacing w:before="0" w:after="200"/>
+              <w:jc w:val="center"/>
+              <w:rPr>
+                <w:highlight w:val="none"/>
+                <w:shd w:fill="FFFF00" w:val="clear"/>
+              </w:rPr>
+            </w:pPr>
+            <w:r>
+              <w:rPr>
+                <w:rFonts w:ascii="Calibri" w:hAnsi="Calibri"/>
+                <w:b w:val="false"/>
+                <w:sz w:val="21"/>
+                <w:shd w:fill="FFFF00" w:val="clear"/>
+              </w:rPr>
+              <w:t>62.00%</w:t>
+            </w:r>
+          </w:p>
+        </w:tc>
+        <w:tc>
+          <w:tcPr>
+            <w:tcW w:w="1118" w:type="dxa"/>
+            <w:tcBorders/>
+          </w:tcPr>
+          <w:p>
+            <w:pPr>
+              <w:pStyle w:val="Normal"/>
+              <w:spacing w:before="0" w:after="200"/>
+              <w:jc w:val="center"/>
+              <w:rPr>
+                <w:highlight w:val="none"/>
+                <w:shd w:fill="FFFF00" w:val="clear"/>
+              </w:rPr>
+            </w:pPr>
+            <w:r>
+              <w:rPr>
+                <w:rFonts w:ascii="Calibri" w:hAnsi="Calibri"/>
+                <w:b w:val="false"/>
+                <w:sz w:val="21"/>
+                <w:shd w:fill="FFFF00" w:val="clear"/>
+              </w:rPr>
+              <w:t>25.63%</w:t>
+            </w:r>
+          </w:p>
+        </w:tc>
+        <w:tc>
+          <w:tcPr>
+            <w:tcW w:w="1119" w:type="dxa"/>
+            <w:tcBorders/>
+          </w:tcPr>
+          <w:p>
+            <w:pPr>
+              <w:pStyle w:val="Normal"/>
+              <w:spacing w:before="0" w:after="200"/>
+              <w:jc w:val="center"/>
+              <w:rPr>
+                <w:highlight w:val="none"/>
+                <w:shd w:fill="FFFF00" w:val="clear"/>
+              </w:rPr>
+            </w:pPr>
+            <w:r>
+              <w:rPr>
+                <w:rFonts w:ascii="Calibri" w:hAnsi="Calibri"/>
+                <w:b w:val="false"/>
+                <w:sz w:val="21"/>
+                <w:shd w:fill="FFFF00" w:val="clear"/>
+              </w:rPr>
+              <w:t>6.59%</w:t>
+            </w:r>
+          </w:p>
+        </w:tc>
+        <w:tc>
+          <w:tcPr>
+            <w:tcW w:w="1120" w:type="dxa"/>
+            <w:tcBorders/>
+          </w:tcPr>
+          <w:p>
+            <w:pPr>
+              <w:pStyle w:val="Normal"/>
+              <w:spacing w:before="0" w:after="200"/>
+              <w:jc w:val="center"/>
+              <w:rPr>
+                <w:highlight w:val="none"/>
+                <w:shd w:fill="FFFF00" w:val="clear"/>
+              </w:rPr>
+            </w:pPr>
+            <w:r>
+              <w:rPr>
+                <w:rFonts w:ascii="Calibri" w:hAnsi="Calibri"/>
+                <w:b w:val="false"/>
+                <w:sz w:val="21"/>
+                <w:shd w:fill="FFFF00" w:val="clear"/>
+              </w:rPr>
+              <w:t>5.78%</w:t>
+            </w:r>
+          </w:p>
+        </w:tc>
+        <w:tc>
+          <w:tcPr>
+            <w:tcW w:w="1118" w:type="dxa"/>
+            <w:tcBorders/>
+          </w:tcPr>
+          <w:p>
+            <w:pPr>
+              <w:pStyle w:val="Normal"/>
+              <w:spacing w:before="0" w:after="200"/>
+              <w:jc w:val="center"/>
+              <w:rPr>
+                <w:highlight w:val="none"/>
+                <w:shd w:fill="FFFF00" w:val="clear"/>
+              </w:rPr>
+            </w:pPr>
+            <w:r>
+              <w:rPr>
+                <w:rFonts w:ascii="Calibri" w:hAnsi="Calibri"/>
+                <w:b w:val="false"/>
+                <w:sz w:val="21"/>
+                <w:shd w:fill="FFFF00" w:val="clear"/>
+              </w:rPr>
+              <w:t>85.41%</w:t>
+            </w:r>
+          </w:p>
+        </w:tc>
+        <w:tc>
+          <w:tcPr>
+            <w:tcW w:w="1118" w:type="dxa"/>
+            <w:tcBorders/>
+          </w:tcPr>
+          <w:p>
+            <w:pPr>
+              <w:pStyle w:val="Normal"/>
+              <w:spacing w:before="0" w:after="200"/>
               <w:jc w:val="center"/>
               <w:rPr/>
             </w:pPr>
             <w:r>
               <w:rPr>
-                <w:rFonts w:cs="" w:ascii="Calibri" w:hAnsi="Calibri"/>
-                <w:b w:val="false"/>
-                <w:kern w:val="0"/>
-                <w:sz w:val="21"/>
-                <w:szCs w:val="21"/>
-                <w:lang w:val="it-IT" w:eastAsia="en-US" w:bidi="ar-SA"/>
-              </w:rPr>
-              <w:t>225</w:t>
-            </w:r>
-          </w:p>
-        </w:tc>
-        <w:tc>
-          <w:tcPr>
-            <w:tcW w:w="1119" w:type="dxa"/>
-            <w:tcBorders/>
-            <w:shd w:fill="F3F6FA"/>
-            <w:vAlign w:val="center"/>
-          </w:tcPr>
-          <w:p>
-            <w:pPr>
-              <w:pStyle w:val="Normal"/>
-              <w:widowControl/>
-              <w:suppressAutoHyphens w:val="true"/>
-              <w:spacing w:lineRule="auto" w:line="240" w:before="0" w:after="0"/>
-              <w:jc w:val="center"/>
-              <w:rPr/>
-            </w:pPr>
-            <w:r>
-              <w:rPr>
-                <w:rFonts w:cs="" w:ascii="Calibri" w:hAnsi="Calibri"/>
-                <w:b w:val="false"/>
-                <w:kern w:val="0"/>
-                <w:sz w:val="21"/>
-                <w:szCs w:val="21"/>
-                <w:lang w:val="it-IT" w:eastAsia="en-US" w:bidi="ar-SA"/>
-              </w:rPr>
-              <w:t>304214</w:t>
-            </w:r>
-          </w:p>
-        </w:tc>
-        <w:tc>
-          <w:tcPr>
-            <w:tcW w:w="1119" w:type="dxa"/>
-            <w:tcBorders/>
-            <w:shd w:fill="F3F6FA"/>
-            <w:vAlign w:val="center"/>
-          </w:tcPr>
-          <w:p>
-            <w:pPr>
-              <w:pStyle w:val="Normal"/>
-              <w:widowControl/>
-              <w:suppressAutoHyphens w:val="true"/>
-              <w:spacing w:lineRule="auto" w:line="240" w:before="0" w:after="0"/>
-              <w:jc w:val="center"/>
-              <w:rPr>
-                <w:highlight w:val="none"/>
-                <w:shd w:fill="FFFF00" w:val="clear"/>
-              </w:rPr>
-            </w:pPr>
-            <w:r>
-              <w:rPr>
-                <w:rFonts w:cs="" w:ascii="Calibri" w:hAnsi="Calibri"/>
-                <w:b w:val="false"/>
-                <w:kern w:val="0"/>
-                <w:sz w:val="21"/>
-                <w:szCs w:val="21"/>
-                <w:shd w:fill="FFFF00" w:val="clear"/>
-                <w:lang w:val="it-IT" w:eastAsia="en-US" w:bidi="ar-SA"/>
-              </w:rPr>
-              <w:t>72.46%</w:t>
-            </w:r>
-          </w:p>
-        </w:tc>
-        <w:tc>
-          <w:tcPr>
-            <w:tcW w:w="1118" w:type="dxa"/>
-            <w:tcBorders/>
-            <w:shd w:fill="F3F6FA"/>
-            <w:vAlign w:val="center"/>
-          </w:tcPr>
-          <w:p>
-            <w:pPr>
-              <w:pStyle w:val="Normal"/>
-              <w:widowControl/>
-              <w:suppressAutoHyphens w:val="true"/>
-              <w:spacing w:lineRule="auto" w:line="240" w:before="0" w:after="0"/>
-              <w:jc w:val="center"/>
-              <w:rPr>
-                <w:highlight w:val="none"/>
-                <w:shd w:fill="81D41A" w:val="clear"/>
-              </w:rPr>
-            </w:pPr>
-            <w:r>
-              <w:rPr>
-                <w:rFonts w:cs="" w:ascii="Calibri" w:hAnsi="Calibri"/>
-                <w:b w:val="false"/>
-                <w:kern w:val="0"/>
-                <w:sz w:val="21"/>
-                <w:szCs w:val="21"/>
-                <w:shd w:fill="81D41A" w:val="clear"/>
-                <w:lang w:val="it-IT" w:eastAsia="en-US" w:bidi="ar-SA"/>
-              </w:rPr>
-              <w:t>16.92%</w:t>
-            </w:r>
-          </w:p>
-        </w:tc>
-        <w:tc>
-          <w:tcPr>
-            <w:tcW w:w="1119" w:type="dxa"/>
-            <w:tcBorders/>
-            <w:shd w:fill="F3F6FA"/>
-            <w:vAlign w:val="center"/>
-          </w:tcPr>
-          <w:p>
-            <w:pPr>
-              <w:pStyle w:val="Normal"/>
-              <w:widowControl/>
-              <w:suppressAutoHyphens w:val="true"/>
-              <w:spacing w:lineRule="auto" w:line="240" w:before="0" w:after="0"/>
-              <w:jc w:val="center"/>
-              <w:rPr>
-                <w:highlight w:val="none"/>
-                <w:shd w:fill="FFFF00" w:val="clear"/>
-              </w:rPr>
-            </w:pPr>
-            <w:r>
-              <w:rPr>
-                <w:rFonts w:cs="" w:ascii="Calibri" w:hAnsi="Calibri"/>
-                <w:b w:val="false"/>
-                <w:kern w:val="0"/>
-                <w:sz w:val="21"/>
-                <w:szCs w:val="21"/>
-                <w:shd w:fill="FFFF00" w:val="clear"/>
-                <w:lang w:val="it-IT" w:eastAsia="en-US" w:bidi="ar-SA"/>
-              </w:rPr>
-              <w:t>4.83%</w:t>
-            </w:r>
-          </w:p>
-        </w:tc>
-        <w:tc>
-          <w:tcPr>
-            <w:tcW w:w="1120" w:type="dxa"/>
-            <w:tcBorders/>
-            <w:shd w:fill="F3F6FA"/>
-            <w:vAlign w:val="center"/>
-          </w:tcPr>
-          <w:p>
-            <w:pPr>
-              <w:pStyle w:val="Normal"/>
-              <w:widowControl/>
-              <w:suppressAutoHyphens w:val="true"/>
-              <w:spacing w:lineRule="auto" w:line="240" w:before="0" w:after="0"/>
-              <w:jc w:val="center"/>
-              <w:rPr>
-                <w:highlight w:val="none"/>
-                <w:shd w:fill="FFFF00" w:val="clear"/>
-              </w:rPr>
-            </w:pPr>
-            <w:r>
-              <w:rPr>
-                <w:rFonts w:cs="" w:ascii="Calibri" w:hAnsi="Calibri"/>
-                <w:b w:val="false"/>
-                <w:kern w:val="0"/>
-                <w:sz w:val="21"/>
-                <w:szCs w:val="21"/>
-                <w:shd w:fill="FFFF00" w:val="clear"/>
-                <w:lang w:val="it-IT" w:eastAsia="en-US" w:bidi="ar-SA"/>
-              </w:rPr>
-              <w:t>5.79%</w:t>
-            </w:r>
-          </w:p>
-        </w:tc>
-        <w:tc>
-          <w:tcPr>
-            <w:tcW w:w="1118" w:type="dxa"/>
-            <w:tcBorders/>
-            <w:shd w:fill="F3F6FA"/>
-            <w:vAlign w:val="center"/>
-          </w:tcPr>
-          <w:p>
-            <w:pPr>
-              <w:pStyle w:val="Normal"/>
-              <w:widowControl/>
-              <w:suppressAutoHyphens w:val="true"/>
-              <w:spacing w:lineRule="auto" w:line="240" w:before="0" w:after="0"/>
-              <w:jc w:val="center"/>
-              <w:rPr>
-                <w:highlight w:val="none"/>
-                <w:shd w:fill="FFFF00" w:val="clear"/>
-              </w:rPr>
-            </w:pPr>
-            <w:r>
-              <w:rPr>
-                <w:rFonts w:cs="" w:ascii="Calibri" w:hAnsi="Calibri"/>
-                <w:b w:val="false"/>
-                <w:kern w:val="0"/>
-                <w:sz w:val="21"/>
-                <w:szCs w:val="21"/>
-                <w:shd w:fill="FFFF00" w:val="clear"/>
-                <w:lang w:val="it-IT" w:eastAsia="en-US" w:bidi="ar-SA"/>
-              </w:rPr>
-              <w:t>87.77%</w:t>
-            </w:r>
-          </w:p>
-        </w:tc>
-        <w:tc>
-          <w:tcPr>
-            <w:tcW w:w="1118" w:type="dxa"/>
-            <w:tcBorders/>
-            <w:shd w:fill="F3F6FA"/>
-            <w:vAlign w:val="center"/>
-          </w:tcPr>
-          <w:p>
-            <w:pPr>
-              <w:pStyle w:val="Normal"/>
-              <w:widowControl/>
-              <w:suppressAutoHyphens w:val="true"/>
-              <w:spacing w:lineRule="auto" w:line="240" w:before="0" w:after="0"/>
-              <w:jc w:val="center"/>
-              <w:rPr/>
-            </w:pPr>
-            <w:r>
-              <w:rPr>
-                <w:rFonts w:cs="" w:ascii="Calibri" w:hAnsi="Calibri"/>
-                <w:b w:val="false"/>
-                <w:kern w:val="0"/>
-                <w:sz w:val="21"/>
-                <w:szCs w:val="21"/>
-                <w:lang w:val="it-IT" w:eastAsia="en-US" w:bidi="ar-SA"/>
+                <w:rFonts w:ascii="Calibri" w:hAnsi="Calibri"/>
+                <w:b w:val="false"/>
+                <w:sz w:val="21"/>
               </w:rPr>
               <w:t>empty</w:t>
             </w:r>
@@ -11747,61 +13068,60 @@
           <w:tcPr>
             <w:tcW w:w="1118" w:type="dxa"/>
             <w:tcBorders/>
-            <w:shd w:fill="F3F6FA"/>
-            <w:vAlign w:val="center"/>
-          </w:tcPr>
-          <w:p>
-            <w:pPr>
-              <w:pStyle w:val="Normal"/>
-              <w:widowControl/>
-              <w:suppressAutoHyphens w:val="true"/>
-              <w:spacing w:lineRule="auto" w:line="240" w:before="0" w:after="0"/>
+          </w:tcPr>
+          <w:p>
+            <w:pPr>
+              <w:pStyle w:val="Normal"/>
+              <w:spacing w:before="0" w:after="0"/>
+              <w:jc w:val="center"/>
+              <w:rPr>
+                <w:rFonts w:ascii="Calibri" w:hAnsi="Calibri"/>
+                <w:b w:val="false"/>
+                <w:sz w:val="21"/>
+              </w:rPr>
+            </w:pPr>
+            <w:r>
+              <w:rPr>
+                <w:rFonts w:ascii="Calibri" w:hAnsi="Calibri"/>
+                <w:b w:val="false"/>
+                <w:sz w:val="21"/>
+              </w:rPr>
+              <w:t>V1 safe_to_push tolerance</w:t>
+            </w:r>
+          </w:p>
+          <w:p>
+            <w:pPr>
+              <w:pStyle w:val="Normal"/>
+              <w:spacing w:before="0" w:after="0"/>
               <w:jc w:val="center"/>
               <w:rPr/>
             </w:pPr>
             <w:r>
               <w:rPr>
-                <w:rFonts w:cs="" w:ascii="Calibri" w:hAnsi="Calibri"/>
-                <w:b w:val="false"/>
-                <w:kern w:val="0"/>
-                <w:sz w:val="20"/>
-                <w:szCs w:val="20"/>
-                <w:lang w:val="it-IT" w:eastAsia="en-US" w:bidi="ar-SA"/>
-              </w:rPr>
-              <w:t xml:space="preserve">Full curr. / </w:t>
-            </w:r>
-            <w:r>
-              <w:rPr>
-                <w:rFonts w:cs="" w:ascii="Calibri" w:hAnsi="Calibri"/>
-                <w:b w:val="false"/>
-                <w:kern w:val="0"/>
-                <w:sz w:val="20"/>
-                <w:szCs w:val="20"/>
+                <w:rFonts w:ascii="Calibri" w:hAnsi="Calibri"/>
+                <w:b w:val="false"/>
+                <w:sz w:val="17"/>
+                <w:szCs w:val="17"/>
                 <w:shd w:fill="FFFF00" w:val="clear"/>
-                <w:lang w:val="it-IT" w:eastAsia="en-US" w:bidi="ar-SA"/>
-              </w:rPr>
-              <w:t xml:space="preserve">3M Steps </w:t>
-            </w:r>
-            <w:r>
-              <w:rPr>
-                <w:rFonts w:cs="" w:ascii="Calibri" w:hAnsi="Calibri"/>
-                <w:b w:val="false"/>
-                <w:kern w:val="0"/>
-                <w:sz w:val="20"/>
-                <w:szCs w:val="20"/>
-                <w:lang w:val="it-IT" w:eastAsia="en-US" w:bidi="ar-SA"/>
+              </w:rPr>
+              <w:t xml:space="preserve">300K Steps </w:t>
+            </w:r>
+            <w:r>
+              <w:rPr>
+                <w:rFonts w:ascii="Calibri" w:hAnsi="Calibri"/>
+                <w:b w:val="false"/>
+                <w:sz w:val="17"/>
+                <w:szCs w:val="17"/>
               </w:rPr>
               <w:t xml:space="preserve">/ </w:t>
             </w:r>
             <w:r>
               <w:rPr>
-                <w:rFonts w:cs="" w:ascii="Calibri" w:hAnsi="Calibri"/>
-                <w:b w:val="false"/>
-                <w:kern w:val="0"/>
-                <w:sz w:val="20"/>
-                <w:szCs w:val="20"/>
+                <w:rFonts w:ascii="Calibri" w:hAnsi="Calibri"/>
+                <w:b w:val="false"/>
+                <w:sz w:val="17"/>
+                <w:szCs w:val="17"/>
                 <w:shd w:fill="FFDE59" w:val="clear"/>
-                <w:lang w:val="it-IT" w:eastAsia="en-US" w:bidi="ar-SA"/>
               </w:rPr>
               <w:t>LvsDiff 30;60;100</w:t>
             </w:r>
@@ -11811,28 +13131,21 @@
           <w:tcPr>
             <w:tcW w:w="1119" w:type="dxa"/>
             <w:tcBorders/>
-            <w:shd w:fill="F3F6FA"/>
-            <w:vAlign w:val="center"/>
-          </w:tcPr>
-          <w:p>
-            <w:pPr>
-              <w:pStyle w:val="Normal"/>
-              <w:widowControl/>
-              <w:suppressAutoHyphens w:val="true"/>
-              <w:spacing w:lineRule="auto" w:line="240" w:before="0" w:after="0"/>
+          </w:tcPr>
+          <w:p>
+            <w:pPr>
+              <w:pStyle w:val="Normal"/>
+              <w:spacing w:before="0" w:after="200"/>
               <w:jc w:val="center"/>
               <w:rPr/>
             </w:pPr>
             <w:r>
               <w:rPr>
-                <w:rFonts w:cs="" w:ascii="Calibri" w:hAnsi="Calibri"/>
-                <w:b w:val="false"/>
-                <w:kern w:val="0"/>
-                <w:sz w:val="21"/>
-                <w:szCs w:val="21"/>
-                <w:lang w:val="it-IT" w:eastAsia="en-US" w:bidi="ar-SA"/>
-              </w:rPr>
-              <w:t>carla_mappo_20260519_001217</w:t>
+                <w:rFonts w:ascii="Calibri" w:hAnsi="Calibri"/>
+                <w:b w:val="false"/>
+                <w:sz w:val="21"/>
+              </w:rPr>
+              <w:t>carla_mappo_20260525_162428</w:t>
             </w:r>
           </w:p>
         </w:tc>
@@ -11840,99 +13153,91 @@
           <w:tcPr>
             <w:tcW w:w="1119" w:type="dxa"/>
             <w:tcBorders/>
-            <w:shd w:fill="F3F6FA"/>
-            <w:vAlign w:val="center"/>
-          </w:tcPr>
-          <w:p>
-            <w:pPr>
-              <w:pStyle w:val="Normal"/>
-              <w:widowControl/>
-              <w:suppressAutoHyphens w:val="true"/>
-              <w:spacing w:lineRule="auto" w:line="240" w:before="0" w:after="0"/>
+          </w:tcPr>
+          <w:p>
+            <w:pPr>
+              <w:pStyle w:val="Normal"/>
+              <w:spacing w:before="0" w:after="200"/>
+              <w:jc w:val="center"/>
+              <w:rPr>
+                <w:highlight w:val="none"/>
+                <w:shd w:fill="81D41A" w:val="clear"/>
+              </w:rPr>
+            </w:pPr>
+            <w:r>
+              <w:rPr>
+                <w:rFonts w:ascii="Calibri" w:hAnsi="Calibri"/>
+                <w:b w:val="false"/>
+                <w:sz w:val="21"/>
+                <w:shd w:fill="81D41A" w:val="clear"/>
+              </w:rPr>
+              <w:t>promoted/trunk</w:t>
+            </w:r>
+          </w:p>
+        </w:tc>
+        <w:tc>
+          <w:tcPr>
+            <w:tcW w:w="1119" w:type="dxa"/>
+            <w:tcBorders/>
+          </w:tcPr>
+          <w:p>
+            <w:pPr>
+              <w:pStyle w:val="Normal"/>
+              <w:spacing w:before="0" w:after="200"/>
               <w:jc w:val="center"/>
               <w:rPr/>
             </w:pPr>
             <w:r>
               <w:rPr>
-                <w:rFonts w:cs="" w:ascii="Calibri" w:hAnsi="Calibri"/>
-                <w:b w:val="false"/>
-                <w:kern w:val="0"/>
-                <w:sz w:val="21"/>
-                <w:szCs w:val="21"/>
-                <w:shd w:fill="FFFF00" w:val="clear"/>
-                <w:lang w:val="it-IT" w:eastAsia="en-US" w:bidi="ar-SA"/>
-              </w:rPr>
-              <w:t xml:space="preserve">training </w:t>
-            </w:r>
-            <w:r>
-              <w:rPr>
-                <w:rFonts w:cs="" w:ascii="Calibri" w:hAnsi="Calibri"/>
-                <w:b w:val="false"/>
-                <w:kern w:val="0"/>
-                <w:sz w:val="21"/>
-                <w:szCs w:val="21"/>
-                <w:shd w:fill="FFFF00" w:val="clear"/>
-                <w:lang w:val="it-IT" w:eastAsia="en-US" w:bidi="ar-SA"/>
-              </w:rPr>
-              <w:t>OK</w:t>
-            </w:r>
-          </w:p>
-        </w:tc>
-        <w:tc>
-          <w:tcPr>
-            <w:tcW w:w="1119" w:type="dxa"/>
-            <w:tcBorders/>
-            <w:shd w:fill="F3F6FA"/>
-            <w:vAlign w:val="center"/>
-          </w:tcPr>
-          <w:p>
-            <w:pPr>
-              <w:pStyle w:val="Normal"/>
-              <w:widowControl/>
-              <w:suppressAutoHyphens w:val="true"/>
-              <w:spacing w:lineRule="auto" w:line="240" w:before="0" w:after="0"/>
+                <w:rFonts w:ascii="Calibri" w:hAnsi="Calibri"/>
+                <w:b w:val="false"/>
+                <w:sz w:val="21"/>
+              </w:rPr>
+              <w:t>444</w:t>
+            </w:r>
+          </w:p>
+        </w:tc>
+        <w:tc>
+          <w:tcPr>
+            <w:tcW w:w="1118" w:type="dxa"/>
+            <w:tcBorders/>
+          </w:tcPr>
+          <w:p>
+            <w:pPr>
+              <w:pStyle w:val="Normal"/>
+              <w:spacing w:before="0" w:after="200"/>
               <w:jc w:val="center"/>
               <w:rPr/>
             </w:pPr>
             <w:r>
               <w:rPr>
-                <w:rFonts w:cs="" w:ascii="Calibri" w:hAnsi="Calibri"/>
-                <w:b w:val="false"/>
-                <w:kern w:val="0"/>
-                <w:sz w:val="21"/>
-                <w:szCs w:val="21"/>
-                <w:lang w:val="it-IT" w:eastAsia="en-US" w:bidi="ar-SA"/>
-              </w:rPr>
-              <w:t>3393</w:t>
-            </w:r>
-          </w:p>
-        </w:tc>
-        <w:tc>
-          <w:tcPr>
-            <w:tcW w:w="1118" w:type="dxa"/>
-            <w:tcBorders/>
-            <w:shd w:fill="F3F6FA"/>
-            <w:vAlign w:val="center"/>
-          </w:tcPr>
-          <w:p>
-            <w:pPr>
-              <w:pStyle w:val="Normal"/>
-              <w:widowControl/>
-              <w:suppressAutoHyphens w:val="true"/>
-              <w:spacing w:lineRule="auto" w:line="240" w:before="0" w:after="0"/>
+                <w:rFonts w:ascii="Calibri" w:hAnsi="Calibri"/>
+                <w:b w:val="false"/>
+                <w:sz w:val="21"/>
+              </w:rPr>
+              <w:t>2664</w:t>
+            </w:r>
+          </w:p>
+        </w:tc>
+        <w:tc>
+          <w:tcPr>
+            <w:tcW w:w="1119" w:type="dxa"/>
+            <w:tcBorders/>
+          </w:tcPr>
+          <w:p>
+            <w:pPr>
+              <w:pStyle w:val="Normal"/>
+              <w:spacing w:before="0" w:after="200"/>
               <w:jc w:val="center"/>
               <w:rPr/>
             </w:pPr>
             <w:r>
               <w:rPr>
-                <w:rFonts w:cs="" w:ascii="Calibri" w:hAnsi="Calibri"/>
-                <w:b w:val="false"/>
-                <w:kern w:val="0"/>
-                <w:sz w:val="21"/>
-                <w:szCs w:val="21"/>
-                <w:lang w:val="it-IT" w:eastAsia="en-US" w:bidi="ar-SA"/>
-              </w:rPr>
-              <w:t>20358</w:t>
+                <w:rFonts w:ascii="Calibri" w:hAnsi="Calibri"/>
+                <w:b w:val="false"/>
+                <w:sz w:val="21"/>
+              </w:rPr>
+              <w:t>225</w:t>
             </w:r>
           </w:p>
         </w:tc>
@@ -11940,28 +13245,21 @@
           <w:tcPr>
             <w:tcW w:w="1119" w:type="dxa"/>
             <w:tcBorders/>
-            <w:shd w:fill="F3F6FA"/>
-            <w:vAlign w:val="center"/>
-          </w:tcPr>
-          <w:p>
-            <w:pPr>
-              <w:pStyle w:val="Normal"/>
-              <w:widowControl/>
-              <w:suppressAutoHyphens w:val="true"/>
-              <w:spacing w:lineRule="auto" w:line="240" w:before="0" w:after="0"/>
+          </w:tcPr>
+          <w:p>
+            <w:pPr>
+              <w:pStyle w:val="Normal"/>
+              <w:spacing w:before="0" w:after="200"/>
               <w:jc w:val="center"/>
               <w:rPr/>
             </w:pPr>
             <w:r>
               <w:rPr>
-                <w:rFonts w:cs="" w:ascii="Calibri" w:hAnsi="Calibri"/>
-                <w:b w:val="false"/>
-                <w:kern w:val="0"/>
-                <w:sz w:val="21"/>
-                <w:szCs w:val="21"/>
-                <w:lang w:val="it-IT" w:eastAsia="en-US" w:bidi="ar-SA"/>
-              </w:rPr>
-              <w:t>225</w:t>
+                <w:rFonts w:ascii="Calibri" w:hAnsi="Calibri"/>
+                <w:b w:val="false"/>
+                <w:sz w:val="21"/>
+              </w:rPr>
+              <w:t>301454</w:t>
             </w:r>
           </w:p>
         </w:tc>
@@ -11969,207 +13267,278 @@
           <w:tcPr>
             <w:tcW w:w="1119" w:type="dxa"/>
             <w:tcBorders/>
-            <w:shd w:fill="F3F6FA"/>
-            <w:vAlign w:val="center"/>
-          </w:tcPr>
-          <w:p>
-            <w:pPr>
-              <w:pStyle w:val="Normal"/>
-              <w:widowControl/>
-              <w:suppressAutoHyphens w:val="true"/>
-              <w:spacing w:lineRule="auto" w:line="240" w:before="0" w:after="0"/>
+          </w:tcPr>
+          <w:p>
+            <w:pPr>
+              <w:pStyle w:val="Normal"/>
+              <w:spacing w:before="0" w:after="200"/>
+              <w:jc w:val="center"/>
+              <w:rPr>
+                <w:highlight w:val="none"/>
+                <w:shd w:fill="81D41A" w:val="clear"/>
+              </w:rPr>
+            </w:pPr>
+            <w:r>
+              <w:rPr>
+                <w:rFonts w:ascii="Calibri" w:hAnsi="Calibri"/>
+                <w:b w:val="false"/>
+                <w:sz w:val="21"/>
+                <w:shd w:fill="81D41A" w:val="clear"/>
+              </w:rPr>
+              <w:t>62.76%</w:t>
+            </w:r>
+          </w:p>
+        </w:tc>
+        <w:tc>
+          <w:tcPr>
+            <w:tcW w:w="1118" w:type="dxa"/>
+            <w:tcBorders/>
+          </w:tcPr>
+          <w:p>
+            <w:pPr>
+              <w:pStyle w:val="Normal"/>
+              <w:spacing w:before="0" w:after="200"/>
+              <w:jc w:val="center"/>
+              <w:rPr>
+                <w:highlight w:val="none"/>
+                <w:shd w:fill="FFFF00" w:val="clear"/>
+              </w:rPr>
+            </w:pPr>
+            <w:r>
+              <w:rPr>
+                <w:rFonts w:ascii="Calibri" w:hAnsi="Calibri"/>
+                <w:b w:val="false"/>
+                <w:sz w:val="21"/>
+                <w:shd w:fill="FFFF00" w:val="clear"/>
+              </w:rPr>
+              <w:t>25.53%</w:t>
+            </w:r>
+          </w:p>
+        </w:tc>
+        <w:tc>
+          <w:tcPr>
+            <w:tcW w:w="1119" w:type="dxa"/>
+            <w:tcBorders/>
+          </w:tcPr>
+          <w:p>
+            <w:pPr>
+              <w:pStyle w:val="Normal"/>
+              <w:spacing w:before="0" w:after="200"/>
+              <w:jc w:val="center"/>
+              <w:rPr>
+                <w:highlight w:val="none"/>
+                <w:shd w:fill="81D41A" w:val="clear"/>
+              </w:rPr>
+            </w:pPr>
+            <w:r>
+              <w:rPr>
+                <w:rFonts w:ascii="Calibri" w:hAnsi="Calibri"/>
+                <w:b w:val="false"/>
+                <w:sz w:val="21"/>
+                <w:shd w:fill="81D41A" w:val="clear"/>
+              </w:rPr>
+              <w:t>7.43%</w:t>
+            </w:r>
+          </w:p>
+        </w:tc>
+        <w:tc>
+          <w:tcPr>
+            <w:tcW w:w="1120" w:type="dxa"/>
+            <w:tcBorders/>
+          </w:tcPr>
+          <w:p>
+            <w:pPr>
+              <w:pStyle w:val="Normal"/>
+              <w:spacing w:before="0" w:after="200"/>
+              <w:jc w:val="center"/>
+              <w:rPr>
+                <w:highlight w:val="none"/>
+                <w:shd w:fill="81D41A" w:val="clear"/>
+              </w:rPr>
+            </w:pPr>
+            <w:r>
+              <w:rPr>
+                <w:rFonts w:ascii="Calibri" w:hAnsi="Calibri"/>
+                <w:b w:val="false"/>
+                <w:sz w:val="21"/>
+                <w:shd w:fill="81D41A" w:val="clear"/>
+              </w:rPr>
+              <w:t>4.28%</w:t>
+            </w:r>
+          </w:p>
+        </w:tc>
+        <w:tc>
+          <w:tcPr>
+            <w:tcW w:w="1118" w:type="dxa"/>
+            <w:tcBorders/>
+          </w:tcPr>
+          <w:p>
+            <w:pPr>
+              <w:pStyle w:val="Normal"/>
+              <w:spacing w:before="0" w:after="200"/>
+              <w:jc w:val="center"/>
+              <w:rPr>
+                <w:highlight w:val="none"/>
+                <w:shd w:fill="81D41A" w:val="clear"/>
+              </w:rPr>
+            </w:pPr>
+            <w:r>
+              <w:rPr>
+                <w:rFonts w:ascii="Calibri" w:hAnsi="Calibri"/>
+                <w:b w:val="false"/>
+                <w:sz w:val="21"/>
+                <w:shd w:fill="81D41A" w:val="clear"/>
+              </w:rPr>
+              <w:t>85.89%</w:t>
+            </w:r>
+          </w:p>
+        </w:tc>
+        <w:tc>
+          <w:tcPr>
+            <w:tcW w:w="1118" w:type="dxa"/>
+            <w:tcBorders/>
+          </w:tcPr>
+          <w:p>
+            <w:pPr>
+              <w:pStyle w:val="Normal"/>
+              <w:spacing w:before="0" w:after="200"/>
               <w:jc w:val="center"/>
               <w:rPr/>
             </w:pPr>
             <w:r>
               <w:rPr>
-                <w:rFonts w:cs="" w:ascii="Calibri" w:hAnsi="Calibri"/>
-                <w:b w:val="false"/>
-                <w:kern w:val="0"/>
-                <w:sz w:val="21"/>
-                <w:szCs w:val="21"/>
-                <w:lang w:val="it-IT" w:eastAsia="en-US" w:bidi="ar-SA"/>
-              </w:rPr>
-              <w:t>3005318</w:t>
-            </w:r>
-          </w:p>
-        </w:tc>
-        <w:tc>
-          <w:tcPr>
-            <w:tcW w:w="1119" w:type="dxa"/>
-            <w:tcBorders/>
-            <w:shd w:fill="F3F6FA"/>
-            <w:vAlign w:val="center"/>
-          </w:tcPr>
-          <w:p>
-            <w:pPr>
-              <w:pStyle w:val="Normal"/>
-              <w:widowControl/>
-              <w:suppressAutoHyphens w:val="true"/>
-              <w:spacing w:lineRule="auto" w:line="240" w:before="0" w:after="0"/>
-              <w:jc w:val="center"/>
-              <w:rPr/>
-            </w:pPr>
-            <w:r>
-              <w:rPr>
-                <w:rFonts w:cs="" w:ascii="Calibri" w:hAnsi="Calibri"/>
-                <w:b w:val="false"/>
-                <w:kern w:val="0"/>
-                <w:sz w:val="21"/>
-                <w:szCs w:val="21"/>
-                <w:shd w:fill="FFFF00" w:val="clear"/>
-                <w:lang w:val="it-IT" w:eastAsia="en-US" w:bidi="ar-SA"/>
-              </w:rPr>
-              <w:t>49.62%</w:t>
-            </w:r>
-          </w:p>
-        </w:tc>
-        <w:tc>
-          <w:tcPr>
-            <w:tcW w:w="1118" w:type="dxa"/>
-            <w:tcBorders/>
-            <w:shd w:fill="F3F6FA"/>
-            <w:vAlign w:val="center"/>
-          </w:tcPr>
-          <w:p>
-            <w:pPr>
-              <w:pStyle w:val="Normal"/>
-              <w:widowControl/>
-              <w:suppressAutoHyphens w:val="true"/>
-              <w:spacing w:lineRule="auto" w:line="240" w:before="0" w:after="0"/>
-              <w:jc w:val="center"/>
-              <w:rPr/>
-            </w:pPr>
-            <w:r>
-              <w:rPr>
-                <w:rFonts w:cs="" w:ascii="Calibri" w:hAnsi="Calibri"/>
-                <w:b w:val="false"/>
-                <w:kern w:val="0"/>
-                <w:sz w:val="21"/>
-                <w:szCs w:val="21"/>
-                <w:shd w:fill="FFFF00" w:val="clear"/>
-                <w:lang w:val="it-IT" w:eastAsia="en-US" w:bidi="ar-SA"/>
-              </w:rPr>
-              <w:t>22.12%</w:t>
-            </w:r>
-          </w:p>
-        </w:tc>
-        <w:tc>
-          <w:tcPr>
-            <w:tcW w:w="1119" w:type="dxa"/>
-            <w:tcBorders/>
-            <w:shd w:fill="F3F6FA"/>
-            <w:vAlign w:val="center"/>
-          </w:tcPr>
-          <w:p>
-            <w:pPr>
-              <w:pStyle w:val="Normal"/>
-              <w:widowControl/>
-              <w:suppressAutoHyphens w:val="true"/>
-              <w:spacing w:lineRule="auto" w:line="240" w:before="0" w:after="0"/>
-              <w:jc w:val="center"/>
-              <w:rPr/>
-            </w:pPr>
-            <w:r>
-              <w:rPr>
-                <w:rFonts w:cs="" w:ascii="Calibri" w:hAnsi="Calibri"/>
-                <w:b w:val="false"/>
-                <w:kern w:val="0"/>
-                <w:sz w:val="21"/>
-                <w:szCs w:val="21"/>
-                <w:shd w:fill="FFFF00" w:val="clear"/>
-                <w:lang w:val="it-IT" w:eastAsia="en-US" w:bidi="ar-SA"/>
-              </w:rPr>
-              <w:t>17.47%</w:t>
-            </w:r>
-          </w:p>
-        </w:tc>
-        <w:tc>
-          <w:tcPr>
-            <w:tcW w:w="1120" w:type="dxa"/>
-            <w:tcBorders/>
-            <w:shd w:fill="F3F6FA"/>
-            <w:vAlign w:val="center"/>
-          </w:tcPr>
-          <w:p>
-            <w:pPr>
-              <w:pStyle w:val="Normal"/>
-              <w:widowControl/>
-              <w:suppressAutoHyphens w:val="true"/>
-              <w:spacing w:lineRule="auto" w:line="240" w:before="0" w:after="0"/>
-              <w:jc w:val="center"/>
-              <w:rPr/>
-            </w:pPr>
-            <w:r>
-              <w:rPr>
-                <w:rFonts w:cs="" w:ascii="Calibri" w:hAnsi="Calibri"/>
-                <w:b w:val="false"/>
-                <w:kern w:val="0"/>
-                <w:sz w:val="21"/>
-                <w:szCs w:val="21"/>
-                <w:shd w:fill="FFFF00" w:val="clear"/>
-                <w:lang w:val="it-IT" w:eastAsia="en-US" w:bidi="ar-SA"/>
-              </w:rPr>
-              <w:t>10.79%</w:t>
-            </w:r>
-          </w:p>
-        </w:tc>
-        <w:tc>
-          <w:tcPr>
-            <w:tcW w:w="1118" w:type="dxa"/>
-            <w:tcBorders/>
-            <w:shd w:fill="F3F6FA"/>
-            <w:vAlign w:val="center"/>
-          </w:tcPr>
-          <w:p>
-            <w:pPr>
-              <w:pStyle w:val="Normal"/>
-              <w:widowControl/>
-              <w:suppressAutoHyphens w:val="true"/>
-              <w:spacing w:lineRule="auto" w:line="240" w:before="0" w:after="0"/>
-              <w:jc w:val="center"/>
-              <w:rPr/>
-            </w:pPr>
-            <w:r>
-              <w:rPr>
-                <w:rFonts w:cs="" w:ascii="Calibri" w:hAnsi="Calibri"/>
-                <w:b w:val="false"/>
-                <w:kern w:val="0"/>
-                <w:sz w:val="21"/>
-                <w:szCs w:val="21"/>
-                <w:shd w:fill="FFFF00" w:val="clear"/>
-                <w:lang w:val="it-IT" w:eastAsia="en-US" w:bidi="ar-SA"/>
-              </w:rPr>
-              <w:t>63.30%</w:t>
-            </w:r>
-          </w:p>
-        </w:tc>
-        <w:tc>
-          <w:tcPr>
-            <w:tcW w:w="1118" w:type="dxa"/>
-            <w:tcBorders/>
-            <w:shd w:fill="F3F6FA"/>
-            <w:vAlign w:val="center"/>
-          </w:tcPr>
-          <w:p>
-            <w:pPr>
-              <w:pStyle w:val="Normal"/>
-              <w:widowControl/>
-              <w:suppressAutoHyphens w:val="true"/>
-              <w:spacing w:lineRule="auto" w:line="240" w:before="0" w:after="0"/>
-              <w:jc w:val="center"/>
-              <w:rPr/>
-            </w:pPr>
-            <w:r>
-              <w:rPr>
-                <w:rFonts w:cs="" w:ascii="Calibri" w:hAnsi="Calibri"/>
-                <w:b w:val="false"/>
-                <w:kern w:val="0"/>
-                <w:sz w:val="21"/>
-                <w:szCs w:val="21"/>
-                <w:lang w:val="it-IT" w:eastAsia="en-US" w:bidi="ar-SA"/>
+                <w:rFonts w:ascii="Calibri" w:hAnsi="Calibri"/>
+                <w:b w:val="false"/>
+                <w:sz w:val="21"/>
               </w:rPr>
               <w:t>empty</w:t>
+            </w:r>
+          </w:p>
+        </w:tc>
+      </w:tr>
+    </w:tbl>
+    <w:p>
+      <w:pPr>
+        <w:pStyle w:val="Heading1"/>
+        <w:rPr/>
+      </w:pPr>
+      <w:r>
+        <w:rPr/>
+      </w:r>
+    </w:p>
+    <w:p>
+      <w:pPr>
+        <w:pStyle w:val="Heading1"/>
+        <w:rPr/>
+      </w:pPr>
+      <w:r>
+        <w:rPr/>
+        <w:t>4.1 V3 vs V1 - 2026-05-25</w:t>
+      </w:r>
+    </w:p>
+    <w:tbl>
+      <w:tblPr>
+        <w:tblStyle w:val="TableGrid"/>
+        <w:tblW w:w="14544" w:type="dxa"/>
+        <w:jc w:val="left"/>
+        <w:tblInd w:w="0" w:type="dxa"/>
+        <w:tblLayout w:type="fixed"/>
+        <w:tblCellMar>
+          <w:top w:w="0" w:type="dxa"/>
+          <w:left w:w="108" w:type="dxa"/>
+          <w:bottom w:w="0" w:type="dxa"/>
+          <w:right w:w="108" w:type="dxa"/>
+        </w:tblCellMar>
+        <w:tblLook w:firstRow="1" w:noVBand="1" w:lastRow="0" w:firstColumn="1" w:lastColumn="0" w:noHBand="0" w:val="04a0"/>
+      </w:tblPr>
+      <w:tblGrid>
+        <w:gridCol w:w="4848"/>
+        <w:gridCol w:w="4848"/>
+        <w:gridCol w:w="4848"/>
+      </w:tblGrid>
+      <w:tr>
+        <w:trPr/>
+        <w:tc>
+          <w:tcPr>
+            <w:tcW w:w="4848" w:type="dxa"/>
+            <w:tcBorders/>
+            <w:shd w:fill="2A6099" w:val="clear"/>
+          </w:tcPr>
+          <w:p>
+            <w:pPr>
+              <w:pStyle w:val="Normal"/>
+              <w:spacing w:before="0" w:after="200"/>
+              <w:rPr>
+                <w:color w:val="FFFFFF"/>
+                <w:sz w:val="21"/>
+                <w:szCs w:val="21"/>
+              </w:rPr>
+            </w:pPr>
+            <w:r>
+              <w:rPr>
+                <w:rFonts w:ascii="Arial Black" w:hAnsi="Arial Black"/>
+                <w:b/>
+                <w:color w:val="FFFFFF"/>
+                <w:sz w:val="21"/>
+                <w:szCs w:val="21"/>
+              </w:rPr>
+              <w:t>Asse</w:t>
+            </w:r>
+          </w:p>
+        </w:tc>
+        <w:tc>
+          <w:tcPr>
+            <w:tcW w:w="4848" w:type="dxa"/>
+            <w:tcBorders/>
+            <w:shd w:fill="2A6099" w:val="clear"/>
+          </w:tcPr>
+          <w:p>
+            <w:pPr>
+              <w:pStyle w:val="Normal"/>
+              <w:spacing w:before="0" w:after="200"/>
+              <w:rPr>
+                <w:color w:val="FFFFFF"/>
+                <w:sz w:val="21"/>
+                <w:szCs w:val="21"/>
+              </w:rPr>
+            </w:pPr>
+            <w:r>
+              <w:rPr>
+                <w:rFonts w:ascii="Arial Black" w:hAnsi="Arial Black"/>
+                <w:b/>
+                <w:color w:val="FFFFFF"/>
+                <w:sz w:val="21"/>
+                <w:szCs w:val="21"/>
+              </w:rPr>
+              <w:t>V3 (Ped-speed retune)</w:t>
+            </w:r>
+          </w:p>
+        </w:tc>
+        <w:tc>
+          <w:tcPr>
+            <w:tcW w:w="4848" w:type="dxa"/>
+            <w:tcBorders/>
+            <w:shd w:fill="2A6099" w:val="clear"/>
+          </w:tcPr>
+          <w:p>
+            <w:pPr>
+              <w:pStyle w:val="Normal"/>
+              <w:spacing w:before="0" w:after="200"/>
+              <w:rPr>
+                <w:color w:val="FFFFFF"/>
+                <w:sz w:val="21"/>
+                <w:szCs w:val="21"/>
+              </w:rPr>
+            </w:pPr>
+            <w:r>
+              <w:rPr>
+                <w:rFonts w:ascii="Arial Black" w:hAnsi="Arial Black"/>
+                <w:b/>
+                <w:color w:val="FFFFFF"/>
+                <w:sz w:val="21"/>
+                <w:szCs w:val="21"/>
+              </w:rPr>
+              <w:t>V1 (safe_to_push tolerance)</w:t>
             </w:r>
           </w:p>
         </w:tc>
@@ -12178,446 +13547,3815 @@
         <w:trPr/>
         <w:tc>
           <w:tcPr>
-            <w:tcW w:w="1118" w:type="dxa"/>
-            <w:tcBorders/>
-            <w:shd w:fill="F3F6FA"/>
-            <w:vAlign w:val="center"/>
-          </w:tcPr>
-          <w:p>
-            <w:pPr>
-              <w:pStyle w:val="Normal"/>
-              <w:widowControl/>
-              <w:suppressAutoHyphens w:val="true"/>
-              <w:spacing w:lineRule="auto" w:line="240" w:before="0" w:after="0"/>
-              <w:jc w:val="center"/>
+            <w:tcW w:w="4848" w:type="dxa"/>
+            <w:tcBorders/>
+          </w:tcPr>
+          <w:p>
+            <w:pPr>
+              <w:pStyle w:val="Normal"/>
+              <w:widowControl/>
+              <w:suppressAutoHyphens w:val="true"/>
+              <w:bidi w:val="0"/>
+              <w:spacing w:lineRule="auto" w:line="276" w:before="0" w:after="200"/>
+              <w:jc w:val="left"/>
+              <w:rPr/>
+            </w:pPr>
+            <w:r>
               <w:rPr>
                 <w:rFonts w:ascii="Calibri" w:hAnsi="Calibri"/>
-                <w:sz w:val="20"/>
-                <w:szCs w:val="20"/>
-              </w:rPr>
+                <w:b w:val="false"/>
+                <w:sz w:val="21"/>
+              </w:rPr>
+              <w:t>Run ID</w:t>
+            </w:r>
+          </w:p>
+        </w:tc>
+        <w:tc>
+          <w:tcPr>
+            <w:tcW w:w="4848" w:type="dxa"/>
+            <w:tcBorders/>
+          </w:tcPr>
+          <w:p>
+            <w:pPr>
+              <w:pStyle w:val="Normal"/>
+              <w:widowControl/>
+              <w:suppressAutoHyphens w:val="true"/>
+              <w:bidi w:val="0"/>
+              <w:spacing w:lineRule="auto" w:line="276" w:before="0" w:after="200"/>
+              <w:jc w:val="left"/>
+              <w:rPr/>
             </w:pPr>
             <w:r>
               <w:rPr>
                 <w:rFonts w:ascii="Calibri" w:hAnsi="Calibri"/>
-                <w:sz w:val="20"/>
-                <w:szCs w:val="20"/>
-              </w:rPr>
-              <w:t xml:space="preserve"> </w:t>
-            </w:r>
+                <w:b w:val="false"/>
+                <w:sz w:val="21"/>
+              </w:rPr>
+              <w:t>20260525_125127</w:t>
+            </w:r>
+          </w:p>
+        </w:tc>
+        <w:tc>
+          <w:tcPr>
+            <w:tcW w:w="4848" w:type="dxa"/>
+            <w:tcBorders/>
+          </w:tcPr>
+          <w:p>
+            <w:pPr>
+              <w:pStyle w:val="Normal"/>
+              <w:widowControl/>
+              <w:suppressAutoHyphens w:val="true"/>
+              <w:bidi w:val="0"/>
+              <w:spacing w:lineRule="auto" w:line="276" w:before="0" w:after="200"/>
+              <w:jc w:val="left"/>
+              <w:rPr/>
+            </w:pPr>
             <w:r>
               <w:rPr>
                 <w:rFonts w:ascii="Calibri" w:hAnsi="Calibri"/>
-                <w:sz w:val="20"/>
-                <w:szCs w:val="20"/>
-                <w:shd w:fill="FFFF00" w:val="clear"/>
-              </w:rPr>
-              <w:t>3</w:t>
-            </w:r>
+                <w:b w:val="false"/>
+                <w:sz w:val="21"/>
+              </w:rPr>
+              <w:t>20260525_162428</w:t>
+            </w:r>
+          </w:p>
+        </w:tc>
+      </w:tr>
+      <w:tr>
+        <w:trPr/>
+        <w:tc>
+          <w:tcPr>
+            <w:tcW w:w="4848" w:type="dxa"/>
+            <w:tcBorders/>
+          </w:tcPr>
+          <w:p>
+            <w:pPr>
+              <w:pStyle w:val="Normal"/>
+              <w:widowControl/>
+              <w:suppressAutoHyphens w:val="true"/>
+              <w:bidi w:val="0"/>
+              <w:spacing w:lineRule="auto" w:line="276" w:before="0" w:after="200"/>
+              <w:jc w:val="left"/>
+              <w:rPr/>
+            </w:pPr>
             <w:r>
               <w:rPr>
                 <w:rFonts w:ascii="Calibri" w:hAnsi="Calibri"/>
-                <w:sz w:val="20"/>
-                <w:szCs w:val="20"/>
-                <w:shd w:fill="FFFF00" w:val="clear"/>
-              </w:rPr>
-              <w:t>00K</w:t>
-            </w:r>
+                <w:b w:val="false"/>
+                <w:sz w:val="21"/>
+              </w:rPr>
+              <w:t>File:Line</w:t>
+            </w:r>
+          </w:p>
+        </w:tc>
+        <w:tc>
+          <w:tcPr>
+            <w:tcW w:w="4848" w:type="dxa"/>
+            <w:tcBorders/>
+          </w:tcPr>
+          <w:p>
+            <w:pPr>
+              <w:pStyle w:val="Normal"/>
+              <w:widowControl/>
+              <w:suppressAutoHyphens w:val="true"/>
+              <w:bidi w:val="0"/>
+              <w:spacing w:lineRule="auto" w:line="276" w:before="0" w:after="200"/>
+              <w:jc w:val="left"/>
+              <w:rPr/>
+            </w:pPr>
             <w:r>
               <w:rPr>
                 <w:rFonts w:ascii="Calibri" w:hAnsi="Calibri"/>
-                <w:sz w:val="20"/>
-                <w:szCs w:val="20"/>
-                <w:shd w:fill="FFFF00" w:val="clear"/>
-              </w:rPr>
-              <w:t xml:space="preserve"> Steps </w:t>
-            </w:r>
+                <w:b w:val="false"/>
+                <w:sz w:val="21"/>
+              </w:rPr>
+              <w:t>carla_multi_agent_env.py:2004</w:t>
+            </w:r>
+          </w:p>
+        </w:tc>
+        <w:tc>
+          <w:tcPr>
+            <w:tcW w:w="4848" w:type="dxa"/>
+            <w:tcBorders/>
+          </w:tcPr>
+          <w:p>
+            <w:pPr>
+              <w:pStyle w:val="Normal"/>
+              <w:widowControl/>
+              <w:suppressAutoHyphens w:val="true"/>
+              <w:bidi w:val="0"/>
+              <w:spacing w:lineRule="auto" w:line="276" w:before="0" w:after="200"/>
+              <w:jc w:val="left"/>
+              <w:rPr/>
+            </w:pPr>
             <w:r>
               <w:rPr>
                 <w:rFonts w:ascii="Calibri" w:hAnsi="Calibri"/>
-                <w:sz w:val="20"/>
-                <w:szCs w:val="20"/>
-              </w:rPr>
-              <w:t xml:space="preserve">/ </w:t>
-            </w:r>
+                <w:b w:val="false"/>
+                <w:sz w:val="21"/>
+              </w:rPr>
+              <w:t>carla_multi_agent_env.py:1927</w:t>
+            </w:r>
+          </w:p>
+        </w:tc>
+      </w:tr>
+      <w:tr>
+        <w:trPr/>
+        <w:tc>
+          <w:tcPr>
+            <w:tcW w:w="4848" w:type="dxa"/>
+            <w:tcBorders/>
+          </w:tcPr>
+          <w:p>
+            <w:pPr>
+              <w:pStyle w:val="Normal"/>
+              <w:widowControl/>
+              <w:suppressAutoHyphens w:val="true"/>
+              <w:bidi w:val="0"/>
+              <w:spacing w:lineRule="auto" w:line="276" w:before="0" w:after="200"/>
+              <w:jc w:val="left"/>
+              <w:rPr/>
+            </w:pPr>
             <w:r>
               <w:rPr>
                 <w:rFonts w:ascii="Calibri" w:hAnsi="Calibri"/>
-                <w:sz w:val="20"/>
-                <w:szCs w:val="20"/>
-                <w:shd w:fill="FFDE59" w:val="clear"/>
-              </w:rPr>
-              <w:t>LvsDiff 30;60;100</w:t>
-            </w:r>
-          </w:p>
-        </w:tc>
-        <w:tc>
-          <w:tcPr>
-            <w:tcW w:w="1119" w:type="dxa"/>
-            <w:tcBorders/>
-            <w:shd w:fill="F3F6FA"/>
-            <w:vAlign w:val="center"/>
-          </w:tcPr>
-          <w:p>
-            <w:pPr>
-              <w:pStyle w:val="Normal"/>
-              <w:widowControl/>
-              <w:suppressAutoHyphens w:val="true"/>
-              <w:spacing w:lineRule="auto" w:line="240" w:before="0" w:after="0"/>
-              <w:jc w:val="center"/>
+                <w:b w:val="false"/>
+                <w:sz w:val="21"/>
+              </w:rPr>
+              <w:t>Diff</w:t>
+            </w:r>
+          </w:p>
+        </w:tc>
+        <w:tc>
+          <w:tcPr>
+            <w:tcW w:w="4848" w:type="dxa"/>
+            <w:tcBorders/>
+          </w:tcPr>
+          <w:p>
+            <w:pPr>
+              <w:pStyle w:val="Normal"/>
+              <w:widowControl/>
+              <w:suppressAutoHyphens w:val="true"/>
+              <w:bidi w:val="0"/>
+              <w:spacing w:lineRule="auto" w:line="276" w:before="0" w:after="200"/>
+              <w:jc w:val="left"/>
               <w:rPr/>
             </w:pPr>
             <w:r>
               <w:rPr>
-                <w:rFonts w:cs="" w:ascii="Calibri" w:hAnsi="Calibri"/>
-                <w:b w:val="false"/>
-                <w:kern w:val="0"/>
-                <w:sz w:val="21"/>
-                <w:szCs w:val="21"/>
-                <w:lang w:val="it-IT" w:eastAsia="en-US" w:bidi="ar-SA"/>
-              </w:rPr>
-              <w:t>carla_mappo_20260520_133747</w:t>
-            </w:r>
-          </w:p>
-        </w:tc>
-        <w:tc>
-          <w:tcPr>
-            <w:tcW w:w="1119" w:type="dxa"/>
-            <w:tcBorders/>
-            <w:shd w:fill="F3F6FA"/>
-            <w:vAlign w:val="center"/>
-          </w:tcPr>
-          <w:p>
-            <w:pPr>
-              <w:pStyle w:val="Normal"/>
-              <w:widowControl/>
-              <w:suppressAutoHyphens w:val="true"/>
-              <w:spacing w:lineRule="auto" w:line="240" w:before="0" w:after="0"/>
-              <w:jc w:val="center"/>
+                <w:rFonts w:ascii="Calibri" w:hAnsi="Calibri"/>
+                <w:b w:val="false"/>
+                <w:sz w:val="21"/>
+              </w:rPr>
+              <w:t>comfort band [1.2, 2.6] -&gt; [1.5, 2.2] m/s</w:t>
+            </w:r>
+          </w:p>
+        </w:tc>
+        <w:tc>
+          <w:tcPr>
+            <w:tcW w:w="4848" w:type="dxa"/>
+            <w:tcBorders/>
+          </w:tcPr>
+          <w:p>
+            <w:pPr>
+              <w:pStyle w:val="Normal"/>
+              <w:widowControl/>
+              <w:suppressAutoHyphens w:val="true"/>
+              <w:bidi w:val="0"/>
+              <w:spacing w:lineRule="auto" w:line="276" w:before="0" w:after="200"/>
+              <w:jc w:val="left"/>
               <w:rPr/>
             </w:pPr>
             <w:r>
               <w:rPr>
-                <w:rFonts w:cs="" w:ascii="Calibri" w:hAnsi="Calibri"/>
-                <w:b w:val="false"/>
-                <w:kern w:val="0"/>
-                <w:sz w:val="21"/>
-                <w:szCs w:val="21"/>
-                <w:shd w:fill="FFFF00" w:val="clear"/>
-                <w:lang w:val="it-IT" w:eastAsia="en-US" w:bidi="ar-SA"/>
-              </w:rPr>
-              <w:t xml:space="preserve">training </w:t>
-            </w:r>
-            <w:r>
-              <w:rPr>
-                <w:rFonts w:cs="" w:ascii="Calibri" w:hAnsi="Calibri"/>
-                <w:b w:val="false"/>
-                <w:kern w:val="0"/>
-                <w:sz w:val="21"/>
-                <w:szCs w:val="21"/>
-                <w:shd w:fill="FFFF00" w:val="clear"/>
-                <w:lang w:val="it-IT" w:eastAsia="en-US" w:bidi="ar-SA"/>
-              </w:rPr>
-              <w:t>OK</w:t>
-            </w:r>
-          </w:p>
-        </w:tc>
-        <w:tc>
-          <w:tcPr>
-            <w:tcW w:w="1119" w:type="dxa"/>
-            <w:tcBorders/>
-            <w:shd w:fill="F3F6FA"/>
-            <w:vAlign w:val="center"/>
-          </w:tcPr>
-          <w:p>
-            <w:pPr>
-              <w:pStyle w:val="Normal"/>
-              <w:widowControl/>
-              <w:suppressAutoHyphens w:val="true"/>
-              <w:spacing w:lineRule="auto" w:line="240" w:before="0" w:after="0"/>
-              <w:jc w:val="center"/>
+                <w:rFonts w:ascii="Calibri" w:hAnsi="Calibri"/>
+                <w:b w:val="false"/>
+                <w:sz w:val="21"/>
+              </w:rPr>
+              <w:t>safe_to_push = hazard_risk &lt; 0.75 -&gt; &lt; 0.85</w:t>
+            </w:r>
+          </w:p>
+        </w:tc>
+      </w:tr>
+      <w:tr>
+        <w:trPr/>
+        <w:tc>
+          <w:tcPr>
+            <w:tcW w:w="4848" w:type="dxa"/>
+            <w:tcBorders/>
+          </w:tcPr>
+          <w:p>
+            <w:pPr>
+              <w:pStyle w:val="Normal"/>
+              <w:widowControl/>
+              <w:suppressAutoHyphens w:val="true"/>
+              <w:bidi w:val="0"/>
+              <w:spacing w:lineRule="auto" w:line="276" w:before="0" w:after="200"/>
+              <w:jc w:val="left"/>
               <w:rPr/>
             </w:pPr>
             <w:r>
               <w:rPr>
-                <w:rFonts w:cs="" w:ascii="Calibri" w:hAnsi="Calibri"/>
-                <w:b w:val="false"/>
-                <w:kern w:val="0"/>
-                <w:sz w:val="21"/>
-                <w:szCs w:val="21"/>
-                <w:lang w:val="it-IT" w:eastAsia="en-US" w:bidi="ar-SA"/>
-              </w:rPr>
-              <w:t>442</w:t>
-            </w:r>
-          </w:p>
-        </w:tc>
-        <w:tc>
-          <w:tcPr>
-            <w:tcW w:w="1118" w:type="dxa"/>
-            <w:tcBorders/>
-            <w:shd w:fill="F3F6FA"/>
-            <w:vAlign w:val="center"/>
-          </w:tcPr>
-          <w:p>
-            <w:pPr>
-              <w:pStyle w:val="Normal"/>
-              <w:widowControl/>
-              <w:suppressAutoHyphens w:val="true"/>
-              <w:spacing w:lineRule="auto" w:line="240" w:before="0" w:after="0"/>
-              <w:jc w:val="center"/>
+                <w:rFonts w:ascii="Calibri" w:hAnsi="Calibri"/>
+                <w:b w:val="false"/>
+                <w:sz w:val="21"/>
+              </w:rPr>
+              <w:t>Lato attaccato</w:t>
+            </w:r>
+          </w:p>
+        </w:tc>
+        <w:tc>
+          <w:tcPr>
+            <w:tcW w:w="4848" w:type="dxa"/>
+            <w:tcBorders/>
+          </w:tcPr>
+          <w:p>
+            <w:pPr>
+              <w:pStyle w:val="Normal"/>
+              <w:widowControl/>
+              <w:suppressAutoHyphens w:val="true"/>
+              <w:bidi w:val="0"/>
+              <w:spacing w:lineRule="auto" w:line="276" w:before="0" w:after="200"/>
+              <w:jc w:val="left"/>
               <w:rPr/>
             </w:pPr>
             <w:r>
               <w:rPr>
-                <w:rFonts w:cs="" w:ascii="Calibri" w:hAnsi="Calibri"/>
-                <w:b w:val="false"/>
-                <w:kern w:val="0"/>
-                <w:sz w:val="21"/>
-                <w:szCs w:val="21"/>
-                <w:lang w:val="it-IT" w:eastAsia="en-US" w:bidi="ar-SA"/>
-              </w:rPr>
-              <w:t>2652</w:t>
-            </w:r>
-          </w:p>
-        </w:tc>
-        <w:tc>
-          <w:tcPr>
-            <w:tcW w:w="1119" w:type="dxa"/>
-            <w:tcBorders/>
-            <w:shd w:fill="F3F6FA"/>
-            <w:vAlign w:val="center"/>
-          </w:tcPr>
-          <w:p>
-            <w:pPr>
-              <w:pStyle w:val="Normal"/>
-              <w:widowControl/>
-              <w:suppressAutoHyphens w:val="true"/>
-              <w:spacing w:lineRule="auto" w:line="240" w:before="0" w:after="0"/>
-              <w:jc w:val="center"/>
+                <w:rFonts w:ascii="Calibri" w:hAnsi="Calibri"/>
+                <w:b w:val="false"/>
+                <w:sz w:val="21"/>
+              </w:rPr>
+              <w:t>Pedone (comfort band reward)</w:t>
+            </w:r>
+          </w:p>
+        </w:tc>
+        <w:tc>
+          <w:tcPr>
+            <w:tcW w:w="4848" w:type="dxa"/>
+            <w:tcBorders/>
+          </w:tcPr>
+          <w:p>
+            <w:pPr>
+              <w:pStyle w:val="Normal"/>
+              <w:widowControl/>
+              <w:suppressAutoHyphens w:val="true"/>
+              <w:bidi w:val="0"/>
+              <w:spacing w:lineRule="auto" w:line="276" w:before="0" w:after="200"/>
+              <w:jc w:val="left"/>
               <w:rPr/>
             </w:pPr>
             <w:r>
               <w:rPr>
-                <w:rFonts w:cs="" w:ascii="Calibri" w:hAnsi="Calibri"/>
-                <w:b w:val="false"/>
-                <w:kern w:val="0"/>
-                <w:sz w:val="21"/>
-                <w:szCs w:val="21"/>
-                <w:lang w:val="it-IT" w:eastAsia="en-US" w:bidi="ar-SA"/>
-              </w:rPr>
-              <w:t>225</w:t>
-            </w:r>
-          </w:p>
-        </w:tc>
-        <w:tc>
-          <w:tcPr>
-            <w:tcW w:w="1119" w:type="dxa"/>
-            <w:tcBorders/>
-            <w:shd w:fill="F3F6FA"/>
-            <w:vAlign w:val="center"/>
-          </w:tcPr>
-          <w:p>
-            <w:pPr>
-              <w:pStyle w:val="Normal"/>
-              <w:widowControl/>
-              <w:suppressAutoHyphens w:val="true"/>
-              <w:spacing w:lineRule="auto" w:line="240" w:before="0" w:after="0"/>
-              <w:jc w:val="center"/>
+                <w:rFonts w:ascii="Calibri" w:hAnsi="Calibri"/>
+                <w:b w:val="false"/>
+                <w:sz w:val="21"/>
+              </w:rPr>
+              <w:t>Veicolo (urgency/min_speed gate)</w:t>
+            </w:r>
+          </w:p>
+        </w:tc>
+      </w:tr>
+      <w:tr>
+        <w:trPr/>
+        <w:tc>
+          <w:tcPr>
+            <w:tcW w:w="4848" w:type="dxa"/>
+            <w:tcBorders/>
+          </w:tcPr>
+          <w:p>
+            <w:pPr>
+              <w:pStyle w:val="Normal"/>
+              <w:widowControl/>
+              <w:suppressAutoHyphens w:val="true"/>
+              <w:bidi w:val="0"/>
+              <w:spacing w:lineRule="auto" w:line="276" w:before="0" w:after="200"/>
+              <w:jc w:val="left"/>
               <w:rPr/>
             </w:pPr>
             <w:r>
               <w:rPr>
-                <w:rFonts w:cs="" w:ascii="Calibri" w:hAnsi="Calibri"/>
-                <w:b w:val="false"/>
-                <w:kern w:val="0"/>
-                <w:sz w:val="21"/>
-                <w:szCs w:val="21"/>
-                <w:lang w:val="it-IT" w:eastAsia="en-US" w:bidi="ar-SA"/>
-              </w:rPr>
-              <w:t>306322</w:t>
-            </w:r>
-          </w:p>
-        </w:tc>
-        <w:tc>
-          <w:tcPr>
-            <w:tcW w:w="1119" w:type="dxa"/>
-            <w:tcBorders/>
-            <w:shd w:fill="F3F6FA"/>
-            <w:vAlign w:val="center"/>
-          </w:tcPr>
-          <w:p>
-            <w:pPr>
-              <w:pStyle w:val="Normal"/>
-              <w:widowControl/>
-              <w:suppressAutoHyphens w:val="true"/>
-              <w:spacing w:lineRule="auto" w:line="240" w:before="0" w:after="0"/>
-              <w:jc w:val="center"/>
+                <w:rFonts w:ascii="Calibri" w:hAnsi="Calibri"/>
+                <w:b w:val="false"/>
+                <w:sz w:val="21"/>
+              </w:rPr>
+              <w:t>Goal</w:t>
+            </w:r>
+          </w:p>
+        </w:tc>
+        <w:tc>
+          <w:tcPr>
+            <w:tcW w:w="4848" w:type="dxa"/>
+            <w:tcBorders/>
+          </w:tcPr>
+          <w:p>
+            <w:pPr>
+              <w:pStyle w:val="Normal"/>
+              <w:widowControl/>
+              <w:suppressAutoHyphens w:val="true"/>
+              <w:bidi w:val="0"/>
+              <w:spacing w:lineRule="auto" w:line="276" w:before="0" w:after="200"/>
+              <w:jc w:val="left"/>
               <w:rPr/>
             </w:pPr>
             <w:r>
               <w:rPr>
-                <w:rFonts w:cs="" w:ascii="Calibri" w:hAnsi="Calibri"/>
-                <w:b w:val="false"/>
-                <w:kern w:val="0"/>
-                <w:sz w:val="21"/>
-                <w:szCs w:val="21"/>
-                <w:shd w:fill="FFFF00" w:val="clear"/>
-                <w:lang w:val="it-IT" w:eastAsia="en-US" w:bidi="ar-SA"/>
-              </w:rPr>
-              <w:t>60.48%</w:t>
-            </w:r>
-          </w:p>
-        </w:tc>
-        <w:tc>
-          <w:tcPr>
-            <w:tcW w:w="1118" w:type="dxa"/>
-            <w:tcBorders/>
-            <w:shd w:fill="F3F6FA"/>
-            <w:vAlign w:val="center"/>
-          </w:tcPr>
-          <w:p>
-            <w:pPr>
-              <w:pStyle w:val="Normal"/>
-              <w:widowControl/>
-              <w:suppressAutoHyphens w:val="true"/>
-              <w:spacing w:lineRule="auto" w:line="240" w:before="0" w:after="0"/>
-              <w:jc w:val="center"/>
+                <w:rFonts w:ascii="Calibri" w:hAnsi="Calibri"/>
+                <w:b w:val="false"/>
+                <w:sz w:val="21"/>
+              </w:rPr>
+              <w:t>Riportare ped speed in gate2 [1.5, 2.2]</w:t>
+            </w:r>
+          </w:p>
+        </w:tc>
+        <w:tc>
+          <w:tcPr>
+            <w:tcW w:w="4848" w:type="dxa"/>
+            <w:tcBorders/>
+          </w:tcPr>
+          <w:p>
+            <w:pPr>
+              <w:pStyle w:val="Normal"/>
+              <w:widowControl/>
+              <w:suppressAutoHyphens w:val="true"/>
+              <w:bidi w:val="0"/>
+              <w:spacing w:lineRule="auto" w:line="276" w:before="0" w:after="200"/>
+              <w:jc w:val="left"/>
               <w:rPr/>
             </w:pPr>
             <w:r>
               <w:rPr>
-                <w:rFonts w:cs="" w:ascii="Calibri" w:hAnsi="Calibri"/>
-                <w:b w:val="false"/>
-                <w:kern w:val="0"/>
-                <w:sz w:val="21"/>
-                <w:szCs w:val="21"/>
-                <w:shd w:fill="FFFF00" w:val="clear"/>
-                <w:lang w:val="it-IT" w:eastAsia="en-US" w:bidi="ar-SA"/>
-              </w:rPr>
-              <w:t>25.34%</w:t>
-            </w:r>
-          </w:p>
-        </w:tc>
-        <w:tc>
-          <w:tcPr>
-            <w:tcW w:w="1119" w:type="dxa"/>
-            <w:tcBorders/>
-            <w:shd w:fill="F3F6FA"/>
-            <w:vAlign w:val="center"/>
-          </w:tcPr>
-          <w:p>
-            <w:pPr>
-              <w:pStyle w:val="Normal"/>
-              <w:widowControl/>
-              <w:suppressAutoHyphens w:val="true"/>
-              <w:spacing w:lineRule="auto" w:line="240" w:before="0" w:after="0"/>
-              <w:jc w:val="center"/>
-              <w:rPr/>
-            </w:pPr>
-            <w:r>
-              <w:rPr>
-                <w:rFonts w:cs="" w:ascii="Calibri" w:hAnsi="Calibri"/>
-                <w:b w:val="false"/>
-                <w:kern w:val="0"/>
-                <w:sz w:val="21"/>
-                <w:szCs w:val="21"/>
-                <w:shd w:fill="FFFF00" w:val="clear"/>
-                <w:lang w:val="it-IT" w:eastAsia="en-US" w:bidi="ar-SA"/>
-              </w:rPr>
-              <w:t>8.45%</w:t>
-            </w:r>
-          </w:p>
-        </w:tc>
-        <w:tc>
-          <w:tcPr>
-            <w:tcW w:w="1120" w:type="dxa"/>
-            <w:tcBorders/>
-            <w:shd w:fill="F3F6FA"/>
-            <w:vAlign w:val="center"/>
-          </w:tcPr>
-          <w:p>
-            <w:pPr>
-              <w:pStyle w:val="Normal"/>
-              <w:widowControl/>
-              <w:suppressAutoHyphens w:val="true"/>
-              <w:spacing w:lineRule="auto" w:line="240" w:before="0" w:after="0"/>
-              <w:jc w:val="center"/>
-              <w:rPr/>
-            </w:pPr>
-            <w:r>
-              <w:rPr>
-                <w:rFonts w:cs="" w:ascii="Calibri" w:hAnsi="Calibri"/>
-                <w:b w:val="false"/>
-                <w:kern w:val="0"/>
-                <w:sz w:val="21"/>
-                <w:szCs w:val="21"/>
-                <w:shd w:fill="FFFF00" w:val="clear"/>
-                <w:lang w:val="it-IT" w:eastAsia="en-US" w:bidi="ar-SA"/>
-              </w:rPr>
-              <w:t>5.73%</w:t>
-            </w:r>
-          </w:p>
-        </w:tc>
-        <w:tc>
-          <w:tcPr>
-            <w:tcW w:w="1118" w:type="dxa"/>
-            <w:tcBorders/>
-            <w:shd w:fill="F3F6FA"/>
-            <w:vAlign w:val="center"/>
-          </w:tcPr>
-          <w:p>
-            <w:pPr>
-              <w:pStyle w:val="Normal"/>
-              <w:widowControl/>
-              <w:suppressAutoHyphens w:val="true"/>
-              <w:spacing w:lineRule="auto" w:line="240" w:before="0" w:after="0"/>
-              <w:jc w:val="center"/>
-              <w:rPr/>
-            </w:pPr>
-            <w:r>
-              <w:rPr>
-                <w:rFonts w:cs="" w:ascii="Calibri" w:hAnsi="Calibri"/>
-                <w:b w:val="false"/>
-                <w:kern w:val="0"/>
-                <w:sz w:val="21"/>
-                <w:szCs w:val="21"/>
-                <w:shd w:fill="FFFF00" w:val="clear"/>
-                <w:lang w:val="it-IT" w:eastAsia="en-US" w:bidi="ar-SA"/>
-              </w:rPr>
-              <w:t>85.67%</w:t>
-            </w:r>
-          </w:p>
-        </w:tc>
-        <w:tc>
-          <w:tcPr>
-            <w:tcW w:w="1118" w:type="dxa"/>
-            <w:tcBorders/>
-            <w:shd w:fill="F3F6FA"/>
-            <w:vAlign w:val="center"/>
-          </w:tcPr>
-          <w:p>
-            <w:pPr>
-              <w:pStyle w:val="Normal"/>
-              <w:widowControl/>
-              <w:suppressAutoHyphens w:val="true"/>
-              <w:spacing w:lineRule="auto" w:line="240" w:before="0" w:after="0"/>
-              <w:jc w:val="center"/>
-              <w:rPr/>
-            </w:pPr>
-            <w:r>
-              <w:rPr>
-                <w:rFonts w:cs="" w:ascii="Calibri" w:hAnsi="Calibri"/>
-                <w:b w:val="false"/>
-                <w:kern w:val="0"/>
-                <w:sz w:val="21"/>
-                <w:szCs w:val="21"/>
-                <w:lang w:val="it-IT" w:eastAsia="en-US" w:bidi="ar-SA"/>
-              </w:rPr>
-              <w:t>empty</w:t>
+                <w:rFonts w:ascii="Calibri" w:hAnsi="Calibri"/>
+                <w:b w:val="false"/>
+                <w:sz w:val="21"/>
+              </w:rPr>
+              <w:t>Rompere defensive equilibrium veicolo</w:t>
             </w:r>
           </w:p>
         </w:tc>
       </w:tr>
     </w:tbl>
+    <w:p>
+      <w:pPr>
+        <w:pStyle w:val="Normal"/>
+        <w:rPr/>
+      </w:pPr>
+      <w:r>
+        <w:rPr/>
+      </w:r>
+    </w:p>
+    <w:tbl>
+      <w:tblPr>
+        <w:tblStyle w:val="TableGrid"/>
+        <w:tblW w:w="14544" w:type="dxa"/>
+        <w:jc w:val="left"/>
+        <w:tblInd w:w="0" w:type="dxa"/>
+        <w:tblLayout w:type="fixed"/>
+        <w:tblCellMar>
+          <w:top w:w="0" w:type="dxa"/>
+          <w:left w:w="108" w:type="dxa"/>
+          <w:bottom w:w="0" w:type="dxa"/>
+          <w:right w:w="108" w:type="dxa"/>
+        </w:tblCellMar>
+        <w:tblLook w:firstRow="1" w:noVBand="1" w:lastRow="0" w:firstColumn="1" w:lastColumn="0" w:noHBand="0" w:val="04a0"/>
+      </w:tblPr>
+      <w:tblGrid>
+        <w:gridCol w:w="2424"/>
+        <w:gridCol w:w="2423"/>
+        <w:gridCol w:w="2425"/>
+        <w:gridCol w:w="2424"/>
+        <w:gridCol w:w="2423"/>
+        <w:gridCol w:w="2424"/>
+      </w:tblGrid>
+      <w:tr>
+        <w:trPr/>
+        <w:tc>
+          <w:tcPr>
+            <w:tcW w:w="2424" w:type="dxa"/>
+            <w:tcBorders/>
+            <w:shd w:fill="2A6099" w:val="clear"/>
+          </w:tcPr>
+          <w:p>
+            <w:pPr>
+              <w:pStyle w:val="Normal"/>
+              <w:spacing w:before="0" w:after="200"/>
+              <w:rPr>
+                <w:color w:val="FFFFFF"/>
+                <w:sz w:val="21"/>
+                <w:szCs w:val="21"/>
+              </w:rPr>
+            </w:pPr>
+            <w:r>
+              <w:rPr>
+                <w:rFonts w:ascii="Arial Black" w:hAnsi="Arial Black"/>
+                <w:b/>
+                <w:color w:val="FFFFFF"/>
+                <w:sz w:val="21"/>
+                <w:szCs w:val="21"/>
+              </w:rPr>
+              <w:t>Metric</w:t>
+            </w:r>
+          </w:p>
+        </w:tc>
+        <w:tc>
+          <w:tcPr>
+            <w:tcW w:w="2423" w:type="dxa"/>
+            <w:tcBorders/>
+            <w:shd w:fill="2A6099" w:val="clear"/>
+          </w:tcPr>
+          <w:p>
+            <w:pPr>
+              <w:pStyle w:val="Normal"/>
+              <w:spacing w:before="0" w:after="200"/>
+              <w:rPr>
+                <w:color w:val="FFFFFF"/>
+                <w:sz w:val="21"/>
+                <w:szCs w:val="21"/>
+              </w:rPr>
+            </w:pPr>
+            <w:r>
+              <w:rPr>
+                <w:rFonts w:ascii="Arial Black" w:hAnsi="Arial Black"/>
+                <w:b/>
+                <w:color w:val="FFFFFF"/>
+                <w:sz w:val="21"/>
+                <w:szCs w:val="21"/>
+              </w:rPr>
+              <w:t>EvoE baseline</w:t>
+            </w:r>
+          </w:p>
+        </w:tc>
+        <w:tc>
+          <w:tcPr>
+            <w:tcW w:w="2425" w:type="dxa"/>
+            <w:tcBorders/>
+            <w:shd w:fill="2A6099" w:val="clear"/>
+          </w:tcPr>
+          <w:p>
+            <w:pPr>
+              <w:pStyle w:val="Normal"/>
+              <w:spacing w:before="0" w:after="200"/>
+              <w:rPr>
+                <w:color w:val="FFFFFF"/>
+                <w:sz w:val="21"/>
+                <w:szCs w:val="21"/>
+              </w:rPr>
+            </w:pPr>
+            <w:r>
+              <w:rPr>
+                <w:rFonts w:ascii="Arial Black" w:hAnsi="Arial Black"/>
+                <w:b/>
+                <w:color w:val="FFFFFF"/>
+                <w:sz w:val="21"/>
+                <w:szCs w:val="21"/>
+              </w:rPr>
+              <w:t>V3</w:t>
+            </w:r>
+          </w:p>
+        </w:tc>
+        <w:tc>
+          <w:tcPr>
+            <w:tcW w:w="2424" w:type="dxa"/>
+            <w:tcBorders/>
+            <w:shd w:fill="2A6099" w:val="clear"/>
+          </w:tcPr>
+          <w:p>
+            <w:pPr>
+              <w:pStyle w:val="Normal"/>
+              <w:spacing w:before="0" w:after="200"/>
+              <w:rPr>
+                <w:color w:val="FFFFFF"/>
+                <w:sz w:val="21"/>
+                <w:szCs w:val="21"/>
+              </w:rPr>
+            </w:pPr>
+            <w:r>
+              <w:rPr>
+                <w:rFonts w:ascii="Arial Black" w:hAnsi="Arial Black"/>
+                <w:b/>
+                <w:color w:val="FFFFFF"/>
+                <w:sz w:val="21"/>
+                <w:szCs w:val="21"/>
+              </w:rPr>
+              <w:t>Delta V3</w:t>
+            </w:r>
+          </w:p>
+        </w:tc>
+        <w:tc>
+          <w:tcPr>
+            <w:tcW w:w="2423" w:type="dxa"/>
+            <w:tcBorders/>
+            <w:shd w:fill="2A6099" w:val="clear"/>
+          </w:tcPr>
+          <w:p>
+            <w:pPr>
+              <w:pStyle w:val="Normal"/>
+              <w:spacing w:before="0" w:after="200"/>
+              <w:rPr>
+                <w:color w:val="FFFFFF"/>
+                <w:sz w:val="21"/>
+                <w:szCs w:val="21"/>
+              </w:rPr>
+            </w:pPr>
+            <w:r>
+              <w:rPr>
+                <w:rFonts w:ascii="Arial Black" w:hAnsi="Arial Black"/>
+                <w:b/>
+                <w:color w:val="FFFFFF"/>
+                <w:sz w:val="21"/>
+                <w:szCs w:val="21"/>
+              </w:rPr>
+              <w:t>V1</w:t>
+            </w:r>
+          </w:p>
+        </w:tc>
+        <w:tc>
+          <w:tcPr>
+            <w:tcW w:w="2424" w:type="dxa"/>
+            <w:tcBorders/>
+            <w:shd w:fill="2A6099" w:val="clear"/>
+          </w:tcPr>
+          <w:p>
+            <w:pPr>
+              <w:pStyle w:val="Normal"/>
+              <w:spacing w:before="0" w:after="200"/>
+              <w:rPr>
+                <w:color w:val="FFFFFF"/>
+                <w:sz w:val="21"/>
+                <w:szCs w:val="21"/>
+              </w:rPr>
+            </w:pPr>
+            <w:r>
+              <w:rPr>
+                <w:rFonts w:ascii="Arial Black" w:hAnsi="Arial Black"/>
+                <w:b/>
+                <w:color w:val="FFFFFF"/>
+                <w:sz w:val="21"/>
+                <w:szCs w:val="21"/>
+              </w:rPr>
+              <w:t>Delta V1</w:t>
+            </w:r>
+          </w:p>
+        </w:tc>
+      </w:tr>
+      <w:tr>
+        <w:trPr/>
+        <w:tc>
+          <w:tcPr>
+            <w:tcW w:w="2424" w:type="dxa"/>
+            <w:tcBorders/>
+          </w:tcPr>
+          <w:p>
+            <w:pPr>
+              <w:pStyle w:val="Normal"/>
+              <w:widowControl/>
+              <w:suppressAutoHyphens w:val="true"/>
+              <w:bidi w:val="0"/>
+              <w:spacing w:lineRule="auto" w:line="276" w:before="0" w:after="200"/>
+              <w:jc w:val="left"/>
+              <w:rPr/>
+            </w:pPr>
+            <w:r>
+              <w:rPr>
+                <w:rFonts w:ascii="Calibri" w:hAnsi="Calibri"/>
+                <w:b w:val="false"/>
+                <w:sz w:val="21"/>
+              </w:rPr>
+              <w:t>Veh SR</w:t>
+            </w:r>
+          </w:p>
+        </w:tc>
+        <w:tc>
+          <w:tcPr>
+            <w:tcW w:w="2423" w:type="dxa"/>
+            <w:tcBorders/>
+          </w:tcPr>
+          <w:p>
+            <w:pPr>
+              <w:pStyle w:val="Normal"/>
+              <w:widowControl/>
+              <w:suppressAutoHyphens w:val="true"/>
+              <w:bidi w:val="0"/>
+              <w:spacing w:lineRule="auto" w:line="276" w:before="0" w:after="200"/>
+              <w:jc w:val="left"/>
+              <w:rPr/>
+            </w:pPr>
+            <w:r>
+              <w:rPr>
+                <w:rFonts w:ascii="Calibri" w:hAnsi="Calibri"/>
+                <w:b w:val="false"/>
+                <w:sz w:val="21"/>
+              </w:rPr>
+              <w:t>60.48%</w:t>
+            </w:r>
+          </w:p>
+        </w:tc>
+        <w:tc>
+          <w:tcPr>
+            <w:tcW w:w="2425" w:type="dxa"/>
+            <w:tcBorders/>
+          </w:tcPr>
+          <w:p>
+            <w:pPr>
+              <w:pStyle w:val="Normal"/>
+              <w:widowControl/>
+              <w:suppressAutoHyphens w:val="true"/>
+              <w:bidi w:val="0"/>
+              <w:spacing w:lineRule="auto" w:line="276" w:before="0" w:after="200"/>
+              <w:jc w:val="left"/>
+              <w:rPr/>
+            </w:pPr>
+            <w:r>
+              <w:rPr>
+                <w:rFonts w:ascii="Calibri" w:hAnsi="Calibri"/>
+                <w:b w:val="false"/>
+                <w:sz w:val="21"/>
+              </w:rPr>
+              <w:t>62.00%</w:t>
+            </w:r>
+          </w:p>
+        </w:tc>
+        <w:tc>
+          <w:tcPr>
+            <w:tcW w:w="2424" w:type="dxa"/>
+            <w:tcBorders/>
+          </w:tcPr>
+          <w:p>
+            <w:pPr>
+              <w:pStyle w:val="Normal"/>
+              <w:widowControl/>
+              <w:suppressAutoHyphens w:val="true"/>
+              <w:bidi w:val="0"/>
+              <w:spacing w:lineRule="auto" w:line="276" w:before="0" w:after="200"/>
+              <w:jc w:val="left"/>
+              <w:rPr/>
+            </w:pPr>
+            <w:r>
+              <w:rPr>
+                <w:rFonts w:ascii="Calibri" w:hAnsi="Calibri"/>
+                <w:b w:val="false"/>
+                <w:sz w:val="21"/>
+              </w:rPr>
+              <w:t>+1.52 pp</w:t>
+            </w:r>
+          </w:p>
+        </w:tc>
+        <w:tc>
+          <w:tcPr>
+            <w:tcW w:w="2423" w:type="dxa"/>
+            <w:tcBorders/>
+          </w:tcPr>
+          <w:p>
+            <w:pPr>
+              <w:pStyle w:val="Normal"/>
+              <w:widowControl/>
+              <w:suppressAutoHyphens w:val="true"/>
+              <w:bidi w:val="0"/>
+              <w:spacing w:lineRule="auto" w:line="276" w:before="0" w:after="200"/>
+              <w:jc w:val="left"/>
+              <w:rPr/>
+            </w:pPr>
+            <w:r>
+              <w:rPr>
+                <w:rFonts w:ascii="Calibri" w:hAnsi="Calibri"/>
+                <w:b w:val="false"/>
+                <w:sz w:val="21"/>
+              </w:rPr>
+              <w:t>62.76%</w:t>
+            </w:r>
+          </w:p>
+        </w:tc>
+        <w:tc>
+          <w:tcPr>
+            <w:tcW w:w="2424" w:type="dxa"/>
+            <w:tcBorders/>
+          </w:tcPr>
+          <w:p>
+            <w:pPr>
+              <w:pStyle w:val="Normal"/>
+              <w:widowControl/>
+              <w:suppressAutoHyphens w:val="true"/>
+              <w:bidi w:val="0"/>
+              <w:spacing w:lineRule="auto" w:line="276" w:before="0" w:after="200"/>
+              <w:jc w:val="left"/>
+              <w:rPr/>
+            </w:pPr>
+            <w:r>
+              <w:rPr>
+                <w:rFonts w:ascii="Calibri" w:hAnsi="Calibri"/>
+                <w:b w:val="false"/>
+                <w:sz w:val="21"/>
+              </w:rPr>
+              <w:t>+2.28 pp</w:t>
+            </w:r>
+          </w:p>
+        </w:tc>
+      </w:tr>
+      <w:tr>
+        <w:trPr/>
+        <w:tc>
+          <w:tcPr>
+            <w:tcW w:w="2424" w:type="dxa"/>
+            <w:tcBorders/>
+          </w:tcPr>
+          <w:p>
+            <w:pPr>
+              <w:pStyle w:val="Normal"/>
+              <w:widowControl/>
+              <w:suppressAutoHyphens w:val="true"/>
+              <w:bidi w:val="0"/>
+              <w:spacing w:lineRule="auto" w:line="276" w:before="0" w:after="200"/>
+              <w:jc w:val="left"/>
+              <w:rPr/>
+            </w:pPr>
+            <w:r>
+              <w:rPr>
+                <w:rFonts w:ascii="Calibri" w:hAnsi="Calibri"/>
+                <w:b w:val="false"/>
+                <w:sz w:val="21"/>
+              </w:rPr>
+              <w:t>Veh stuck+timeout</w:t>
+            </w:r>
+          </w:p>
+        </w:tc>
+        <w:tc>
+          <w:tcPr>
+            <w:tcW w:w="2423" w:type="dxa"/>
+            <w:tcBorders/>
+          </w:tcPr>
+          <w:p>
+            <w:pPr>
+              <w:pStyle w:val="Normal"/>
+              <w:widowControl/>
+              <w:suppressAutoHyphens w:val="true"/>
+              <w:bidi w:val="0"/>
+              <w:spacing w:lineRule="auto" w:line="276" w:before="0" w:after="200"/>
+              <w:jc w:val="left"/>
+              <w:rPr/>
+            </w:pPr>
+            <w:r>
+              <w:rPr>
+                <w:rFonts w:ascii="Calibri" w:hAnsi="Calibri"/>
+                <w:b w:val="false"/>
+                <w:sz w:val="21"/>
+              </w:rPr>
+              <w:t>28.50%</w:t>
+            </w:r>
+          </w:p>
+        </w:tc>
+        <w:tc>
+          <w:tcPr>
+            <w:tcW w:w="2425" w:type="dxa"/>
+            <w:tcBorders/>
+          </w:tcPr>
+          <w:p>
+            <w:pPr>
+              <w:pStyle w:val="Normal"/>
+              <w:widowControl/>
+              <w:suppressAutoHyphens w:val="true"/>
+              <w:bidi w:val="0"/>
+              <w:spacing w:lineRule="auto" w:line="276" w:before="0" w:after="200"/>
+              <w:jc w:val="left"/>
+              <w:rPr/>
+            </w:pPr>
+            <w:r>
+              <w:rPr>
+                <w:rFonts w:ascii="Calibri" w:hAnsi="Calibri"/>
+                <w:b w:val="false"/>
+                <w:sz w:val="21"/>
+              </w:rPr>
+              <w:t>25.63%</w:t>
+            </w:r>
+          </w:p>
+        </w:tc>
+        <w:tc>
+          <w:tcPr>
+            <w:tcW w:w="2424" w:type="dxa"/>
+            <w:tcBorders/>
+          </w:tcPr>
+          <w:p>
+            <w:pPr>
+              <w:pStyle w:val="Normal"/>
+              <w:widowControl/>
+              <w:suppressAutoHyphens w:val="true"/>
+              <w:bidi w:val="0"/>
+              <w:spacing w:lineRule="auto" w:line="276" w:before="0" w:after="200"/>
+              <w:jc w:val="left"/>
+              <w:rPr/>
+            </w:pPr>
+            <w:r>
+              <w:rPr>
+                <w:rFonts w:ascii="Calibri" w:hAnsi="Calibri"/>
+                <w:b w:val="false"/>
+                <w:sz w:val="21"/>
+              </w:rPr>
+              <w:t>-2.87 pp</w:t>
+            </w:r>
+          </w:p>
+        </w:tc>
+        <w:tc>
+          <w:tcPr>
+            <w:tcW w:w="2423" w:type="dxa"/>
+            <w:tcBorders/>
+          </w:tcPr>
+          <w:p>
+            <w:pPr>
+              <w:pStyle w:val="Normal"/>
+              <w:widowControl/>
+              <w:suppressAutoHyphens w:val="true"/>
+              <w:bidi w:val="0"/>
+              <w:spacing w:lineRule="auto" w:line="276" w:before="0" w:after="200"/>
+              <w:jc w:val="left"/>
+              <w:rPr/>
+            </w:pPr>
+            <w:r>
+              <w:rPr>
+                <w:rFonts w:ascii="Calibri" w:hAnsi="Calibri"/>
+                <w:b w:val="false"/>
+                <w:sz w:val="21"/>
+              </w:rPr>
+              <w:t>25.53%</w:t>
+            </w:r>
+          </w:p>
+        </w:tc>
+        <w:tc>
+          <w:tcPr>
+            <w:tcW w:w="2424" w:type="dxa"/>
+            <w:tcBorders/>
+          </w:tcPr>
+          <w:p>
+            <w:pPr>
+              <w:pStyle w:val="Normal"/>
+              <w:widowControl/>
+              <w:suppressAutoHyphens w:val="true"/>
+              <w:bidi w:val="0"/>
+              <w:spacing w:lineRule="auto" w:line="276" w:before="0" w:after="200"/>
+              <w:jc w:val="left"/>
+              <w:rPr/>
+            </w:pPr>
+            <w:r>
+              <w:rPr>
+                <w:rFonts w:ascii="Calibri" w:hAnsi="Calibri"/>
+                <w:b w:val="false"/>
+                <w:sz w:val="21"/>
+              </w:rPr>
+              <w:t>-2.97 pp</w:t>
+            </w:r>
+          </w:p>
+        </w:tc>
+      </w:tr>
+      <w:tr>
+        <w:trPr/>
+        <w:tc>
+          <w:tcPr>
+            <w:tcW w:w="2424" w:type="dxa"/>
+            <w:tcBorders/>
+          </w:tcPr>
+          <w:p>
+            <w:pPr>
+              <w:pStyle w:val="Normal"/>
+              <w:widowControl/>
+              <w:suppressAutoHyphens w:val="true"/>
+              <w:bidi w:val="0"/>
+              <w:spacing w:lineRule="auto" w:line="276" w:before="0" w:after="200"/>
+              <w:jc w:val="left"/>
+              <w:rPr/>
+            </w:pPr>
+            <w:r>
+              <w:rPr>
+                <w:rFonts w:ascii="Calibri" w:hAnsi="Calibri"/>
+                <w:b w:val="false"/>
+                <w:sz w:val="21"/>
+              </w:rPr>
+              <w:t>Veh collision</w:t>
+            </w:r>
+          </w:p>
+        </w:tc>
+        <w:tc>
+          <w:tcPr>
+            <w:tcW w:w="2423" w:type="dxa"/>
+            <w:tcBorders/>
+          </w:tcPr>
+          <w:p>
+            <w:pPr>
+              <w:pStyle w:val="Normal"/>
+              <w:widowControl/>
+              <w:suppressAutoHyphens w:val="true"/>
+              <w:bidi w:val="0"/>
+              <w:spacing w:lineRule="auto" w:line="276" w:before="0" w:after="200"/>
+              <w:jc w:val="left"/>
+              <w:rPr/>
+            </w:pPr>
+            <w:r>
+              <w:rPr>
+                <w:rFonts w:ascii="Calibri" w:hAnsi="Calibri"/>
+                <w:b w:val="false"/>
+                <w:sz w:val="21"/>
+              </w:rPr>
+              <w:t>8.45%</w:t>
+            </w:r>
+          </w:p>
+        </w:tc>
+        <w:tc>
+          <w:tcPr>
+            <w:tcW w:w="2425" w:type="dxa"/>
+            <w:tcBorders/>
+          </w:tcPr>
+          <w:p>
+            <w:pPr>
+              <w:pStyle w:val="Normal"/>
+              <w:widowControl/>
+              <w:suppressAutoHyphens w:val="true"/>
+              <w:bidi w:val="0"/>
+              <w:spacing w:lineRule="auto" w:line="276" w:before="0" w:after="200"/>
+              <w:jc w:val="left"/>
+              <w:rPr/>
+            </w:pPr>
+            <w:r>
+              <w:rPr>
+                <w:rFonts w:ascii="Calibri" w:hAnsi="Calibri"/>
+                <w:b w:val="false"/>
+                <w:sz w:val="21"/>
+              </w:rPr>
+              <w:t>6.59%</w:t>
+            </w:r>
+          </w:p>
+        </w:tc>
+        <w:tc>
+          <w:tcPr>
+            <w:tcW w:w="2424" w:type="dxa"/>
+            <w:tcBorders/>
+          </w:tcPr>
+          <w:p>
+            <w:pPr>
+              <w:pStyle w:val="Normal"/>
+              <w:widowControl/>
+              <w:suppressAutoHyphens w:val="true"/>
+              <w:bidi w:val="0"/>
+              <w:spacing w:lineRule="auto" w:line="276" w:before="0" w:after="200"/>
+              <w:jc w:val="left"/>
+              <w:rPr/>
+            </w:pPr>
+            <w:r>
+              <w:rPr>
+                <w:rFonts w:ascii="Calibri" w:hAnsi="Calibri"/>
+                <w:b w:val="false"/>
+                <w:sz w:val="21"/>
+              </w:rPr>
+              <w:t>-1.86 pp</w:t>
+            </w:r>
+          </w:p>
+        </w:tc>
+        <w:tc>
+          <w:tcPr>
+            <w:tcW w:w="2423" w:type="dxa"/>
+            <w:tcBorders/>
+          </w:tcPr>
+          <w:p>
+            <w:pPr>
+              <w:pStyle w:val="Normal"/>
+              <w:widowControl/>
+              <w:suppressAutoHyphens w:val="true"/>
+              <w:bidi w:val="0"/>
+              <w:spacing w:lineRule="auto" w:line="276" w:before="0" w:after="200"/>
+              <w:jc w:val="left"/>
+              <w:rPr/>
+            </w:pPr>
+            <w:r>
+              <w:rPr>
+                <w:rFonts w:ascii="Calibri" w:hAnsi="Calibri"/>
+                <w:b w:val="false"/>
+                <w:sz w:val="21"/>
+              </w:rPr>
+              <w:t>7.43%</w:t>
+            </w:r>
+          </w:p>
+        </w:tc>
+        <w:tc>
+          <w:tcPr>
+            <w:tcW w:w="2424" w:type="dxa"/>
+            <w:tcBorders/>
+          </w:tcPr>
+          <w:p>
+            <w:pPr>
+              <w:pStyle w:val="Normal"/>
+              <w:widowControl/>
+              <w:suppressAutoHyphens w:val="true"/>
+              <w:bidi w:val="0"/>
+              <w:spacing w:lineRule="auto" w:line="276" w:before="0" w:after="200"/>
+              <w:jc w:val="left"/>
+              <w:rPr/>
+            </w:pPr>
+            <w:r>
+              <w:rPr>
+                <w:rFonts w:ascii="Calibri" w:hAnsi="Calibri"/>
+                <w:b w:val="false"/>
+                <w:sz w:val="21"/>
+              </w:rPr>
+              <w:t>-1.02 pp</w:t>
+            </w:r>
+          </w:p>
+        </w:tc>
+      </w:tr>
+      <w:tr>
+        <w:trPr/>
+        <w:tc>
+          <w:tcPr>
+            <w:tcW w:w="2424" w:type="dxa"/>
+            <w:tcBorders/>
+          </w:tcPr>
+          <w:p>
+            <w:pPr>
+              <w:pStyle w:val="Normal"/>
+              <w:widowControl/>
+              <w:suppressAutoHyphens w:val="true"/>
+              <w:bidi w:val="0"/>
+              <w:spacing w:lineRule="auto" w:line="276" w:before="0" w:after="200"/>
+              <w:jc w:val="left"/>
+              <w:rPr/>
+            </w:pPr>
+            <w:r>
+              <w:rPr>
+                <w:rFonts w:ascii="Calibri" w:hAnsi="Calibri"/>
+                <w:b w:val="false"/>
+                <w:sz w:val="21"/>
+              </w:rPr>
+              <w:t>Veh offroad</w:t>
+            </w:r>
+          </w:p>
+        </w:tc>
+        <w:tc>
+          <w:tcPr>
+            <w:tcW w:w="2423" w:type="dxa"/>
+            <w:tcBorders/>
+          </w:tcPr>
+          <w:p>
+            <w:pPr>
+              <w:pStyle w:val="Normal"/>
+              <w:widowControl/>
+              <w:suppressAutoHyphens w:val="true"/>
+              <w:bidi w:val="0"/>
+              <w:spacing w:lineRule="auto" w:line="276" w:before="0" w:after="200"/>
+              <w:jc w:val="left"/>
+              <w:rPr/>
+            </w:pPr>
+            <w:r>
+              <w:rPr>
+                <w:rFonts w:ascii="Calibri" w:hAnsi="Calibri"/>
+                <w:b w:val="false"/>
+                <w:sz w:val="21"/>
+              </w:rPr>
+              <w:t>5.73%</w:t>
+            </w:r>
+          </w:p>
+        </w:tc>
+        <w:tc>
+          <w:tcPr>
+            <w:tcW w:w="2425" w:type="dxa"/>
+            <w:tcBorders/>
+          </w:tcPr>
+          <w:p>
+            <w:pPr>
+              <w:pStyle w:val="Normal"/>
+              <w:widowControl/>
+              <w:suppressAutoHyphens w:val="true"/>
+              <w:bidi w:val="0"/>
+              <w:spacing w:lineRule="auto" w:line="276" w:before="0" w:after="200"/>
+              <w:jc w:val="left"/>
+              <w:rPr/>
+            </w:pPr>
+            <w:r>
+              <w:rPr>
+                <w:rFonts w:ascii="Calibri" w:hAnsi="Calibri"/>
+                <w:b w:val="false"/>
+                <w:sz w:val="21"/>
+              </w:rPr>
+              <w:t>5.78%</w:t>
+            </w:r>
+          </w:p>
+        </w:tc>
+        <w:tc>
+          <w:tcPr>
+            <w:tcW w:w="2424" w:type="dxa"/>
+            <w:tcBorders/>
+          </w:tcPr>
+          <w:p>
+            <w:pPr>
+              <w:pStyle w:val="Normal"/>
+              <w:widowControl/>
+              <w:suppressAutoHyphens w:val="true"/>
+              <w:bidi w:val="0"/>
+              <w:spacing w:lineRule="auto" w:line="276" w:before="0" w:after="200"/>
+              <w:jc w:val="left"/>
+              <w:rPr/>
+            </w:pPr>
+            <w:r>
+              <w:rPr>
+                <w:rFonts w:ascii="Calibri" w:hAnsi="Calibri"/>
+                <w:b w:val="false"/>
+                <w:sz w:val="21"/>
+              </w:rPr>
+              <w:t>+0.05 pp</w:t>
+            </w:r>
+          </w:p>
+        </w:tc>
+        <w:tc>
+          <w:tcPr>
+            <w:tcW w:w="2423" w:type="dxa"/>
+            <w:tcBorders/>
+          </w:tcPr>
+          <w:p>
+            <w:pPr>
+              <w:pStyle w:val="Normal"/>
+              <w:widowControl/>
+              <w:suppressAutoHyphens w:val="true"/>
+              <w:bidi w:val="0"/>
+              <w:spacing w:lineRule="auto" w:line="276" w:before="0" w:after="200"/>
+              <w:jc w:val="left"/>
+              <w:rPr/>
+            </w:pPr>
+            <w:r>
+              <w:rPr>
+                <w:rFonts w:ascii="Calibri" w:hAnsi="Calibri"/>
+                <w:b w:val="false"/>
+                <w:sz w:val="21"/>
+              </w:rPr>
+              <w:t>4.28%</w:t>
+            </w:r>
+          </w:p>
+        </w:tc>
+        <w:tc>
+          <w:tcPr>
+            <w:tcW w:w="2424" w:type="dxa"/>
+            <w:tcBorders/>
+          </w:tcPr>
+          <w:p>
+            <w:pPr>
+              <w:pStyle w:val="Normal"/>
+              <w:widowControl/>
+              <w:suppressAutoHyphens w:val="true"/>
+              <w:bidi w:val="0"/>
+              <w:spacing w:lineRule="auto" w:line="276" w:before="0" w:after="200"/>
+              <w:jc w:val="left"/>
+              <w:rPr/>
+            </w:pPr>
+            <w:r>
+              <w:rPr>
+                <w:rFonts w:ascii="Calibri" w:hAnsi="Calibri"/>
+                <w:b w:val="false"/>
+                <w:sz w:val="21"/>
+              </w:rPr>
+              <w:t>-1.45 pp</w:t>
+            </w:r>
+          </w:p>
+        </w:tc>
+      </w:tr>
+      <w:tr>
+        <w:trPr/>
+        <w:tc>
+          <w:tcPr>
+            <w:tcW w:w="2424" w:type="dxa"/>
+            <w:tcBorders/>
+          </w:tcPr>
+          <w:p>
+            <w:pPr>
+              <w:pStyle w:val="Normal"/>
+              <w:widowControl/>
+              <w:suppressAutoHyphens w:val="true"/>
+              <w:bidi w:val="0"/>
+              <w:spacing w:lineRule="auto" w:line="276" w:before="0" w:after="200"/>
+              <w:jc w:val="left"/>
+              <w:rPr/>
+            </w:pPr>
+            <w:r>
+              <w:rPr>
+                <w:rFonts w:ascii="Calibri" w:hAnsi="Calibri"/>
+                <w:b w:val="false"/>
+                <w:sz w:val="21"/>
+              </w:rPr>
+              <w:t>Veh speed (km/h)</w:t>
+            </w:r>
+          </w:p>
+        </w:tc>
+        <w:tc>
+          <w:tcPr>
+            <w:tcW w:w="2423" w:type="dxa"/>
+            <w:tcBorders/>
+          </w:tcPr>
+          <w:p>
+            <w:pPr>
+              <w:pStyle w:val="Normal"/>
+              <w:widowControl/>
+              <w:suppressAutoHyphens w:val="true"/>
+              <w:bidi w:val="0"/>
+              <w:spacing w:lineRule="auto" w:line="276" w:before="0" w:after="200"/>
+              <w:jc w:val="left"/>
+              <w:rPr/>
+            </w:pPr>
+            <w:r>
+              <w:rPr>
+                <w:rFonts w:ascii="Calibri" w:hAnsi="Calibri"/>
+                <w:b w:val="false"/>
+                <w:sz w:val="21"/>
+              </w:rPr>
+              <w:t>16.03</w:t>
+            </w:r>
+          </w:p>
+        </w:tc>
+        <w:tc>
+          <w:tcPr>
+            <w:tcW w:w="2425" w:type="dxa"/>
+            <w:tcBorders/>
+          </w:tcPr>
+          <w:p>
+            <w:pPr>
+              <w:pStyle w:val="Normal"/>
+              <w:widowControl/>
+              <w:suppressAutoHyphens w:val="true"/>
+              <w:bidi w:val="0"/>
+              <w:spacing w:lineRule="auto" w:line="276" w:before="0" w:after="200"/>
+              <w:jc w:val="left"/>
+              <w:rPr/>
+            </w:pPr>
+            <w:r>
+              <w:rPr>
+                <w:rFonts w:ascii="Calibri" w:hAnsi="Calibri"/>
+                <w:b w:val="false"/>
+                <w:sz w:val="21"/>
+              </w:rPr>
+              <w:t>11.88</w:t>
+            </w:r>
+          </w:p>
+        </w:tc>
+        <w:tc>
+          <w:tcPr>
+            <w:tcW w:w="2424" w:type="dxa"/>
+            <w:tcBorders/>
+          </w:tcPr>
+          <w:p>
+            <w:pPr>
+              <w:pStyle w:val="Normal"/>
+              <w:widowControl/>
+              <w:suppressAutoHyphens w:val="true"/>
+              <w:bidi w:val="0"/>
+              <w:spacing w:lineRule="auto" w:line="276" w:before="0" w:after="200"/>
+              <w:jc w:val="left"/>
+              <w:rPr/>
+            </w:pPr>
+            <w:r>
+              <w:rPr>
+                <w:rFonts w:ascii="Calibri" w:hAnsi="Calibri"/>
+                <w:b w:val="false"/>
+                <w:sz w:val="21"/>
+              </w:rPr>
+              <w:t>-4.15</w:t>
+            </w:r>
+          </w:p>
+        </w:tc>
+        <w:tc>
+          <w:tcPr>
+            <w:tcW w:w="2423" w:type="dxa"/>
+            <w:tcBorders/>
+          </w:tcPr>
+          <w:p>
+            <w:pPr>
+              <w:pStyle w:val="Normal"/>
+              <w:widowControl/>
+              <w:suppressAutoHyphens w:val="true"/>
+              <w:bidi w:val="0"/>
+              <w:spacing w:lineRule="auto" w:line="276" w:before="0" w:after="200"/>
+              <w:jc w:val="left"/>
+              <w:rPr/>
+            </w:pPr>
+            <w:r>
+              <w:rPr>
+                <w:rFonts w:ascii="Calibri" w:hAnsi="Calibri"/>
+                <w:b w:val="false"/>
+                <w:sz w:val="21"/>
+              </w:rPr>
+              <w:t>18.30</w:t>
+            </w:r>
+          </w:p>
+        </w:tc>
+        <w:tc>
+          <w:tcPr>
+            <w:tcW w:w="2424" w:type="dxa"/>
+            <w:tcBorders/>
+          </w:tcPr>
+          <w:p>
+            <w:pPr>
+              <w:pStyle w:val="Normal"/>
+              <w:widowControl/>
+              <w:suppressAutoHyphens w:val="true"/>
+              <w:bidi w:val="0"/>
+              <w:spacing w:lineRule="auto" w:line="276" w:before="0" w:after="200"/>
+              <w:jc w:val="left"/>
+              <w:rPr/>
+            </w:pPr>
+            <w:r>
+              <w:rPr>
+                <w:rFonts w:ascii="Calibri" w:hAnsi="Calibri"/>
+                <w:b w:val="false"/>
+                <w:sz w:val="21"/>
+              </w:rPr>
+              <w:t>+2.27</w:t>
+            </w:r>
+          </w:p>
+        </w:tc>
+      </w:tr>
+      <w:tr>
+        <w:trPr/>
+        <w:tc>
+          <w:tcPr>
+            <w:tcW w:w="2424" w:type="dxa"/>
+            <w:tcBorders/>
+          </w:tcPr>
+          <w:p>
+            <w:pPr>
+              <w:pStyle w:val="Normal"/>
+              <w:widowControl/>
+              <w:suppressAutoHyphens w:val="true"/>
+              <w:bidi w:val="0"/>
+              <w:spacing w:lineRule="auto" w:line="276" w:before="0" w:after="200"/>
+              <w:jc w:val="left"/>
+              <w:rPr/>
+            </w:pPr>
+            <w:r>
+              <w:rPr>
+                <w:rFonts w:ascii="Calibri" w:hAnsi="Calibri"/>
+                <w:b w:val="false"/>
+                <w:sz w:val="21"/>
+              </w:rPr>
+              <w:t>Ped SR (sanity)</w:t>
+            </w:r>
+          </w:p>
+        </w:tc>
+        <w:tc>
+          <w:tcPr>
+            <w:tcW w:w="2423" w:type="dxa"/>
+            <w:tcBorders/>
+          </w:tcPr>
+          <w:p>
+            <w:pPr>
+              <w:pStyle w:val="Normal"/>
+              <w:widowControl/>
+              <w:suppressAutoHyphens w:val="true"/>
+              <w:bidi w:val="0"/>
+              <w:spacing w:lineRule="auto" w:line="276" w:before="0" w:after="200"/>
+              <w:jc w:val="left"/>
+              <w:rPr/>
+            </w:pPr>
+            <w:r>
+              <w:rPr>
+                <w:rFonts w:ascii="Calibri" w:hAnsi="Calibri"/>
+                <w:b w:val="false"/>
+                <w:sz w:val="21"/>
+              </w:rPr>
+              <w:t>85.67%</w:t>
+            </w:r>
+          </w:p>
+        </w:tc>
+        <w:tc>
+          <w:tcPr>
+            <w:tcW w:w="2425" w:type="dxa"/>
+            <w:tcBorders/>
+          </w:tcPr>
+          <w:p>
+            <w:pPr>
+              <w:pStyle w:val="Normal"/>
+              <w:widowControl/>
+              <w:suppressAutoHyphens w:val="true"/>
+              <w:bidi w:val="0"/>
+              <w:spacing w:lineRule="auto" w:line="276" w:before="0" w:after="200"/>
+              <w:jc w:val="left"/>
+              <w:rPr/>
+            </w:pPr>
+            <w:r>
+              <w:rPr>
+                <w:rFonts w:ascii="Calibri" w:hAnsi="Calibri"/>
+                <w:b w:val="false"/>
+                <w:sz w:val="21"/>
+              </w:rPr>
+              <w:t>85.41%</w:t>
+            </w:r>
+          </w:p>
+        </w:tc>
+        <w:tc>
+          <w:tcPr>
+            <w:tcW w:w="2424" w:type="dxa"/>
+            <w:tcBorders/>
+          </w:tcPr>
+          <w:p>
+            <w:pPr>
+              <w:pStyle w:val="Normal"/>
+              <w:widowControl/>
+              <w:suppressAutoHyphens w:val="true"/>
+              <w:bidi w:val="0"/>
+              <w:spacing w:lineRule="auto" w:line="276" w:before="0" w:after="200"/>
+              <w:jc w:val="left"/>
+              <w:rPr/>
+            </w:pPr>
+            <w:r>
+              <w:rPr>
+                <w:rFonts w:ascii="Calibri" w:hAnsi="Calibri"/>
+                <w:b w:val="false"/>
+                <w:sz w:val="21"/>
+              </w:rPr>
+              <w:t>-0.26 pp</w:t>
+            </w:r>
+          </w:p>
+        </w:tc>
+        <w:tc>
+          <w:tcPr>
+            <w:tcW w:w="2423" w:type="dxa"/>
+            <w:tcBorders/>
+          </w:tcPr>
+          <w:p>
+            <w:pPr>
+              <w:pStyle w:val="Normal"/>
+              <w:widowControl/>
+              <w:suppressAutoHyphens w:val="true"/>
+              <w:bidi w:val="0"/>
+              <w:spacing w:lineRule="auto" w:line="276" w:before="0" w:after="200"/>
+              <w:jc w:val="left"/>
+              <w:rPr/>
+            </w:pPr>
+            <w:r>
+              <w:rPr>
+                <w:rFonts w:ascii="Calibri" w:hAnsi="Calibri"/>
+                <w:b w:val="false"/>
+                <w:sz w:val="21"/>
+              </w:rPr>
+              <w:t>85.89%</w:t>
+            </w:r>
+          </w:p>
+        </w:tc>
+        <w:tc>
+          <w:tcPr>
+            <w:tcW w:w="2424" w:type="dxa"/>
+            <w:tcBorders/>
+          </w:tcPr>
+          <w:p>
+            <w:pPr>
+              <w:pStyle w:val="Normal"/>
+              <w:widowControl/>
+              <w:suppressAutoHyphens w:val="true"/>
+              <w:bidi w:val="0"/>
+              <w:spacing w:lineRule="auto" w:line="276" w:before="0" w:after="200"/>
+              <w:jc w:val="left"/>
+              <w:rPr/>
+            </w:pPr>
+            <w:r>
+              <w:rPr>
+                <w:rFonts w:ascii="Calibri" w:hAnsi="Calibri"/>
+                <w:b w:val="false"/>
+                <w:sz w:val="21"/>
+              </w:rPr>
+              <w:t>+0.22 pp</w:t>
+            </w:r>
+          </w:p>
+        </w:tc>
+      </w:tr>
+      <w:tr>
+        <w:trPr/>
+        <w:tc>
+          <w:tcPr>
+            <w:tcW w:w="2424" w:type="dxa"/>
+            <w:tcBorders/>
+          </w:tcPr>
+          <w:p>
+            <w:pPr>
+              <w:pStyle w:val="Normal"/>
+              <w:widowControl/>
+              <w:suppressAutoHyphens w:val="true"/>
+              <w:bidi w:val="0"/>
+              <w:spacing w:lineRule="auto" w:line="276" w:before="0" w:after="200"/>
+              <w:jc w:val="left"/>
+              <w:rPr/>
+            </w:pPr>
+            <w:r>
+              <w:rPr>
+                <w:rFonts w:ascii="Calibri" w:hAnsi="Calibri"/>
+                <w:b w:val="false"/>
+                <w:sz w:val="21"/>
+              </w:rPr>
+              <w:t>Ped speed (m/s)</w:t>
+            </w:r>
+          </w:p>
+        </w:tc>
+        <w:tc>
+          <w:tcPr>
+            <w:tcW w:w="2423" w:type="dxa"/>
+            <w:tcBorders/>
+          </w:tcPr>
+          <w:p>
+            <w:pPr>
+              <w:pStyle w:val="Normal"/>
+              <w:widowControl/>
+              <w:suppressAutoHyphens w:val="true"/>
+              <w:bidi w:val="0"/>
+              <w:spacing w:lineRule="auto" w:line="276" w:before="0" w:after="200"/>
+              <w:jc w:val="left"/>
+              <w:rPr/>
+            </w:pPr>
+            <w:r>
+              <w:rPr>
+                <w:rFonts w:ascii="Calibri" w:hAnsi="Calibri"/>
+                <w:b w:val="false"/>
+                <w:sz w:val="21"/>
+              </w:rPr>
+              <w:t>1.990</w:t>
+            </w:r>
+          </w:p>
+        </w:tc>
+        <w:tc>
+          <w:tcPr>
+            <w:tcW w:w="2425" w:type="dxa"/>
+            <w:tcBorders/>
+          </w:tcPr>
+          <w:p>
+            <w:pPr>
+              <w:pStyle w:val="Normal"/>
+              <w:widowControl/>
+              <w:suppressAutoHyphens w:val="true"/>
+              <w:bidi w:val="0"/>
+              <w:spacing w:lineRule="auto" w:line="276" w:before="0" w:after="200"/>
+              <w:jc w:val="left"/>
+              <w:rPr/>
+            </w:pPr>
+            <w:r>
+              <w:rPr>
+                <w:rFonts w:ascii="Calibri" w:hAnsi="Calibri"/>
+                <w:b w:val="false"/>
+                <w:sz w:val="21"/>
+              </w:rPr>
+              <w:t>2.641</w:t>
+            </w:r>
+          </w:p>
+        </w:tc>
+        <w:tc>
+          <w:tcPr>
+            <w:tcW w:w="2424" w:type="dxa"/>
+            <w:tcBorders/>
+          </w:tcPr>
+          <w:p>
+            <w:pPr>
+              <w:pStyle w:val="Normal"/>
+              <w:widowControl/>
+              <w:suppressAutoHyphens w:val="true"/>
+              <w:bidi w:val="0"/>
+              <w:spacing w:lineRule="auto" w:line="276" w:before="0" w:after="200"/>
+              <w:jc w:val="left"/>
+              <w:rPr/>
+            </w:pPr>
+            <w:r>
+              <w:rPr>
+                <w:rFonts w:ascii="Calibri" w:hAnsi="Calibri"/>
+                <w:b w:val="false"/>
+                <w:sz w:val="21"/>
+              </w:rPr>
+              <w:t>+0.651</w:t>
+            </w:r>
+          </w:p>
+        </w:tc>
+        <w:tc>
+          <w:tcPr>
+            <w:tcW w:w="2423" w:type="dxa"/>
+            <w:tcBorders/>
+          </w:tcPr>
+          <w:p>
+            <w:pPr>
+              <w:pStyle w:val="Normal"/>
+              <w:widowControl/>
+              <w:suppressAutoHyphens w:val="true"/>
+              <w:bidi w:val="0"/>
+              <w:spacing w:lineRule="auto" w:line="276" w:before="0" w:after="200"/>
+              <w:jc w:val="left"/>
+              <w:rPr/>
+            </w:pPr>
+            <w:r>
+              <w:rPr>
+                <w:rFonts w:ascii="Calibri" w:hAnsi="Calibri"/>
+                <w:b w:val="false"/>
+                <w:sz w:val="21"/>
+              </w:rPr>
+              <w:t>2.136</w:t>
+            </w:r>
+          </w:p>
+        </w:tc>
+        <w:tc>
+          <w:tcPr>
+            <w:tcW w:w="2424" w:type="dxa"/>
+            <w:tcBorders/>
+          </w:tcPr>
+          <w:p>
+            <w:pPr>
+              <w:pStyle w:val="Normal"/>
+              <w:widowControl/>
+              <w:suppressAutoHyphens w:val="true"/>
+              <w:bidi w:val="0"/>
+              <w:spacing w:lineRule="auto" w:line="276" w:before="0" w:after="200"/>
+              <w:jc w:val="left"/>
+              <w:rPr/>
+            </w:pPr>
+            <w:r>
+              <w:rPr>
+                <w:rFonts w:ascii="Calibri" w:hAnsi="Calibri"/>
+                <w:b w:val="false"/>
+                <w:sz w:val="21"/>
+              </w:rPr>
+              <w:t>+0.146</w:t>
+            </w:r>
+          </w:p>
+        </w:tc>
+      </w:tr>
+    </w:tbl>
+    <w:p>
+      <w:pPr>
+        <w:pStyle w:val="Normal"/>
+        <w:rPr/>
+      </w:pPr>
+      <w:r>
+        <w:rPr/>
+      </w:r>
+    </w:p>
+    <w:p>
+      <w:pPr>
+        <w:pStyle w:val="Normal"/>
+        <w:rPr/>
+      </w:pPr>
+      <w:r>
+        <w:rPr/>
+      </w:r>
+    </w:p>
+    <w:p>
+      <w:pPr>
+        <w:pStyle w:val="Normal"/>
+        <w:rPr/>
+      </w:pPr>
+      <w:r>
+        <w:rPr/>
+      </w:r>
+    </w:p>
+    <w:tbl>
+      <w:tblPr>
+        <w:tblStyle w:val="TableGrid"/>
+        <w:tblW w:w="14544" w:type="dxa"/>
+        <w:jc w:val="left"/>
+        <w:tblInd w:w="0" w:type="dxa"/>
+        <w:tblLayout w:type="fixed"/>
+        <w:tblCellMar>
+          <w:top w:w="0" w:type="dxa"/>
+          <w:left w:w="108" w:type="dxa"/>
+          <w:bottom w:w="0" w:type="dxa"/>
+          <w:right w:w="108" w:type="dxa"/>
+        </w:tblCellMar>
+        <w:tblLook w:firstRow="1" w:noVBand="1" w:lastRow="0" w:firstColumn="1" w:lastColumn="0" w:noHBand="0" w:val="04a0"/>
+      </w:tblPr>
+      <w:tblGrid>
+        <w:gridCol w:w="3636"/>
+        <w:gridCol w:w="3636"/>
+        <w:gridCol w:w="3637"/>
+        <w:gridCol w:w="3634"/>
+      </w:tblGrid>
+      <w:tr>
+        <w:trPr/>
+        <w:tc>
+          <w:tcPr>
+            <w:tcW w:w="3636" w:type="dxa"/>
+            <w:tcBorders/>
+            <w:shd w:fill="2A6099" w:val="clear"/>
+          </w:tcPr>
+          <w:p>
+            <w:pPr>
+              <w:pStyle w:val="Normal"/>
+              <w:spacing w:before="0" w:after="200"/>
+              <w:rPr>
+                <w:color w:val="FFFFFF"/>
+                <w:sz w:val="21"/>
+                <w:szCs w:val="21"/>
+              </w:rPr>
+            </w:pPr>
+            <w:r>
+              <w:rPr>
+                <w:rFonts w:ascii="Arial Black" w:hAnsi="Arial Black"/>
+                <w:b/>
+                <w:color w:val="FFFFFF"/>
+                <w:sz w:val="21"/>
+                <w:szCs w:val="21"/>
+              </w:rPr>
+              <w:t>Gate</w:t>
+            </w:r>
+          </w:p>
+        </w:tc>
+        <w:tc>
+          <w:tcPr>
+            <w:tcW w:w="3636" w:type="dxa"/>
+            <w:tcBorders/>
+            <w:shd w:fill="2A6099" w:val="clear"/>
+          </w:tcPr>
+          <w:p>
+            <w:pPr>
+              <w:pStyle w:val="Normal"/>
+              <w:spacing w:before="0" w:after="200"/>
+              <w:rPr>
+                <w:color w:val="FFFFFF"/>
+                <w:sz w:val="21"/>
+                <w:szCs w:val="21"/>
+              </w:rPr>
+            </w:pPr>
+            <w:r>
+              <w:rPr>
+                <w:rFonts w:ascii="Arial Black" w:hAnsi="Arial Black"/>
+                <w:b/>
+                <w:color w:val="FFFFFF"/>
+                <w:sz w:val="21"/>
+                <w:szCs w:val="21"/>
+              </w:rPr>
+              <w:t>Threshold</w:t>
+            </w:r>
+          </w:p>
+        </w:tc>
+        <w:tc>
+          <w:tcPr>
+            <w:tcW w:w="3637" w:type="dxa"/>
+            <w:tcBorders/>
+            <w:shd w:fill="2A6099" w:val="clear"/>
+          </w:tcPr>
+          <w:p>
+            <w:pPr>
+              <w:pStyle w:val="Normal"/>
+              <w:spacing w:before="0" w:after="200"/>
+              <w:rPr>
+                <w:color w:val="FFFFFF"/>
+                <w:sz w:val="21"/>
+                <w:szCs w:val="21"/>
+              </w:rPr>
+            </w:pPr>
+            <w:r>
+              <w:rPr>
+                <w:rFonts w:ascii="Arial Black" w:hAnsi="Arial Black"/>
+                <w:b/>
+                <w:color w:val="FFFFFF"/>
+                <w:sz w:val="21"/>
+                <w:szCs w:val="21"/>
+              </w:rPr>
+              <w:t>V3</w:t>
+            </w:r>
+          </w:p>
+        </w:tc>
+        <w:tc>
+          <w:tcPr>
+            <w:tcW w:w="3634" w:type="dxa"/>
+            <w:tcBorders/>
+            <w:shd w:fill="2A6099" w:val="clear"/>
+          </w:tcPr>
+          <w:p>
+            <w:pPr>
+              <w:pStyle w:val="Normal"/>
+              <w:spacing w:before="0" w:after="200"/>
+              <w:rPr>
+                <w:color w:val="FFFFFF"/>
+                <w:sz w:val="21"/>
+                <w:szCs w:val="21"/>
+              </w:rPr>
+            </w:pPr>
+            <w:r>
+              <w:rPr>
+                <w:rFonts w:ascii="Arial Black" w:hAnsi="Arial Black"/>
+                <w:b/>
+                <w:color w:val="FFFFFF"/>
+                <w:sz w:val="21"/>
+                <w:szCs w:val="21"/>
+              </w:rPr>
+              <w:t>V1</w:t>
+            </w:r>
+          </w:p>
+        </w:tc>
+      </w:tr>
+      <w:tr>
+        <w:trPr/>
+        <w:tc>
+          <w:tcPr>
+            <w:tcW w:w="3636" w:type="dxa"/>
+            <w:tcBorders/>
+          </w:tcPr>
+          <w:p>
+            <w:pPr>
+              <w:pStyle w:val="Normal"/>
+              <w:widowControl/>
+              <w:suppressAutoHyphens w:val="true"/>
+              <w:bidi w:val="0"/>
+              <w:spacing w:lineRule="auto" w:line="276" w:before="0" w:after="200"/>
+              <w:jc w:val="left"/>
+              <w:rPr/>
+            </w:pPr>
+            <w:r>
+              <w:rPr>
+                <w:rFonts w:ascii="Calibri" w:hAnsi="Calibri"/>
+                <w:b w:val="false"/>
+                <w:sz w:val="21"/>
+              </w:rPr>
+              <w:t>Veh SR &gt;= +2 pp</w:t>
+            </w:r>
+          </w:p>
+        </w:tc>
+        <w:tc>
+          <w:tcPr>
+            <w:tcW w:w="3636" w:type="dxa"/>
+            <w:tcBorders/>
+          </w:tcPr>
+          <w:p>
+            <w:pPr>
+              <w:pStyle w:val="Normal"/>
+              <w:widowControl/>
+              <w:suppressAutoHyphens w:val="true"/>
+              <w:bidi w:val="0"/>
+              <w:spacing w:lineRule="auto" w:line="276" w:before="0" w:after="200"/>
+              <w:jc w:val="left"/>
+              <w:rPr/>
+            </w:pPr>
+            <w:r>
+              <w:rPr>
+                <w:rFonts w:ascii="Calibri" w:hAnsi="Calibri"/>
+                <w:b w:val="false"/>
+                <w:sz w:val="21"/>
+              </w:rPr>
+              <w:t>+2 pp</w:t>
+            </w:r>
+          </w:p>
+        </w:tc>
+        <w:tc>
+          <w:tcPr>
+            <w:tcW w:w="3637" w:type="dxa"/>
+            <w:tcBorders/>
+          </w:tcPr>
+          <w:p>
+            <w:pPr>
+              <w:pStyle w:val="Normal"/>
+              <w:widowControl/>
+              <w:suppressAutoHyphens w:val="true"/>
+              <w:bidi w:val="0"/>
+              <w:spacing w:lineRule="auto" w:line="276" w:before="0" w:after="200"/>
+              <w:jc w:val="left"/>
+              <w:rPr/>
+            </w:pPr>
+            <w:r>
+              <w:rPr>
+                <w:rFonts w:ascii="Calibri" w:hAnsi="Calibri"/>
+                <w:b w:val="false"/>
+                <w:sz w:val="21"/>
+              </w:rPr>
+              <w:t>+1.52 (sotto)</w:t>
+            </w:r>
+          </w:p>
+        </w:tc>
+        <w:tc>
+          <w:tcPr>
+            <w:tcW w:w="3634" w:type="dxa"/>
+            <w:tcBorders/>
+          </w:tcPr>
+          <w:p>
+            <w:pPr>
+              <w:pStyle w:val="Normal"/>
+              <w:widowControl/>
+              <w:suppressAutoHyphens w:val="true"/>
+              <w:bidi w:val="0"/>
+              <w:spacing w:lineRule="auto" w:line="276" w:before="0" w:after="200"/>
+              <w:jc w:val="left"/>
+              <w:rPr/>
+            </w:pPr>
+            <w:r>
+              <w:rPr>
+                <w:rFonts w:ascii="Calibri" w:hAnsi="Calibri"/>
+                <w:b w:val="false"/>
+                <w:sz w:val="21"/>
+              </w:rPr>
+              <w:t>+2.28 PASS</w:t>
+            </w:r>
+          </w:p>
+        </w:tc>
+      </w:tr>
+      <w:tr>
+        <w:trPr/>
+        <w:tc>
+          <w:tcPr>
+            <w:tcW w:w="3636" w:type="dxa"/>
+            <w:tcBorders/>
+          </w:tcPr>
+          <w:p>
+            <w:pPr>
+              <w:pStyle w:val="Normal"/>
+              <w:widowControl/>
+              <w:suppressAutoHyphens w:val="true"/>
+              <w:bidi w:val="0"/>
+              <w:spacing w:lineRule="auto" w:line="276" w:before="0" w:after="200"/>
+              <w:jc w:val="left"/>
+              <w:rPr/>
+            </w:pPr>
+            <w:r>
+              <w:rPr>
+                <w:rFonts w:ascii="Calibri" w:hAnsi="Calibri"/>
+                <w:b w:val="false"/>
+                <w:sz w:val="21"/>
+              </w:rPr>
+              <w:t>Veh stuck+timeout &lt;= -2 pp</w:t>
+            </w:r>
+          </w:p>
+        </w:tc>
+        <w:tc>
+          <w:tcPr>
+            <w:tcW w:w="3636" w:type="dxa"/>
+            <w:tcBorders/>
+          </w:tcPr>
+          <w:p>
+            <w:pPr>
+              <w:pStyle w:val="Normal"/>
+              <w:widowControl/>
+              <w:suppressAutoHyphens w:val="true"/>
+              <w:bidi w:val="0"/>
+              <w:spacing w:lineRule="auto" w:line="276" w:before="0" w:after="200"/>
+              <w:jc w:val="left"/>
+              <w:rPr/>
+            </w:pPr>
+            <w:r>
+              <w:rPr>
+                <w:rFonts w:ascii="Calibri" w:hAnsi="Calibri"/>
+                <w:b w:val="false"/>
+                <w:sz w:val="21"/>
+              </w:rPr>
+              <w:t>-2 pp</w:t>
+            </w:r>
+          </w:p>
+        </w:tc>
+        <w:tc>
+          <w:tcPr>
+            <w:tcW w:w="3637" w:type="dxa"/>
+            <w:tcBorders/>
+          </w:tcPr>
+          <w:p>
+            <w:pPr>
+              <w:pStyle w:val="Normal"/>
+              <w:widowControl/>
+              <w:suppressAutoHyphens w:val="true"/>
+              <w:bidi w:val="0"/>
+              <w:spacing w:lineRule="auto" w:line="276" w:before="0" w:after="200"/>
+              <w:jc w:val="left"/>
+              <w:rPr/>
+            </w:pPr>
+            <w:r>
+              <w:rPr>
+                <w:rFonts w:ascii="Calibri" w:hAnsi="Calibri"/>
+                <w:b w:val="false"/>
+                <w:sz w:val="21"/>
+              </w:rPr>
+              <w:t>-2.87 PASS</w:t>
+            </w:r>
+          </w:p>
+        </w:tc>
+        <w:tc>
+          <w:tcPr>
+            <w:tcW w:w="3634" w:type="dxa"/>
+            <w:tcBorders/>
+          </w:tcPr>
+          <w:p>
+            <w:pPr>
+              <w:pStyle w:val="Normal"/>
+              <w:widowControl/>
+              <w:suppressAutoHyphens w:val="true"/>
+              <w:bidi w:val="0"/>
+              <w:spacing w:lineRule="auto" w:line="276" w:before="0" w:after="200"/>
+              <w:jc w:val="left"/>
+              <w:rPr/>
+            </w:pPr>
+            <w:r>
+              <w:rPr>
+                <w:rFonts w:ascii="Calibri" w:hAnsi="Calibri"/>
+                <w:b w:val="false"/>
+                <w:sz w:val="21"/>
+              </w:rPr>
+              <w:t>-2.97 PASS</w:t>
+            </w:r>
+          </w:p>
+        </w:tc>
+      </w:tr>
+      <w:tr>
+        <w:trPr/>
+        <w:tc>
+          <w:tcPr>
+            <w:tcW w:w="3636" w:type="dxa"/>
+            <w:tcBorders/>
+          </w:tcPr>
+          <w:p>
+            <w:pPr>
+              <w:pStyle w:val="Normal"/>
+              <w:widowControl/>
+              <w:suppressAutoHyphens w:val="true"/>
+              <w:bidi w:val="0"/>
+              <w:spacing w:lineRule="auto" w:line="276" w:before="0" w:after="200"/>
+              <w:jc w:val="left"/>
+              <w:rPr/>
+            </w:pPr>
+            <w:r>
+              <w:rPr>
+                <w:rFonts w:ascii="Calibri" w:hAnsi="Calibri"/>
+                <w:b w:val="false"/>
+                <w:sz w:val="21"/>
+              </w:rPr>
+              <w:t>Veh collision &lt;= +1 pp</w:t>
+            </w:r>
+          </w:p>
+        </w:tc>
+        <w:tc>
+          <w:tcPr>
+            <w:tcW w:w="3636" w:type="dxa"/>
+            <w:tcBorders/>
+          </w:tcPr>
+          <w:p>
+            <w:pPr>
+              <w:pStyle w:val="Normal"/>
+              <w:widowControl/>
+              <w:suppressAutoHyphens w:val="true"/>
+              <w:bidi w:val="0"/>
+              <w:spacing w:lineRule="auto" w:line="276" w:before="0" w:after="200"/>
+              <w:jc w:val="left"/>
+              <w:rPr/>
+            </w:pPr>
+            <w:r>
+              <w:rPr>
+                <w:rFonts w:ascii="Calibri" w:hAnsi="Calibri"/>
+                <w:b w:val="false"/>
+                <w:sz w:val="21"/>
+              </w:rPr>
+              <w:t>+1 pp</w:t>
+            </w:r>
+          </w:p>
+        </w:tc>
+        <w:tc>
+          <w:tcPr>
+            <w:tcW w:w="3637" w:type="dxa"/>
+            <w:tcBorders/>
+          </w:tcPr>
+          <w:p>
+            <w:pPr>
+              <w:pStyle w:val="Normal"/>
+              <w:widowControl/>
+              <w:suppressAutoHyphens w:val="true"/>
+              <w:bidi w:val="0"/>
+              <w:spacing w:lineRule="auto" w:line="276" w:before="0" w:after="200"/>
+              <w:jc w:val="left"/>
+              <w:rPr/>
+            </w:pPr>
+            <w:r>
+              <w:rPr>
+                <w:rFonts w:ascii="Calibri" w:hAnsi="Calibri"/>
+                <w:b w:val="false"/>
+                <w:sz w:val="21"/>
+              </w:rPr>
+              <w:t>-1.86 PASS</w:t>
+            </w:r>
+          </w:p>
+        </w:tc>
+        <w:tc>
+          <w:tcPr>
+            <w:tcW w:w="3634" w:type="dxa"/>
+            <w:tcBorders/>
+          </w:tcPr>
+          <w:p>
+            <w:pPr>
+              <w:pStyle w:val="Normal"/>
+              <w:widowControl/>
+              <w:suppressAutoHyphens w:val="true"/>
+              <w:bidi w:val="0"/>
+              <w:spacing w:lineRule="auto" w:line="276" w:before="0" w:after="200"/>
+              <w:jc w:val="left"/>
+              <w:rPr/>
+            </w:pPr>
+            <w:r>
+              <w:rPr>
+                <w:rFonts w:ascii="Calibri" w:hAnsi="Calibri"/>
+                <w:b w:val="false"/>
+                <w:sz w:val="21"/>
+              </w:rPr>
+              <w:t>-1.02 PASS</w:t>
+            </w:r>
+          </w:p>
+        </w:tc>
+      </w:tr>
+      <w:tr>
+        <w:trPr/>
+        <w:tc>
+          <w:tcPr>
+            <w:tcW w:w="3636" w:type="dxa"/>
+            <w:tcBorders/>
+          </w:tcPr>
+          <w:p>
+            <w:pPr>
+              <w:pStyle w:val="Normal"/>
+              <w:widowControl/>
+              <w:suppressAutoHyphens w:val="true"/>
+              <w:bidi w:val="0"/>
+              <w:spacing w:lineRule="auto" w:line="276" w:before="0" w:after="200"/>
+              <w:jc w:val="left"/>
+              <w:rPr/>
+            </w:pPr>
+            <w:r>
+              <w:rPr>
+                <w:rFonts w:ascii="Calibri" w:hAnsi="Calibri"/>
+                <w:b w:val="false"/>
+                <w:sz w:val="21"/>
+              </w:rPr>
+              <w:t>Veh offroad &lt;= +1 pp</w:t>
+            </w:r>
+          </w:p>
+        </w:tc>
+        <w:tc>
+          <w:tcPr>
+            <w:tcW w:w="3636" w:type="dxa"/>
+            <w:tcBorders/>
+          </w:tcPr>
+          <w:p>
+            <w:pPr>
+              <w:pStyle w:val="Normal"/>
+              <w:widowControl/>
+              <w:suppressAutoHyphens w:val="true"/>
+              <w:bidi w:val="0"/>
+              <w:spacing w:lineRule="auto" w:line="276" w:before="0" w:after="200"/>
+              <w:jc w:val="left"/>
+              <w:rPr/>
+            </w:pPr>
+            <w:r>
+              <w:rPr>
+                <w:rFonts w:ascii="Calibri" w:hAnsi="Calibri"/>
+                <w:b w:val="false"/>
+                <w:sz w:val="21"/>
+              </w:rPr>
+              <w:t>+1 pp</w:t>
+            </w:r>
+          </w:p>
+        </w:tc>
+        <w:tc>
+          <w:tcPr>
+            <w:tcW w:w="3637" w:type="dxa"/>
+            <w:tcBorders/>
+          </w:tcPr>
+          <w:p>
+            <w:pPr>
+              <w:pStyle w:val="Normal"/>
+              <w:widowControl/>
+              <w:suppressAutoHyphens w:val="true"/>
+              <w:bidi w:val="0"/>
+              <w:spacing w:lineRule="auto" w:line="276" w:before="0" w:after="200"/>
+              <w:jc w:val="left"/>
+              <w:rPr/>
+            </w:pPr>
+            <w:r>
+              <w:rPr>
+                <w:rFonts w:ascii="Calibri" w:hAnsi="Calibri"/>
+                <w:b w:val="false"/>
+                <w:sz w:val="21"/>
+              </w:rPr>
+              <w:t>+0.05 PASS</w:t>
+            </w:r>
+          </w:p>
+        </w:tc>
+        <w:tc>
+          <w:tcPr>
+            <w:tcW w:w="3634" w:type="dxa"/>
+            <w:tcBorders/>
+          </w:tcPr>
+          <w:p>
+            <w:pPr>
+              <w:pStyle w:val="Normal"/>
+              <w:widowControl/>
+              <w:suppressAutoHyphens w:val="true"/>
+              <w:bidi w:val="0"/>
+              <w:spacing w:lineRule="auto" w:line="276" w:before="0" w:after="200"/>
+              <w:jc w:val="left"/>
+              <w:rPr/>
+            </w:pPr>
+            <w:r>
+              <w:rPr>
+                <w:rFonts w:ascii="Calibri" w:hAnsi="Calibri"/>
+                <w:b w:val="false"/>
+                <w:sz w:val="21"/>
+              </w:rPr>
+              <w:t>-1.45 PASS</w:t>
+            </w:r>
+          </w:p>
+        </w:tc>
+      </w:tr>
+      <w:tr>
+        <w:trPr/>
+        <w:tc>
+          <w:tcPr>
+            <w:tcW w:w="3636" w:type="dxa"/>
+            <w:tcBorders/>
+          </w:tcPr>
+          <w:p>
+            <w:pPr>
+              <w:pStyle w:val="Normal"/>
+              <w:widowControl/>
+              <w:suppressAutoHyphens w:val="true"/>
+              <w:bidi w:val="0"/>
+              <w:spacing w:lineRule="auto" w:line="276" w:before="0" w:after="200"/>
+              <w:jc w:val="left"/>
+              <w:rPr/>
+            </w:pPr>
+            <w:r>
+              <w:rPr>
+                <w:rFonts w:ascii="Calibri" w:hAnsi="Calibri"/>
+                <w:b w:val="false"/>
+                <w:sz w:val="21"/>
+              </w:rPr>
+              <w:t>Ped SR &gt;= -2 pp</w:t>
+            </w:r>
+          </w:p>
+        </w:tc>
+        <w:tc>
+          <w:tcPr>
+            <w:tcW w:w="3636" w:type="dxa"/>
+            <w:tcBorders/>
+          </w:tcPr>
+          <w:p>
+            <w:pPr>
+              <w:pStyle w:val="Normal"/>
+              <w:widowControl/>
+              <w:suppressAutoHyphens w:val="true"/>
+              <w:bidi w:val="0"/>
+              <w:spacing w:lineRule="auto" w:line="276" w:before="0" w:after="200"/>
+              <w:jc w:val="left"/>
+              <w:rPr/>
+            </w:pPr>
+            <w:r>
+              <w:rPr>
+                <w:rFonts w:ascii="Calibri" w:hAnsi="Calibri"/>
+                <w:b w:val="false"/>
+                <w:sz w:val="21"/>
+              </w:rPr>
+              <w:t>-2 pp</w:t>
+            </w:r>
+          </w:p>
+        </w:tc>
+        <w:tc>
+          <w:tcPr>
+            <w:tcW w:w="3637" w:type="dxa"/>
+            <w:tcBorders/>
+          </w:tcPr>
+          <w:p>
+            <w:pPr>
+              <w:pStyle w:val="Normal"/>
+              <w:widowControl/>
+              <w:suppressAutoHyphens w:val="true"/>
+              <w:bidi w:val="0"/>
+              <w:spacing w:lineRule="auto" w:line="276" w:before="0" w:after="200"/>
+              <w:jc w:val="left"/>
+              <w:rPr/>
+            </w:pPr>
+            <w:r>
+              <w:rPr>
+                <w:rFonts w:ascii="Calibri" w:hAnsi="Calibri"/>
+                <w:b w:val="false"/>
+                <w:sz w:val="21"/>
+              </w:rPr>
+              <w:t>-0.26 PASS</w:t>
+            </w:r>
+          </w:p>
+        </w:tc>
+        <w:tc>
+          <w:tcPr>
+            <w:tcW w:w="3634" w:type="dxa"/>
+            <w:tcBorders/>
+          </w:tcPr>
+          <w:p>
+            <w:pPr>
+              <w:pStyle w:val="Normal"/>
+              <w:widowControl/>
+              <w:suppressAutoHyphens w:val="true"/>
+              <w:bidi w:val="0"/>
+              <w:spacing w:lineRule="auto" w:line="276" w:before="0" w:after="200"/>
+              <w:jc w:val="left"/>
+              <w:rPr/>
+            </w:pPr>
+            <w:r>
+              <w:rPr>
+                <w:rFonts w:ascii="Calibri" w:hAnsi="Calibri"/>
+                <w:b w:val="false"/>
+                <w:sz w:val="21"/>
+              </w:rPr>
+              <w:t>+0.22 PASS</w:t>
+            </w:r>
+          </w:p>
+        </w:tc>
+      </w:tr>
+      <w:tr>
+        <w:trPr/>
+        <w:tc>
+          <w:tcPr>
+            <w:tcW w:w="3636" w:type="dxa"/>
+            <w:tcBorders/>
+          </w:tcPr>
+          <w:p>
+            <w:pPr>
+              <w:pStyle w:val="Normal"/>
+              <w:widowControl/>
+              <w:suppressAutoHyphens w:val="true"/>
+              <w:bidi w:val="0"/>
+              <w:spacing w:lineRule="auto" w:line="276" w:before="0" w:after="200"/>
+              <w:jc w:val="left"/>
+              <w:rPr/>
+            </w:pPr>
+            <w:r>
+              <w:rPr>
+                <w:rFonts w:ascii="Calibri" w:hAnsi="Calibri"/>
+                <w:b w:val="false"/>
+                <w:sz w:val="21"/>
+              </w:rPr>
+              <w:t>Gate1 ped (V3-specifico)</w:t>
+            </w:r>
+          </w:p>
+        </w:tc>
+        <w:tc>
+          <w:tcPr>
+            <w:tcW w:w="3636" w:type="dxa"/>
+            <w:tcBorders/>
+          </w:tcPr>
+          <w:p>
+            <w:pPr>
+              <w:pStyle w:val="Normal"/>
+              <w:widowControl/>
+              <w:suppressAutoHyphens w:val="true"/>
+              <w:bidi w:val="0"/>
+              <w:spacing w:lineRule="auto" w:line="276" w:before="0" w:after="200"/>
+              <w:jc w:val="left"/>
+              <w:rPr/>
+            </w:pPr>
+            <w:r>
+              <w:rPr>
+                <w:rFonts w:ascii="Calibri" w:hAnsi="Calibri"/>
+                <w:b w:val="false"/>
+                <w:sz w:val="21"/>
+              </w:rPr>
+              <w:t>ped SR &gt;= -2 pp</w:t>
+            </w:r>
+          </w:p>
+        </w:tc>
+        <w:tc>
+          <w:tcPr>
+            <w:tcW w:w="3637" w:type="dxa"/>
+            <w:tcBorders/>
+          </w:tcPr>
+          <w:p>
+            <w:pPr>
+              <w:pStyle w:val="Normal"/>
+              <w:widowControl/>
+              <w:suppressAutoHyphens w:val="true"/>
+              <w:bidi w:val="0"/>
+              <w:spacing w:lineRule="auto" w:line="276" w:before="0" w:after="200"/>
+              <w:jc w:val="left"/>
+              <w:rPr/>
+            </w:pPr>
+            <w:r>
+              <w:rPr>
+                <w:rFonts w:ascii="Calibri" w:hAnsi="Calibri"/>
+                <w:b w:val="false"/>
+                <w:sz w:val="21"/>
+              </w:rPr>
+              <w:t>PASS</w:t>
+            </w:r>
+          </w:p>
+        </w:tc>
+        <w:tc>
+          <w:tcPr>
+            <w:tcW w:w="3634" w:type="dxa"/>
+            <w:tcBorders/>
+          </w:tcPr>
+          <w:p>
+            <w:pPr>
+              <w:pStyle w:val="Normal"/>
+              <w:widowControl/>
+              <w:suppressAutoHyphens w:val="true"/>
+              <w:bidi w:val="0"/>
+              <w:spacing w:lineRule="auto" w:line="276" w:before="0" w:after="200"/>
+              <w:jc w:val="left"/>
+              <w:rPr/>
+            </w:pPr>
+            <w:r>
+              <w:rPr>
+                <w:rFonts w:ascii="Calibri" w:hAnsi="Calibri"/>
+                <w:b w:val="false"/>
+                <w:sz w:val="21"/>
+              </w:rPr>
+              <w:t>n/a</w:t>
+            </w:r>
+          </w:p>
+        </w:tc>
+      </w:tr>
+      <w:tr>
+        <w:trPr/>
+        <w:tc>
+          <w:tcPr>
+            <w:tcW w:w="3636" w:type="dxa"/>
+            <w:tcBorders/>
+          </w:tcPr>
+          <w:p>
+            <w:pPr>
+              <w:pStyle w:val="Normal"/>
+              <w:widowControl/>
+              <w:suppressAutoHyphens w:val="true"/>
+              <w:bidi w:val="0"/>
+              <w:spacing w:lineRule="auto" w:line="276" w:before="0" w:after="200"/>
+              <w:jc w:val="left"/>
+              <w:rPr/>
+            </w:pPr>
+            <w:r>
+              <w:rPr>
+                <w:rFonts w:ascii="Calibri" w:hAnsi="Calibri"/>
+                <w:b w:val="false"/>
+                <w:sz w:val="21"/>
+              </w:rPr>
+              <w:t>Gate2 ped (V3-specifico)</w:t>
+            </w:r>
+          </w:p>
+        </w:tc>
+        <w:tc>
+          <w:tcPr>
+            <w:tcW w:w="3636" w:type="dxa"/>
+            <w:tcBorders/>
+          </w:tcPr>
+          <w:p>
+            <w:pPr>
+              <w:pStyle w:val="Normal"/>
+              <w:widowControl/>
+              <w:suppressAutoHyphens w:val="true"/>
+              <w:bidi w:val="0"/>
+              <w:spacing w:lineRule="auto" w:line="276" w:before="0" w:after="200"/>
+              <w:jc w:val="left"/>
+              <w:rPr/>
+            </w:pPr>
+            <w:r>
+              <w:rPr>
+                <w:rFonts w:ascii="Calibri" w:hAnsi="Calibri"/>
+                <w:b w:val="false"/>
+                <w:sz w:val="21"/>
+              </w:rPr>
+              <w:t>speed in [1.5, 2.2]</w:t>
+            </w:r>
+          </w:p>
+        </w:tc>
+        <w:tc>
+          <w:tcPr>
+            <w:tcW w:w="3637" w:type="dxa"/>
+            <w:tcBorders/>
+          </w:tcPr>
+          <w:p>
+            <w:pPr>
+              <w:pStyle w:val="Normal"/>
+              <w:widowControl/>
+              <w:suppressAutoHyphens w:val="true"/>
+              <w:bidi w:val="0"/>
+              <w:spacing w:lineRule="auto" w:line="276" w:before="0" w:after="200"/>
+              <w:jc w:val="left"/>
+              <w:rPr/>
+            </w:pPr>
+            <w:r>
+              <w:rPr>
+                <w:rFonts w:ascii="Calibri" w:hAnsi="Calibri"/>
+                <w:b w:val="false"/>
+                <w:sz w:val="21"/>
+              </w:rPr>
+              <w:t>FAIL (2.641)</w:t>
+            </w:r>
+          </w:p>
+        </w:tc>
+        <w:tc>
+          <w:tcPr>
+            <w:tcW w:w="3634" w:type="dxa"/>
+            <w:tcBorders/>
+          </w:tcPr>
+          <w:p>
+            <w:pPr>
+              <w:pStyle w:val="Normal"/>
+              <w:widowControl/>
+              <w:suppressAutoHyphens w:val="true"/>
+              <w:bidi w:val="0"/>
+              <w:spacing w:lineRule="auto" w:line="276" w:before="0" w:after="200"/>
+              <w:jc w:val="left"/>
+              <w:rPr/>
+            </w:pPr>
+            <w:r>
+              <w:rPr>
+                <w:rFonts w:ascii="Calibri" w:hAnsi="Calibri"/>
+                <w:b w:val="false"/>
+                <w:sz w:val="21"/>
+              </w:rPr>
+              <w:t>n/a</w:t>
+            </w:r>
+          </w:p>
+        </w:tc>
+      </w:tr>
+      <w:tr>
+        <w:trPr/>
+        <w:tc>
+          <w:tcPr>
+            <w:tcW w:w="3636" w:type="dxa"/>
+            <w:tcBorders/>
+          </w:tcPr>
+          <w:p>
+            <w:pPr>
+              <w:pStyle w:val="Normal"/>
+              <w:widowControl/>
+              <w:suppressAutoHyphens w:val="true"/>
+              <w:bidi w:val="0"/>
+              <w:spacing w:lineRule="auto" w:line="276" w:before="0" w:after="200"/>
+              <w:jc w:val="left"/>
+              <w:rPr/>
+            </w:pPr>
+            <w:r>
+              <w:rPr>
+                <w:rFonts w:ascii="Calibri" w:hAnsi="Calibri"/>
+                <w:b w:val="false"/>
+                <w:sz w:val="21"/>
+              </w:rPr>
+              <w:t>Beta side-check (V3-specifico)</w:t>
+            </w:r>
+          </w:p>
+        </w:tc>
+        <w:tc>
+          <w:tcPr>
+            <w:tcW w:w="3636" w:type="dxa"/>
+            <w:tcBorders/>
+          </w:tcPr>
+          <w:p>
+            <w:pPr>
+              <w:pStyle w:val="Normal"/>
+              <w:widowControl/>
+              <w:suppressAutoHyphens w:val="true"/>
+              <w:bidi w:val="0"/>
+              <w:spacing w:lineRule="auto" w:line="276" w:before="0" w:after="200"/>
+              <w:jc w:val="left"/>
+              <w:rPr/>
+            </w:pPr>
+            <w:r>
+              <w:rPr>
+                <w:rFonts w:ascii="Calibri" w:hAnsi="Calibri"/>
+                <w:b w:val="false"/>
+                <w:sz w:val="21"/>
+              </w:rPr>
+              <w:t>veh stuck &lt;= ~24%</w:t>
+            </w:r>
+          </w:p>
+        </w:tc>
+        <w:tc>
+          <w:tcPr>
+            <w:tcW w:w="3637" w:type="dxa"/>
+            <w:tcBorders/>
+          </w:tcPr>
+          <w:p>
+            <w:pPr>
+              <w:pStyle w:val="Normal"/>
+              <w:widowControl/>
+              <w:suppressAutoHyphens w:val="true"/>
+              <w:bidi w:val="0"/>
+              <w:spacing w:lineRule="auto" w:line="276" w:before="0" w:after="200"/>
+              <w:jc w:val="left"/>
+              <w:rPr/>
+            </w:pPr>
+            <w:r>
+              <w:rPr>
+                <w:rFonts w:ascii="Calibri" w:hAnsi="Calibri"/>
+                <w:b w:val="false"/>
+                <w:sz w:val="21"/>
+              </w:rPr>
+              <w:t>PASS (22.22%)</w:t>
+            </w:r>
+          </w:p>
+        </w:tc>
+        <w:tc>
+          <w:tcPr>
+            <w:tcW w:w="3634" w:type="dxa"/>
+            <w:tcBorders/>
+          </w:tcPr>
+          <w:p>
+            <w:pPr>
+              <w:pStyle w:val="Normal"/>
+              <w:widowControl/>
+              <w:suppressAutoHyphens w:val="true"/>
+              <w:bidi w:val="0"/>
+              <w:spacing w:lineRule="auto" w:line="276" w:before="0" w:after="200"/>
+              <w:jc w:val="left"/>
+              <w:rPr/>
+            </w:pPr>
+            <w:r>
+              <w:rPr>
+                <w:rFonts w:ascii="Calibri" w:hAnsi="Calibri"/>
+                <w:b w:val="false"/>
+                <w:sz w:val="21"/>
+              </w:rPr>
+              <w:t>n/a</w:t>
+            </w:r>
+          </w:p>
+        </w:tc>
+      </w:tr>
+      <w:tr>
+        <w:trPr/>
+        <w:tc>
+          <w:tcPr>
+            <w:tcW w:w="3636" w:type="dxa"/>
+            <w:tcBorders/>
+          </w:tcPr>
+          <w:p>
+            <w:pPr>
+              <w:pStyle w:val="Normal"/>
+              <w:widowControl/>
+              <w:suppressAutoHyphens w:val="true"/>
+              <w:bidi w:val="0"/>
+              <w:spacing w:lineRule="auto" w:line="276" w:before="0" w:after="200"/>
+              <w:jc w:val="left"/>
+              <w:rPr/>
+            </w:pPr>
+            <w:r>
+              <w:rPr>
+                <w:rFonts w:ascii="Calibri" w:hAnsi="Calibri"/>
+                <w:b w:val="false"/>
+                <w:sz w:val="21"/>
+              </w:rPr>
+              <w:t>Verdetto complessivo</w:t>
+            </w:r>
+          </w:p>
+        </w:tc>
+        <w:tc>
+          <w:tcPr>
+            <w:tcW w:w="3636" w:type="dxa"/>
+            <w:tcBorders/>
+          </w:tcPr>
+          <w:p>
+            <w:pPr>
+              <w:pStyle w:val="Normal"/>
+              <w:widowControl/>
+              <w:suppressAutoHyphens w:val="true"/>
+              <w:bidi w:val="0"/>
+              <w:spacing w:lineRule="auto" w:line="276" w:before="0" w:after="200"/>
+              <w:jc w:val="left"/>
+              <w:rPr/>
+            </w:pPr>
+            <w:r>
+              <w:rPr>
+                <w:rFonts w:ascii="Calibri" w:hAnsi="Calibri"/>
+                <w:b w:val="false"/>
+                <w:sz w:val="21"/>
+              </w:rPr>
+              <w:t>-</w:t>
+            </w:r>
+          </w:p>
+        </w:tc>
+        <w:tc>
+          <w:tcPr>
+            <w:tcW w:w="3637" w:type="dxa"/>
+            <w:tcBorders/>
+          </w:tcPr>
+          <w:p>
+            <w:pPr>
+              <w:pStyle w:val="Normal"/>
+              <w:widowControl/>
+              <w:suppressAutoHyphens w:val="true"/>
+              <w:bidi w:val="0"/>
+              <w:spacing w:lineRule="auto" w:line="276" w:before="0" w:after="200"/>
+              <w:jc w:val="left"/>
+              <w:rPr/>
+            </w:pPr>
+            <w:r>
+              <w:rPr>
+                <w:rFonts w:ascii="Calibri" w:hAnsi="Calibri"/>
+                <w:b w:val="false"/>
+                <w:sz w:val="21"/>
+              </w:rPr>
+              <w:t>REJECTED gate2 FAIL</w:t>
+            </w:r>
+          </w:p>
+        </w:tc>
+        <w:tc>
+          <w:tcPr>
+            <w:tcW w:w="3634" w:type="dxa"/>
+            <w:tcBorders/>
+          </w:tcPr>
+          <w:p>
+            <w:pPr>
+              <w:pStyle w:val="Normal"/>
+              <w:widowControl/>
+              <w:suppressAutoHyphens w:val="true"/>
+              <w:bidi w:val="0"/>
+              <w:spacing w:lineRule="auto" w:line="276" w:before="0" w:after="200"/>
+              <w:jc w:val="left"/>
+              <w:rPr/>
+            </w:pPr>
+            <w:r>
+              <w:rPr>
+                <w:rFonts w:ascii="Calibri" w:hAnsi="Calibri"/>
+                <w:b w:val="false"/>
+                <w:sz w:val="21"/>
+              </w:rPr>
+              <w:t>PASS 5/5</w:t>
+            </w:r>
+          </w:p>
+        </w:tc>
+      </w:tr>
+    </w:tbl>
+    <w:p>
+      <w:pPr>
+        <w:pStyle w:val="Normal"/>
+        <w:rPr/>
+      </w:pPr>
+      <w:r>
+        <w:rPr/>
+      </w:r>
+    </w:p>
+    <w:tbl>
+      <w:tblPr>
+        <w:tblStyle w:val="TableGrid"/>
+        <w:tblW w:w="14546" w:type="dxa"/>
+        <w:jc w:val="left"/>
+        <w:tblInd w:w="0" w:type="dxa"/>
+        <w:tblLayout w:type="fixed"/>
+        <w:tblCellMar>
+          <w:top w:w="0" w:type="dxa"/>
+          <w:left w:w="108" w:type="dxa"/>
+          <w:bottom w:w="0" w:type="dxa"/>
+          <w:right w:w="108" w:type="dxa"/>
+        </w:tblCellMar>
+        <w:tblLook w:firstRow="1" w:noVBand="1" w:lastRow="0" w:firstColumn="1" w:lastColumn="0" w:noHBand="0" w:val="04a0"/>
+      </w:tblPr>
+      <w:tblGrid>
+        <w:gridCol w:w="2078"/>
+        <w:gridCol w:w="2077"/>
+        <w:gridCol w:w="2079"/>
+        <w:gridCol w:w="2077"/>
+        <w:gridCol w:w="2079"/>
+        <w:gridCol w:w="2077"/>
+        <w:gridCol w:w="2078"/>
+      </w:tblGrid>
+      <w:tr>
+        <w:trPr/>
+        <w:tc>
+          <w:tcPr>
+            <w:tcW w:w="2078" w:type="dxa"/>
+            <w:tcBorders/>
+            <w:shd w:fill="2A6099" w:val="clear"/>
+          </w:tcPr>
+          <w:p>
+            <w:pPr>
+              <w:pStyle w:val="Normal"/>
+              <w:spacing w:before="0" w:after="200"/>
+              <w:rPr>
+                <w:color w:val="FFFFFF"/>
+                <w:sz w:val="21"/>
+                <w:szCs w:val="21"/>
+              </w:rPr>
+            </w:pPr>
+            <w:r>
+              <w:rPr>
+                <w:rFonts w:ascii="Arial Black" w:hAnsi="Arial Black"/>
+                <w:b/>
+                <w:color w:val="FFFFFF"/>
+                <w:sz w:val="21"/>
+                <w:szCs w:val="21"/>
+              </w:rPr>
+              <w:t>Run</w:t>
+            </w:r>
+          </w:p>
+        </w:tc>
+        <w:tc>
+          <w:tcPr>
+            <w:tcW w:w="2077" w:type="dxa"/>
+            <w:tcBorders/>
+            <w:shd w:fill="2A6099" w:val="clear"/>
+          </w:tcPr>
+          <w:p>
+            <w:pPr>
+              <w:pStyle w:val="Normal"/>
+              <w:spacing w:before="0" w:after="200"/>
+              <w:rPr>
+                <w:color w:val="FFFFFF"/>
+                <w:sz w:val="21"/>
+                <w:szCs w:val="21"/>
+              </w:rPr>
+            </w:pPr>
+            <w:r>
+              <w:rPr>
+                <w:rFonts w:ascii="Arial Black" w:hAnsi="Arial Black"/>
+                <w:b/>
+                <w:color w:val="FFFFFF"/>
+                <w:sz w:val="21"/>
+                <w:szCs w:val="21"/>
+              </w:rPr>
+              <w:t>Q1</w:t>
+            </w:r>
+          </w:p>
+        </w:tc>
+        <w:tc>
+          <w:tcPr>
+            <w:tcW w:w="2079" w:type="dxa"/>
+            <w:tcBorders/>
+            <w:shd w:fill="2A6099" w:val="clear"/>
+          </w:tcPr>
+          <w:p>
+            <w:pPr>
+              <w:pStyle w:val="Normal"/>
+              <w:spacing w:before="0" w:after="200"/>
+              <w:rPr>
+                <w:color w:val="FFFFFF"/>
+                <w:sz w:val="21"/>
+                <w:szCs w:val="21"/>
+              </w:rPr>
+            </w:pPr>
+            <w:r>
+              <w:rPr>
+                <w:rFonts w:ascii="Arial Black" w:hAnsi="Arial Black"/>
+                <w:b/>
+                <w:color w:val="FFFFFF"/>
+                <w:sz w:val="21"/>
+                <w:szCs w:val="21"/>
+              </w:rPr>
+              <w:t>Q2</w:t>
+            </w:r>
+          </w:p>
+        </w:tc>
+        <w:tc>
+          <w:tcPr>
+            <w:tcW w:w="2077" w:type="dxa"/>
+            <w:tcBorders/>
+            <w:shd w:fill="2A6099" w:val="clear"/>
+          </w:tcPr>
+          <w:p>
+            <w:pPr>
+              <w:pStyle w:val="Normal"/>
+              <w:spacing w:before="0" w:after="200"/>
+              <w:rPr>
+                <w:color w:val="FFFFFF"/>
+                <w:sz w:val="21"/>
+                <w:szCs w:val="21"/>
+              </w:rPr>
+            </w:pPr>
+            <w:r>
+              <w:rPr>
+                <w:rFonts w:ascii="Arial Black" w:hAnsi="Arial Black"/>
+                <w:b/>
+                <w:color w:val="FFFFFF"/>
+                <w:sz w:val="21"/>
+                <w:szCs w:val="21"/>
+              </w:rPr>
+              <w:t>Q3</w:t>
+            </w:r>
+          </w:p>
+        </w:tc>
+        <w:tc>
+          <w:tcPr>
+            <w:tcW w:w="2079" w:type="dxa"/>
+            <w:tcBorders/>
+            <w:shd w:fill="2A6099" w:val="clear"/>
+          </w:tcPr>
+          <w:p>
+            <w:pPr>
+              <w:pStyle w:val="Normal"/>
+              <w:spacing w:before="0" w:after="200"/>
+              <w:rPr>
+                <w:color w:val="FFFFFF"/>
+                <w:sz w:val="21"/>
+                <w:szCs w:val="21"/>
+              </w:rPr>
+            </w:pPr>
+            <w:r>
+              <w:rPr>
+                <w:rFonts w:ascii="Arial Black" w:hAnsi="Arial Black"/>
+                <w:b/>
+                <w:color w:val="FFFFFF"/>
+                <w:sz w:val="21"/>
+                <w:szCs w:val="21"/>
+              </w:rPr>
+              <w:t>Q4</w:t>
+            </w:r>
+          </w:p>
+        </w:tc>
+        <w:tc>
+          <w:tcPr>
+            <w:tcW w:w="2077" w:type="dxa"/>
+            <w:tcBorders/>
+            <w:shd w:fill="2A6099" w:val="clear"/>
+          </w:tcPr>
+          <w:p>
+            <w:pPr>
+              <w:pStyle w:val="Normal"/>
+              <w:spacing w:before="0" w:after="200"/>
+              <w:rPr>
+                <w:color w:val="FFFFFF"/>
+                <w:sz w:val="21"/>
+                <w:szCs w:val="21"/>
+              </w:rPr>
+            </w:pPr>
+            <w:r>
+              <w:rPr>
+                <w:rFonts w:ascii="Arial Black" w:hAnsi="Arial Black"/>
+                <w:b/>
+                <w:color w:val="FFFFFF"/>
+                <w:sz w:val="21"/>
+                <w:szCs w:val="21"/>
+              </w:rPr>
+              <w:t>Delta Q3-&gt;Q4</w:t>
+            </w:r>
+          </w:p>
+        </w:tc>
+        <w:tc>
+          <w:tcPr>
+            <w:tcW w:w="2078" w:type="dxa"/>
+            <w:tcBorders/>
+            <w:shd w:fill="2A6099" w:val="clear"/>
+          </w:tcPr>
+          <w:p>
+            <w:pPr>
+              <w:pStyle w:val="Normal"/>
+              <w:spacing w:before="0" w:after="200"/>
+              <w:rPr>
+                <w:color w:val="FFFFFF"/>
+                <w:sz w:val="21"/>
+                <w:szCs w:val="21"/>
+              </w:rPr>
+            </w:pPr>
+            <w:r>
+              <w:rPr>
+                <w:rFonts w:ascii="Arial Black" w:hAnsi="Arial Black"/>
+                <w:b/>
+                <w:color w:val="FFFFFF"/>
+                <w:sz w:val="21"/>
+                <w:szCs w:val="21"/>
+              </w:rPr>
+              <w:t>Veh speed Q4</w:t>
+            </w:r>
+          </w:p>
+        </w:tc>
+      </w:tr>
+      <w:tr>
+        <w:trPr/>
+        <w:tc>
+          <w:tcPr>
+            <w:tcW w:w="2078" w:type="dxa"/>
+            <w:tcBorders/>
+          </w:tcPr>
+          <w:p>
+            <w:pPr>
+              <w:pStyle w:val="Normal"/>
+              <w:widowControl/>
+              <w:suppressAutoHyphens w:val="true"/>
+              <w:bidi w:val="0"/>
+              <w:spacing w:lineRule="auto" w:line="276" w:before="0" w:after="200"/>
+              <w:jc w:val="left"/>
+              <w:rPr/>
+            </w:pPr>
+            <w:r>
+              <w:rPr>
+                <w:rFonts w:ascii="Calibri" w:hAnsi="Calibri"/>
+                <w:b w:val="false"/>
+                <w:sz w:val="21"/>
+              </w:rPr>
+              <w:t>V3</w:t>
+            </w:r>
+          </w:p>
+        </w:tc>
+        <w:tc>
+          <w:tcPr>
+            <w:tcW w:w="2077" w:type="dxa"/>
+            <w:tcBorders/>
+          </w:tcPr>
+          <w:p>
+            <w:pPr>
+              <w:pStyle w:val="Normal"/>
+              <w:widowControl/>
+              <w:suppressAutoHyphens w:val="true"/>
+              <w:bidi w:val="0"/>
+              <w:spacing w:lineRule="auto" w:line="276" w:before="0" w:after="200"/>
+              <w:jc w:val="left"/>
+              <w:rPr/>
+            </w:pPr>
+            <w:r>
+              <w:rPr>
+                <w:rFonts w:ascii="Calibri" w:hAnsi="Calibri"/>
+                <w:b w:val="false"/>
+                <w:sz w:val="21"/>
+              </w:rPr>
+              <w:t>15.1%</w:t>
+            </w:r>
+          </w:p>
+        </w:tc>
+        <w:tc>
+          <w:tcPr>
+            <w:tcW w:w="2079" w:type="dxa"/>
+            <w:tcBorders/>
+          </w:tcPr>
+          <w:p>
+            <w:pPr>
+              <w:pStyle w:val="Normal"/>
+              <w:widowControl/>
+              <w:suppressAutoHyphens w:val="true"/>
+              <w:bidi w:val="0"/>
+              <w:spacing w:lineRule="auto" w:line="276" w:before="0" w:after="200"/>
+              <w:jc w:val="left"/>
+              <w:rPr/>
+            </w:pPr>
+            <w:r>
+              <w:rPr>
+                <w:rFonts w:ascii="Calibri" w:hAnsi="Calibri"/>
+                <w:b w:val="false"/>
+                <w:sz w:val="21"/>
+              </w:rPr>
+              <w:t>70.1%</w:t>
+            </w:r>
+          </w:p>
+        </w:tc>
+        <w:tc>
+          <w:tcPr>
+            <w:tcW w:w="2077" w:type="dxa"/>
+            <w:tcBorders/>
+          </w:tcPr>
+          <w:p>
+            <w:pPr>
+              <w:pStyle w:val="Normal"/>
+              <w:widowControl/>
+              <w:suppressAutoHyphens w:val="true"/>
+              <w:bidi w:val="0"/>
+              <w:spacing w:lineRule="auto" w:line="276" w:before="0" w:after="200"/>
+              <w:jc w:val="left"/>
+              <w:rPr/>
+            </w:pPr>
+            <w:r>
+              <w:rPr>
+                <w:rFonts w:ascii="Calibri" w:hAnsi="Calibri"/>
+                <w:b w:val="false"/>
+                <w:sz w:val="21"/>
+              </w:rPr>
+              <w:t>83.4%</w:t>
+            </w:r>
+          </w:p>
+        </w:tc>
+        <w:tc>
+          <w:tcPr>
+            <w:tcW w:w="2079" w:type="dxa"/>
+            <w:tcBorders/>
+          </w:tcPr>
+          <w:p>
+            <w:pPr>
+              <w:pStyle w:val="Normal"/>
+              <w:widowControl/>
+              <w:suppressAutoHyphens w:val="true"/>
+              <w:bidi w:val="0"/>
+              <w:spacing w:lineRule="auto" w:line="276" w:before="0" w:after="200"/>
+              <w:jc w:val="left"/>
+              <w:rPr/>
+            </w:pPr>
+            <w:r>
+              <w:rPr>
+                <w:rFonts w:ascii="Calibri" w:hAnsi="Calibri"/>
+                <w:b w:val="false"/>
+                <w:sz w:val="21"/>
+              </w:rPr>
+              <w:t>79.3%</w:t>
+            </w:r>
+          </w:p>
+        </w:tc>
+        <w:tc>
+          <w:tcPr>
+            <w:tcW w:w="2077" w:type="dxa"/>
+            <w:tcBorders/>
+          </w:tcPr>
+          <w:p>
+            <w:pPr>
+              <w:pStyle w:val="Normal"/>
+              <w:widowControl/>
+              <w:suppressAutoHyphens w:val="true"/>
+              <w:bidi w:val="0"/>
+              <w:spacing w:lineRule="auto" w:line="276" w:before="0" w:after="200"/>
+              <w:jc w:val="left"/>
+              <w:rPr/>
+            </w:pPr>
+            <w:r>
+              <w:rPr>
+                <w:rFonts w:ascii="Calibri" w:hAnsi="Calibri"/>
+                <w:b w:val="false"/>
+                <w:sz w:val="21"/>
+              </w:rPr>
+              <w:t>-4.1 pp</w:t>
+            </w:r>
+          </w:p>
+        </w:tc>
+        <w:tc>
+          <w:tcPr>
+            <w:tcW w:w="2078" w:type="dxa"/>
+            <w:tcBorders/>
+          </w:tcPr>
+          <w:p>
+            <w:pPr>
+              <w:pStyle w:val="Normal"/>
+              <w:widowControl/>
+              <w:suppressAutoHyphens w:val="true"/>
+              <w:bidi w:val="0"/>
+              <w:spacing w:lineRule="auto" w:line="276" w:before="0" w:after="200"/>
+              <w:jc w:val="left"/>
+              <w:rPr/>
+            </w:pPr>
+            <w:r>
+              <w:rPr>
+                <w:rFonts w:ascii="Calibri" w:hAnsi="Calibri"/>
+                <w:b w:val="false"/>
+                <w:sz w:val="21"/>
+              </w:rPr>
+              <w:t>16.3 km/h</w:t>
+            </w:r>
+          </w:p>
+        </w:tc>
+      </w:tr>
+      <w:tr>
+        <w:trPr/>
+        <w:tc>
+          <w:tcPr>
+            <w:tcW w:w="2078" w:type="dxa"/>
+            <w:tcBorders/>
+          </w:tcPr>
+          <w:p>
+            <w:pPr>
+              <w:pStyle w:val="Normal"/>
+              <w:widowControl/>
+              <w:suppressAutoHyphens w:val="true"/>
+              <w:bidi w:val="0"/>
+              <w:spacing w:lineRule="auto" w:line="276" w:before="0" w:after="200"/>
+              <w:jc w:val="left"/>
+              <w:rPr/>
+            </w:pPr>
+            <w:r>
+              <w:rPr>
+                <w:rFonts w:ascii="Calibri" w:hAnsi="Calibri"/>
+                <w:b w:val="false"/>
+                <w:sz w:val="21"/>
+              </w:rPr>
+              <w:t>V1</w:t>
+            </w:r>
+          </w:p>
+        </w:tc>
+        <w:tc>
+          <w:tcPr>
+            <w:tcW w:w="2077" w:type="dxa"/>
+            <w:tcBorders/>
+          </w:tcPr>
+          <w:p>
+            <w:pPr>
+              <w:pStyle w:val="Normal"/>
+              <w:widowControl/>
+              <w:suppressAutoHyphens w:val="true"/>
+              <w:bidi w:val="0"/>
+              <w:spacing w:lineRule="auto" w:line="276" w:before="0" w:after="200"/>
+              <w:jc w:val="left"/>
+              <w:rPr/>
+            </w:pPr>
+            <w:r>
+              <w:rPr>
+                <w:rFonts w:ascii="Calibri" w:hAnsi="Calibri"/>
+                <w:b w:val="false"/>
+                <w:sz w:val="21"/>
+              </w:rPr>
+              <w:t>19.5%</w:t>
+            </w:r>
+          </w:p>
+        </w:tc>
+        <w:tc>
+          <w:tcPr>
+            <w:tcW w:w="2079" w:type="dxa"/>
+            <w:tcBorders/>
+          </w:tcPr>
+          <w:p>
+            <w:pPr>
+              <w:pStyle w:val="Normal"/>
+              <w:widowControl/>
+              <w:suppressAutoHyphens w:val="true"/>
+              <w:bidi w:val="0"/>
+              <w:spacing w:lineRule="auto" w:line="276" w:before="0" w:after="200"/>
+              <w:jc w:val="left"/>
+              <w:rPr/>
+            </w:pPr>
+            <w:r>
+              <w:rPr>
+                <w:rFonts w:ascii="Calibri" w:hAnsi="Calibri"/>
+                <w:b w:val="false"/>
+                <w:sz w:val="21"/>
+              </w:rPr>
+              <w:t>73.3%</w:t>
+            </w:r>
+          </w:p>
+        </w:tc>
+        <w:tc>
+          <w:tcPr>
+            <w:tcW w:w="2077" w:type="dxa"/>
+            <w:tcBorders/>
+          </w:tcPr>
+          <w:p>
+            <w:pPr>
+              <w:pStyle w:val="Normal"/>
+              <w:widowControl/>
+              <w:suppressAutoHyphens w:val="true"/>
+              <w:bidi w:val="0"/>
+              <w:spacing w:lineRule="auto" w:line="276" w:before="0" w:after="200"/>
+              <w:jc w:val="left"/>
+              <w:rPr/>
+            </w:pPr>
+            <w:r>
+              <w:rPr>
+                <w:rFonts w:ascii="Calibri" w:hAnsi="Calibri"/>
+                <w:b w:val="false"/>
+                <w:sz w:val="21"/>
+              </w:rPr>
+              <w:t>76.6%</w:t>
+            </w:r>
+          </w:p>
+        </w:tc>
+        <w:tc>
+          <w:tcPr>
+            <w:tcW w:w="2079" w:type="dxa"/>
+            <w:tcBorders/>
+          </w:tcPr>
+          <w:p>
+            <w:pPr>
+              <w:pStyle w:val="Normal"/>
+              <w:widowControl/>
+              <w:suppressAutoHyphens w:val="true"/>
+              <w:bidi w:val="0"/>
+              <w:spacing w:lineRule="auto" w:line="276" w:before="0" w:after="200"/>
+              <w:jc w:val="left"/>
+              <w:rPr/>
+            </w:pPr>
+            <w:r>
+              <w:rPr>
+                <w:rFonts w:ascii="Calibri" w:hAnsi="Calibri"/>
+                <w:b w:val="false"/>
+                <w:sz w:val="21"/>
+              </w:rPr>
+              <w:t>81.7%</w:t>
+            </w:r>
+          </w:p>
+        </w:tc>
+        <w:tc>
+          <w:tcPr>
+            <w:tcW w:w="2077" w:type="dxa"/>
+            <w:tcBorders/>
+          </w:tcPr>
+          <w:p>
+            <w:pPr>
+              <w:pStyle w:val="Normal"/>
+              <w:widowControl/>
+              <w:suppressAutoHyphens w:val="true"/>
+              <w:bidi w:val="0"/>
+              <w:spacing w:lineRule="auto" w:line="276" w:before="0" w:after="200"/>
+              <w:jc w:val="left"/>
+              <w:rPr/>
+            </w:pPr>
+            <w:r>
+              <w:rPr>
+                <w:rFonts w:ascii="Calibri" w:hAnsi="Calibri"/>
+                <w:b w:val="false"/>
+                <w:sz w:val="21"/>
+              </w:rPr>
+              <w:t>+5.1 pp</w:t>
+            </w:r>
+          </w:p>
+        </w:tc>
+        <w:tc>
+          <w:tcPr>
+            <w:tcW w:w="2078" w:type="dxa"/>
+            <w:tcBorders/>
+          </w:tcPr>
+          <w:p>
+            <w:pPr>
+              <w:pStyle w:val="Normal"/>
+              <w:widowControl/>
+              <w:suppressAutoHyphens w:val="true"/>
+              <w:bidi w:val="0"/>
+              <w:spacing w:lineRule="auto" w:line="276" w:before="0" w:after="200"/>
+              <w:jc w:val="left"/>
+              <w:rPr/>
+            </w:pPr>
+            <w:r>
+              <w:rPr>
+                <w:rFonts w:ascii="Calibri" w:hAnsi="Calibri"/>
+                <w:b w:val="false"/>
+                <w:sz w:val="21"/>
+              </w:rPr>
+              <w:t>26.4 km/h</w:t>
+            </w:r>
+          </w:p>
+        </w:tc>
+      </w:tr>
+    </w:tbl>
+    <w:p>
+      <w:pPr>
+        <w:pStyle w:val="Normal"/>
+        <w:rPr/>
+      </w:pPr>
+      <w:r>
+        <w:rPr/>
+      </w:r>
+    </w:p>
+    <w:tbl>
+      <w:tblPr>
+        <w:tblStyle w:val="TableGrid"/>
+        <w:tblW w:w="14544" w:type="dxa"/>
+        <w:jc w:val="left"/>
+        <w:tblInd w:w="0" w:type="dxa"/>
+        <w:tblLayout w:type="fixed"/>
+        <w:tblCellMar>
+          <w:top w:w="0" w:type="dxa"/>
+          <w:left w:w="108" w:type="dxa"/>
+          <w:bottom w:w="0" w:type="dxa"/>
+          <w:right w:w="108" w:type="dxa"/>
+        </w:tblCellMar>
+        <w:tblLook w:firstRow="1" w:noVBand="1" w:lastRow="0" w:firstColumn="1" w:lastColumn="0" w:noHBand="0" w:val="04a0"/>
+      </w:tblPr>
+      <w:tblGrid>
+        <w:gridCol w:w="4848"/>
+        <w:gridCol w:w="4848"/>
+        <w:gridCol w:w="4848"/>
+      </w:tblGrid>
+      <w:tr>
+        <w:trPr/>
+        <w:tc>
+          <w:tcPr>
+            <w:tcW w:w="4848" w:type="dxa"/>
+            <w:tcBorders/>
+            <w:shd w:fill="2A6099" w:val="clear"/>
+            <w:vAlign w:val="center"/>
+          </w:tcPr>
+          <w:p>
+            <w:pPr>
+              <w:pStyle w:val="Normal"/>
+              <w:spacing w:before="0" w:after="200"/>
+              <w:rPr>
+                <w:rFonts w:ascii="Arial Black" w:hAnsi="Arial Black"/>
+                <w:color w:val="FFFFFF"/>
+                <w:sz w:val="21"/>
+                <w:szCs w:val="21"/>
+              </w:rPr>
+            </w:pPr>
+            <w:r>
+              <w:rPr>
+                <w:rFonts w:ascii="Arial Black" w:hAnsi="Arial Black"/>
+                <w:color w:val="FFFFFF"/>
+                <w:sz w:val="21"/>
+                <w:szCs w:val="21"/>
+              </w:rPr>
+              <w:t>Asse</w:t>
+            </w:r>
+          </w:p>
+        </w:tc>
+        <w:tc>
+          <w:tcPr>
+            <w:tcW w:w="4848" w:type="dxa"/>
+            <w:tcBorders/>
+            <w:shd w:fill="2A6099" w:val="clear"/>
+            <w:vAlign w:val="center"/>
+          </w:tcPr>
+          <w:p>
+            <w:pPr>
+              <w:pStyle w:val="Normal"/>
+              <w:spacing w:before="0" w:after="200"/>
+              <w:rPr>
+                <w:rFonts w:ascii="Arial Black" w:hAnsi="Arial Black"/>
+                <w:color w:val="FFFFFF"/>
+                <w:sz w:val="21"/>
+                <w:szCs w:val="21"/>
+              </w:rPr>
+            </w:pPr>
+            <w:r>
+              <w:rPr>
+                <w:rFonts w:ascii="Arial Black" w:hAnsi="Arial Black"/>
+                <w:color w:val="FFFFFF"/>
+                <w:sz w:val="21"/>
+                <w:szCs w:val="21"/>
+              </w:rPr>
+              <w:t>V3</w:t>
+            </w:r>
+          </w:p>
+        </w:tc>
+        <w:tc>
+          <w:tcPr>
+            <w:tcW w:w="4848" w:type="dxa"/>
+            <w:tcBorders/>
+            <w:shd w:fill="2A6099" w:val="clear"/>
+            <w:vAlign w:val="center"/>
+          </w:tcPr>
+          <w:p>
+            <w:pPr>
+              <w:pStyle w:val="Normal"/>
+              <w:spacing w:before="0" w:after="200"/>
+              <w:rPr>
+                <w:rFonts w:ascii="Arial Black" w:hAnsi="Arial Black"/>
+                <w:color w:val="FFFFFF"/>
+                <w:sz w:val="21"/>
+                <w:szCs w:val="21"/>
+              </w:rPr>
+            </w:pPr>
+            <w:r>
+              <w:rPr>
+                <w:rFonts w:ascii="Arial Black" w:hAnsi="Arial Black"/>
+                <w:color w:val="FFFFFF"/>
+                <w:sz w:val="21"/>
+                <w:szCs w:val="21"/>
+              </w:rPr>
+              <w:t>V1</w:t>
+            </w:r>
+          </w:p>
+        </w:tc>
+      </w:tr>
+      <w:tr>
+        <w:trPr/>
+        <w:tc>
+          <w:tcPr>
+            <w:tcW w:w="4848" w:type="dxa"/>
+            <w:tcBorders/>
+          </w:tcPr>
+          <w:p>
+            <w:pPr>
+              <w:pStyle w:val="Normal"/>
+              <w:widowControl/>
+              <w:suppressAutoHyphens w:val="true"/>
+              <w:bidi w:val="0"/>
+              <w:spacing w:lineRule="auto" w:line="276" w:before="0" w:after="200"/>
+              <w:jc w:val="left"/>
+              <w:rPr/>
+            </w:pPr>
+            <w:r>
+              <w:rPr>
+                <w:rFonts w:ascii="Calibri" w:hAnsi="Calibri"/>
+                <w:b w:val="false"/>
+                <w:sz w:val="21"/>
+              </w:rPr>
+              <w:t>Status</w:t>
+            </w:r>
+          </w:p>
+        </w:tc>
+        <w:tc>
+          <w:tcPr>
+            <w:tcW w:w="4848" w:type="dxa"/>
+            <w:tcBorders/>
+          </w:tcPr>
+          <w:p>
+            <w:pPr>
+              <w:pStyle w:val="Normal"/>
+              <w:widowControl/>
+              <w:suppressAutoHyphens w:val="true"/>
+              <w:bidi w:val="0"/>
+              <w:spacing w:lineRule="auto" w:line="276" w:before="0" w:after="200"/>
+              <w:jc w:val="left"/>
+              <w:rPr/>
+            </w:pPr>
+            <w:r>
+              <w:rPr>
+                <w:rFonts w:ascii="Calibri" w:hAnsi="Calibri"/>
+                <w:b w:val="false"/>
+                <w:sz w:val="21"/>
+              </w:rPr>
+              <w:t>rejected / reverted</w:t>
+            </w:r>
+          </w:p>
+        </w:tc>
+        <w:tc>
+          <w:tcPr>
+            <w:tcW w:w="4848" w:type="dxa"/>
+            <w:tcBorders/>
+          </w:tcPr>
+          <w:p>
+            <w:pPr>
+              <w:pStyle w:val="Normal"/>
+              <w:widowControl/>
+              <w:suppressAutoHyphens w:val="true"/>
+              <w:bidi w:val="0"/>
+              <w:spacing w:lineRule="auto" w:line="276" w:before="0" w:after="200"/>
+              <w:jc w:val="left"/>
+              <w:rPr/>
+            </w:pPr>
+            <w:r>
+              <w:rPr>
+                <w:rFonts w:ascii="Calibri" w:hAnsi="Calibri"/>
+                <w:b w:val="false"/>
+                <w:sz w:val="21"/>
+              </w:rPr>
+              <w:t>promoted / trunk</w:t>
+            </w:r>
+          </w:p>
+        </w:tc>
+      </w:tr>
+      <w:tr>
+        <w:trPr/>
+        <w:tc>
+          <w:tcPr>
+            <w:tcW w:w="4848" w:type="dxa"/>
+            <w:tcBorders/>
+          </w:tcPr>
+          <w:p>
+            <w:pPr>
+              <w:pStyle w:val="Normal"/>
+              <w:widowControl/>
+              <w:suppressAutoHyphens w:val="true"/>
+              <w:bidi w:val="0"/>
+              <w:spacing w:lineRule="auto" w:line="276" w:before="0" w:after="200"/>
+              <w:jc w:val="left"/>
+              <w:rPr/>
+            </w:pPr>
+            <w:r>
+              <w:rPr>
+                <w:rFonts w:ascii="Calibri" w:hAnsi="Calibri"/>
+                <w:b w:val="false"/>
+                <w:sz w:val="21"/>
+              </w:rPr>
+              <w:t>Branch</w:t>
+            </w:r>
+          </w:p>
+        </w:tc>
+        <w:tc>
+          <w:tcPr>
+            <w:tcW w:w="4848" w:type="dxa"/>
+            <w:tcBorders/>
+          </w:tcPr>
+          <w:p>
+            <w:pPr>
+              <w:pStyle w:val="Normal"/>
+              <w:widowControl/>
+              <w:suppressAutoHyphens w:val="true"/>
+              <w:bidi w:val="0"/>
+              <w:spacing w:lineRule="auto" w:line="276" w:before="0" w:after="200"/>
+              <w:jc w:val="left"/>
+              <w:rPr/>
+            </w:pPr>
+            <w:r>
+              <w:rPr>
+                <w:rFonts w:ascii="Calibri" w:hAnsi="Calibri"/>
+                <w:b w:val="false"/>
+                <w:sz w:val="21"/>
+              </w:rPr>
+              <w:t>revert su EVO/new-main; uncommitted, poi mai committato</w:t>
+            </w:r>
+          </w:p>
+        </w:tc>
+        <w:tc>
+          <w:tcPr>
+            <w:tcW w:w="4848" w:type="dxa"/>
+            <w:tcBorders/>
+          </w:tcPr>
+          <w:p>
+            <w:pPr>
+              <w:pStyle w:val="Normal"/>
+              <w:widowControl/>
+              <w:suppressAutoHyphens w:val="true"/>
+              <w:bidi w:val="0"/>
+              <w:spacing w:lineRule="auto" w:line="276" w:before="0" w:after="200"/>
+              <w:jc w:val="left"/>
+              <w:rPr/>
+            </w:pPr>
+            <w:r>
+              <w:rPr>
+                <w:rFonts w:ascii="Calibri" w:hAnsi="Calibri"/>
+                <w:b w:val="false"/>
+                <w:sz w:val="21"/>
+              </w:rPr>
+              <w:t>commit 2bbcdbe EvoVehicleSafePushTolerance su EVO/new-main; merge acc152b in EVO/curriculum-stack</w:t>
+            </w:r>
+          </w:p>
+        </w:tc>
+      </w:tr>
+      <w:tr>
+        <w:trPr/>
+        <w:tc>
+          <w:tcPr>
+            <w:tcW w:w="4848" w:type="dxa"/>
+            <w:tcBorders/>
+          </w:tcPr>
+          <w:p>
+            <w:pPr>
+              <w:pStyle w:val="Normal"/>
+              <w:widowControl/>
+              <w:suppressAutoHyphens w:val="true"/>
+              <w:bidi w:val="0"/>
+              <w:spacing w:lineRule="auto" w:line="276" w:before="0" w:after="200"/>
+              <w:jc w:val="left"/>
+              <w:rPr/>
+            </w:pPr>
+            <w:r>
+              <w:rPr>
+                <w:rFonts w:ascii="Calibri" w:hAnsi="Calibri"/>
+                <w:b w:val="false"/>
+                <w:sz w:val="21"/>
+              </w:rPr>
+              <w:t>Mechanism diagnosis</w:t>
+            </w:r>
+          </w:p>
+        </w:tc>
+        <w:tc>
+          <w:tcPr>
+            <w:tcW w:w="4848" w:type="dxa"/>
+            <w:tcBorders/>
+          </w:tcPr>
+          <w:p>
+            <w:pPr>
+              <w:pStyle w:val="Normal"/>
+              <w:widowControl/>
+              <w:suppressAutoHyphens w:val="true"/>
+              <w:bidi w:val="0"/>
+              <w:spacing w:lineRule="auto" w:line="276" w:before="0" w:after="200"/>
+              <w:jc w:val="left"/>
+              <w:rPr/>
+            </w:pPr>
+            <w:r>
+              <w:rPr>
+                <w:rFonts w:ascii="Calibri" w:hAnsi="Calibri"/>
+                <w:b w:val="false"/>
+                <w:sz w:val="21"/>
+              </w:rPr>
+              <w:t>Comfort band asimmetrico: bonus dentro, no penalita fuori -&gt; ped overshoot; narrowing peggiora.</w:t>
+            </w:r>
+          </w:p>
+        </w:tc>
+        <w:tc>
+          <w:tcPr>
+            <w:tcW w:w="4848" w:type="dxa"/>
+            <w:tcBorders/>
+          </w:tcPr>
+          <w:p>
+            <w:pPr>
+              <w:pStyle w:val="Normal"/>
+              <w:widowControl/>
+              <w:suppressAutoHyphens w:val="true"/>
+              <w:bidi w:val="0"/>
+              <w:spacing w:lineRule="auto" w:line="276" w:before="0" w:after="200"/>
+              <w:jc w:val="left"/>
+              <w:rPr/>
+            </w:pPr>
+            <w:r>
+              <w:rPr>
+                <w:rFonts w:ascii="Calibri" w:hAnsi="Calibri"/>
+                <w:b w:val="false"/>
+                <w:sz w:val="21"/>
+              </w:rPr>
+              <w:t>Threshold piu alto mantiene urgency reward attiva sotto hazard in [0.75, 0.85) -&gt; no defensive equilibrium -&gt; Q4 cresce.</w:t>
+            </w:r>
+          </w:p>
+        </w:tc>
+      </w:tr>
+      <w:tr>
+        <w:trPr/>
+        <w:tc>
+          <w:tcPr>
+            <w:tcW w:w="4848" w:type="dxa"/>
+            <w:tcBorders/>
+          </w:tcPr>
+          <w:p>
+            <w:pPr>
+              <w:pStyle w:val="Normal"/>
+              <w:widowControl/>
+              <w:suppressAutoHyphens w:val="true"/>
+              <w:bidi w:val="0"/>
+              <w:spacing w:lineRule="auto" w:line="276" w:before="0" w:after="200"/>
+              <w:jc w:val="left"/>
+              <w:rPr/>
+            </w:pPr>
+            <w:r>
+              <w:rPr>
+                <w:rFonts w:ascii="Calibri" w:hAnsi="Calibri"/>
+                <w:b w:val="false"/>
+                <w:sz w:val="21"/>
+              </w:rPr>
+              <w:t>Next role</w:t>
+            </w:r>
+          </w:p>
+        </w:tc>
+        <w:tc>
+          <w:tcPr>
+            <w:tcW w:w="4848" w:type="dxa"/>
+            <w:tcBorders/>
+          </w:tcPr>
+          <w:p>
+            <w:pPr>
+              <w:pStyle w:val="Normal"/>
+              <w:widowControl/>
+              <w:suppressAutoHyphens w:val="true"/>
+              <w:bidi w:val="0"/>
+              <w:spacing w:lineRule="auto" w:line="276" w:before="0" w:after="200"/>
+              <w:jc w:val="left"/>
+              <w:rPr/>
+            </w:pPr>
+            <w:r>
+              <w:rPr>
+                <w:rFonts w:ascii="Calibri" w:hAnsi="Calibri"/>
+                <w:b w:val="false"/>
+                <w:sz w:val="21"/>
+              </w:rPr>
+              <w:t>spunto per V5 asymmetric ped band penalty, deferred</w:t>
+            </w:r>
+          </w:p>
+        </w:tc>
+        <w:tc>
+          <w:tcPr>
+            <w:tcW w:w="4848" w:type="dxa"/>
+            <w:tcBorders/>
+          </w:tcPr>
+          <w:p>
+            <w:pPr>
+              <w:pStyle w:val="Normal"/>
+              <w:widowControl/>
+              <w:suppressAutoHyphens w:val="true"/>
+              <w:bidi w:val="0"/>
+              <w:spacing w:lineRule="auto" w:line="276" w:before="0" w:after="200"/>
+              <w:jc w:val="left"/>
+              <w:rPr/>
+            </w:pPr>
+            <w:r>
+              <w:rPr>
+                <w:rFonts w:ascii="Calibri" w:hAnsi="Calibri"/>
+                <w:b w:val="false"/>
+                <w:sz w:val="21"/>
+              </w:rPr>
+              <w:t>nel 3M long run step 5 su EVO/curriculum-stack con P1+P2+P3</w:t>
+            </w:r>
+          </w:p>
+        </w:tc>
+      </w:tr>
+    </w:tbl>
+    <w:p>
+      <w:pPr>
+        <w:pStyle w:val="IntenseQuote"/>
+        <w:rPr/>
+      </w:pPr>
+      <w:r>
+        <w:rPr>
+          <w:rFonts w:ascii="Arial" w:hAnsi="Arial"/>
+          <w:sz w:val="18"/>
+        </w:rPr>
+        <w:t>Bottom line: V3 ha rivelato il meccanismo del plateau ma l intervento lato pedone lo ha amplificato; V1 attacca direttamente il gate veicolo e passa tutti i gate con trajectory ascendente.</w:t>
+      </w:r>
+    </w:p>
+    <w:p>
+      <w:pPr>
+        <w:pStyle w:val="Normal"/>
+        <w:rPr/>
+      </w:pPr>
+      <w:r>
+        <w:rPr/>
+      </w:r>
+    </w:p>
+    <w:p>
+      <w:pPr>
+        <w:pStyle w:val="Heading1"/>
+        <w:rPr>
+          <w:lang w:val="it-IT"/>
+        </w:rPr>
+      </w:pPr>
+      <w:r>
+        <w:rPr>
+          <w:lang w:val="it-IT"/>
+        </w:rPr>
+      </w:r>
+    </w:p>
     <w:p>
       <w:pPr>
         <w:pStyle w:val="Heading1"/>
@@ -12762,71 +17500,6 @@
       </w:pPr>
       <w:r>
         <w:rPr>
-          <w:lang w:val="it-IT"/>
-        </w:rPr>
-      </w:r>
-    </w:p>
-    <w:p>
-      <w:pPr>
-        <w:pStyle w:val="Normal"/>
-        <w:rPr>
-          <w:lang w:val="it-IT"/>
-        </w:rPr>
-      </w:pPr>
-      <w:r>
-        <w:rPr>
-          <w:lang w:val="it-IT"/>
-        </w:rPr>
-      </w:r>
-    </w:p>
-    <w:p>
-      <w:pPr>
-        <w:pStyle w:val="Normal"/>
-        <w:rPr>
-          <w:lang w:val="it-IT"/>
-        </w:rPr>
-      </w:pPr>
-      <w:r>
-        <w:rPr>
-          <w:lang w:val="it-IT"/>
-        </w:rPr>
-      </w:r>
-    </w:p>
-    <w:p>
-      <w:pPr>
-        <w:pStyle w:val="Normal"/>
-        <w:rPr>
-          <w:lang w:val="it-IT"/>
-        </w:rPr>
-      </w:pPr>
-      <w:r>
-        <w:rPr>
-          <w:lang w:val="it-IT"/>
-        </w:rPr>
-      </w:r>
-    </w:p>
-    <w:p>
-      <w:pPr>
-        <w:pStyle w:val="Heading1"/>
-        <w:rPr>
-          <w:lang w:val="it-IT"/>
-        </w:rPr>
-      </w:pPr>
-      <w:r>
-        <w:rPr>
-          <w:lang w:val="it-IT"/>
-        </w:rPr>
-      </w:r>
-    </w:p>
-    <w:p>
-      <w:pPr>
-        <w:pStyle w:val="Heading1"/>
-        <w:rPr>
-          <w:lang w:val="it-IT"/>
-        </w:rPr>
-      </w:pPr>
-      <w:r>
-        <w:rPr>
           <w:color w:val="1F4E79"/>
           <w:lang w:val="it-IT"/>
         </w:rPr>
@@ -13603,7 +18276,178 @@
           </w:p>
         </w:tc>
       </w:tr>
+      <w:tr>
+        <w:trPr/>
+        <w:tc>
+          <w:tcPr>
+            <w:tcW w:w="4848" w:type="dxa"/>
+            <w:tcBorders/>
+          </w:tcPr>
+          <w:p>
+            <w:pPr>
+              <w:pStyle w:val="Normal"/>
+              <w:widowControl/>
+              <w:suppressAutoHyphens w:val="true"/>
+              <w:bidi w:val="0"/>
+              <w:spacing w:lineRule="auto" w:line="276" w:before="0" w:after="200"/>
+              <w:jc w:val="left"/>
+              <w:rPr/>
+            </w:pPr>
+            <w:r>
+              <w:rPr>
+                <w:rFonts w:ascii="Calibri" w:hAnsi="Calibri"/>
+                <w:b w:val="false"/>
+                <w:sz w:val="21"/>
+              </w:rPr>
+              <w:t>V1</w:t>
+            </w:r>
+          </w:p>
+        </w:tc>
+        <w:tc>
+          <w:tcPr>
+            <w:tcW w:w="4848" w:type="dxa"/>
+            <w:tcBorders/>
+          </w:tcPr>
+          <w:p>
+            <w:pPr>
+              <w:pStyle w:val="Normal"/>
+              <w:widowControl/>
+              <w:suppressAutoHyphens w:val="true"/>
+              <w:bidi w:val="0"/>
+              <w:spacing w:lineRule="auto" w:line="276" w:before="0" w:after="200"/>
+              <w:jc w:val="left"/>
+              <w:rPr/>
+            </w:pPr>
+            <w:r>
+              <w:rPr>
+                <w:rFonts w:ascii="Calibri" w:hAnsi="Calibri"/>
+                <w:b w:val="false"/>
+                <w:sz w:val="21"/>
+              </w:rPr>
+              <w:t>Promosso/trunk</w:t>
+            </w:r>
+          </w:p>
+        </w:tc>
+        <w:tc>
+          <w:tcPr>
+            <w:tcW w:w="4848" w:type="dxa"/>
+            <w:tcBorders/>
+          </w:tcPr>
+          <w:p>
+            <w:pPr>
+              <w:pStyle w:val="Normal"/>
+              <w:widowControl/>
+              <w:suppressAutoHyphens w:val="true"/>
+              <w:bidi w:val="0"/>
+              <w:spacing w:lineRule="auto" w:line="276" w:before="0" w:after="200"/>
+              <w:jc w:val="left"/>
+              <w:rPr/>
+            </w:pPr>
+            <w:r>
+              <w:rPr>
+                <w:rFonts w:ascii="Calibri" w:hAnsi="Calibri"/>
+                <w:b w:val="false"/>
+                <w:sz w:val="21"/>
+              </w:rPr>
+              <w:t>Run 20260525_162428: passa gate 5/5 vs EvoEntropy; Veh SR +2.28 pp, S+T -2.97 pp, collision -1.02 pp, offroad -1.45 pp; ped SR +0.22 pp.</w:t>
+            </w:r>
+          </w:p>
+        </w:tc>
+      </w:tr>
+      <w:tr>
+        <w:trPr/>
+        <w:tc>
+          <w:tcPr>
+            <w:tcW w:w="4848" w:type="dxa"/>
+            <w:tcBorders/>
+          </w:tcPr>
+          <w:p>
+            <w:pPr>
+              <w:pStyle w:val="Normal"/>
+              <w:widowControl/>
+              <w:suppressAutoHyphens w:val="true"/>
+              <w:bidi w:val="0"/>
+              <w:spacing w:lineRule="auto" w:line="276" w:before="0" w:after="200"/>
+              <w:jc w:val="left"/>
+              <w:rPr/>
+            </w:pPr>
+            <w:r>
+              <w:rPr>
+                <w:rFonts w:ascii="Calibri" w:hAnsi="Calibri"/>
+                <w:b w:val="false"/>
+                <w:sz w:val="21"/>
+              </w:rPr>
+              <w:t>V3</w:t>
+            </w:r>
+          </w:p>
+        </w:tc>
+        <w:tc>
+          <w:tcPr>
+            <w:tcW w:w="4848" w:type="dxa"/>
+            <w:tcBorders/>
+          </w:tcPr>
+          <w:p>
+            <w:pPr>
+              <w:pStyle w:val="Normal"/>
+              <w:widowControl/>
+              <w:suppressAutoHyphens w:val="true"/>
+              <w:bidi w:val="0"/>
+              <w:spacing w:lineRule="auto" w:line="276" w:before="0" w:after="200"/>
+              <w:jc w:val="left"/>
+              <w:rPr/>
+            </w:pPr>
+            <w:r>
+              <w:rPr>
+                <w:rFonts w:ascii="Calibri" w:hAnsi="Calibri"/>
+                <w:b w:val="false"/>
+                <w:sz w:val="21"/>
+              </w:rPr>
+              <w:t>Rejected/reverted</w:t>
+            </w:r>
+          </w:p>
+        </w:tc>
+        <w:tc>
+          <w:tcPr>
+            <w:tcW w:w="4848" w:type="dxa"/>
+            <w:tcBorders/>
+          </w:tcPr>
+          <w:p>
+            <w:pPr>
+              <w:pStyle w:val="Normal"/>
+              <w:widowControl/>
+              <w:suppressAutoHyphens w:val="true"/>
+              <w:bidi w:val="0"/>
+              <w:spacing w:lineRule="auto" w:line="276" w:before="0" w:after="200"/>
+              <w:jc w:val="left"/>
+              <w:rPr/>
+            </w:pPr>
+            <w:r>
+              <w:rPr>
+                <w:rFonts w:ascii="Calibri" w:hAnsi="Calibri"/>
+                <w:b w:val="false"/>
+                <w:sz w:val="21"/>
+              </w:rPr>
+              <w:t>Run 20260525_125127: Gate2 ped speed FAIL con 2.641 m/s fuori [1.5, 2.2]; comfort band asimmetrico produce overshoot.</w:t>
+            </w:r>
+          </w:p>
+        </w:tc>
+      </w:tr>
     </w:tbl>
+    <w:p>
+      <w:pPr>
+        <w:pStyle w:val="Heading1"/>
+        <w:rPr>
+          <w:color w:themeColor="accent1" w:themeShade="bf" w:val="1F4E79"/>
+          <w:lang w:val="it-IT"/>
+        </w:rPr>
+      </w:pPr>
+      <w:r>
+        <w:rPr>
+          <w:color w:themeColor="accent1" w:themeShade="bf" w:val="1F4E79"/>
+          <w:lang w:val="it-IT"/>
+        </w:rPr>
+      </w:r>
+    </w:p>
     <w:p>
       <w:pPr>
         <w:pStyle w:val="Heading1"/>
@@ -13773,14 +18617,11 @@
             </w:pPr>
             <w:r>
               <w:rPr>
-                <w:rFonts w:cs="" w:ascii="Calibri" w:hAnsi="Calibri"/>
-                <w:b w:val="false"/>
-                <w:kern w:val="0"/>
-                <w:sz w:val="21"/>
-                <w:szCs w:val="21"/>
-                <w:lang w:val="it-IT" w:eastAsia="en-US" w:bidi="ar-SA"/>
-              </w:rPr>
-              <w:t>Tutte le metriche numeriche in tabella sono state ricalcolate da disco durante la generazione del documento.</w:t>
+                <w:rFonts w:ascii="Calibri" w:hAnsi="Calibri"/>
+                <w:b w:val="false"/>
+                <w:sz w:val="21"/>
+              </w:rPr>
+              <w:t>Metriche storiche e righe V3/V1 della tabella run ricalcolate da disco con dedup episode_id+agent_id e integrita 6 record/episodio.</w:t>
             </w:r>
           </w:p>
         </w:tc>
@@ -14061,14 +18902,64 @@
             </w:pPr>
             <w:r>
               <w:rPr>
-                <w:rFonts w:cs="" w:ascii="Calibri" w:hAnsi="Calibri"/>
-                <w:b w:val="false"/>
-                <w:kern w:val="0"/>
-                <w:sz w:val="21"/>
-                <w:szCs w:val="21"/>
-                <w:lang w:val="it-IT" w:eastAsia="en-US" w:bidi="ar-SA"/>
-              </w:rPr>
-              <w:t>Valori training-only ricalcolati da episodes.jsonl; final evaluation non completata nel filesystem.</w:t>
+                <w:rFonts w:ascii="Calibri" w:hAnsi="Calibri"/>
+                <w:b w:val="false"/>
+                <w:sz w:val="21"/>
+              </w:rPr>
+              <w:t>Valori training-only dove disponibili; final evaluation non completata nel filesystem. Trajectory Q1-Q4, branch/outcome e diagnosi V3/V1 restano da recap operativo utente.</w:t>
+            </w:r>
+          </w:p>
+        </w:tc>
+      </w:tr>
+      <w:tr>
+        <w:trPr/>
+        <w:tc>
+          <w:tcPr>
+            <w:tcW w:w="7272" w:type="dxa"/>
+            <w:tcBorders/>
+          </w:tcPr>
+          <w:p>
+            <w:pPr>
+              <w:pStyle w:val="Normal"/>
+              <w:widowControl/>
+              <w:suppressAutoHyphens w:val="true"/>
+              <w:bidi w:val="0"/>
+              <w:spacing w:lineRule="auto" w:line="276" w:before="0" w:after="200"/>
+              <w:jc w:val="left"/>
+              <w:rPr/>
+            </w:pPr>
+            <w:r>
+              <w:rPr>
+                <w:rFonts w:ascii="Calibri" w:hAnsi="Calibri"/>
+                <w:b w:val="false"/>
+                <w:sz w:val="21"/>
+              </w:rPr>
+              <w:t>Recap utente 2026-05-25</w:t>
+            </w:r>
+          </w:p>
+        </w:tc>
+        <w:tc>
+          <w:tcPr>
+            <w:tcW w:w="7271" w:type="dxa"/>
+            <w:tcBorders/>
+          </w:tcPr>
+          <w:p>
+            <w:pPr>
+              <w:pStyle w:val="Normal"/>
+              <w:widowControl/>
+              <w:suppressAutoHyphens w:val="true"/>
+              <w:bidi w:val="0"/>
+              <w:spacing w:lineRule="auto" w:line="276" w:before="0" w:after="200"/>
+              <w:jc w:val="left"/>
+              <w:rPr/>
+            </w:pPr>
+            <w:r>
+              <w:rPr>
+                <w:rFonts w:ascii="Calibri" w:hAnsi="Calibri"/>
+                <w:b w:val="false"/>
+                <w:sz w:val="21"/>
+              </w:rPr>
+              <w:t>Fonte per trajectory Q1-&gt;Q4, status branch/commit, gate verdict narrativo e diagnosi meccanismo V3/V1.</w:t>
             </w:r>
           </w:p>
         </w:tc>

--- a/reports/carla_finetuning_maggio_2026.docx
+++ b/reports/carla_finetuning_maggio_2026.docx
@@ -1830,8 +1830,8 @@
         <w:gridCol w:w="1455"/>
         <w:gridCol w:w="1454"/>
         <w:gridCol w:w="1454"/>
-        <w:gridCol w:w="1457"/>
-        <w:gridCol w:w="1447"/>
+        <w:gridCol w:w="1459"/>
+        <w:gridCol w:w="1445"/>
       </w:tblGrid>
       <w:tr>
         <w:trPr/>
@@ -2646,7 +2646,7 @@
         </w:tc>
         <w:tc>
           <w:tcPr>
-            <w:tcW w:w="1457" w:type="dxa"/>
+            <w:tcW w:w="1459" w:type="dxa"/>
             <w:tcBorders/>
             <w:shd w:fill="1F4E79"/>
             <w:vAlign w:val="center"/>
@@ -2682,7 +2682,7 @@
         </w:tc>
         <w:tc>
           <w:tcPr>
-            <w:tcW w:w="1447" w:type="dxa"/>
+            <w:tcW w:w="1445" w:type="dxa"/>
             <w:tcBorders/>
             <w:shd w:fill="1F4E79"/>
             <w:vAlign w:val="center"/>
@@ -2993,7 +2993,7 @@
         </w:tc>
         <w:tc>
           <w:tcPr>
-            <w:tcW w:w="1457" w:type="dxa"/>
+            <w:tcW w:w="1459" w:type="dxa"/>
             <w:tcBorders/>
             <w:vAlign w:val="center"/>
           </w:tcPr>
@@ -3027,7 +3027,7 @@
         </w:tc>
         <w:tc>
           <w:tcPr>
-            <w:tcW w:w="1447" w:type="dxa"/>
+            <w:tcW w:w="1445" w:type="dxa"/>
             <w:tcBorders/>
             <w:vAlign w:val="center"/>
           </w:tcPr>
@@ -3344,7 +3344,7 @@
         </w:tc>
         <w:tc>
           <w:tcPr>
-            <w:tcW w:w="1457" w:type="dxa"/>
+            <w:tcW w:w="1459" w:type="dxa"/>
             <w:tcBorders/>
             <w:shd w:fill="F3F6FA"/>
             <w:vAlign w:val="center"/>
@@ -3379,7 +3379,7 @@
         </w:tc>
         <w:tc>
           <w:tcPr>
-            <w:tcW w:w="1447" w:type="dxa"/>
+            <w:tcW w:w="1445" w:type="dxa"/>
             <w:tcBorders/>
             <w:shd w:fill="F3F6FA"/>
             <w:vAlign w:val="center"/>
@@ -3689,7 +3689,7 @@
         </w:tc>
         <w:tc>
           <w:tcPr>
-            <w:tcW w:w="1457" w:type="dxa"/>
+            <w:tcW w:w="1459" w:type="dxa"/>
             <w:tcBorders/>
             <w:vAlign w:val="center"/>
           </w:tcPr>
@@ -3723,7 +3723,7 @@
         </w:tc>
         <w:tc>
           <w:tcPr>
-            <w:tcW w:w="1447" w:type="dxa"/>
+            <w:tcW w:w="1445" w:type="dxa"/>
             <w:tcBorders/>
             <w:vAlign w:val="center"/>
           </w:tcPr>
@@ -4040,7 +4040,7 @@
         </w:tc>
         <w:tc>
           <w:tcPr>
-            <w:tcW w:w="1457" w:type="dxa"/>
+            <w:tcW w:w="1459" w:type="dxa"/>
             <w:tcBorders/>
             <w:shd w:fill="F3F6FA"/>
             <w:vAlign w:val="center"/>
@@ -4075,7 +4075,7 @@
         </w:tc>
         <w:tc>
           <w:tcPr>
-            <w:tcW w:w="1447" w:type="dxa"/>
+            <w:tcW w:w="1445" w:type="dxa"/>
             <w:tcBorders/>
             <w:shd w:fill="F3F6FA"/>
             <w:vAlign w:val="center"/>
@@ -11877,430 +11877,6 @@
               <w:suppressAutoHyphens w:val="true"/>
               <w:spacing w:lineRule="auto" w:line="240" w:before="0" w:after="0"/>
               <w:jc w:val="center"/>
-              <w:rPr/>
-            </w:pPr>
-            <w:r>
-              <w:rPr>
-                <w:rFonts w:cs="" w:ascii="Calibri" w:hAnsi="Calibri"/>
-                <w:b w:val="false"/>
-                <w:kern w:val="0"/>
-                <w:sz w:val="20"/>
-                <w:szCs w:val="20"/>
-                <w:lang w:val="it-IT" w:eastAsia="en-US" w:bidi="ar-SA"/>
-              </w:rPr>
-              <w:t xml:space="preserve">Full curr. / </w:t>
-            </w:r>
-            <w:r>
-              <w:rPr>
-                <w:rFonts w:cs="" w:ascii="Calibri" w:hAnsi="Calibri"/>
-                <w:b w:val="false"/>
-                <w:kern w:val="0"/>
-                <w:sz w:val="20"/>
-                <w:szCs w:val="20"/>
-                <w:shd w:fill="FFFF00" w:val="clear"/>
-                <w:lang w:val="it-IT" w:eastAsia="en-US" w:bidi="ar-SA"/>
-              </w:rPr>
-              <w:t xml:space="preserve">3M Steps </w:t>
-            </w:r>
-            <w:r>
-              <w:rPr>
-                <w:rFonts w:cs="" w:ascii="Calibri" w:hAnsi="Calibri"/>
-                <w:b w:val="false"/>
-                <w:kern w:val="0"/>
-                <w:sz w:val="20"/>
-                <w:szCs w:val="20"/>
-                <w:lang w:val="it-IT" w:eastAsia="en-US" w:bidi="ar-SA"/>
-              </w:rPr>
-              <w:t xml:space="preserve">/ </w:t>
-            </w:r>
-            <w:r>
-              <w:rPr>
-                <w:rFonts w:cs="" w:ascii="Calibri" w:hAnsi="Calibri"/>
-                <w:b w:val="false"/>
-                <w:kern w:val="0"/>
-                <w:sz w:val="20"/>
-                <w:szCs w:val="20"/>
-                <w:shd w:fill="FFDE59" w:val="clear"/>
-                <w:lang w:val="it-IT" w:eastAsia="en-US" w:bidi="ar-SA"/>
-              </w:rPr>
-              <w:t>LvsDiff 30;60;100</w:t>
-            </w:r>
-          </w:p>
-        </w:tc>
-        <w:tc>
-          <w:tcPr>
-            <w:tcW w:w="1119" w:type="dxa"/>
-            <w:tcBorders/>
-            <w:shd w:fill="F3F6FA"/>
-            <w:vAlign w:val="center"/>
-          </w:tcPr>
-          <w:p>
-            <w:pPr>
-              <w:pStyle w:val="Normal"/>
-              <w:widowControl/>
-              <w:suppressAutoHyphens w:val="true"/>
-              <w:spacing w:lineRule="auto" w:line="240" w:before="0" w:after="0"/>
-              <w:jc w:val="center"/>
-              <w:rPr/>
-            </w:pPr>
-            <w:r>
-              <w:rPr>
-                <w:rFonts w:cs="" w:ascii="Calibri" w:hAnsi="Calibri"/>
-                <w:b w:val="false"/>
-                <w:kern w:val="0"/>
-                <w:sz w:val="21"/>
-                <w:szCs w:val="21"/>
-                <w:lang w:val="it-IT" w:eastAsia="en-US" w:bidi="ar-SA"/>
-              </w:rPr>
-              <w:t>carla_mappo_20260519_001217</w:t>
-            </w:r>
-          </w:p>
-        </w:tc>
-        <w:tc>
-          <w:tcPr>
-            <w:tcW w:w="1119" w:type="dxa"/>
-            <w:tcBorders/>
-            <w:shd w:fill="F3F6FA"/>
-            <w:vAlign w:val="center"/>
-          </w:tcPr>
-          <w:p>
-            <w:pPr>
-              <w:pStyle w:val="Normal"/>
-              <w:widowControl/>
-              <w:suppressAutoHyphens w:val="true"/>
-              <w:spacing w:lineRule="auto" w:line="240" w:before="0" w:after="0"/>
-              <w:jc w:val="center"/>
-              <w:rPr>
-                <w:highlight w:val="none"/>
-                <w:shd w:fill="auto" w:val="clear"/>
-              </w:rPr>
-            </w:pPr>
-            <w:r>
-              <w:rPr>
-                <w:rFonts w:cs="" w:ascii="Calibri" w:hAnsi="Calibri"/>
-                <w:b w:val="false"/>
-                <w:kern w:val="0"/>
-                <w:sz w:val="21"/>
-                <w:szCs w:val="21"/>
-                <w:shd w:fill="auto" w:val="clear"/>
-                <w:lang w:val="it-IT" w:eastAsia="en-US" w:bidi="ar-SA"/>
-              </w:rPr>
-              <w:t>training OK</w:t>
-            </w:r>
-          </w:p>
-        </w:tc>
-        <w:tc>
-          <w:tcPr>
-            <w:tcW w:w="1119" w:type="dxa"/>
-            <w:tcBorders/>
-            <w:shd w:fill="F3F6FA"/>
-            <w:vAlign w:val="center"/>
-          </w:tcPr>
-          <w:p>
-            <w:pPr>
-              <w:pStyle w:val="Normal"/>
-              <w:widowControl/>
-              <w:suppressAutoHyphens w:val="true"/>
-              <w:spacing w:lineRule="auto" w:line="240" w:before="0" w:after="0"/>
-              <w:jc w:val="center"/>
-              <w:rPr/>
-            </w:pPr>
-            <w:r>
-              <w:rPr>
-                <w:rFonts w:cs="" w:ascii="Calibri" w:hAnsi="Calibri"/>
-                <w:b w:val="false"/>
-                <w:kern w:val="0"/>
-                <w:sz w:val="21"/>
-                <w:szCs w:val="21"/>
-                <w:lang w:val="it-IT" w:eastAsia="en-US" w:bidi="ar-SA"/>
-              </w:rPr>
-              <w:t>3393</w:t>
-            </w:r>
-          </w:p>
-        </w:tc>
-        <w:tc>
-          <w:tcPr>
-            <w:tcW w:w="1118" w:type="dxa"/>
-            <w:tcBorders/>
-            <w:shd w:fill="F3F6FA"/>
-            <w:vAlign w:val="center"/>
-          </w:tcPr>
-          <w:p>
-            <w:pPr>
-              <w:pStyle w:val="Normal"/>
-              <w:widowControl/>
-              <w:suppressAutoHyphens w:val="true"/>
-              <w:spacing w:lineRule="auto" w:line="240" w:before="0" w:after="0"/>
-              <w:jc w:val="center"/>
-              <w:rPr/>
-            </w:pPr>
-            <w:r>
-              <w:rPr>
-                <w:rFonts w:cs="" w:ascii="Calibri" w:hAnsi="Calibri"/>
-                <w:b w:val="false"/>
-                <w:kern w:val="0"/>
-                <w:sz w:val="21"/>
-                <w:szCs w:val="21"/>
-                <w:lang w:val="it-IT" w:eastAsia="en-US" w:bidi="ar-SA"/>
-              </w:rPr>
-              <w:t>20358</w:t>
-            </w:r>
-          </w:p>
-        </w:tc>
-        <w:tc>
-          <w:tcPr>
-            <w:tcW w:w="1119" w:type="dxa"/>
-            <w:tcBorders/>
-            <w:shd w:fill="F3F6FA"/>
-            <w:vAlign w:val="center"/>
-          </w:tcPr>
-          <w:p>
-            <w:pPr>
-              <w:pStyle w:val="Normal"/>
-              <w:widowControl/>
-              <w:suppressAutoHyphens w:val="true"/>
-              <w:spacing w:lineRule="auto" w:line="240" w:before="0" w:after="0"/>
-              <w:jc w:val="center"/>
-              <w:rPr/>
-            </w:pPr>
-            <w:r>
-              <w:rPr>
-                <w:rFonts w:cs="" w:ascii="Calibri" w:hAnsi="Calibri"/>
-                <w:b w:val="false"/>
-                <w:kern w:val="0"/>
-                <w:sz w:val="21"/>
-                <w:szCs w:val="21"/>
-                <w:lang w:val="it-IT" w:eastAsia="en-US" w:bidi="ar-SA"/>
-              </w:rPr>
-              <w:t>225</w:t>
-            </w:r>
-          </w:p>
-        </w:tc>
-        <w:tc>
-          <w:tcPr>
-            <w:tcW w:w="1119" w:type="dxa"/>
-            <w:tcBorders/>
-            <w:shd w:fill="F3F6FA"/>
-            <w:vAlign w:val="center"/>
-          </w:tcPr>
-          <w:p>
-            <w:pPr>
-              <w:pStyle w:val="Normal"/>
-              <w:widowControl/>
-              <w:suppressAutoHyphens w:val="true"/>
-              <w:spacing w:lineRule="auto" w:line="240" w:before="0" w:after="0"/>
-              <w:jc w:val="center"/>
-              <w:rPr/>
-            </w:pPr>
-            <w:r>
-              <w:rPr>
-                <w:rFonts w:cs="" w:ascii="Calibri" w:hAnsi="Calibri"/>
-                <w:b w:val="false"/>
-                <w:kern w:val="0"/>
-                <w:sz w:val="21"/>
-                <w:szCs w:val="21"/>
-                <w:lang w:val="it-IT" w:eastAsia="en-US" w:bidi="ar-SA"/>
-              </w:rPr>
-              <w:t>3005318</w:t>
-            </w:r>
-          </w:p>
-        </w:tc>
-        <w:tc>
-          <w:tcPr>
-            <w:tcW w:w="1119" w:type="dxa"/>
-            <w:tcBorders/>
-            <w:shd w:fill="F3F6FA"/>
-            <w:vAlign w:val="center"/>
-          </w:tcPr>
-          <w:p>
-            <w:pPr>
-              <w:pStyle w:val="Normal"/>
-              <w:widowControl/>
-              <w:suppressAutoHyphens w:val="true"/>
-              <w:spacing w:lineRule="auto" w:line="240" w:before="0" w:after="0"/>
-              <w:jc w:val="center"/>
-              <w:rPr/>
-            </w:pPr>
-            <w:r>
-              <w:rPr>
-                <w:rFonts w:cs="" w:ascii="Calibri" w:hAnsi="Calibri"/>
-                <w:b w:val="false"/>
-                <w:kern w:val="0"/>
-                <w:sz w:val="21"/>
-                <w:szCs w:val="21"/>
-                <w:shd w:fill="FFFF00" w:val="clear"/>
-                <w:lang w:val="it-IT" w:eastAsia="en-US" w:bidi="ar-SA"/>
-              </w:rPr>
-              <w:t>49.62%</w:t>
-            </w:r>
-          </w:p>
-        </w:tc>
-        <w:tc>
-          <w:tcPr>
-            <w:tcW w:w="1118" w:type="dxa"/>
-            <w:tcBorders/>
-            <w:shd w:fill="F3F6FA"/>
-            <w:vAlign w:val="center"/>
-          </w:tcPr>
-          <w:p>
-            <w:pPr>
-              <w:pStyle w:val="Normal"/>
-              <w:widowControl/>
-              <w:suppressAutoHyphens w:val="true"/>
-              <w:spacing w:lineRule="auto" w:line="240" w:before="0" w:after="0"/>
-              <w:jc w:val="center"/>
-              <w:rPr/>
-            </w:pPr>
-            <w:r>
-              <w:rPr>
-                <w:rFonts w:cs="" w:ascii="Calibri" w:hAnsi="Calibri"/>
-                <w:b w:val="false"/>
-                <w:kern w:val="0"/>
-                <w:sz w:val="21"/>
-                <w:szCs w:val="21"/>
-                <w:shd w:fill="FFFF00" w:val="clear"/>
-                <w:lang w:val="it-IT" w:eastAsia="en-US" w:bidi="ar-SA"/>
-              </w:rPr>
-              <w:t>22.12%</w:t>
-            </w:r>
-          </w:p>
-        </w:tc>
-        <w:tc>
-          <w:tcPr>
-            <w:tcW w:w="1119" w:type="dxa"/>
-            <w:tcBorders/>
-            <w:shd w:fill="F3F6FA"/>
-            <w:vAlign w:val="center"/>
-          </w:tcPr>
-          <w:p>
-            <w:pPr>
-              <w:pStyle w:val="Normal"/>
-              <w:widowControl/>
-              <w:suppressAutoHyphens w:val="true"/>
-              <w:spacing w:lineRule="auto" w:line="240" w:before="0" w:after="0"/>
-              <w:jc w:val="center"/>
-              <w:rPr/>
-            </w:pPr>
-            <w:r>
-              <w:rPr>
-                <w:rFonts w:cs="" w:ascii="Calibri" w:hAnsi="Calibri"/>
-                <w:b w:val="false"/>
-                <w:kern w:val="0"/>
-                <w:sz w:val="21"/>
-                <w:szCs w:val="21"/>
-                <w:shd w:fill="FFFF00" w:val="clear"/>
-                <w:lang w:val="it-IT" w:eastAsia="en-US" w:bidi="ar-SA"/>
-              </w:rPr>
-              <w:t>17.47%</w:t>
-            </w:r>
-          </w:p>
-        </w:tc>
-        <w:tc>
-          <w:tcPr>
-            <w:tcW w:w="1120" w:type="dxa"/>
-            <w:tcBorders/>
-            <w:shd w:fill="F3F6FA"/>
-            <w:vAlign w:val="center"/>
-          </w:tcPr>
-          <w:p>
-            <w:pPr>
-              <w:pStyle w:val="Normal"/>
-              <w:widowControl/>
-              <w:suppressAutoHyphens w:val="true"/>
-              <w:spacing w:lineRule="auto" w:line="240" w:before="0" w:after="0"/>
-              <w:jc w:val="center"/>
-              <w:rPr/>
-            </w:pPr>
-            <w:r>
-              <w:rPr>
-                <w:rFonts w:cs="" w:ascii="Calibri" w:hAnsi="Calibri"/>
-                <w:b w:val="false"/>
-                <w:kern w:val="0"/>
-                <w:sz w:val="21"/>
-                <w:szCs w:val="21"/>
-                <w:shd w:fill="FFFF00" w:val="clear"/>
-                <w:lang w:val="it-IT" w:eastAsia="en-US" w:bidi="ar-SA"/>
-              </w:rPr>
-              <w:t>10.79%</w:t>
-            </w:r>
-          </w:p>
-        </w:tc>
-        <w:tc>
-          <w:tcPr>
-            <w:tcW w:w="1118" w:type="dxa"/>
-            <w:tcBorders/>
-            <w:shd w:fill="F3F6FA"/>
-            <w:vAlign w:val="center"/>
-          </w:tcPr>
-          <w:p>
-            <w:pPr>
-              <w:pStyle w:val="Normal"/>
-              <w:widowControl/>
-              <w:suppressAutoHyphens w:val="true"/>
-              <w:spacing w:lineRule="auto" w:line="240" w:before="0" w:after="0"/>
-              <w:jc w:val="center"/>
-              <w:rPr/>
-            </w:pPr>
-            <w:r>
-              <w:rPr>
-                <w:rFonts w:cs="" w:ascii="Calibri" w:hAnsi="Calibri"/>
-                <w:b w:val="false"/>
-                <w:kern w:val="0"/>
-                <w:sz w:val="21"/>
-                <w:szCs w:val="21"/>
-                <w:shd w:fill="FFFF00" w:val="clear"/>
-                <w:lang w:val="it-IT" w:eastAsia="en-US" w:bidi="ar-SA"/>
-              </w:rPr>
-              <w:t>63.30%</w:t>
-            </w:r>
-          </w:p>
-        </w:tc>
-        <w:tc>
-          <w:tcPr>
-            <w:tcW w:w="1118" w:type="dxa"/>
-            <w:tcBorders/>
-            <w:shd w:fill="F3F6FA"/>
-            <w:vAlign w:val="center"/>
-          </w:tcPr>
-          <w:p>
-            <w:pPr>
-              <w:pStyle w:val="Normal"/>
-              <w:widowControl/>
-              <w:suppressAutoHyphens w:val="true"/>
-              <w:spacing w:lineRule="auto" w:line="240" w:before="0" w:after="0"/>
-              <w:jc w:val="center"/>
-              <w:rPr/>
-            </w:pPr>
-            <w:r>
-              <w:rPr>
-                <w:rFonts w:cs="" w:ascii="Calibri" w:hAnsi="Calibri"/>
-                <w:b w:val="false"/>
-                <w:kern w:val="0"/>
-                <w:sz w:val="21"/>
-                <w:szCs w:val="21"/>
-                <w:lang w:val="it-IT" w:eastAsia="en-US" w:bidi="ar-SA"/>
-              </w:rPr>
-              <w:t>empty</w:t>
-            </w:r>
-          </w:p>
-        </w:tc>
-      </w:tr>
-      <w:tr>
-        <w:trPr/>
-        <w:tc>
-          <w:tcPr>
-            <w:tcW w:w="1118" w:type="dxa"/>
-            <w:tcBorders/>
-            <w:shd w:fill="F3F6FA"/>
-            <w:vAlign w:val="center"/>
-          </w:tcPr>
-          <w:p>
-            <w:pPr>
-              <w:pStyle w:val="Normal"/>
-              <w:widowControl/>
-              <w:suppressAutoHyphens w:val="true"/>
-              <w:spacing w:lineRule="auto" w:line="240" w:before="0" w:after="0"/>
-              <w:jc w:val="center"/>
               <w:rPr>
                 <w:rFonts w:ascii="Calibri" w:hAnsi="Calibri"/>
                 <w:sz w:val="20"/>
@@ -12727,7 +12303,7 @@
                 <w:sz w:val="20"/>
                 <w:szCs w:val="20"/>
               </w:rPr>
-              <w:t>V3 Ped-speed retune</w:t>
+              <w:t xml:space="preserve">V3 </w:t>
             </w:r>
           </w:p>
           <w:p>
@@ -12738,16 +12314,36 @@
               <w:rPr>
                 <w:rFonts w:ascii="Calibri" w:hAnsi="Calibri"/>
                 <w:b w:val="false"/>
-                <w:sz w:val="17"/>
-                <w:szCs w:val="17"/>
+                <w:sz w:val="16"/>
+                <w:szCs w:val="16"/>
               </w:rPr>
             </w:pPr>
             <w:r>
               <w:rPr>
                 <w:rFonts w:ascii="Calibri" w:hAnsi="Calibri"/>
                 <w:b w:val="false"/>
-                <w:sz w:val="17"/>
-                <w:szCs w:val="17"/>
+                <w:sz w:val="16"/>
+                <w:szCs w:val="16"/>
+              </w:rPr>
+              <w:t>Ped-speed retune</w:t>
+            </w:r>
+          </w:p>
+          <w:p>
+            <w:pPr>
+              <w:pStyle w:val="Normal"/>
+              <w:spacing w:before="0" w:after="0"/>
+              <w:jc w:val="center"/>
+              <w:rPr>
+                <w:sz w:val="16"/>
+                <w:szCs w:val="16"/>
+              </w:rPr>
+            </w:pPr>
+            <w:r>
+              <w:rPr>
+                <w:rFonts w:ascii="Calibri" w:hAnsi="Calibri"/>
+                <w:b w:val="false"/>
+                <w:sz w:val="16"/>
+                <w:szCs w:val="16"/>
                 <w:shd w:fill="FFFF00" w:val="clear"/>
               </w:rPr>
               <w:t xml:space="preserve">300K Steps </w:t>
@@ -12756,8 +12352,8 @@
               <w:rPr>
                 <w:rFonts w:ascii="Calibri" w:hAnsi="Calibri"/>
                 <w:b w:val="false"/>
-                <w:sz w:val="17"/>
-                <w:szCs w:val="17"/>
+                <w:sz w:val="16"/>
+                <w:szCs w:val="16"/>
               </w:rPr>
               <w:t xml:space="preserve">/ </w:t>
             </w:r>
@@ -12765,8 +12361,8 @@
               <w:rPr>
                 <w:rFonts w:ascii="Calibri" w:hAnsi="Calibri"/>
                 <w:b w:val="false"/>
-                <w:sz w:val="17"/>
-                <w:szCs w:val="17"/>
+                <w:sz w:val="16"/>
+                <w:szCs w:val="16"/>
                 <w:shd w:fill="FFDE59" w:val="clear"/>
               </w:rPr>
               <w:t>LvsDiff 30;60;100</w:t>
@@ -13067,7 +12663,9 @@
         <w:tc>
           <w:tcPr>
             <w:tcW w:w="1118" w:type="dxa"/>
-            <w:tcBorders/>
+            <w:tcBorders>
+              <w:top w:val="nil"/>
+            </w:tcBorders>
           </w:tcPr>
           <w:p>
             <w:pPr>
@@ -13077,16 +12675,27 @@
               <w:rPr>
                 <w:rFonts w:ascii="Calibri" w:hAnsi="Calibri"/>
                 <w:b w:val="false"/>
-                <w:sz w:val="21"/>
+                <w:sz w:val="16"/>
+                <w:szCs w:val="16"/>
               </w:rPr>
             </w:pPr>
             <w:r>
               <w:rPr>
                 <w:rFonts w:ascii="Calibri" w:hAnsi="Calibri"/>
                 <w:b w:val="false"/>
-                <w:sz w:val="21"/>
-              </w:rPr>
-              <w:t>V1 safe_to_push tolerance</w:t>
+                <w:sz w:val="20"/>
+                <w:szCs w:val="20"/>
+              </w:rPr>
+              <w:t>V1</w:t>
+            </w:r>
+            <w:r>
+              <w:rPr>
+                <w:rFonts w:ascii="Calibri" w:hAnsi="Calibri"/>
+                <w:b w:val="false"/>
+                <w:sz w:val="16"/>
+                <w:szCs w:val="16"/>
+              </w:rPr>
+              <w:t xml:space="preserve"> safe_to_push tolerance</w:t>
             </w:r>
           </w:p>
           <w:p>
@@ -13094,14 +12703,17 @@
               <w:pStyle w:val="Normal"/>
               <w:spacing w:before="0" w:after="0"/>
               <w:jc w:val="center"/>
-              <w:rPr/>
+              <w:rPr>
+                <w:sz w:val="16"/>
+                <w:szCs w:val="16"/>
+              </w:rPr>
             </w:pPr>
             <w:r>
               <w:rPr>
                 <w:rFonts w:ascii="Calibri" w:hAnsi="Calibri"/>
                 <w:b w:val="false"/>
-                <w:sz w:val="17"/>
-                <w:szCs w:val="17"/>
+                <w:sz w:val="16"/>
+                <w:szCs w:val="16"/>
                 <w:shd w:fill="FFFF00" w:val="clear"/>
               </w:rPr>
               <w:t xml:space="preserve">300K Steps </w:t>
@@ -13110,8 +12722,8 @@
               <w:rPr>
                 <w:rFonts w:ascii="Calibri" w:hAnsi="Calibri"/>
                 <w:b w:val="false"/>
-                <w:sz w:val="17"/>
-                <w:szCs w:val="17"/>
+                <w:sz w:val="16"/>
+                <w:szCs w:val="16"/>
               </w:rPr>
               <w:t xml:space="preserve">/ </w:t>
             </w:r>
@@ -13119,8 +12731,8 @@
               <w:rPr>
                 <w:rFonts w:ascii="Calibri" w:hAnsi="Calibri"/>
                 <w:b w:val="false"/>
-                <w:sz w:val="17"/>
-                <w:szCs w:val="17"/>
+                <w:sz w:val="16"/>
+                <w:szCs w:val="16"/>
                 <w:shd w:fill="FFDE59" w:val="clear"/>
               </w:rPr>
               <w:t>LvsDiff 30;60;100</w:t>
@@ -13130,7 +12742,9 @@
         <w:tc>
           <w:tcPr>
             <w:tcW w:w="1119" w:type="dxa"/>
-            <w:tcBorders/>
+            <w:tcBorders>
+              <w:top w:val="nil"/>
+            </w:tcBorders>
           </w:tcPr>
           <w:p>
             <w:pPr>
@@ -13152,7 +12766,9 @@
         <w:tc>
           <w:tcPr>
             <w:tcW w:w="1119" w:type="dxa"/>
-            <w:tcBorders/>
+            <w:tcBorders>
+              <w:top w:val="nil"/>
+            </w:tcBorders>
           </w:tcPr>
           <w:p>
             <w:pPr>
@@ -13178,7 +12794,9 @@
         <w:tc>
           <w:tcPr>
             <w:tcW w:w="1119" w:type="dxa"/>
-            <w:tcBorders/>
+            <w:tcBorders>
+              <w:top w:val="nil"/>
+            </w:tcBorders>
           </w:tcPr>
           <w:p>
             <w:pPr>
@@ -13200,7 +12818,9 @@
         <w:tc>
           <w:tcPr>
             <w:tcW w:w="1118" w:type="dxa"/>
-            <w:tcBorders/>
+            <w:tcBorders>
+              <w:top w:val="nil"/>
+            </w:tcBorders>
           </w:tcPr>
           <w:p>
             <w:pPr>
@@ -13222,7 +12842,9 @@
         <w:tc>
           <w:tcPr>
             <w:tcW w:w="1119" w:type="dxa"/>
-            <w:tcBorders/>
+            <w:tcBorders>
+              <w:top w:val="nil"/>
+            </w:tcBorders>
           </w:tcPr>
           <w:p>
             <w:pPr>
@@ -13244,7 +12866,9 @@
         <w:tc>
           <w:tcPr>
             <w:tcW w:w="1119" w:type="dxa"/>
-            <w:tcBorders/>
+            <w:tcBorders>
+              <w:top w:val="nil"/>
+            </w:tcBorders>
           </w:tcPr>
           <w:p>
             <w:pPr>
@@ -13266,7 +12890,9 @@
         <w:tc>
           <w:tcPr>
             <w:tcW w:w="1119" w:type="dxa"/>
-            <w:tcBorders/>
+            <w:tcBorders>
+              <w:top w:val="nil"/>
+            </w:tcBorders>
           </w:tcPr>
           <w:p>
             <w:pPr>
@@ -13292,7 +12918,9 @@
         <w:tc>
           <w:tcPr>
             <w:tcW w:w="1118" w:type="dxa"/>
-            <w:tcBorders/>
+            <w:tcBorders>
+              <w:top w:val="nil"/>
+            </w:tcBorders>
           </w:tcPr>
           <w:p>
             <w:pPr>
@@ -13318,7 +12946,9 @@
         <w:tc>
           <w:tcPr>
             <w:tcW w:w="1119" w:type="dxa"/>
-            <w:tcBorders/>
+            <w:tcBorders>
+              <w:top w:val="nil"/>
+            </w:tcBorders>
           </w:tcPr>
           <w:p>
             <w:pPr>
@@ -13344,7 +12974,9 @@
         <w:tc>
           <w:tcPr>
             <w:tcW w:w="1120" w:type="dxa"/>
-            <w:tcBorders/>
+            <w:tcBorders>
+              <w:top w:val="nil"/>
+            </w:tcBorders>
           </w:tcPr>
           <w:p>
             <w:pPr>
@@ -13370,7 +13002,9 @@
         <w:tc>
           <w:tcPr>
             <w:tcW w:w="1118" w:type="dxa"/>
-            <w:tcBorders/>
+            <w:tcBorders>
+              <w:top w:val="nil"/>
+            </w:tcBorders>
           </w:tcPr>
           <w:p>
             <w:pPr>
@@ -13396,22 +13030,857 @@
         <w:tc>
           <w:tcPr>
             <w:tcW w:w="1118" w:type="dxa"/>
-            <w:tcBorders/>
+            <w:tcBorders>
+              <w:top w:val="nil"/>
+            </w:tcBorders>
           </w:tcPr>
           <w:p>
             <w:pPr>
               <w:pStyle w:val="Normal"/>
               <w:spacing w:before="0" w:after="200"/>
               <w:jc w:val="center"/>
+              <w:rPr>
+                <w:rFonts w:ascii="Calibri" w:hAnsi="Calibri"/>
+                <w:b w:val="false"/>
+                <w:sz w:val="21"/>
+              </w:rPr>
+            </w:pPr>
+            <w:r>
+              <w:rPr>
+                <w:rFonts w:ascii="Calibri" w:hAnsi="Calibri"/>
+                <w:b w:val="false"/>
+                <w:sz w:val="21"/>
+              </w:rPr>
+              <w:t>empty</w:t>
+            </w:r>
+          </w:p>
+        </w:tc>
+      </w:tr>
+      <w:tr>
+        <w:trPr/>
+        <w:tc>
+          <w:tcPr>
+            <w:tcW w:w="1118" w:type="dxa"/>
+            <w:tcBorders>
+              <w:top w:val="nil"/>
+            </w:tcBorders>
+          </w:tcPr>
+          <w:p>
+            <w:pPr>
+              <w:pStyle w:val="Normal"/>
+              <w:widowControl/>
+              <w:suppressAutoHyphens w:val="true"/>
+              <w:spacing w:lineRule="auto" w:line="240" w:before="0" w:after="0"/>
+              <w:jc w:val="center"/>
               <w:rPr/>
             </w:pPr>
             <w:r>
               <w:rPr>
+                <w:rFonts w:cs="" w:ascii="Calibri" w:hAnsi="Calibri"/>
+                <w:b w:val="false"/>
+                <w:kern w:val="0"/>
+                <w:sz w:val="20"/>
+                <w:szCs w:val="20"/>
+                <w:lang w:val="it-IT" w:eastAsia="en-US" w:bidi="ar-SA"/>
+              </w:rPr>
+              <w:t xml:space="preserve">Full curr. / </w:t>
+            </w:r>
+            <w:r>
+              <w:rPr>
+                <w:rFonts w:cs="" w:ascii="Calibri" w:hAnsi="Calibri"/>
+                <w:b w:val="false"/>
+                <w:kern w:val="0"/>
+                <w:sz w:val="20"/>
+                <w:szCs w:val="20"/>
+                <w:shd w:fill="BF819E" w:val="clear"/>
+                <w:lang w:val="it-IT" w:eastAsia="en-US" w:bidi="ar-SA"/>
+              </w:rPr>
+              <w:t xml:space="preserve">3M Steps </w:t>
+            </w:r>
+            <w:r>
+              <w:rPr>
+                <w:rFonts w:cs="" w:ascii="Calibri" w:hAnsi="Calibri"/>
+                <w:b w:val="false"/>
+                <w:kern w:val="0"/>
+                <w:sz w:val="20"/>
+                <w:szCs w:val="20"/>
+                <w:shd w:fill="BF819E" w:val="clear"/>
+                <w:lang w:val="it-IT" w:eastAsia="en-US" w:bidi="ar-SA"/>
+              </w:rPr>
+              <w:t>/</w:t>
+            </w:r>
+            <w:r>
+              <w:rPr>
+                <w:rFonts w:cs="" w:ascii="Calibri" w:hAnsi="Calibri"/>
+                <w:b w:val="false"/>
+                <w:kern w:val="0"/>
+                <w:sz w:val="20"/>
+                <w:szCs w:val="20"/>
+                <w:lang w:val="it-IT" w:eastAsia="en-US" w:bidi="ar-SA"/>
+              </w:rPr>
+              <w:t xml:space="preserve"> </w:t>
+            </w:r>
+            <w:r>
+              <w:rPr>
+                <w:rFonts w:cs="" w:ascii="Calibri" w:hAnsi="Calibri"/>
+                <w:b w:val="false"/>
+                <w:kern w:val="0"/>
+                <w:sz w:val="20"/>
+                <w:szCs w:val="20"/>
+                <w:shd w:fill="FFDE59" w:val="clear"/>
+                <w:lang w:val="it-IT" w:eastAsia="en-US" w:bidi="ar-SA"/>
+              </w:rPr>
+              <w:t>LvsDiff 30;60;100</w:t>
+            </w:r>
+          </w:p>
+        </w:tc>
+        <w:tc>
+          <w:tcPr>
+            <w:tcW w:w="1119" w:type="dxa"/>
+            <w:tcBorders>
+              <w:top w:val="nil"/>
+            </w:tcBorders>
+          </w:tcPr>
+          <w:p>
+            <w:pPr>
+              <w:pStyle w:val="Normal"/>
+              <w:widowControl/>
+              <w:suppressAutoHyphens w:val="true"/>
+              <w:spacing w:lineRule="auto" w:line="240" w:before="0" w:after="0"/>
+              <w:jc w:val="center"/>
+              <w:rPr/>
+            </w:pPr>
+            <w:r>
+              <w:rPr>
+                <w:rFonts w:cs="" w:ascii="Calibri" w:hAnsi="Calibri"/>
+                <w:b w:val="false"/>
+                <w:kern w:val="0"/>
+                <w:sz w:val="21"/>
+                <w:szCs w:val="21"/>
+                <w:lang w:val="it-IT" w:eastAsia="en-US" w:bidi="ar-SA"/>
+              </w:rPr>
+              <w:t>carla_mappo_20260519_001217</w:t>
+            </w:r>
+          </w:p>
+        </w:tc>
+        <w:tc>
+          <w:tcPr>
+            <w:tcW w:w="1119" w:type="dxa"/>
+            <w:tcBorders>
+              <w:top w:val="nil"/>
+            </w:tcBorders>
+          </w:tcPr>
+          <w:p>
+            <w:pPr>
+              <w:pStyle w:val="Normal"/>
+              <w:widowControl/>
+              <w:suppressAutoHyphens w:val="true"/>
+              <w:spacing w:lineRule="auto" w:line="240" w:before="0" w:after="0"/>
+              <w:jc w:val="center"/>
+              <w:rPr>
+                <w:highlight w:val="none"/>
+                <w:shd w:fill="auto" w:val="clear"/>
+              </w:rPr>
+            </w:pPr>
+            <w:r>
+              <w:rPr>
+                <w:rFonts w:cs="" w:ascii="Calibri" w:hAnsi="Calibri"/>
+                <w:b w:val="false"/>
+                <w:kern w:val="0"/>
+                <w:sz w:val="21"/>
+                <w:szCs w:val="21"/>
+                <w:shd w:fill="auto" w:val="clear"/>
+                <w:lang w:val="it-IT" w:eastAsia="en-US" w:bidi="ar-SA"/>
+              </w:rPr>
+              <w:t>training OK</w:t>
+            </w:r>
+          </w:p>
+        </w:tc>
+        <w:tc>
+          <w:tcPr>
+            <w:tcW w:w="1119" w:type="dxa"/>
+            <w:tcBorders>
+              <w:top w:val="nil"/>
+            </w:tcBorders>
+          </w:tcPr>
+          <w:p>
+            <w:pPr>
+              <w:pStyle w:val="Normal"/>
+              <w:widowControl/>
+              <w:suppressAutoHyphens w:val="true"/>
+              <w:spacing w:lineRule="auto" w:line="240" w:before="0" w:after="0"/>
+              <w:jc w:val="center"/>
+              <w:rPr/>
+            </w:pPr>
+            <w:r>
+              <w:rPr>
+                <w:rFonts w:cs="" w:ascii="Calibri" w:hAnsi="Calibri"/>
+                <w:b w:val="false"/>
+                <w:kern w:val="0"/>
+                <w:sz w:val="21"/>
+                <w:szCs w:val="21"/>
+                <w:lang w:val="it-IT" w:eastAsia="en-US" w:bidi="ar-SA"/>
+              </w:rPr>
+              <w:t>3393</w:t>
+            </w:r>
+          </w:p>
+        </w:tc>
+        <w:tc>
+          <w:tcPr>
+            <w:tcW w:w="1118" w:type="dxa"/>
+            <w:tcBorders>
+              <w:top w:val="nil"/>
+            </w:tcBorders>
+          </w:tcPr>
+          <w:p>
+            <w:pPr>
+              <w:pStyle w:val="Normal"/>
+              <w:widowControl/>
+              <w:suppressAutoHyphens w:val="true"/>
+              <w:spacing w:lineRule="auto" w:line="240" w:before="0" w:after="0"/>
+              <w:jc w:val="center"/>
+              <w:rPr/>
+            </w:pPr>
+            <w:r>
+              <w:rPr>
+                <w:rFonts w:cs="" w:ascii="Calibri" w:hAnsi="Calibri"/>
+                <w:b w:val="false"/>
+                <w:kern w:val="0"/>
+                <w:sz w:val="21"/>
+                <w:szCs w:val="21"/>
+                <w:lang w:val="it-IT" w:eastAsia="en-US" w:bidi="ar-SA"/>
+              </w:rPr>
+              <w:t>20358</w:t>
+            </w:r>
+          </w:p>
+        </w:tc>
+        <w:tc>
+          <w:tcPr>
+            <w:tcW w:w="1119" w:type="dxa"/>
+            <w:tcBorders>
+              <w:top w:val="nil"/>
+            </w:tcBorders>
+          </w:tcPr>
+          <w:p>
+            <w:pPr>
+              <w:pStyle w:val="Normal"/>
+              <w:widowControl/>
+              <w:suppressAutoHyphens w:val="true"/>
+              <w:spacing w:lineRule="auto" w:line="240" w:before="0" w:after="0"/>
+              <w:jc w:val="center"/>
+              <w:rPr/>
+            </w:pPr>
+            <w:r>
+              <w:rPr>
+                <w:rFonts w:cs="" w:ascii="Calibri" w:hAnsi="Calibri"/>
+                <w:b w:val="false"/>
+                <w:kern w:val="0"/>
+                <w:sz w:val="21"/>
+                <w:szCs w:val="21"/>
+                <w:lang w:val="it-IT" w:eastAsia="en-US" w:bidi="ar-SA"/>
+              </w:rPr>
+              <w:t>225</w:t>
+            </w:r>
+          </w:p>
+        </w:tc>
+        <w:tc>
+          <w:tcPr>
+            <w:tcW w:w="1119" w:type="dxa"/>
+            <w:tcBorders>
+              <w:top w:val="nil"/>
+            </w:tcBorders>
+          </w:tcPr>
+          <w:p>
+            <w:pPr>
+              <w:pStyle w:val="Normal"/>
+              <w:widowControl/>
+              <w:suppressAutoHyphens w:val="true"/>
+              <w:spacing w:lineRule="auto" w:line="240" w:before="0" w:after="0"/>
+              <w:jc w:val="center"/>
+              <w:rPr/>
+            </w:pPr>
+            <w:r>
+              <w:rPr>
+                <w:rFonts w:cs="" w:ascii="Calibri" w:hAnsi="Calibri"/>
+                <w:b w:val="false"/>
+                <w:kern w:val="0"/>
+                <w:sz w:val="21"/>
+                <w:szCs w:val="21"/>
+                <w:lang w:val="it-IT" w:eastAsia="en-US" w:bidi="ar-SA"/>
+              </w:rPr>
+              <w:t>3005318</w:t>
+            </w:r>
+          </w:p>
+        </w:tc>
+        <w:tc>
+          <w:tcPr>
+            <w:tcW w:w="1119" w:type="dxa"/>
+            <w:tcBorders>
+              <w:top w:val="nil"/>
+            </w:tcBorders>
+          </w:tcPr>
+          <w:p>
+            <w:pPr>
+              <w:pStyle w:val="Normal"/>
+              <w:widowControl/>
+              <w:suppressAutoHyphens w:val="true"/>
+              <w:spacing w:lineRule="auto" w:line="240" w:before="0" w:after="0"/>
+              <w:jc w:val="center"/>
+              <w:rPr/>
+            </w:pPr>
+            <w:r>
+              <w:rPr>
+                <w:rFonts w:cs="" w:ascii="Calibri" w:hAnsi="Calibri"/>
+                <w:b w:val="false"/>
+                <w:kern w:val="0"/>
+                <w:sz w:val="21"/>
+                <w:szCs w:val="21"/>
+                <w:shd w:fill="FFFF00" w:val="clear"/>
+                <w:lang w:val="it-IT" w:eastAsia="en-US" w:bidi="ar-SA"/>
+              </w:rPr>
+              <w:t>49.62%</w:t>
+            </w:r>
+          </w:p>
+        </w:tc>
+        <w:tc>
+          <w:tcPr>
+            <w:tcW w:w="1118" w:type="dxa"/>
+            <w:tcBorders>
+              <w:top w:val="nil"/>
+            </w:tcBorders>
+          </w:tcPr>
+          <w:p>
+            <w:pPr>
+              <w:pStyle w:val="Normal"/>
+              <w:widowControl/>
+              <w:suppressAutoHyphens w:val="true"/>
+              <w:spacing w:lineRule="auto" w:line="240" w:before="0" w:after="0"/>
+              <w:jc w:val="center"/>
+              <w:rPr/>
+            </w:pPr>
+            <w:r>
+              <w:rPr>
+                <w:rFonts w:cs="" w:ascii="Calibri" w:hAnsi="Calibri"/>
+                <w:b w:val="false"/>
+                <w:kern w:val="0"/>
+                <w:sz w:val="21"/>
+                <w:szCs w:val="21"/>
+                <w:shd w:fill="FFFF00" w:val="clear"/>
+                <w:lang w:val="it-IT" w:eastAsia="en-US" w:bidi="ar-SA"/>
+              </w:rPr>
+              <w:t>22.12%</w:t>
+            </w:r>
+          </w:p>
+        </w:tc>
+        <w:tc>
+          <w:tcPr>
+            <w:tcW w:w="1119" w:type="dxa"/>
+            <w:tcBorders>
+              <w:top w:val="nil"/>
+            </w:tcBorders>
+          </w:tcPr>
+          <w:p>
+            <w:pPr>
+              <w:pStyle w:val="Normal"/>
+              <w:widowControl/>
+              <w:suppressAutoHyphens w:val="true"/>
+              <w:spacing w:lineRule="auto" w:line="240" w:before="0" w:after="0"/>
+              <w:jc w:val="center"/>
+              <w:rPr/>
+            </w:pPr>
+            <w:r>
+              <w:rPr>
+                <w:rFonts w:cs="" w:ascii="Calibri" w:hAnsi="Calibri"/>
+                <w:b w:val="false"/>
+                <w:kern w:val="0"/>
+                <w:sz w:val="21"/>
+                <w:szCs w:val="21"/>
+                <w:shd w:fill="FFFF00" w:val="clear"/>
+                <w:lang w:val="it-IT" w:eastAsia="en-US" w:bidi="ar-SA"/>
+              </w:rPr>
+              <w:t>17.47%</w:t>
+            </w:r>
+          </w:p>
+        </w:tc>
+        <w:tc>
+          <w:tcPr>
+            <w:tcW w:w="1120" w:type="dxa"/>
+            <w:tcBorders>
+              <w:top w:val="nil"/>
+            </w:tcBorders>
+          </w:tcPr>
+          <w:p>
+            <w:pPr>
+              <w:pStyle w:val="Normal"/>
+              <w:widowControl/>
+              <w:suppressAutoHyphens w:val="true"/>
+              <w:spacing w:lineRule="auto" w:line="240" w:before="0" w:after="0"/>
+              <w:jc w:val="center"/>
+              <w:rPr/>
+            </w:pPr>
+            <w:r>
+              <w:rPr>
+                <w:rFonts w:cs="" w:ascii="Calibri" w:hAnsi="Calibri"/>
+                <w:b w:val="false"/>
+                <w:kern w:val="0"/>
+                <w:sz w:val="21"/>
+                <w:szCs w:val="21"/>
+                <w:shd w:fill="FFFF00" w:val="clear"/>
+                <w:lang w:val="it-IT" w:eastAsia="en-US" w:bidi="ar-SA"/>
+              </w:rPr>
+              <w:t>10.79%</w:t>
+            </w:r>
+          </w:p>
+        </w:tc>
+        <w:tc>
+          <w:tcPr>
+            <w:tcW w:w="1118" w:type="dxa"/>
+            <w:tcBorders>
+              <w:top w:val="nil"/>
+            </w:tcBorders>
+          </w:tcPr>
+          <w:p>
+            <w:pPr>
+              <w:pStyle w:val="Normal"/>
+              <w:widowControl/>
+              <w:suppressAutoHyphens w:val="true"/>
+              <w:spacing w:lineRule="auto" w:line="240" w:before="0" w:after="0"/>
+              <w:jc w:val="center"/>
+              <w:rPr/>
+            </w:pPr>
+            <w:r>
+              <w:rPr>
+                <w:rFonts w:cs="" w:ascii="Calibri" w:hAnsi="Calibri"/>
+                <w:b w:val="false"/>
+                <w:kern w:val="0"/>
+                <w:sz w:val="21"/>
+                <w:szCs w:val="21"/>
+                <w:shd w:fill="FFFF00" w:val="clear"/>
+                <w:lang w:val="it-IT" w:eastAsia="en-US" w:bidi="ar-SA"/>
+              </w:rPr>
+              <w:t>63.30%</w:t>
+            </w:r>
+          </w:p>
+        </w:tc>
+        <w:tc>
+          <w:tcPr>
+            <w:tcW w:w="1118" w:type="dxa"/>
+            <w:tcBorders>
+              <w:top w:val="nil"/>
+            </w:tcBorders>
+          </w:tcPr>
+          <w:p>
+            <w:pPr>
+              <w:pStyle w:val="Normal"/>
+              <w:widowControl/>
+              <w:suppressAutoHyphens w:val="true"/>
+              <w:spacing w:lineRule="auto" w:line="240" w:before="0" w:after="0"/>
+              <w:jc w:val="center"/>
+              <w:rPr/>
+            </w:pPr>
+            <w:r>
+              <w:rPr>
+                <w:rFonts w:cs="" w:ascii="Calibri" w:hAnsi="Calibri"/>
+                <w:b w:val="false"/>
+                <w:kern w:val="0"/>
+                <w:sz w:val="21"/>
+                <w:szCs w:val="21"/>
+                <w:lang w:val="it-IT" w:eastAsia="en-US" w:bidi="ar-SA"/>
+              </w:rPr>
+              <w:t>empty</w:t>
+            </w:r>
+          </w:p>
+        </w:tc>
+      </w:tr>
+      <w:tr>
+        <w:trPr/>
+        <w:tc>
+          <w:tcPr>
+            <w:tcW w:w="1118" w:type="dxa"/>
+            <w:tcBorders/>
+          </w:tcPr>
+          <w:p>
+            <w:pPr>
+              <w:pStyle w:val="Normal"/>
+              <w:spacing w:before="0" w:after="200"/>
+              <w:jc w:val="center"/>
+              <w:rPr>
                 <w:rFonts w:ascii="Calibri" w:hAnsi="Calibri"/>
-                <w:b w:val="false"/>
-                <w:sz w:val="21"/>
-              </w:rPr>
-              <w:t>empty</w:t>
+                <w:sz w:val="21"/>
+                <w:szCs w:val="21"/>
+              </w:rPr>
+            </w:pPr>
+            <w:r>
+              <w:rPr>
+                <w:rFonts w:ascii="Calibri" w:hAnsi="Calibri"/>
+                <w:sz w:val="21"/>
+                <w:szCs w:val="21"/>
+              </w:rPr>
+              <w:t xml:space="preserve">Full curr. </w:t>
+            </w:r>
+            <w:r>
+              <w:rPr>
+                <w:rFonts w:ascii="Calibri" w:hAnsi="Calibri"/>
+                <w:sz w:val="20"/>
+                <w:szCs w:val="20"/>
+              </w:rPr>
+              <w:t xml:space="preserve">V1+P1+P2+P3/ </w:t>
+            </w:r>
+            <w:r>
+              <w:rPr>
+                <w:rFonts w:ascii="Calibri" w:hAnsi="Calibri"/>
+                <w:sz w:val="20"/>
+                <w:szCs w:val="20"/>
+                <w:shd w:fill="BF819E" w:val="clear"/>
+              </w:rPr>
+              <w:t>3M Steps/</w:t>
+            </w:r>
+            <w:r>
+              <w:rPr>
+                <w:rFonts w:ascii="Calibri" w:hAnsi="Calibri"/>
+                <w:sz w:val="20"/>
+                <w:szCs w:val="20"/>
+              </w:rPr>
+              <w:t xml:space="preserve"> </w:t>
+            </w:r>
+            <w:r>
+              <w:rPr>
+                <w:rFonts w:ascii="Calibri" w:hAnsi="Calibri"/>
+                <w:sz w:val="20"/>
+                <w:szCs w:val="20"/>
+                <w:shd w:fill="FFBF00" w:val="clear"/>
+              </w:rPr>
+              <w:t>LvsDiff 30;60;100</w:t>
+            </w:r>
+          </w:p>
+        </w:tc>
+        <w:tc>
+          <w:tcPr>
+            <w:tcW w:w="1119" w:type="dxa"/>
+            <w:tcBorders/>
+          </w:tcPr>
+          <w:p>
+            <w:pPr>
+              <w:pStyle w:val="Normal"/>
+              <w:spacing w:before="0" w:after="200"/>
+              <w:jc w:val="center"/>
+              <w:rPr>
+                <w:rFonts w:ascii="Calibri" w:hAnsi="Calibri"/>
+                <w:sz w:val="21"/>
+                <w:szCs w:val="21"/>
+              </w:rPr>
+            </w:pPr>
+            <w:r>
+              <w:rPr>
+                <w:rFonts w:ascii="Calibri" w:hAnsi="Calibri"/>
+                <w:sz w:val="21"/>
+                <w:szCs w:val="21"/>
+              </w:rPr>
+              <w:t>carla_mappo_20260525_205912</w:t>
+            </w:r>
+          </w:p>
+        </w:tc>
+        <w:tc>
+          <w:tcPr>
+            <w:tcW w:w="1119" w:type="dxa"/>
+            <w:tcBorders/>
+          </w:tcPr>
+          <w:p>
+            <w:pPr>
+              <w:pStyle w:val="Normal"/>
+              <w:spacing w:before="0" w:after="200"/>
+              <w:jc w:val="center"/>
+              <w:rPr>
+                <w:rFonts w:ascii="Calibri" w:hAnsi="Calibri"/>
+                <w:sz w:val="21"/>
+                <w:szCs w:val="21"/>
+              </w:rPr>
+            </w:pPr>
+            <w:r>
+              <w:rPr>
+                <w:rFonts w:ascii="Calibri" w:hAnsi="Calibri"/>
+                <w:sz w:val="21"/>
+                <w:szCs w:val="21"/>
+              </w:rPr>
+              <w:t>baseline curriculum-stack</w:t>
+            </w:r>
+          </w:p>
+        </w:tc>
+        <w:tc>
+          <w:tcPr>
+            <w:tcW w:w="1119" w:type="dxa"/>
+            <w:tcBorders/>
+          </w:tcPr>
+          <w:p>
+            <w:pPr>
+              <w:pStyle w:val="Normal"/>
+              <w:spacing w:before="0" w:after="200"/>
+              <w:jc w:val="center"/>
+              <w:rPr>
+                <w:rFonts w:ascii="Calibri" w:hAnsi="Calibri"/>
+                <w:sz w:val="21"/>
+                <w:szCs w:val="21"/>
+              </w:rPr>
+            </w:pPr>
+            <w:r>
+              <w:rPr>
+                <w:rFonts w:ascii="Calibri" w:hAnsi="Calibri"/>
+                <w:sz w:val="21"/>
+                <w:szCs w:val="21"/>
+              </w:rPr>
+              <w:t>3318</w:t>
+            </w:r>
+          </w:p>
+        </w:tc>
+        <w:tc>
+          <w:tcPr>
+            <w:tcW w:w="1118" w:type="dxa"/>
+            <w:tcBorders/>
+          </w:tcPr>
+          <w:p>
+            <w:pPr>
+              <w:pStyle w:val="Normal"/>
+              <w:spacing w:before="0" w:after="200"/>
+              <w:jc w:val="center"/>
+              <w:rPr>
+                <w:rFonts w:ascii="Calibri" w:hAnsi="Calibri"/>
+                <w:sz w:val="21"/>
+                <w:szCs w:val="21"/>
+              </w:rPr>
+            </w:pPr>
+            <w:r>
+              <w:rPr>
+                <w:rFonts w:ascii="Calibri" w:hAnsi="Calibri"/>
+                <w:sz w:val="21"/>
+                <w:szCs w:val="21"/>
+              </w:rPr>
+              <w:t>19908</w:t>
+            </w:r>
+          </w:p>
+        </w:tc>
+        <w:tc>
+          <w:tcPr>
+            <w:tcW w:w="1119" w:type="dxa"/>
+            <w:tcBorders/>
+          </w:tcPr>
+          <w:p>
+            <w:pPr>
+              <w:pStyle w:val="Normal"/>
+              <w:spacing w:before="0" w:after="200"/>
+              <w:jc w:val="center"/>
+              <w:rPr>
+                <w:rFonts w:ascii="Calibri" w:hAnsi="Calibri"/>
+                <w:sz w:val="21"/>
+                <w:szCs w:val="21"/>
+              </w:rPr>
+            </w:pPr>
+            <w:r>
+              <w:rPr>
+                <w:rFonts w:ascii="Calibri" w:hAnsi="Calibri"/>
+                <w:sz w:val="21"/>
+                <w:szCs w:val="21"/>
+              </w:rPr>
+              <w:t>225</w:t>
+            </w:r>
+          </w:p>
+        </w:tc>
+        <w:tc>
+          <w:tcPr>
+            <w:tcW w:w="1119" w:type="dxa"/>
+            <w:tcBorders/>
+          </w:tcPr>
+          <w:p>
+            <w:pPr>
+              <w:pStyle w:val="Normal"/>
+              <w:spacing w:before="0" w:after="200"/>
+              <w:jc w:val="center"/>
+              <w:rPr>
+                <w:rFonts w:ascii="Calibri" w:hAnsi="Calibri"/>
+                <w:sz w:val="21"/>
+                <w:szCs w:val="21"/>
+              </w:rPr>
+            </w:pPr>
+            <w:r>
+              <w:rPr>
+                <w:rFonts w:ascii="Calibri" w:hAnsi="Calibri"/>
+                <w:sz w:val="21"/>
+                <w:szCs w:val="21"/>
+              </w:rPr>
+              <w:t>3006141</w:t>
+            </w:r>
+          </w:p>
+        </w:tc>
+        <w:tc>
+          <w:tcPr>
+            <w:tcW w:w="1119" w:type="dxa"/>
+            <w:tcBorders/>
+          </w:tcPr>
+          <w:p>
+            <w:pPr>
+              <w:pStyle w:val="Normal"/>
+              <w:spacing w:before="0" w:after="200"/>
+              <w:jc w:val="center"/>
+              <w:rPr>
+                <w:rFonts w:ascii="Calibri" w:hAnsi="Calibri"/>
+                <w:sz w:val="21"/>
+                <w:szCs w:val="21"/>
+                <w:highlight w:val="none"/>
+                <w:shd w:fill="81D41A" w:val="clear"/>
+              </w:rPr>
+            </w:pPr>
+            <w:r>
+              <w:rPr>
+                <w:rFonts w:ascii="Calibri" w:hAnsi="Calibri"/>
+                <w:sz w:val="21"/>
+                <w:szCs w:val="21"/>
+                <w:shd w:fill="81D41A" w:val="clear"/>
+              </w:rPr>
+              <w:t>55.16%</w:t>
+            </w:r>
+          </w:p>
+        </w:tc>
+        <w:tc>
+          <w:tcPr>
+            <w:tcW w:w="1118" w:type="dxa"/>
+            <w:tcBorders/>
+          </w:tcPr>
+          <w:p>
+            <w:pPr>
+              <w:pStyle w:val="Normal"/>
+              <w:spacing w:before="0" w:after="200"/>
+              <w:jc w:val="center"/>
+              <w:rPr>
+                <w:rFonts w:ascii="Calibri" w:hAnsi="Calibri"/>
+                <w:sz w:val="21"/>
+                <w:szCs w:val="21"/>
+                <w:highlight w:val="none"/>
+                <w:shd w:fill="FFFF00" w:val="clear"/>
+              </w:rPr>
+            </w:pPr>
+            <w:r>
+              <w:rPr>
+                <w:rFonts w:ascii="Calibri" w:hAnsi="Calibri"/>
+                <w:sz w:val="21"/>
+                <w:szCs w:val="21"/>
+                <w:shd w:fill="FFFF00" w:val="clear"/>
+              </w:rPr>
+              <w:t>24.77%</w:t>
+            </w:r>
+          </w:p>
+        </w:tc>
+        <w:tc>
+          <w:tcPr>
+            <w:tcW w:w="1119" w:type="dxa"/>
+            <w:tcBorders/>
+          </w:tcPr>
+          <w:p>
+            <w:pPr>
+              <w:pStyle w:val="Normal"/>
+              <w:spacing w:before="0" w:after="200"/>
+              <w:jc w:val="center"/>
+              <w:rPr>
+                <w:rFonts w:ascii="Calibri" w:hAnsi="Calibri"/>
+                <w:sz w:val="21"/>
+                <w:szCs w:val="21"/>
+                <w:highlight w:val="none"/>
+                <w:shd w:fill="81D41A" w:val="clear"/>
+              </w:rPr>
+            </w:pPr>
+            <w:r>
+              <w:rPr>
+                <w:rFonts w:ascii="Calibri" w:hAnsi="Calibri"/>
+                <w:sz w:val="21"/>
+                <w:szCs w:val="21"/>
+                <w:shd w:fill="81D41A" w:val="clear"/>
+              </w:rPr>
+              <w:t>13.45%</w:t>
+            </w:r>
+          </w:p>
+        </w:tc>
+        <w:tc>
+          <w:tcPr>
+            <w:tcW w:w="1120" w:type="dxa"/>
+            <w:tcBorders/>
+          </w:tcPr>
+          <w:p>
+            <w:pPr>
+              <w:pStyle w:val="Normal"/>
+              <w:spacing w:before="0" w:after="200"/>
+              <w:jc w:val="center"/>
+              <w:rPr>
+                <w:rFonts w:ascii="Calibri" w:hAnsi="Calibri"/>
+                <w:sz w:val="21"/>
+                <w:szCs w:val="21"/>
+                <w:highlight w:val="none"/>
+                <w:shd w:fill="81D41A" w:val="clear"/>
+              </w:rPr>
+            </w:pPr>
+            <w:r>
+              <w:rPr>
+                <w:rFonts w:ascii="Calibri" w:hAnsi="Calibri"/>
+                <w:sz w:val="21"/>
+                <w:szCs w:val="21"/>
+                <w:shd w:fill="81D41A" w:val="clear"/>
+              </w:rPr>
+              <w:t>6.61%</w:t>
+            </w:r>
+          </w:p>
+        </w:tc>
+        <w:tc>
+          <w:tcPr>
+            <w:tcW w:w="1118" w:type="dxa"/>
+            <w:tcBorders/>
+          </w:tcPr>
+          <w:p>
+            <w:pPr>
+              <w:pStyle w:val="Normal"/>
+              <w:spacing w:before="0" w:after="200"/>
+              <w:jc w:val="center"/>
+              <w:rPr>
+                <w:rFonts w:ascii="Calibri" w:hAnsi="Calibri"/>
+                <w:sz w:val="21"/>
+                <w:szCs w:val="21"/>
+                <w:highlight w:val="none"/>
+                <w:shd w:fill="FFFF00" w:val="clear"/>
+              </w:rPr>
+            </w:pPr>
+            <w:r>
+              <w:rPr>
+                <w:rFonts w:ascii="Calibri" w:hAnsi="Calibri"/>
+                <w:sz w:val="21"/>
+                <w:szCs w:val="21"/>
+                <w:shd w:fill="FFFF00" w:val="clear"/>
+              </w:rPr>
+              <w:t>40.24%</w:t>
+            </w:r>
+          </w:p>
+        </w:tc>
+        <w:tc>
+          <w:tcPr>
+            <w:tcW w:w="1118" w:type="dxa"/>
+            <w:tcBorders/>
+          </w:tcPr>
+          <w:p>
+            <w:pPr>
+              <w:pStyle w:val="Normal"/>
+              <w:spacing w:before="0" w:after="200"/>
+              <w:jc w:val="center"/>
+              <w:rPr>
+                <w:rFonts w:ascii="Calibri" w:hAnsi="Calibri"/>
+                <w:sz w:val="21"/>
+                <w:szCs w:val="21"/>
+                <w:highlight w:val="none"/>
+                <w:shd w:fill="FFFF00" w:val="clear"/>
+              </w:rPr>
+            </w:pPr>
+            <w:r>
+              <w:rPr>
+                <w:rFonts w:ascii="Calibri" w:hAnsi="Calibri"/>
+                <w:sz w:val="21"/>
+                <w:szCs w:val="21"/>
+                <w:shd w:fill="FFFF00" w:val="clear"/>
+              </w:rPr>
+              <w:t>Ped SR corr Block-5.1; raw 62.13%</w:t>
             </w:r>
           </w:p>
         </w:tc>
@@ -20710,15 +21179,15 @@
       <w:rFonts w:cs="Lucida Sans"/>
     </w:rPr>
   </w:style>
-  <w:style w:type="paragraph" w:styleId="Intestazioneepidipagina">
-    <w:name w:val="Intestazione e piè di pagina"/>
+  <w:style w:type="paragraph" w:styleId="Intestazioneepidipaginauser">
+    <w:name w:val="Intestazione e piè di pagina (user)"/>
     <w:basedOn w:val="Normal"/>
     <w:qFormat/>
     <w:pPr/>
     <w:rPr/>
   </w:style>
-  <w:style w:type="paragraph" w:styleId="Intestazioneepidipaginauser">
-    <w:name w:val="Intestazione e piè di pagina (user)"/>
+  <w:style w:type="paragraph" w:styleId="Intestazioneepidipagina">
+    <w:name w:val="Intestazione e piè di pagina"/>
     <w:basedOn w:val="Normal"/>
     <w:qFormat/>
     <w:pPr/>
@@ -21100,7 +21569,7 @@
   </w:style>
   <w:style w:type="paragraph" w:styleId="IndexHeading">
     <w:name w:val="index heading"/>
-    <w:basedOn w:val="Titolo"/>
+    <w:basedOn w:val="Titolouser"/>
     <w:pPr/>
     <w:rPr/>
   </w:style>
@@ -21117,6 +21586,29 @@
       <w:outlineLvl w:val="9"/>
     </w:pPr>
     <w:rPr/>
+  </w:style>
+  <w:style w:type="paragraph" w:styleId="Contenutotabellauser">
+    <w:name w:val="Contenuto tabella (user)"/>
+    <w:basedOn w:val="Normal"/>
+    <w:qFormat/>
+    <w:pPr>
+      <w:widowControl w:val="false"/>
+      <w:suppressLineNumbers/>
+    </w:pPr>
+    <w:rPr/>
+  </w:style>
+  <w:style w:type="paragraph" w:styleId="Titolotabellauser">
+    <w:name w:val="Titolo tabella (user)"/>
+    <w:basedOn w:val="Contenutotabellauser"/>
+    <w:qFormat/>
+    <w:pPr>
+      <w:suppressLineNumbers/>
+      <w:jc w:val="center"/>
+    </w:pPr>
+    <w:rPr>
+      <w:b/>
+      <w:bCs/>
+    </w:rPr>
   </w:style>
   <w:style w:type="paragraph" w:styleId="Contenutotabella">
     <w:name w:val="Contenuto tabella"/>
@@ -21141,8 +21633,8 @@
       <w:bCs/>
     </w:rPr>
   </w:style>
-  <w:style w:type="numbering" w:styleId="Nessunelenco" w:default="1">
-    <w:name w:val="Nessun elenco"/>
+  <w:style w:type="numbering" w:styleId="Nessunelencouser" w:default="1">
+    <w:name w:val="Nessun elenco (user)"/>
     <w:uiPriority w:val="99"/>
     <w:semiHidden/>
     <w:unhideWhenUsed/>

--- a/reports/carla_finetuning_maggio_2026.docx
+++ b/reports/carla_finetuning_maggio_2026.docx
@@ -13885,6 +13885,138 @@
           </w:p>
         </w:tc>
       </w:tr>
+      <w:tr>
+        <w:tc>
+          <w:tcPr>
+            <w:tcW w:type="dxa" w:w="1118"/>
+          </w:tcPr>
+          <w:p>
+            <w:r>
+              <w:t>Conferma post-revert 23a0342 / 3M Steps / LvsDiff 30;60;100</w:t>
+            </w:r>
+          </w:p>
+        </w:tc>
+        <w:tc>
+          <w:tcPr>
+            <w:tcW w:type="dxa" w:w="1119"/>
+          </w:tcPr>
+          <w:p>
+            <w:r>
+              <w:t>carla_mappo_20260610_192146</w:t>
+            </w:r>
+          </w:p>
+        </w:tc>
+        <w:tc>
+          <w:tcPr>
+            <w:tcW w:type="dxa" w:w="1119"/>
+          </w:tcPr>
+          <w:p>
+            <w:r>
+              <w:t>conferma sana / PASS (regressione r0529 non riprodotta)</w:t>
+            </w:r>
+          </w:p>
+        </w:tc>
+        <w:tc>
+          <w:tcPr>
+            <w:tcW w:type="dxa" w:w="1119"/>
+          </w:tcPr>
+          <w:p>
+            <w:r>
+              <w:t>3297</w:t>
+            </w:r>
+          </w:p>
+        </w:tc>
+        <w:tc>
+          <w:tcPr>
+            <w:tcW w:type="dxa" w:w="1118"/>
+          </w:tcPr>
+          <w:p>
+            <w:r>
+              <w:t>19782</w:t>
+            </w:r>
+          </w:p>
+        </w:tc>
+        <w:tc>
+          <w:tcPr>
+            <w:tcW w:type="dxa" w:w="1119"/>
+          </w:tcPr>
+          <w:p>
+            <w:r>
+              <w:t>225</w:t>
+            </w:r>
+          </w:p>
+        </w:tc>
+        <w:tc>
+          <w:tcPr>
+            <w:tcW w:type="dxa" w:w="1119"/>
+          </w:tcPr>
+          <w:p>
+            <w:r>
+              <w:t>3000615</w:t>
+            </w:r>
+          </w:p>
+        </w:tc>
+        <w:tc>
+          <w:tcPr>
+            <w:tcW w:type="dxa" w:w="1119"/>
+          </w:tcPr>
+          <w:p>
+            <w:r>
+              <w:t>62.38%</w:t>
+            </w:r>
+          </w:p>
+        </w:tc>
+        <w:tc>
+          <w:tcPr>
+            <w:tcW w:type="dxa" w:w="1118"/>
+          </w:tcPr>
+          <w:p>
+            <w:r>
+              <w:t>23.60%</w:t>
+            </w:r>
+          </w:p>
+        </w:tc>
+        <w:tc>
+          <w:tcPr>
+            <w:tcW w:type="dxa" w:w="1119"/>
+          </w:tcPr>
+          <w:p>
+            <w:r>
+              <w:t>9.86%</w:t>
+            </w:r>
+          </w:p>
+        </w:tc>
+        <w:tc>
+          <w:tcPr>
+            <w:tcW w:type="dxa" w:w="1120"/>
+          </w:tcPr>
+          <w:p>
+            <w:r>
+              <w:t>4.17%</w:t>
+            </w:r>
+          </w:p>
+        </w:tc>
+        <w:tc>
+          <w:tcPr>
+            <w:tcW w:type="dxa" w:w="1118"/>
+          </w:tcPr>
+          <w:p>
+            <w:r>
+              <w:t>37.92%</w:t>
+            </w:r>
+          </w:p>
+        </w:tc>
+        <w:tc>
+          <w:tcPr>
+            <w:tcW w:type="dxa" w:w="1118"/>
+          </w:tcPr>
+          <w:p>
+            <w:r>
+              <w:t>training-only; final eval non lanciata; route_short demotato a sorgente (raw=corr)</w:t>
+            </w:r>
+          </w:p>
+        </w:tc>
+      </w:tr>
     </w:tbl>
     <w:p>
       <w:pPr>
@@ -17823,6 +17955,24 @@
         <w:rPr>
           <w:lang w:val="it-IT"/>
         </w:rPr>
+      </w:r>
+    </w:p>
+    <w:p>
+      <w:pPr>
+        <w:pStyle w:val="Heading1"/>
+      </w:pPr>
+      <w:r>
+        <w:t>4.2 Conferma post-revert - carla_mappo_20260610_192146 (2026-06-12)</w:t>
+      </w:r>
+    </w:p>
+    <w:p>
+      <w:r>
+        <w:t>Prima run 3M completa sul trunk post-revert 23a0342 (config identica a step5: --difficulty path, seed 999, curriculum_lock off, distanze 30/60/100 m per veicoli e pedoni; codice funzionalmente identico a r0528). Integrita: 3297 episodi x 6 = 19782 record, zero NaN/inf; timesteps_total 3.000.615. Veicoli cumulativa: SR 62.38%, stuck+timeout 23.60%, collision 9.86%, offroad 4.17%, speed 13.12 km/h; per livello easy 67.25% / medium 62.48% / hard 54.39%. Pedoni (route_short demotato a sorgente da d84fa3a, quindi raw=corr): SR 37.92%, stuck+timeout 40.16%, speed 1.544 m/s; per livello 64.20% / 31.36% / 11.00%. Q1-&gt;Q4 veicoli: 66.10 / 68.20 / 60.48 / 54.73 (miglior tenuta late-training delle tre repliche 3M; quartili confusi dal mix di livelli - ultimi 50 episodi, tutti hard: veh SR 59.33%, ped SR 8.00%).</w:t>
+      </w:r>
+    </w:p>
+    <w:p>
+      <w:r>
+        <w:t>Bottom line: la regressione easy di r0529 (61.07%) NON si riproduce - easy torna nella banda delle repliche (step5 67.76%, r0528 67.18%): revert confermato sano. r0610 e' la migliore replica su medium/hard (hard 54.39% vs 33.18/34.47, collision hard 10.75% vs 21.89/19.92), ma senza cambi di codice va trattata come varianza run-to-run, non come guadagno di policy (range SR veicoli cumulativa n=3: 52.2-62.4%); velocita' veicoli la piu' bassa delle tre (13.12 vs 19.83/15.68 km/h), timeout hard 9.67% da monitorare. Collasso pedonale su medium/hard strutturale (route under_target 92.1%, too_short 47.4%, sidewalk_fallback 35.7%) - supporta la proposta Fix SR Pedoni (commit 226adb4, decisione pendente). Unlock in linea con le repliche: first medium ep 838 (25.4%), first hard ep 2392 (72.6%). Fonte: episodes.jsonl ricalcolato da disco con evaluate_run_static.py (min_route_ratio 0.5).</w:t>
       </w:r>
     </w:p>
     <w:p>

--- a/reports/carla_finetuning_maggio_2026.docx
+++ b/reports/carla_finetuning_maggio_2026.docx
@@ -17973,6 +17973,34 @@
     <w:p>
       <w:r>
         <w:t>Bottom line: la regressione easy di r0529 (61.07%) NON si riproduce - easy torna nella banda delle repliche (step5 67.76%, r0528 67.18%): revert confermato sano. r0610 e' la migliore replica su medium/hard (hard 54.39% vs 33.18/34.47, collision hard 10.75% vs 21.89/19.92), ma senza cambi di codice va trattata come varianza run-to-run, non come guadagno di policy (range SR veicoli cumulativa n=3: 52.2-62.4%); velocita' veicoli la piu' bassa delle tre (13.12 vs 19.83/15.68 km/h), timeout hard 9.67% da monitorare. Collasso pedonale su medium/hard strutturale (route under_target 92.1%, too_short 47.4%, sidewalk_fallback 35.7%) - supporta la proposta Fix SR Pedoni (commit 226adb4, decisione pendente). Unlock in linea con le repliche: first medium ep 838 (25.4%), first hard ep 2392 (72.6%). Fonte: episodes.jsonl ricalcolato da disco con evaluate_run_static.py (min_route_ratio 0.5).</w:t>
+      </w:r>
+    </w:p>
+    <w:p>
+      <w:pPr>
+        <w:pStyle w:val="Heading1"/>
+      </w:pPr>
+      <w:r>
+        <w:t>4.3 Validazione max_cross=3 - carla_mappo_20260622_132848 (2026-06-22)</w:t>
+      </w:r>
+    </w:p>
+    <w:p>
+      <w:pPr/>
+      <w:r>
+        <w:t>A/B pulito single-knob vs baseline carla_mappo_20260617_103301 (unico delta: max_cross 8-&gt;3 in route_planner.py; run_config diff=0, seed 999, 300K hard-locked, route seed-paired). Integrita 6/6 (1890 = 315x6 record), nessun NaN/inf. Telemetria route_n_crossings ripristinata nel logger di training (era presente solo nel dict env-info di carla_multi_agent_env.py:594 e non arrivava in episodes.jsonl; ora inoltrata via centralized_critic.py agent_outcomes + mappo_runtime.py).</w:t>
+      </w:r>
+    </w:p>
+    <w:p>
+      <w:pPr/>
+      <w:r>
+        <w:t>Gate veicoli PASS 4/4 (validation vs baseline): SR 31.96-&gt;41.16% (+9.20pp), stuck+timeout 44.87-&gt;40.21% (-4.66pp), collision 14.50-&gt;12.17% (-2.33pp, migliorata), offroad 8.68-&gt;6.46% (-2.22pp, migliorata); speed 13.67-&gt;10.91 km/h (profilo piu cauto). Pedoni (vincolo non collassare) PASS: SR 51.75-&gt;52.17% (+0.42pp, piatta), collision 0.11% piatta, speed 2.525-&gt;2.152 m/s (rientra nella banda comfort [1.5, 2.2]). Quota respawn identica: la temuta conversione crossing-&gt;respawn non si e verificata.</w:t>
+      </w:r>
+    </w:p>
+    <w:p>
+      <w:pPr>
+        <w:pStyle w:val="IntenseQuote"/>
+      </w:pPr>
+      <w:r>
+        <w:t>Bottom line: max_cross=3 e il single-knob piu pulito del registry - meccanismo P1xV1 confermato (meno attraversamenti su carreggiata -&gt; meno collisioni/offroad veicolo) senza affondare la SR pedoni. Il cap ha morso in modo deterministico (ped optimal_len 111.6-&gt;106.3 m, under_target 43.2-&gt;49.7%). Caveat: n=1 vs n=1 a 300K, la magnitudine del +9.2pp SR veicoli porta varianza same-seed (~+/-5pp a 3M), ma la direzione collision/offroad e mechanism-locked. GO per la run 3M curriculum-vs-batch.</w:t>
       </w:r>
     </w:p>
     <w:p>

--- a/reports/carla_finetuning_maggio_2026.docx
+++ b/reports/carla_finetuning_maggio_2026.docx
@@ -19653,6 +19653,406 @@
           <w:sz w:val="16"/>
           <w:lang w:val="it-IT"/>
         </w:rPr>
+      </w:r>
+    </w:p>
+    <w:p>
+      <w:pPr>
+        <w:pStyle w:val="Heading1"/>
+      </w:pPr>
+      <w:r>
+        <w:t>8. Final 2x2 curriculum-vs-batch campaign (registered 2026-07-17)</w:t>
+      </w:r>
+    </w:p>
+    <w:p>
+      <w:r>
+        <w:t>Thesis campaign, comparison of record. Four runs x 3M steps on trunk 7defb03 ({MLP, GNN critic} x {curriculum, batch}, seed 999 paired, --difficulty path, curriculum_lock disabled; run_configs byte-identical except mode/use_gnn). The S2/S3 seed-replicate axis was dropped on 2026-07-14 (user decision, compute budget): every contrast is n=1 per cell, read against the 52.2-62.4% same-seed replicate band. Each run has its 400-episode final evaluation (easy/medium/hard Town03 + test Town05 80 m, stochastic policy, post-EvalBugfix pipeline). Integrity: 6 records/episode, 0 bad lines, 0 non-finite values across all 8 logs (GNN-C eval retained 401 episodes post-dedup, one benign extra easy episode). All numbers below recomputed from episodes.jsonl (docs/thesis/scripts/consolidate_campaign.py -&gt; docs/thesis/data/campaign_consolidation.json).</w:t>
+      </w:r>
+    </w:p>
+    <w:tbl>
+      <w:tblPr>
+        <w:tblStyle w:val="TableGrid"/>
+        <w:tblW w:type="auto" w:w="0"/>
+        <w:tblLook w:firstColumn="1" w:firstRow="1" w:lastColumn="0" w:lastRow="0" w:noHBand="0" w:noVBand="1" w:val="04A0"/>
+      </w:tblPr>
+      <w:tblGrid>
+        <w:gridCol w:w="2078"/>
+        <w:gridCol w:w="2078"/>
+        <w:gridCol w:w="2078"/>
+        <w:gridCol w:w="2078"/>
+        <w:gridCol w:w="2078"/>
+        <w:gridCol w:w="2078"/>
+        <w:gridCol w:w="2078"/>
+      </w:tblGrid>
+      <w:tr>
+        <w:tc>
+          <w:tcPr>
+            <w:tcW w:type="dxa" w:w="2078"/>
+          </w:tcPr>
+          <w:p>
+            <w:r>
+              <w:t>Cell</w:t>
+            </w:r>
+          </w:p>
+        </w:tc>
+        <w:tc>
+          <w:tcPr>
+            <w:tcW w:type="dxa" w:w="2078"/>
+          </w:tcPr>
+          <w:p>
+            <w:r>
+              <w:t>Run ID</w:t>
+            </w:r>
+          </w:p>
+        </w:tc>
+        <w:tc>
+          <w:tcPr>
+            <w:tcW w:type="dxa" w:w="2078"/>
+          </w:tcPr>
+          <w:p>
+            <w:r>
+              <w:t>Veh SR train (%)</w:t>
+            </w:r>
+          </w:p>
+        </w:tc>
+        <w:tc>
+          <w:tcPr>
+            <w:tcW w:type="dxa" w:w="2078"/>
+          </w:tcPr>
+          <w:p>
+            <w:r>
+              <w:t>Veh SR eval (%)</w:t>
+            </w:r>
+          </w:p>
+        </w:tc>
+        <w:tc>
+          <w:tcPr>
+            <w:tcW w:type="dxa" w:w="2078"/>
+          </w:tcPr>
+          <w:p>
+            <w:r>
+              <w:t>Veh coll eval (%)</w:t>
+            </w:r>
+          </w:p>
+        </w:tc>
+        <w:tc>
+          <w:tcPr>
+            <w:tcW w:type="dxa" w:w="2078"/>
+          </w:tcPr>
+          <w:p>
+            <w:r>
+              <w:t>Veh s+t eval (%)</w:t>
+            </w:r>
+          </w:p>
+        </w:tc>
+        <w:tc>
+          <w:tcPr>
+            <w:tcW w:type="dxa" w:w="2078"/>
+          </w:tcPr>
+          <w:p>
+            <w:r>
+              <w:t>Ped SR eval (%)</w:t>
+            </w:r>
+          </w:p>
+        </w:tc>
+      </w:tr>
+      <w:tr>
+        <w:tc>
+          <w:tcPr>
+            <w:tcW w:type="dxa" w:w="2078"/>
+          </w:tcPr>
+          <w:p>
+            <w:r>
+              <w:t>MLP-C</w:t>
+            </w:r>
+          </w:p>
+        </w:tc>
+        <w:tc>
+          <w:tcPr>
+            <w:tcW w:type="dxa" w:w="2078"/>
+          </w:tcPr>
+          <w:p>
+            <w:r>
+              <w:t>20260622_171626</w:t>
+            </w:r>
+          </w:p>
+        </w:tc>
+        <w:tc>
+          <w:tcPr>
+            <w:tcW w:type="dxa" w:w="2078"/>
+          </w:tcPr>
+          <w:p>
+            <w:r>
+              <w:t>57.28</w:t>
+            </w:r>
+          </w:p>
+        </w:tc>
+        <w:tc>
+          <w:tcPr>
+            <w:tcW w:type="dxa" w:w="2078"/>
+          </w:tcPr>
+          <w:p>
+            <w:r>
+              <w:t>48.33</w:t>
+            </w:r>
+          </w:p>
+        </w:tc>
+        <w:tc>
+          <w:tcPr>
+            <w:tcW w:type="dxa" w:w="2078"/>
+          </w:tcPr>
+          <w:p>
+            <w:r>
+              <w:t>10.42</w:t>
+            </w:r>
+          </w:p>
+        </w:tc>
+        <w:tc>
+          <w:tcPr>
+            <w:tcW w:type="dxa" w:w="2078"/>
+          </w:tcPr>
+          <w:p>
+            <w:r>
+              <w:t>38.25</w:t>
+            </w:r>
+          </w:p>
+        </w:tc>
+        <w:tc>
+          <w:tcPr>
+            <w:tcW w:type="dxa" w:w="2078"/>
+          </w:tcPr>
+          <w:p>
+            <w:r>
+              <w:t>47.00</w:t>
+            </w:r>
+          </w:p>
+        </w:tc>
+      </w:tr>
+      <w:tr>
+        <w:tc>
+          <w:tcPr>
+            <w:tcW w:type="dxa" w:w="2078"/>
+          </w:tcPr>
+          <w:p>
+            <w:r>
+              <w:t>MLP-B</w:t>
+            </w:r>
+          </w:p>
+        </w:tc>
+        <w:tc>
+          <w:tcPr>
+            <w:tcW w:type="dxa" w:w="2078"/>
+          </w:tcPr>
+          <w:p>
+            <w:r>
+              <w:t>20260623_171855</w:t>
+            </w:r>
+          </w:p>
+        </w:tc>
+        <w:tc>
+          <w:tcPr>
+            <w:tcW w:type="dxa" w:w="2078"/>
+          </w:tcPr>
+          <w:p>
+            <w:r>
+              <w:t>46.31</w:t>
+            </w:r>
+          </w:p>
+        </w:tc>
+        <w:tc>
+          <w:tcPr>
+            <w:tcW w:type="dxa" w:w="2078"/>
+          </w:tcPr>
+          <w:p>
+            <w:r>
+              <w:t>29.83</w:t>
+            </w:r>
+          </w:p>
+        </w:tc>
+        <w:tc>
+          <w:tcPr>
+            <w:tcW w:type="dxa" w:w="2078"/>
+          </w:tcPr>
+          <w:p>
+            <w:r>
+              <w:t>26.00</w:t>
+            </w:r>
+          </w:p>
+        </w:tc>
+        <w:tc>
+          <w:tcPr>
+            <w:tcW w:type="dxa" w:w="2078"/>
+          </w:tcPr>
+          <w:p>
+            <w:r>
+              <w:t>31.17</w:t>
+            </w:r>
+          </w:p>
+        </w:tc>
+        <w:tc>
+          <w:tcPr>
+            <w:tcW w:type="dxa" w:w="2078"/>
+          </w:tcPr>
+          <w:p>
+            <w:r>
+              <w:t>48.92</w:t>
+            </w:r>
+          </w:p>
+        </w:tc>
+      </w:tr>
+      <w:tr>
+        <w:tc>
+          <w:tcPr>
+            <w:tcW w:type="dxa" w:w="2078"/>
+          </w:tcPr>
+          <w:p>
+            <w:r>
+              <w:t>GNN-C</w:t>
+            </w:r>
+          </w:p>
+        </w:tc>
+        <w:tc>
+          <w:tcPr>
+            <w:tcW w:type="dxa" w:w="2078"/>
+          </w:tcPr>
+          <w:p>
+            <w:r>
+              <w:t>20260630_181143</w:t>
+            </w:r>
+          </w:p>
+        </w:tc>
+        <w:tc>
+          <w:tcPr>
+            <w:tcW w:type="dxa" w:w="2078"/>
+          </w:tcPr>
+          <w:p>
+            <w:r>
+              <w:t>56.55</w:t>
+            </w:r>
+          </w:p>
+        </w:tc>
+        <w:tc>
+          <w:tcPr>
+            <w:tcW w:type="dxa" w:w="2078"/>
+          </w:tcPr>
+          <w:p>
+            <w:r>
+              <w:t>41.65</w:t>
+            </w:r>
+          </w:p>
+        </w:tc>
+        <w:tc>
+          <w:tcPr>
+            <w:tcW w:type="dxa" w:w="2078"/>
+          </w:tcPr>
+          <w:p>
+            <w:r>
+              <w:t>22.94</w:t>
+            </w:r>
+          </w:p>
+        </w:tc>
+        <w:tc>
+          <w:tcPr>
+            <w:tcW w:type="dxa" w:w="2078"/>
+          </w:tcPr>
+          <w:p>
+            <w:r>
+              <w:t>25.10</w:t>
+            </w:r>
+          </w:p>
+        </w:tc>
+        <w:tc>
+          <w:tcPr>
+            <w:tcW w:type="dxa" w:w="2078"/>
+          </w:tcPr>
+          <w:p>
+            <w:r>
+              <w:t>59.02</w:t>
+            </w:r>
+          </w:p>
+        </w:tc>
+      </w:tr>
+      <w:tr>
+        <w:tc>
+          <w:tcPr>
+            <w:tcW w:type="dxa" w:w="2078"/>
+          </w:tcPr>
+          <w:p>
+            <w:r>
+              <w:t>GNN-B</w:t>
+            </w:r>
+          </w:p>
+        </w:tc>
+        <w:tc>
+          <w:tcPr>
+            <w:tcW w:type="dxa" w:w="2078"/>
+          </w:tcPr>
+          <w:p>
+            <w:r>
+              <w:t>20260714_155209</w:t>
+            </w:r>
+          </w:p>
+        </w:tc>
+        <w:tc>
+          <w:tcPr>
+            <w:tcW w:type="dxa" w:w="2078"/>
+          </w:tcPr>
+          <w:p>
+            <w:r>
+              <w:t>49.41</w:t>
+            </w:r>
+          </w:p>
+        </w:tc>
+        <w:tc>
+          <w:tcPr>
+            <w:tcW w:type="dxa" w:w="2078"/>
+          </w:tcPr>
+          <w:p>
+            <w:r>
+              <w:t>39.17</w:t>
+            </w:r>
+          </w:p>
+        </w:tc>
+        <w:tc>
+          <w:tcPr>
+            <w:tcW w:type="dxa" w:w="2078"/>
+          </w:tcPr>
+          <w:p>
+            <w:r>
+              <w:t>26.92</w:t>
+            </w:r>
+          </w:p>
+        </w:tc>
+        <w:tc>
+          <w:tcPr>
+            <w:tcW w:type="dxa" w:w="2078"/>
+          </w:tcPr>
+          <w:p>
+            <w:r>
+              <w:t>23.83</w:t>
+            </w:r>
+          </w:p>
+        </w:tc>
+        <w:tc>
+          <w:tcPr>
+            <w:tcW w:type="dxa" w:w="2078"/>
+          </w:tcPr>
+          <w:p>
+            <w:r>
+              <w:t>48.67</w:t>
+            </w:r>
+          </w:p>
+        </w:tc>
+      </w:tr>
+    </w:tbl>
+    <w:p/>
+    <w:p>
+      <w:r>
+        <w:t>Findings (vehicle eval SR): Delta(C-B) = +18.50 pp under the MLP critic (same sign in all 4 scenarios: +19.0/+20.7/+15.3/+19.0) vs +2.48 pp under the GNN critic (Town03 average -0.06, Town05 +10.00) - an architecture x regime interaction; only the Town05 advantage replicates across critics (+19.0/+10.0 pp). Failure grammars: MLP-curriculum slow/stalling (10.15 km/h, eval collision 10.42%) vs batch cells fast/colliding (eval collision 26.0/26.9%); the GNN critic rescues batch (+9.3 pp eval vs MLP-B) and reshapes curriculum without improving it at eval (-6.7 pp vs MLP-C). Pedestrians flat across arms except GNN-C at eval (59.02% vs 47-49%). Level-controlled within-run erosion in ALL cells (easy-level veh SR Q1-&gt;Q4: -16.5/-18.6/-10.8/-6.4 pp) - platform-level, halved under the GNN critic. Unlocks: medium ~26.1% of episodes in both curriculum cells; hard at 58.0% (GNN, competence gate) vs 71.0% (MLP, consistent with the 70% pressure cap).</w:t>
+      </w:r>
+    </w:p>
+    <w:p>
+      <w:r>
+        <w:t>Registered decisions: (1) the pending 'Step 5 stochastic eval relaunch' (run 20260525_205912, pre-crosswalk trunk) is superseded by this campaign and will not be run; (2) these four runs are the curriculum-vs-batch comparison of record - new candidates must not claim regime effects without re-running the paired design; (3) full analysis, figures and tables live in the thesis (docs/thesis/latex, Ch. 5). Registry entries added to CLAUDE.md and AGENTS.md on 2026-07-17.</w:t>
       </w:r>
     </w:p>
     <w:sectPr>
